--- a/LOC_2026.docx
+++ b/LOC_2026.docx
@@ -83,7 +83,7 @@
             </w:pPr>
             <w:r>
               <w:rPr>
-                <w:rFonts w:ascii="Taipei Sans TC Beta" w:hAnsi="Taipei Sans TC Beta" w:eastAsia="Taipei Sans TC Beta"/>
+                <w:rFonts w:ascii="Microsoft JhengHei" w:hAnsi="Microsoft JhengHei" w:eastAsia="Microsoft JhengHei"/>
                 <w:b/>
                 <w:color w:val="203748"/>
                 <w:sz w:val="21"/>
@@ -97,7 +97,7 @@
             </w:pPr>
             <w:r>
               <w:rPr>
-                <w:rFonts w:ascii="Taipei Sans TC Beta" w:hAnsi="Taipei Sans TC Beta" w:eastAsia="Taipei Sans TC Beta"/>
+                <w:rFonts w:ascii="Microsoft JhengHei" w:hAnsi="Microsoft JhengHei" w:eastAsia="Microsoft JhengHei"/>
                 <w:b w:val="0"/>
                 <w:color w:val="22272B"/>
                 <w:sz w:val="20"/>
@@ -142,6 +142,9 @@
     </w:p>
     <w:p>
       <w:r>
+        <w:rPr>
+          <w:rFonts w:ascii="Microsoft JhengHei" w:hAnsi="Microsoft JhengHei" w:eastAsia="Microsoft JhengHei"/>
+        </w:rPr>
         <w:br w:type="page"/>
       </w:r>
     </w:p>
@@ -197,7 +200,7 @@
             </w:pPr>
             <w:r>
               <w:rPr>
-                <w:rFonts w:ascii="Taipei Sans TC Beta" w:hAnsi="Taipei Sans TC Beta" w:eastAsia="Taipei Sans TC Beta"/>
+                <w:rFonts w:ascii="Microsoft JhengHei" w:hAnsi="Microsoft JhengHei" w:eastAsia="Microsoft JhengHei"/>
                 <w:b/>
                 <w:color w:val="203748"/>
                 <w:sz w:val="21"/>
@@ -211,7 +214,7 @@
             </w:pPr>
             <w:r>
               <w:rPr>
-                <w:rFonts w:ascii="Taipei Sans TC Beta" w:hAnsi="Taipei Sans TC Beta" w:eastAsia="Taipei Sans TC Beta"/>
+                <w:rFonts w:ascii="Microsoft JhengHei" w:hAnsi="Microsoft JhengHei" w:eastAsia="Microsoft JhengHei"/>
                 <w:b w:val="0"/>
                 <w:color w:val="22272B"/>
                 <w:sz w:val="20"/>
@@ -472,7 +475,7 @@
             </w:pPr>
             <w:r>
               <w:rPr>
-                <w:rFonts w:ascii="Taipei Sans TC Beta" w:hAnsi="Taipei Sans TC Beta" w:eastAsia="Taipei Sans TC Beta"/>
+                <w:rFonts w:ascii="Microsoft JhengHei" w:hAnsi="Microsoft JhengHei" w:eastAsia="Microsoft JhengHei"/>
                 <w:b/>
                 <w:color w:val="FFFFFF"/>
                 <w:sz w:val="18"/>
@@ -499,7 +502,7 @@
             </w:pPr>
             <w:r>
               <w:rPr>
-                <w:rFonts w:ascii="Taipei Sans TC Beta" w:hAnsi="Taipei Sans TC Beta" w:eastAsia="Taipei Sans TC Beta"/>
+                <w:rFonts w:ascii="Microsoft JhengHei" w:hAnsi="Microsoft JhengHei" w:eastAsia="Microsoft JhengHei"/>
                 <w:b/>
                 <w:color w:val="FFFFFF"/>
                 <w:sz w:val="18"/>
@@ -526,7 +529,7 @@
             </w:pPr>
             <w:r>
               <w:rPr>
-                <w:rFonts w:ascii="Taipei Sans TC Beta" w:hAnsi="Taipei Sans TC Beta" w:eastAsia="Taipei Sans TC Beta"/>
+                <w:rFonts w:ascii="Microsoft JhengHei" w:hAnsi="Microsoft JhengHei" w:eastAsia="Microsoft JhengHei"/>
                 <w:b/>
                 <w:color w:val="FFFFFF"/>
                 <w:sz w:val="18"/>
@@ -553,7 +556,7 @@
             </w:pPr>
             <w:r>
               <w:rPr>
-                <w:rFonts w:ascii="Taipei Sans TC Beta" w:hAnsi="Taipei Sans TC Beta" w:eastAsia="Taipei Sans TC Beta"/>
+                <w:rFonts w:ascii="Microsoft JhengHei" w:hAnsi="Microsoft JhengHei" w:eastAsia="Microsoft JhengHei"/>
                 <w:b w:val="0"/>
                 <w:color w:val="22272B"/>
                 <w:sz w:val="17"/>
@@ -578,7 +581,7 @@
             </w:pPr>
             <w:r>
               <w:rPr>
-                <w:rFonts w:ascii="Taipei Sans TC Beta" w:hAnsi="Taipei Sans TC Beta" w:eastAsia="Taipei Sans TC Beta"/>
+                <w:rFonts w:ascii="Microsoft JhengHei" w:hAnsi="Microsoft JhengHei" w:eastAsia="Microsoft JhengHei"/>
                 <w:b w:val="0"/>
                 <w:color w:val="22272B"/>
                 <w:sz w:val="17"/>
@@ -603,7 +606,7 @@
             </w:pPr>
             <w:r>
               <w:rPr>
-                <w:rFonts w:ascii="Taipei Sans TC Beta" w:hAnsi="Taipei Sans TC Beta" w:eastAsia="Taipei Sans TC Beta"/>
+                <w:rFonts w:ascii="Microsoft JhengHei" w:hAnsi="Microsoft JhengHei" w:eastAsia="Microsoft JhengHei"/>
                 <w:b w:val="0"/>
                 <w:color w:val="22272B"/>
                 <w:sz w:val="17"/>
@@ -631,7 +634,7 @@
             </w:pPr>
             <w:r>
               <w:rPr>
-                <w:rFonts w:ascii="Taipei Sans TC Beta" w:hAnsi="Taipei Sans TC Beta" w:eastAsia="Taipei Sans TC Beta"/>
+                <w:rFonts w:ascii="Microsoft JhengHei" w:hAnsi="Microsoft JhengHei" w:eastAsia="Microsoft JhengHei"/>
                 <w:b w:val="0"/>
                 <w:color w:val="22272B"/>
                 <w:sz w:val="17"/>
@@ -657,7 +660,7 @@
             </w:pPr>
             <w:r>
               <w:rPr>
-                <w:rFonts w:ascii="Taipei Sans TC Beta" w:hAnsi="Taipei Sans TC Beta" w:eastAsia="Taipei Sans TC Beta"/>
+                <w:rFonts w:ascii="Microsoft JhengHei" w:hAnsi="Microsoft JhengHei" w:eastAsia="Microsoft JhengHei"/>
                 <w:b w:val="0"/>
                 <w:color w:val="22272B"/>
                 <w:sz w:val="17"/>
@@ -683,7 +686,7 @@
             </w:pPr>
             <w:r>
               <w:rPr>
-                <w:rFonts w:ascii="Taipei Sans TC Beta" w:hAnsi="Taipei Sans TC Beta" w:eastAsia="Taipei Sans TC Beta"/>
+                <w:rFonts w:ascii="Microsoft JhengHei" w:hAnsi="Microsoft JhengHei" w:eastAsia="Microsoft JhengHei"/>
                 <w:b w:val="0"/>
                 <w:color w:val="22272B"/>
                 <w:sz w:val="17"/>
@@ -710,7 +713,7 @@
             </w:pPr>
             <w:r>
               <w:rPr>
-                <w:rFonts w:ascii="Taipei Sans TC Beta" w:hAnsi="Taipei Sans TC Beta" w:eastAsia="Taipei Sans TC Beta"/>
+                <w:rFonts w:ascii="Microsoft JhengHei" w:hAnsi="Microsoft JhengHei" w:eastAsia="Microsoft JhengHei"/>
                 <w:b w:val="0"/>
                 <w:color w:val="22272B"/>
                 <w:sz w:val="17"/>
@@ -735,7 +738,7 @@
             </w:pPr>
             <w:r>
               <w:rPr>
-                <w:rFonts w:ascii="Taipei Sans TC Beta" w:hAnsi="Taipei Sans TC Beta" w:eastAsia="Taipei Sans TC Beta"/>
+                <w:rFonts w:ascii="Microsoft JhengHei" w:hAnsi="Microsoft JhengHei" w:eastAsia="Microsoft JhengHei"/>
                 <w:b w:val="0"/>
                 <w:color w:val="22272B"/>
                 <w:sz w:val="17"/>
@@ -760,7 +763,7 @@
             </w:pPr>
             <w:r>
               <w:rPr>
-                <w:rFonts w:ascii="Taipei Sans TC Beta" w:hAnsi="Taipei Sans TC Beta" w:eastAsia="Taipei Sans TC Beta"/>
+                <w:rFonts w:ascii="Microsoft JhengHei" w:hAnsi="Microsoft JhengHei" w:eastAsia="Microsoft JhengHei"/>
                 <w:b w:val="0"/>
                 <w:color w:val="22272B"/>
                 <w:sz w:val="17"/>
@@ -788,7 +791,7 @@
             </w:pPr>
             <w:r>
               <w:rPr>
-                <w:rFonts w:ascii="Taipei Sans TC Beta" w:hAnsi="Taipei Sans TC Beta" w:eastAsia="Taipei Sans TC Beta"/>
+                <w:rFonts w:ascii="Microsoft JhengHei" w:hAnsi="Microsoft JhengHei" w:eastAsia="Microsoft JhengHei"/>
                 <w:b w:val="0"/>
                 <w:color w:val="22272B"/>
                 <w:sz w:val="17"/>
@@ -814,7 +817,7 @@
             </w:pPr>
             <w:r>
               <w:rPr>
-                <w:rFonts w:ascii="Taipei Sans TC Beta" w:hAnsi="Taipei Sans TC Beta" w:eastAsia="Taipei Sans TC Beta"/>
+                <w:rFonts w:ascii="Microsoft JhengHei" w:hAnsi="Microsoft JhengHei" w:eastAsia="Microsoft JhengHei"/>
                 <w:b w:val="0"/>
                 <w:color w:val="22272B"/>
                 <w:sz w:val="17"/>
@@ -840,7 +843,7 @@
             </w:pPr>
             <w:r>
               <w:rPr>
-                <w:rFonts w:ascii="Taipei Sans TC Beta" w:hAnsi="Taipei Sans TC Beta" w:eastAsia="Taipei Sans TC Beta"/>
+                <w:rFonts w:ascii="Microsoft JhengHei" w:hAnsi="Microsoft JhengHei" w:eastAsia="Microsoft JhengHei"/>
                 <w:b w:val="0"/>
                 <w:color w:val="22272B"/>
                 <w:sz w:val="17"/>
@@ -1081,7 +1084,7 @@
             </w:pPr>
             <w:r>
               <w:rPr>
-                <w:rFonts w:ascii="Taipei Sans TC Beta" w:hAnsi="Taipei Sans TC Beta" w:eastAsia="Taipei Sans TC Beta"/>
+                <w:rFonts w:ascii="Microsoft JhengHei" w:hAnsi="Microsoft JhengHei" w:eastAsia="Microsoft JhengHei"/>
                 <w:b/>
                 <w:color w:val="FFFFFF"/>
                 <w:sz w:val="18"/>
@@ -1108,7 +1111,7 @@
             </w:pPr>
             <w:r>
               <w:rPr>
-                <w:rFonts w:ascii="Taipei Sans TC Beta" w:hAnsi="Taipei Sans TC Beta" w:eastAsia="Taipei Sans TC Beta"/>
+                <w:rFonts w:ascii="Microsoft JhengHei" w:hAnsi="Microsoft JhengHei" w:eastAsia="Microsoft JhengHei"/>
                 <w:b/>
                 <w:color w:val="FFFFFF"/>
                 <w:sz w:val="18"/>
@@ -1135,7 +1138,7 @@
             </w:pPr>
             <w:r>
               <w:rPr>
-                <w:rFonts w:ascii="Taipei Sans TC Beta" w:hAnsi="Taipei Sans TC Beta" w:eastAsia="Taipei Sans TC Beta"/>
+                <w:rFonts w:ascii="Microsoft JhengHei" w:hAnsi="Microsoft JhengHei" w:eastAsia="Microsoft JhengHei"/>
                 <w:b/>
                 <w:color w:val="FFFFFF"/>
                 <w:sz w:val="18"/>
@@ -1162,7 +1165,7 @@
             </w:pPr>
             <w:r>
               <w:rPr>
-                <w:rFonts w:ascii="Taipei Sans TC Beta" w:hAnsi="Taipei Sans TC Beta" w:eastAsia="Taipei Sans TC Beta"/>
+                <w:rFonts w:ascii="Microsoft JhengHei" w:hAnsi="Microsoft JhengHei" w:eastAsia="Microsoft JhengHei"/>
                 <w:b w:val="0"/>
                 <w:color w:val="22272B"/>
                 <w:sz w:val="17"/>
@@ -1187,7 +1190,7 @@
             </w:pPr>
             <w:r>
               <w:rPr>
-                <w:rFonts w:ascii="Taipei Sans TC Beta" w:hAnsi="Taipei Sans TC Beta" w:eastAsia="Taipei Sans TC Beta"/>
+                <w:rFonts w:ascii="Microsoft JhengHei" w:hAnsi="Microsoft JhengHei" w:eastAsia="Microsoft JhengHei"/>
                 <w:b w:val="0"/>
                 <w:color w:val="22272B"/>
                 <w:sz w:val="17"/>
@@ -1212,7 +1215,7 @@
             </w:pPr>
             <w:r>
               <w:rPr>
-                <w:rFonts w:ascii="Taipei Sans TC Beta" w:hAnsi="Taipei Sans TC Beta" w:eastAsia="Taipei Sans TC Beta"/>
+                <w:rFonts w:ascii="Microsoft JhengHei" w:hAnsi="Microsoft JhengHei" w:eastAsia="Microsoft JhengHei"/>
                 <w:b w:val="0"/>
                 <w:color w:val="22272B"/>
                 <w:sz w:val="17"/>
@@ -1240,7 +1243,7 @@
             </w:pPr>
             <w:r>
               <w:rPr>
-                <w:rFonts w:ascii="Taipei Sans TC Beta" w:hAnsi="Taipei Sans TC Beta" w:eastAsia="Taipei Sans TC Beta"/>
+                <w:rFonts w:ascii="Microsoft JhengHei" w:hAnsi="Microsoft JhengHei" w:eastAsia="Microsoft JhengHei"/>
                 <w:b w:val="0"/>
                 <w:color w:val="22272B"/>
                 <w:sz w:val="17"/>
@@ -1266,7 +1269,7 @@
             </w:pPr>
             <w:r>
               <w:rPr>
-                <w:rFonts w:ascii="Taipei Sans TC Beta" w:hAnsi="Taipei Sans TC Beta" w:eastAsia="Taipei Sans TC Beta"/>
+                <w:rFonts w:ascii="Microsoft JhengHei" w:hAnsi="Microsoft JhengHei" w:eastAsia="Microsoft JhengHei"/>
                 <w:b w:val="0"/>
                 <w:color w:val="22272B"/>
                 <w:sz w:val="17"/>
@@ -1292,7 +1295,7 @@
             </w:pPr>
             <w:r>
               <w:rPr>
-                <w:rFonts w:ascii="Taipei Sans TC Beta" w:hAnsi="Taipei Sans TC Beta" w:eastAsia="Taipei Sans TC Beta"/>
+                <w:rFonts w:ascii="Microsoft JhengHei" w:hAnsi="Microsoft JhengHei" w:eastAsia="Microsoft JhengHei"/>
                 <w:b w:val="0"/>
                 <w:color w:val="22272B"/>
                 <w:sz w:val="17"/>
@@ -1319,7 +1322,7 @@
             </w:pPr>
             <w:r>
               <w:rPr>
-                <w:rFonts w:ascii="Taipei Sans TC Beta" w:hAnsi="Taipei Sans TC Beta" w:eastAsia="Taipei Sans TC Beta"/>
+                <w:rFonts w:ascii="Microsoft JhengHei" w:hAnsi="Microsoft JhengHei" w:eastAsia="Microsoft JhengHei"/>
                 <w:b w:val="0"/>
                 <w:color w:val="22272B"/>
                 <w:sz w:val="17"/>
@@ -1344,7 +1347,7 @@
             </w:pPr>
             <w:r>
               <w:rPr>
-                <w:rFonts w:ascii="Taipei Sans TC Beta" w:hAnsi="Taipei Sans TC Beta" w:eastAsia="Taipei Sans TC Beta"/>
+                <w:rFonts w:ascii="Microsoft JhengHei" w:hAnsi="Microsoft JhengHei" w:eastAsia="Microsoft JhengHei"/>
                 <w:b w:val="0"/>
                 <w:color w:val="22272B"/>
                 <w:sz w:val="17"/>
@@ -1369,7 +1372,7 @@
             </w:pPr>
             <w:r>
               <w:rPr>
-                <w:rFonts w:ascii="Taipei Sans TC Beta" w:hAnsi="Taipei Sans TC Beta" w:eastAsia="Taipei Sans TC Beta"/>
+                <w:rFonts w:ascii="Microsoft JhengHei" w:hAnsi="Microsoft JhengHei" w:eastAsia="Microsoft JhengHei"/>
                 <w:b w:val="0"/>
                 <w:color w:val="22272B"/>
                 <w:sz w:val="17"/>
@@ -1397,7 +1400,7 @@
             </w:pPr>
             <w:r>
               <w:rPr>
-                <w:rFonts w:ascii="Taipei Sans TC Beta" w:hAnsi="Taipei Sans TC Beta" w:eastAsia="Taipei Sans TC Beta"/>
+                <w:rFonts w:ascii="Microsoft JhengHei" w:hAnsi="Microsoft JhengHei" w:eastAsia="Microsoft JhengHei"/>
                 <w:b w:val="0"/>
                 <w:color w:val="22272B"/>
                 <w:sz w:val="17"/>
@@ -1423,7 +1426,7 @@
             </w:pPr>
             <w:r>
               <w:rPr>
-                <w:rFonts w:ascii="Taipei Sans TC Beta" w:hAnsi="Taipei Sans TC Beta" w:eastAsia="Taipei Sans TC Beta"/>
+                <w:rFonts w:ascii="Microsoft JhengHei" w:hAnsi="Microsoft JhengHei" w:eastAsia="Microsoft JhengHei"/>
                 <w:b w:val="0"/>
                 <w:color w:val="22272B"/>
                 <w:sz w:val="17"/>
@@ -1449,7 +1452,7 @@
             </w:pPr>
             <w:r>
               <w:rPr>
-                <w:rFonts w:ascii="Taipei Sans TC Beta" w:hAnsi="Taipei Sans TC Beta" w:eastAsia="Taipei Sans TC Beta"/>
+                <w:rFonts w:ascii="Microsoft JhengHei" w:hAnsi="Microsoft JhengHei" w:eastAsia="Microsoft JhengHei"/>
                 <w:b w:val="0"/>
                 <w:color w:val="22272B"/>
                 <w:sz w:val="17"/>
@@ -1504,7 +1507,7 @@
             </w:pPr>
             <w:r>
               <w:rPr>
-                <w:rFonts w:ascii="Taipei Sans TC Beta" w:hAnsi="Taipei Sans TC Beta" w:eastAsia="Taipei Sans TC Beta"/>
+                <w:rFonts w:ascii="Microsoft JhengHei" w:hAnsi="Microsoft JhengHei" w:eastAsia="Microsoft JhengHei"/>
                 <w:b/>
                 <w:color w:val="203748"/>
                 <w:sz w:val="21"/>
@@ -1518,7 +1521,7 @@
             </w:pPr>
             <w:r>
               <w:rPr>
-                <w:rFonts w:ascii="Taipei Sans TC Beta" w:hAnsi="Taipei Sans TC Beta" w:eastAsia="Taipei Sans TC Beta"/>
+                <w:rFonts w:ascii="Microsoft JhengHei" w:hAnsi="Microsoft JhengHei" w:eastAsia="Microsoft JhengHei"/>
                 <w:b w:val="0"/>
                 <w:color w:val="22272B"/>
                 <w:sz w:val="20"/>
@@ -1611,6 +1614,14 @@
         <w:t>65「玄」＝ chaos；66「命」＝ fate。玄是混沌與變數，命是命運與全局承接。兩者屬特殊個人符文，不納入八組各八枚的 64 格。早期文件曾寫成 65 命、66 玄，現行母資料及 Canon 已改為先玄後命。</w:t>
       </w:r>
     </w:p>
+    <w:p>
+      <w:r>
+        <w:rPr>
+          <w:rFonts w:ascii="Microsoft JhengHei" w:hAnsi="Microsoft JhengHei" w:eastAsia="Microsoft JhengHei"/>
+        </w:rPr>
+        <w:t>Canon 2.0 補充：玄與命的完整四方向／月相運行資料屬後續補充項目，目前不強行補齊，也不影響 2.0 的核心骨架成立。</w:t>
+      </w:r>
+    </w:p>
     <w:tbl>
       <w:tblPr>
         <w:tblStyle w:val="TableGrid"/>
@@ -1648,7 +1659,7 @@
             </w:pPr>
             <w:r>
               <w:rPr>
-                <w:rFonts w:ascii="Taipei Sans TC Beta" w:hAnsi="Taipei Sans TC Beta" w:eastAsia="Taipei Sans TC Beta"/>
+                <w:rFonts w:ascii="Microsoft JhengHei" w:hAnsi="Microsoft JhengHei" w:eastAsia="Microsoft JhengHei"/>
                 <w:b/>
                 <w:color w:val="FFFFFF"/>
                 <w:sz w:val="18"/>
@@ -1675,7 +1686,7 @@
             </w:pPr>
             <w:r>
               <w:rPr>
-                <w:rFonts w:ascii="Taipei Sans TC Beta" w:hAnsi="Taipei Sans TC Beta" w:eastAsia="Taipei Sans TC Beta"/>
+                <w:rFonts w:ascii="Microsoft JhengHei" w:hAnsi="Microsoft JhengHei" w:eastAsia="Microsoft JhengHei"/>
                 <w:b/>
                 <w:color w:val="FFFFFF"/>
                 <w:sz w:val="18"/>
@@ -1702,7 +1713,7 @@
             </w:pPr>
             <w:r>
               <w:rPr>
-                <w:rFonts w:ascii="Taipei Sans TC Beta" w:hAnsi="Taipei Sans TC Beta" w:eastAsia="Taipei Sans TC Beta"/>
+                <w:rFonts w:ascii="Microsoft JhengHei" w:hAnsi="Microsoft JhengHei" w:eastAsia="Microsoft JhengHei"/>
                 <w:b/>
                 <w:color w:val="FFFFFF"/>
                 <w:sz w:val="18"/>
@@ -1729,7 +1740,7 @@
             </w:pPr>
             <w:r>
               <w:rPr>
-                <w:rFonts w:ascii="Taipei Sans TC Beta" w:hAnsi="Taipei Sans TC Beta" w:eastAsia="Taipei Sans TC Beta"/>
+                <w:rFonts w:ascii="Microsoft JhengHei" w:hAnsi="Microsoft JhengHei" w:eastAsia="Microsoft JhengHei"/>
                 <w:b/>
                 <w:color w:val="FFFFFF"/>
                 <w:sz w:val="18"/>
@@ -1756,7 +1767,7 @@
             </w:pPr>
             <w:r>
               <w:rPr>
-                <w:rFonts w:ascii="Taipei Sans TC Beta" w:hAnsi="Taipei Sans TC Beta" w:eastAsia="Taipei Sans TC Beta"/>
+                <w:rFonts w:ascii="Microsoft JhengHei" w:hAnsi="Microsoft JhengHei" w:eastAsia="Microsoft JhengHei"/>
                 <w:b w:val="0"/>
                 <w:color w:val="22272B"/>
                 <w:sz w:val="17"/>
@@ -1781,7 +1792,7 @@
             </w:pPr>
             <w:r>
               <w:rPr>
-                <w:rFonts w:ascii="Taipei Sans TC Beta" w:hAnsi="Taipei Sans TC Beta" w:eastAsia="Taipei Sans TC Beta"/>
+                <w:rFonts w:ascii="Microsoft JhengHei" w:hAnsi="Microsoft JhengHei" w:eastAsia="Microsoft JhengHei"/>
                 <w:b w:val="0"/>
                 <w:color w:val="22272B"/>
                 <w:sz w:val="17"/>
@@ -1806,7 +1817,7 @@
             </w:pPr>
             <w:r>
               <w:rPr>
-                <w:rFonts w:ascii="Taipei Sans TC Beta" w:hAnsi="Taipei Sans TC Beta" w:eastAsia="Taipei Sans TC Beta"/>
+                <w:rFonts w:ascii="Microsoft JhengHei" w:hAnsi="Microsoft JhengHei" w:eastAsia="Microsoft JhengHei"/>
                 <w:b w:val="0"/>
                 <w:color w:val="22272B"/>
                 <w:sz w:val="17"/>
@@ -1831,7 +1842,7 @@
             </w:pPr>
             <w:r>
               <w:rPr>
-                <w:rFonts w:ascii="Taipei Sans TC Beta" w:hAnsi="Taipei Sans TC Beta" w:eastAsia="Taipei Sans TC Beta"/>
+                <w:rFonts w:ascii="Microsoft JhengHei" w:hAnsi="Microsoft JhengHei" w:eastAsia="Microsoft JhengHei"/>
                 <w:b w:val="0"/>
                 <w:color w:val="22272B"/>
                 <w:sz w:val="17"/>
@@ -1859,7 +1870,7 @@
             </w:pPr>
             <w:r>
               <w:rPr>
-                <w:rFonts w:ascii="Taipei Sans TC Beta" w:hAnsi="Taipei Sans TC Beta" w:eastAsia="Taipei Sans TC Beta"/>
+                <w:rFonts w:ascii="Microsoft JhengHei" w:hAnsi="Microsoft JhengHei" w:eastAsia="Microsoft JhengHei"/>
                 <w:b w:val="0"/>
                 <w:color w:val="22272B"/>
                 <w:sz w:val="17"/>
@@ -1885,7 +1896,7 @@
             </w:pPr>
             <w:r>
               <w:rPr>
-                <w:rFonts w:ascii="Taipei Sans TC Beta" w:hAnsi="Taipei Sans TC Beta" w:eastAsia="Taipei Sans TC Beta"/>
+                <w:rFonts w:ascii="Microsoft JhengHei" w:hAnsi="Microsoft JhengHei" w:eastAsia="Microsoft JhengHei"/>
                 <w:b w:val="0"/>
                 <w:color w:val="22272B"/>
                 <w:sz w:val="17"/>
@@ -1911,7 +1922,7 @@
             </w:pPr>
             <w:r>
               <w:rPr>
-                <w:rFonts w:ascii="Taipei Sans TC Beta" w:hAnsi="Taipei Sans TC Beta" w:eastAsia="Taipei Sans TC Beta"/>
+                <w:rFonts w:ascii="Microsoft JhengHei" w:hAnsi="Microsoft JhengHei" w:eastAsia="Microsoft JhengHei"/>
                 <w:b w:val="0"/>
                 <w:color w:val="22272B"/>
                 <w:sz w:val="17"/>
@@ -1937,7 +1948,7 @@
             </w:pPr>
             <w:r>
               <w:rPr>
-                <w:rFonts w:ascii="Taipei Sans TC Beta" w:hAnsi="Taipei Sans TC Beta" w:eastAsia="Taipei Sans TC Beta"/>
+                <w:rFonts w:ascii="Microsoft JhengHei" w:hAnsi="Microsoft JhengHei" w:eastAsia="Microsoft JhengHei"/>
                 <w:b w:val="0"/>
                 <w:color w:val="22272B"/>
                 <w:sz w:val="17"/>
@@ -1964,7 +1975,7 @@
             </w:pPr>
             <w:r>
               <w:rPr>
-                <w:rFonts w:ascii="Taipei Sans TC Beta" w:hAnsi="Taipei Sans TC Beta" w:eastAsia="Taipei Sans TC Beta"/>
+                <w:rFonts w:ascii="Microsoft JhengHei" w:hAnsi="Microsoft JhengHei" w:eastAsia="Microsoft JhengHei"/>
                 <w:b w:val="0"/>
                 <w:color w:val="22272B"/>
                 <w:sz w:val="17"/>
@@ -1989,7 +2000,7 @@
             </w:pPr>
             <w:r>
               <w:rPr>
-                <w:rFonts w:ascii="Taipei Sans TC Beta" w:hAnsi="Taipei Sans TC Beta" w:eastAsia="Taipei Sans TC Beta"/>
+                <w:rFonts w:ascii="Microsoft JhengHei" w:hAnsi="Microsoft JhengHei" w:eastAsia="Microsoft JhengHei"/>
                 <w:b w:val="0"/>
                 <w:color w:val="22272B"/>
                 <w:sz w:val="17"/>
@@ -2014,7 +2025,7 @@
             </w:pPr>
             <w:r>
               <w:rPr>
-                <w:rFonts w:ascii="Taipei Sans TC Beta" w:hAnsi="Taipei Sans TC Beta" w:eastAsia="Taipei Sans TC Beta"/>
+                <w:rFonts w:ascii="Microsoft JhengHei" w:hAnsi="Microsoft JhengHei" w:eastAsia="Microsoft JhengHei"/>
                 <w:b w:val="0"/>
                 <w:color w:val="22272B"/>
                 <w:sz w:val="17"/>
@@ -2039,7 +2050,7 @@
             </w:pPr>
             <w:r>
               <w:rPr>
-                <w:rFonts w:ascii="Taipei Sans TC Beta" w:hAnsi="Taipei Sans TC Beta" w:eastAsia="Taipei Sans TC Beta"/>
+                <w:rFonts w:ascii="Microsoft JhengHei" w:hAnsi="Microsoft JhengHei" w:eastAsia="Microsoft JhengHei"/>
                 <w:b w:val="0"/>
                 <w:color w:val="22272B"/>
                 <w:sz w:val="17"/>
@@ -2105,7 +2116,7 @@
             </w:pPr>
             <w:r>
               <w:rPr>
-                <w:rFonts w:ascii="Taipei Sans TC Beta" w:hAnsi="Taipei Sans TC Beta" w:eastAsia="Taipei Sans TC Beta"/>
+                <w:rFonts w:ascii="Microsoft JhengHei" w:hAnsi="Microsoft JhengHei" w:eastAsia="Microsoft JhengHei"/>
                 <w:b/>
                 <w:color w:val="FFFFFF"/>
                 <w:sz w:val="18"/>
@@ -2132,7 +2143,7 @@
             </w:pPr>
             <w:r>
               <w:rPr>
-                <w:rFonts w:ascii="Taipei Sans TC Beta" w:hAnsi="Taipei Sans TC Beta" w:eastAsia="Taipei Sans TC Beta"/>
+                <w:rFonts w:ascii="Microsoft JhengHei" w:hAnsi="Microsoft JhengHei" w:eastAsia="Microsoft JhengHei"/>
                 <w:b/>
                 <w:color w:val="FFFFFF"/>
                 <w:sz w:val="18"/>
@@ -2159,7 +2170,7 @@
             </w:pPr>
             <w:r>
               <w:rPr>
-                <w:rFonts w:ascii="Taipei Sans TC Beta" w:hAnsi="Taipei Sans TC Beta" w:eastAsia="Taipei Sans TC Beta"/>
+                <w:rFonts w:ascii="Microsoft JhengHei" w:hAnsi="Microsoft JhengHei" w:eastAsia="Microsoft JhengHei"/>
                 <w:b/>
                 <w:color w:val="FFFFFF"/>
                 <w:sz w:val="18"/>
@@ -2186,7 +2197,7 @@
             </w:pPr>
             <w:r>
               <w:rPr>
-                <w:rFonts w:ascii="Taipei Sans TC Beta" w:hAnsi="Taipei Sans TC Beta" w:eastAsia="Taipei Sans TC Beta"/>
+                <w:rFonts w:ascii="Microsoft JhengHei" w:hAnsi="Microsoft JhengHei" w:eastAsia="Microsoft JhengHei"/>
                 <w:b/>
                 <w:color w:val="FFFFFF"/>
                 <w:sz w:val="18"/>
@@ -2213,7 +2224,7 @@
             </w:pPr>
             <w:r>
               <w:rPr>
-                <w:rFonts w:ascii="Taipei Sans TC Beta" w:hAnsi="Taipei Sans TC Beta" w:eastAsia="Taipei Sans TC Beta"/>
+                <w:rFonts w:ascii="Microsoft JhengHei" w:hAnsi="Microsoft JhengHei" w:eastAsia="Microsoft JhengHei"/>
                 <w:b w:val="0"/>
                 <w:color w:val="22272B"/>
                 <w:sz w:val="17"/>
@@ -2238,7 +2249,7 @@
             </w:pPr>
             <w:r>
               <w:rPr>
-                <w:rFonts w:ascii="Taipei Sans TC Beta" w:hAnsi="Taipei Sans TC Beta" w:eastAsia="Taipei Sans TC Beta"/>
+                <w:rFonts w:ascii="Microsoft JhengHei" w:hAnsi="Microsoft JhengHei" w:eastAsia="Microsoft JhengHei"/>
                 <w:b w:val="0"/>
                 <w:color w:val="22272B"/>
                 <w:sz w:val="17"/>
@@ -2263,7 +2274,7 @@
             </w:pPr>
             <w:r>
               <w:rPr>
-                <w:rFonts w:ascii="Taipei Sans TC Beta" w:hAnsi="Taipei Sans TC Beta" w:eastAsia="Taipei Sans TC Beta"/>
+                <w:rFonts w:ascii="Microsoft JhengHei" w:hAnsi="Microsoft JhengHei" w:eastAsia="Microsoft JhengHei"/>
                 <w:b w:val="0"/>
                 <w:color w:val="22272B"/>
                 <w:sz w:val="17"/>
@@ -2288,7 +2299,7 @@
             </w:pPr>
             <w:r>
               <w:rPr>
-                <w:rFonts w:ascii="Taipei Sans TC Beta" w:hAnsi="Taipei Sans TC Beta" w:eastAsia="Taipei Sans TC Beta"/>
+                <w:rFonts w:ascii="Microsoft JhengHei" w:hAnsi="Microsoft JhengHei" w:eastAsia="Microsoft JhengHei"/>
                 <w:b w:val="0"/>
                 <w:color w:val="22272B"/>
                 <w:sz w:val="17"/>
@@ -2316,7 +2327,7 @@
             </w:pPr>
             <w:r>
               <w:rPr>
-                <w:rFonts w:ascii="Taipei Sans TC Beta" w:hAnsi="Taipei Sans TC Beta" w:eastAsia="Taipei Sans TC Beta"/>
+                <w:rFonts w:ascii="Microsoft JhengHei" w:hAnsi="Microsoft JhengHei" w:eastAsia="Microsoft JhengHei"/>
                 <w:b w:val="0"/>
                 <w:color w:val="22272B"/>
                 <w:sz w:val="17"/>
@@ -2342,7 +2353,7 @@
             </w:pPr>
             <w:r>
               <w:rPr>
-                <w:rFonts w:ascii="Taipei Sans TC Beta" w:hAnsi="Taipei Sans TC Beta" w:eastAsia="Taipei Sans TC Beta"/>
+                <w:rFonts w:ascii="Microsoft JhengHei" w:hAnsi="Microsoft JhengHei" w:eastAsia="Microsoft JhengHei"/>
                 <w:b w:val="0"/>
                 <w:color w:val="22272B"/>
                 <w:sz w:val="17"/>
@@ -2368,7 +2379,7 @@
             </w:pPr>
             <w:r>
               <w:rPr>
-                <w:rFonts w:ascii="Taipei Sans TC Beta" w:hAnsi="Taipei Sans TC Beta" w:eastAsia="Taipei Sans TC Beta"/>
+                <w:rFonts w:ascii="Microsoft JhengHei" w:hAnsi="Microsoft JhengHei" w:eastAsia="Microsoft JhengHei"/>
                 <w:b w:val="0"/>
                 <w:color w:val="22272B"/>
                 <w:sz w:val="17"/>
@@ -2394,7 +2405,7 @@
             </w:pPr>
             <w:r>
               <w:rPr>
-                <w:rFonts w:ascii="Taipei Sans TC Beta" w:hAnsi="Taipei Sans TC Beta" w:eastAsia="Taipei Sans TC Beta"/>
+                <w:rFonts w:ascii="Microsoft JhengHei" w:hAnsi="Microsoft JhengHei" w:eastAsia="Microsoft JhengHei"/>
                 <w:b w:val="0"/>
                 <w:color w:val="22272B"/>
                 <w:sz w:val="17"/>
@@ -2421,7 +2432,7 @@
             </w:pPr>
             <w:r>
               <w:rPr>
-                <w:rFonts w:ascii="Taipei Sans TC Beta" w:hAnsi="Taipei Sans TC Beta" w:eastAsia="Taipei Sans TC Beta"/>
+                <w:rFonts w:ascii="Microsoft JhengHei" w:hAnsi="Microsoft JhengHei" w:eastAsia="Microsoft JhengHei"/>
                 <w:b w:val="0"/>
                 <w:color w:val="22272B"/>
                 <w:sz w:val="17"/>
@@ -2446,7 +2457,7 @@
             </w:pPr>
             <w:r>
               <w:rPr>
-                <w:rFonts w:ascii="Taipei Sans TC Beta" w:hAnsi="Taipei Sans TC Beta" w:eastAsia="Taipei Sans TC Beta"/>
+                <w:rFonts w:ascii="Microsoft JhengHei" w:hAnsi="Microsoft JhengHei" w:eastAsia="Microsoft JhengHei"/>
                 <w:b w:val="0"/>
                 <w:color w:val="22272B"/>
                 <w:sz w:val="17"/>
@@ -2471,7 +2482,7 @@
             </w:pPr>
             <w:r>
               <w:rPr>
-                <w:rFonts w:ascii="Taipei Sans TC Beta" w:hAnsi="Taipei Sans TC Beta" w:eastAsia="Taipei Sans TC Beta"/>
+                <w:rFonts w:ascii="Microsoft JhengHei" w:hAnsi="Microsoft JhengHei" w:eastAsia="Microsoft JhengHei"/>
                 <w:b w:val="0"/>
                 <w:color w:val="22272B"/>
                 <w:sz w:val="17"/>
@@ -2496,7 +2507,7 @@
             </w:pPr>
             <w:r>
               <w:rPr>
-                <w:rFonts w:ascii="Taipei Sans TC Beta" w:hAnsi="Taipei Sans TC Beta" w:eastAsia="Taipei Sans TC Beta"/>
+                <w:rFonts w:ascii="Microsoft JhengHei" w:hAnsi="Microsoft JhengHei" w:eastAsia="Microsoft JhengHei"/>
                 <w:b w:val="0"/>
                 <w:color w:val="22272B"/>
                 <w:sz w:val="17"/>
@@ -2524,7 +2535,7 @@
             </w:pPr>
             <w:r>
               <w:rPr>
-                <w:rFonts w:ascii="Taipei Sans TC Beta" w:hAnsi="Taipei Sans TC Beta" w:eastAsia="Taipei Sans TC Beta"/>
+                <w:rFonts w:ascii="Microsoft JhengHei" w:hAnsi="Microsoft JhengHei" w:eastAsia="Microsoft JhengHei"/>
                 <w:b w:val="0"/>
                 <w:color w:val="22272B"/>
                 <w:sz w:val="17"/>
@@ -2550,7 +2561,7 @@
             </w:pPr>
             <w:r>
               <w:rPr>
-                <w:rFonts w:ascii="Taipei Sans TC Beta" w:hAnsi="Taipei Sans TC Beta" w:eastAsia="Taipei Sans TC Beta"/>
+                <w:rFonts w:ascii="Microsoft JhengHei" w:hAnsi="Microsoft JhengHei" w:eastAsia="Microsoft JhengHei"/>
                 <w:b w:val="0"/>
                 <w:color w:val="22272B"/>
                 <w:sz w:val="17"/>
@@ -2576,7 +2587,7 @@
             </w:pPr>
             <w:r>
               <w:rPr>
-                <w:rFonts w:ascii="Taipei Sans TC Beta" w:hAnsi="Taipei Sans TC Beta" w:eastAsia="Taipei Sans TC Beta"/>
+                <w:rFonts w:ascii="Microsoft JhengHei" w:hAnsi="Microsoft JhengHei" w:eastAsia="Microsoft JhengHei"/>
                 <w:b w:val="0"/>
                 <w:color w:val="22272B"/>
                 <w:sz w:val="17"/>
@@ -2602,7 +2613,7 @@
             </w:pPr>
             <w:r>
               <w:rPr>
-                <w:rFonts w:ascii="Taipei Sans TC Beta" w:hAnsi="Taipei Sans TC Beta" w:eastAsia="Taipei Sans TC Beta"/>
+                <w:rFonts w:ascii="Microsoft JhengHei" w:hAnsi="Microsoft JhengHei" w:eastAsia="Microsoft JhengHei"/>
                 <w:b w:val="0"/>
                 <w:color w:val="22272B"/>
                 <w:sz w:val="17"/>
@@ -2629,7 +2640,7 @@
             </w:pPr>
             <w:r>
               <w:rPr>
-                <w:rFonts w:ascii="Taipei Sans TC Beta" w:hAnsi="Taipei Sans TC Beta" w:eastAsia="Taipei Sans TC Beta"/>
+                <w:rFonts w:ascii="Microsoft JhengHei" w:hAnsi="Microsoft JhengHei" w:eastAsia="Microsoft JhengHei"/>
                 <w:b w:val="0"/>
                 <w:color w:val="22272B"/>
                 <w:sz w:val="17"/>
@@ -2654,7 +2665,7 @@
             </w:pPr>
             <w:r>
               <w:rPr>
-                <w:rFonts w:ascii="Taipei Sans TC Beta" w:hAnsi="Taipei Sans TC Beta" w:eastAsia="Taipei Sans TC Beta"/>
+                <w:rFonts w:ascii="Microsoft JhengHei" w:hAnsi="Microsoft JhengHei" w:eastAsia="Microsoft JhengHei"/>
                 <w:b w:val="0"/>
                 <w:color w:val="22272B"/>
                 <w:sz w:val="17"/>
@@ -2679,7 +2690,7 @@
             </w:pPr>
             <w:r>
               <w:rPr>
-                <w:rFonts w:ascii="Taipei Sans TC Beta" w:hAnsi="Taipei Sans TC Beta" w:eastAsia="Taipei Sans TC Beta"/>
+                <w:rFonts w:ascii="Microsoft JhengHei" w:hAnsi="Microsoft JhengHei" w:eastAsia="Microsoft JhengHei"/>
                 <w:b w:val="0"/>
                 <w:color w:val="22272B"/>
                 <w:sz w:val="17"/>
@@ -2704,7 +2715,7 @@
             </w:pPr>
             <w:r>
               <w:rPr>
-                <w:rFonts w:ascii="Taipei Sans TC Beta" w:hAnsi="Taipei Sans TC Beta" w:eastAsia="Taipei Sans TC Beta"/>
+                <w:rFonts w:ascii="Microsoft JhengHei" w:hAnsi="Microsoft JhengHei" w:eastAsia="Microsoft JhengHei"/>
                 <w:b w:val="0"/>
                 <w:color w:val="22272B"/>
                 <w:sz w:val="17"/>
@@ -2732,7 +2743,7 @@
             </w:pPr>
             <w:r>
               <w:rPr>
-                <w:rFonts w:ascii="Taipei Sans TC Beta" w:hAnsi="Taipei Sans TC Beta" w:eastAsia="Taipei Sans TC Beta"/>
+                <w:rFonts w:ascii="Microsoft JhengHei" w:hAnsi="Microsoft JhengHei" w:eastAsia="Microsoft JhengHei"/>
                 <w:b w:val="0"/>
                 <w:color w:val="22272B"/>
                 <w:sz w:val="17"/>
@@ -2758,7 +2769,7 @@
             </w:pPr>
             <w:r>
               <w:rPr>
-                <w:rFonts w:ascii="Taipei Sans TC Beta" w:hAnsi="Taipei Sans TC Beta" w:eastAsia="Taipei Sans TC Beta"/>
+                <w:rFonts w:ascii="Microsoft JhengHei" w:hAnsi="Microsoft JhengHei" w:eastAsia="Microsoft JhengHei"/>
                 <w:b w:val="0"/>
                 <w:color w:val="22272B"/>
                 <w:sz w:val="17"/>
@@ -2784,7 +2795,7 @@
             </w:pPr>
             <w:r>
               <w:rPr>
-                <w:rFonts w:ascii="Taipei Sans TC Beta" w:hAnsi="Taipei Sans TC Beta" w:eastAsia="Taipei Sans TC Beta"/>
+                <w:rFonts w:ascii="Microsoft JhengHei" w:hAnsi="Microsoft JhengHei" w:eastAsia="Microsoft JhengHei"/>
                 <w:b w:val="0"/>
                 <w:color w:val="22272B"/>
                 <w:sz w:val="17"/>
@@ -2810,7 +2821,7 @@
             </w:pPr>
             <w:r>
               <w:rPr>
-                <w:rFonts w:ascii="Taipei Sans TC Beta" w:hAnsi="Taipei Sans TC Beta" w:eastAsia="Taipei Sans TC Beta"/>
+                <w:rFonts w:ascii="Microsoft JhengHei" w:hAnsi="Microsoft JhengHei" w:eastAsia="Microsoft JhengHei"/>
                 <w:b w:val="0"/>
                 <w:color w:val="22272B"/>
                 <w:sz w:val="17"/>
@@ -2837,7 +2848,7 @@
             </w:pPr>
             <w:r>
               <w:rPr>
-                <w:rFonts w:ascii="Taipei Sans TC Beta" w:hAnsi="Taipei Sans TC Beta" w:eastAsia="Taipei Sans TC Beta"/>
+                <w:rFonts w:ascii="Microsoft JhengHei" w:hAnsi="Microsoft JhengHei" w:eastAsia="Microsoft JhengHei"/>
                 <w:b w:val="0"/>
                 <w:color w:val="22272B"/>
                 <w:sz w:val="17"/>
@@ -2862,7 +2873,7 @@
             </w:pPr>
             <w:r>
               <w:rPr>
-                <w:rFonts w:ascii="Taipei Sans TC Beta" w:hAnsi="Taipei Sans TC Beta" w:eastAsia="Taipei Sans TC Beta"/>
+                <w:rFonts w:ascii="Microsoft JhengHei" w:hAnsi="Microsoft JhengHei" w:eastAsia="Microsoft JhengHei"/>
                 <w:b w:val="0"/>
                 <w:color w:val="22272B"/>
                 <w:sz w:val="17"/>
@@ -2887,7 +2898,7 @@
             </w:pPr>
             <w:r>
               <w:rPr>
-                <w:rFonts w:ascii="Taipei Sans TC Beta" w:hAnsi="Taipei Sans TC Beta" w:eastAsia="Taipei Sans TC Beta"/>
+                <w:rFonts w:ascii="Microsoft JhengHei" w:hAnsi="Microsoft JhengHei" w:eastAsia="Microsoft JhengHei"/>
                 <w:b w:val="0"/>
                 <w:color w:val="22272B"/>
                 <w:sz w:val="17"/>
@@ -2912,7 +2923,7 @@
             </w:pPr>
             <w:r>
               <w:rPr>
-                <w:rFonts w:ascii="Taipei Sans TC Beta" w:hAnsi="Taipei Sans TC Beta" w:eastAsia="Taipei Sans TC Beta"/>
+                <w:rFonts w:ascii="Microsoft JhengHei" w:hAnsi="Microsoft JhengHei" w:eastAsia="Microsoft JhengHei"/>
                 <w:b w:val="0"/>
                 <w:color w:val="22272B"/>
                 <w:sz w:val="17"/>
@@ -2940,7 +2951,7 @@
             </w:pPr>
             <w:r>
               <w:rPr>
-                <w:rFonts w:ascii="Taipei Sans TC Beta" w:hAnsi="Taipei Sans TC Beta" w:eastAsia="Taipei Sans TC Beta"/>
+                <w:rFonts w:ascii="Microsoft JhengHei" w:hAnsi="Microsoft JhengHei" w:eastAsia="Microsoft JhengHei"/>
                 <w:b w:val="0"/>
                 <w:color w:val="22272B"/>
                 <w:sz w:val="17"/>
@@ -2966,7 +2977,7 @@
             </w:pPr>
             <w:r>
               <w:rPr>
-                <w:rFonts w:ascii="Taipei Sans TC Beta" w:hAnsi="Taipei Sans TC Beta" w:eastAsia="Taipei Sans TC Beta"/>
+                <w:rFonts w:ascii="Microsoft JhengHei" w:hAnsi="Microsoft JhengHei" w:eastAsia="Microsoft JhengHei"/>
                 <w:b w:val="0"/>
                 <w:color w:val="22272B"/>
                 <w:sz w:val="17"/>
@@ -2992,7 +3003,7 @@
             </w:pPr>
             <w:r>
               <w:rPr>
-                <w:rFonts w:ascii="Taipei Sans TC Beta" w:hAnsi="Taipei Sans TC Beta" w:eastAsia="Taipei Sans TC Beta"/>
+                <w:rFonts w:ascii="Microsoft JhengHei" w:hAnsi="Microsoft JhengHei" w:eastAsia="Microsoft JhengHei"/>
                 <w:b w:val="0"/>
                 <w:color w:val="22272B"/>
                 <w:sz w:val="17"/>
@@ -3018,7 +3029,7 @@
             </w:pPr>
             <w:r>
               <w:rPr>
-                <w:rFonts w:ascii="Taipei Sans TC Beta" w:hAnsi="Taipei Sans TC Beta" w:eastAsia="Taipei Sans TC Beta"/>
+                <w:rFonts w:ascii="Microsoft JhengHei" w:hAnsi="Microsoft JhengHei" w:eastAsia="Microsoft JhengHei"/>
                 <w:b w:val="0"/>
                 <w:color w:val="22272B"/>
                 <w:sz w:val="17"/>
@@ -3093,7 +3104,7 @@
             </w:pPr>
             <w:r>
               <w:rPr>
-                <w:rFonts w:ascii="Taipei Sans TC Beta" w:hAnsi="Taipei Sans TC Beta" w:eastAsia="Taipei Sans TC Beta"/>
+                <w:rFonts w:ascii="Microsoft JhengHei" w:hAnsi="Microsoft JhengHei" w:eastAsia="Microsoft JhengHei"/>
                 <w:b/>
                 <w:color w:val="FFFFFF"/>
                 <w:sz w:val="18"/>
@@ -3120,7 +3131,7 @@
             </w:pPr>
             <w:r>
               <w:rPr>
-                <w:rFonts w:ascii="Taipei Sans TC Beta" w:hAnsi="Taipei Sans TC Beta" w:eastAsia="Taipei Sans TC Beta"/>
+                <w:rFonts w:ascii="Microsoft JhengHei" w:hAnsi="Microsoft JhengHei" w:eastAsia="Microsoft JhengHei"/>
                 <w:b/>
                 <w:color w:val="FFFFFF"/>
                 <w:sz w:val="18"/>
@@ -3147,7 +3158,7 @@
             </w:pPr>
             <w:r>
               <w:rPr>
-                <w:rFonts w:ascii="Taipei Sans TC Beta" w:hAnsi="Taipei Sans TC Beta" w:eastAsia="Taipei Sans TC Beta"/>
+                <w:rFonts w:ascii="Microsoft JhengHei" w:hAnsi="Microsoft JhengHei" w:eastAsia="Microsoft JhengHei"/>
                 <w:b/>
                 <w:color w:val="FFFFFF"/>
                 <w:sz w:val="18"/>
@@ -3174,7 +3185,7 @@
             </w:pPr>
             <w:r>
               <w:rPr>
-                <w:rFonts w:ascii="Taipei Sans TC Beta" w:hAnsi="Taipei Sans TC Beta" w:eastAsia="Taipei Sans TC Beta"/>
+                <w:rFonts w:ascii="Microsoft JhengHei" w:hAnsi="Microsoft JhengHei" w:eastAsia="Microsoft JhengHei"/>
                 <w:b w:val="0"/>
                 <w:color w:val="22272B"/>
                 <w:sz w:val="17"/>
@@ -3199,7 +3210,7 @@
             </w:pPr>
             <w:r>
               <w:rPr>
-                <w:rFonts w:ascii="Taipei Sans TC Beta" w:hAnsi="Taipei Sans TC Beta" w:eastAsia="Taipei Sans TC Beta"/>
+                <w:rFonts w:ascii="Microsoft JhengHei" w:hAnsi="Microsoft JhengHei" w:eastAsia="Microsoft JhengHei"/>
                 <w:b w:val="0"/>
                 <w:color w:val="22272B"/>
                 <w:sz w:val="17"/>
@@ -3224,7 +3235,7 @@
             </w:pPr>
             <w:r>
               <w:rPr>
-                <w:rFonts w:ascii="Taipei Sans TC Beta" w:hAnsi="Taipei Sans TC Beta" w:eastAsia="Taipei Sans TC Beta"/>
+                <w:rFonts w:ascii="Microsoft JhengHei" w:hAnsi="Microsoft JhengHei" w:eastAsia="Microsoft JhengHei"/>
                 <w:b w:val="0"/>
                 <w:color w:val="22272B"/>
                 <w:sz w:val="17"/>
@@ -3252,7 +3263,7 @@
             </w:pPr>
             <w:r>
               <w:rPr>
-                <w:rFonts w:ascii="Taipei Sans TC Beta" w:hAnsi="Taipei Sans TC Beta" w:eastAsia="Taipei Sans TC Beta"/>
+                <w:rFonts w:ascii="Microsoft JhengHei" w:hAnsi="Microsoft JhengHei" w:eastAsia="Microsoft JhengHei"/>
                 <w:b w:val="0"/>
                 <w:color w:val="22272B"/>
                 <w:sz w:val="17"/>
@@ -3278,7 +3289,7 @@
             </w:pPr>
             <w:r>
               <w:rPr>
-                <w:rFonts w:ascii="Taipei Sans TC Beta" w:hAnsi="Taipei Sans TC Beta" w:eastAsia="Taipei Sans TC Beta"/>
+                <w:rFonts w:ascii="Microsoft JhengHei" w:hAnsi="Microsoft JhengHei" w:eastAsia="Microsoft JhengHei"/>
                 <w:b w:val="0"/>
                 <w:color w:val="22272B"/>
                 <w:sz w:val="17"/>
@@ -3304,7 +3315,7 @@
             </w:pPr>
             <w:r>
               <w:rPr>
-                <w:rFonts w:ascii="Taipei Sans TC Beta" w:hAnsi="Taipei Sans TC Beta" w:eastAsia="Taipei Sans TC Beta"/>
+                <w:rFonts w:ascii="Microsoft JhengHei" w:hAnsi="Microsoft JhengHei" w:eastAsia="Microsoft JhengHei"/>
                 <w:b w:val="0"/>
                 <w:color w:val="22272B"/>
                 <w:sz w:val="17"/>
@@ -3331,7 +3342,7 @@
             </w:pPr>
             <w:r>
               <w:rPr>
-                <w:rFonts w:ascii="Taipei Sans TC Beta" w:hAnsi="Taipei Sans TC Beta" w:eastAsia="Taipei Sans TC Beta"/>
+                <w:rFonts w:ascii="Microsoft JhengHei" w:hAnsi="Microsoft JhengHei" w:eastAsia="Microsoft JhengHei"/>
                 <w:b w:val="0"/>
                 <w:color w:val="22272B"/>
                 <w:sz w:val="17"/>
@@ -3356,7 +3367,7 @@
             </w:pPr>
             <w:r>
               <w:rPr>
-                <w:rFonts w:ascii="Taipei Sans TC Beta" w:hAnsi="Taipei Sans TC Beta" w:eastAsia="Taipei Sans TC Beta"/>
+                <w:rFonts w:ascii="Microsoft JhengHei" w:hAnsi="Microsoft JhengHei" w:eastAsia="Microsoft JhengHei"/>
                 <w:b w:val="0"/>
                 <w:color w:val="22272B"/>
                 <w:sz w:val="17"/>
@@ -3381,7 +3392,7 @@
             </w:pPr>
             <w:r>
               <w:rPr>
-                <w:rFonts w:ascii="Taipei Sans TC Beta" w:hAnsi="Taipei Sans TC Beta" w:eastAsia="Taipei Sans TC Beta"/>
+                <w:rFonts w:ascii="Microsoft JhengHei" w:hAnsi="Microsoft JhengHei" w:eastAsia="Microsoft JhengHei"/>
                 <w:b w:val="0"/>
                 <w:color w:val="22272B"/>
                 <w:sz w:val="17"/>
@@ -3409,7 +3420,7 @@
             </w:pPr>
             <w:r>
               <w:rPr>
-                <w:rFonts w:ascii="Taipei Sans TC Beta" w:hAnsi="Taipei Sans TC Beta" w:eastAsia="Taipei Sans TC Beta"/>
+                <w:rFonts w:ascii="Microsoft JhengHei" w:hAnsi="Microsoft JhengHei" w:eastAsia="Microsoft JhengHei"/>
                 <w:b w:val="0"/>
                 <w:color w:val="22272B"/>
                 <w:sz w:val="17"/>
@@ -3430,17 +3441,11 @@
             </w:tcMar>
           </w:tcPr>
           <w:p>
-            <w:pPr>
-              <w:spacing w:after="0"/>
-            </w:pPr>
-            <w:r>
-              <w:rPr>
-                <w:rFonts w:ascii="Taipei Sans TC Beta" w:hAnsi="Taipei Sans TC Beta" w:eastAsia="Taipei Sans TC Beta"/>
-                <w:b w:val="0"/>
-                <w:color w:val="22272B"/>
-                <w:sz w:val="17"/>
-              </w:rPr>
-              <w:t>air</w:t>
+            <w:r>
+              <w:rPr>
+                <w:rFonts w:ascii="Microsoft JhengHei" w:hAnsi="Microsoft JhengHei" w:eastAsia="Microsoft JhengHei"/>
+              </w:rPr>
+              <w:t>breath</w:t>
             </w:r>
           </w:p>
         </w:tc>
@@ -3456,17 +3461,11 @@
             </w:tcMar>
           </w:tcPr>
           <w:p>
-            <w:pPr>
-              <w:spacing w:after="0"/>
-            </w:pPr>
-            <w:r>
-              <w:rPr>
-                <w:rFonts w:ascii="Taipei Sans TC Beta" w:hAnsi="Taipei Sans TC Beta" w:eastAsia="Taipei Sans TC Beta"/>
-                <w:b w:val="0"/>
-                <w:color w:val="22272B"/>
-                <w:sz w:val="17"/>
-              </w:rPr>
-              <w:t>氣息、傳導與無形流動。</w:t>
+            <w:r>
+              <w:rPr>
+                <w:rFonts w:ascii="Microsoft JhengHei" w:hAnsi="Microsoft JhengHei" w:eastAsia="Microsoft JhengHei"/>
+              </w:rPr>
+              <w:t>呼吸、吐納、生命節律與氣息流動；不是 air，也不是「空氣」。</w:t>
             </w:r>
           </w:p>
         </w:tc>
@@ -3488,7 +3487,7 @@
             </w:pPr>
             <w:r>
               <w:rPr>
-                <w:rFonts w:ascii="Taipei Sans TC Beta" w:hAnsi="Taipei Sans TC Beta" w:eastAsia="Taipei Sans TC Beta"/>
+                <w:rFonts w:ascii="Microsoft JhengHei" w:hAnsi="Microsoft JhengHei" w:eastAsia="Microsoft JhengHei"/>
                 <w:b w:val="0"/>
                 <w:color w:val="22272B"/>
                 <w:sz w:val="17"/>
@@ -3513,7 +3512,7 @@
             </w:pPr>
             <w:r>
               <w:rPr>
-                <w:rFonts w:ascii="Taipei Sans TC Beta" w:hAnsi="Taipei Sans TC Beta" w:eastAsia="Taipei Sans TC Beta"/>
+                <w:rFonts w:ascii="Microsoft JhengHei" w:hAnsi="Microsoft JhengHei" w:eastAsia="Microsoft JhengHei"/>
                 <w:b w:val="0"/>
                 <w:color w:val="22272B"/>
                 <w:sz w:val="17"/>
@@ -3538,7 +3537,7 @@
             </w:pPr>
             <w:r>
               <w:rPr>
-                <w:rFonts w:ascii="Taipei Sans TC Beta" w:hAnsi="Taipei Sans TC Beta" w:eastAsia="Taipei Sans TC Beta"/>
+                <w:rFonts w:ascii="Microsoft JhengHei" w:hAnsi="Microsoft JhengHei" w:eastAsia="Microsoft JhengHei"/>
                 <w:b w:val="0"/>
                 <w:color w:val="22272B"/>
                 <w:sz w:val="17"/>
@@ -3566,7 +3565,7 @@
             </w:pPr>
             <w:r>
               <w:rPr>
-                <w:rFonts w:ascii="Taipei Sans TC Beta" w:hAnsi="Taipei Sans TC Beta" w:eastAsia="Taipei Sans TC Beta"/>
+                <w:rFonts w:ascii="Microsoft JhengHei" w:hAnsi="Microsoft JhengHei" w:eastAsia="Microsoft JhengHei"/>
                 <w:b w:val="0"/>
                 <w:color w:val="22272B"/>
                 <w:sz w:val="17"/>
@@ -3592,7 +3591,7 @@
             </w:pPr>
             <w:r>
               <w:rPr>
-                <w:rFonts w:ascii="Taipei Sans TC Beta" w:hAnsi="Taipei Sans TC Beta" w:eastAsia="Taipei Sans TC Beta"/>
+                <w:rFonts w:ascii="Microsoft JhengHei" w:hAnsi="Microsoft JhengHei" w:eastAsia="Microsoft JhengHei"/>
                 <w:b w:val="0"/>
                 <w:color w:val="22272B"/>
                 <w:sz w:val="17"/>
@@ -3618,7 +3617,7 @@
             </w:pPr>
             <w:r>
               <w:rPr>
-                <w:rFonts w:ascii="Taipei Sans TC Beta" w:hAnsi="Taipei Sans TC Beta" w:eastAsia="Taipei Sans TC Beta"/>
+                <w:rFonts w:ascii="Microsoft JhengHei" w:hAnsi="Microsoft JhengHei" w:eastAsia="Microsoft JhengHei"/>
                 <w:b w:val="0"/>
                 <w:color w:val="22272B"/>
                 <w:sz w:val="17"/>
@@ -3645,7 +3644,7 @@
             </w:pPr>
             <w:r>
               <w:rPr>
-                <w:rFonts w:ascii="Taipei Sans TC Beta" w:hAnsi="Taipei Sans TC Beta" w:eastAsia="Taipei Sans TC Beta"/>
+                <w:rFonts w:ascii="Microsoft JhengHei" w:hAnsi="Microsoft JhengHei" w:eastAsia="Microsoft JhengHei"/>
                 <w:b w:val="0"/>
                 <w:color w:val="22272B"/>
                 <w:sz w:val="17"/>
@@ -3670,7 +3669,7 @@
             </w:pPr>
             <w:r>
               <w:rPr>
-                <w:rFonts w:ascii="Taipei Sans TC Beta" w:hAnsi="Taipei Sans TC Beta" w:eastAsia="Taipei Sans TC Beta"/>
+                <w:rFonts w:ascii="Microsoft JhengHei" w:hAnsi="Microsoft JhengHei" w:eastAsia="Microsoft JhengHei"/>
                 <w:b w:val="0"/>
                 <w:color w:val="22272B"/>
                 <w:sz w:val="17"/>
@@ -3695,7 +3694,7 @@
             </w:pPr>
             <w:r>
               <w:rPr>
-                <w:rFonts w:ascii="Taipei Sans TC Beta" w:hAnsi="Taipei Sans TC Beta" w:eastAsia="Taipei Sans TC Beta"/>
+                <w:rFonts w:ascii="Microsoft JhengHei" w:hAnsi="Microsoft JhengHei" w:eastAsia="Microsoft JhengHei"/>
                 <w:b w:val="0"/>
                 <w:color w:val="22272B"/>
                 <w:sz w:val="17"/>
@@ -3774,7 +3773,7 @@
             </w:pPr>
             <w:r>
               <w:rPr>
-                <w:rFonts w:ascii="Taipei Sans TC Beta" w:hAnsi="Taipei Sans TC Beta" w:eastAsia="Taipei Sans TC Beta"/>
+                <w:rFonts w:ascii="Microsoft JhengHei" w:hAnsi="Microsoft JhengHei" w:eastAsia="Microsoft JhengHei"/>
                 <w:b/>
                 <w:color w:val="FFFFFF"/>
                 <w:sz w:val="18"/>
@@ -3801,7 +3800,7 @@
             </w:pPr>
             <w:r>
               <w:rPr>
-                <w:rFonts w:ascii="Taipei Sans TC Beta" w:hAnsi="Taipei Sans TC Beta" w:eastAsia="Taipei Sans TC Beta"/>
+                <w:rFonts w:ascii="Microsoft JhengHei" w:hAnsi="Microsoft JhengHei" w:eastAsia="Microsoft JhengHei"/>
                 <w:b/>
                 <w:color w:val="FFFFFF"/>
                 <w:sz w:val="18"/>
@@ -3828,7 +3827,7 @@
             </w:pPr>
             <w:r>
               <w:rPr>
-                <w:rFonts w:ascii="Taipei Sans TC Beta" w:hAnsi="Taipei Sans TC Beta" w:eastAsia="Taipei Sans TC Beta"/>
+                <w:rFonts w:ascii="Microsoft JhengHei" w:hAnsi="Microsoft JhengHei" w:eastAsia="Microsoft JhengHei"/>
                 <w:b/>
                 <w:color w:val="FFFFFF"/>
                 <w:sz w:val="18"/>
@@ -3855,7 +3854,7 @@
             </w:pPr>
             <w:r>
               <w:rPr>
-                <w:rFonts w:ascii="Taipei Sans TC Beta" w:hAnsi="Taipei Sans TC Beta" w:eastAsia="Taipei Sans TC Beta"/>
+                <w:rFonts w:ascii="Microsoft JhengHei" w:hAnsi="Microsoft JhengHei" w:eastAsia="Microsoft JhengHei"/>
                 <w:b/>
                 <w:color w:val="FFFFFF"/>
                 <w:sz w:val="18"/>
@@ -3882,7 +3881,7 @@
             </w:pPr>
             <w:r>
               <w:rPr>
-                <w:rFonts w:ascii="Taipei Sans TC Beta" w:hAnsi="Taipei Sans TC Beta" w:eastAsia="Taipei Sans TC Beta"/>
+                <w:rFonts w:ascii="Microsoft JhengHei" w:hAnsi="Microsoft JhengHei" w:eastAsia="Microsoft JhengHei"/>
                 <w:b w:val="0"/>
                 <w:color w:val="22272B"/>
                 <w:sz w:val="17"/>
@@ -3907,7 +3906,7 @@
             </w:pPr>
             <w:r>
               <w:rPr>
-                <w:rFonts w:ascii="Taipei Sans TC Beta" w:hAnsi="Taipei Sans TC Beta" w:eastAsia="Taipei Sans TC Beta"/>
+                <w:rFonts w:ascii="Microsoft JhengHei" w:hAnsi="Microsoft JhengHei" w:eastAsia="Microsoft JhengHei"/>
                 <w:b w:val="0"/>
                 <w:color w:val="22272B"/>
                 <w:sz w:val="17"/>
@@ -3932,7 +3931,7 @@
             </w:pPr>
             <w:r>
               <w:rPr>
-                <w:rFonts w:ascii="Taipei Sans TC Beta" w:hAnsi="Taipei Sans TC Beta" w:eastAsia="Taipei Sans TC Beta"/>
+                <w:rFonts w:ascii="Microsoft JhengHei" w:hAnsi="Microsoft JhengHei" w:eastAsia="Microsoft JhengHei"/>
                 <w:b w:val="0"/>
                 <w:color w:val="22272B"/>
                 <w:sz w:val="17"/>
@@ -3957,7 +3956,7 @@
             </w:pPr>
             <w:r>
               <w:rPr>
-                <w:rFonts w:ascii="Taipei Sans TC Beta" w:hAnsi="Taipei Sans TC Beta" w:eastAsia="Taipei Sans TC Beta"/>
+                <w:rFonts w:ascii="Microsoft JhengHei" w:hAnsi="Microsoft JhengHei" w:eastAsia="Microsoft JhengHei"/>
                 <w:b w:val="0"/>
                 <w:color w:val="22272B"/>
                 <w:sz w:val="17"/>
@@ -3985,7 +3984,7 @@
             </w:pPr>
             <w:r>
               <w:rPr>
-                <w:rFonts w:ascii="Taipei Sans TC Beta" w:hAnsi="Taipei Sans TC Beta" w:eastAsia="Taipei Sans TC Beta"/>
+                <w:rFonts w:ascii="Microsoft JhengHei" w:hAnsi="Microsoft JhengHei" w:eastAsia="Microsoft JhengHei"/>
                 <w:b w:val="0"/>
                 <w:color w:val="22272B"/>
                 <w:sz w:val="17"/>
@@ -4011,7 +4010,7 @@
             </w:pPr>
             <w:r>
               <w:rPr>
-                <w:rFonts w:ascii="Taipei Sans TC Beta" w:hAnsi="Taipei Sans TC Beta" w:eastAsia="Taipei Sans TC Beta"/>
+                <w:rFonts w:ascii="Microsoft JhengHei" w:hAnsi="Microsoft JhengHei" w:eastAsia="Microsoft JhengHei"/>
                 <w:b w:val="0"/>
                 <w:color w:val="22272B"/>
                 <w:sz w:val="17"/>
@@ -4037,7 +4036,7 @@
             </w:pPr>
             <w:r>
               <w:rPr>
-                <w:rFonts w:ascii="Taipei Sans TC Beta" w:hAnsi="Taipei Sans TC Beta" w:eastAsia="Taipei Sans TC Beta"/>
+                <w:rFonts w:ascii="Microsoft JhengHei" w:hAnsi="Microsoft JhengHei" w:eastAsia="Microsoft JhengHei"/>
                 <w:b w:val="0"/>
                 <w:color w:val="22272B"/>
                 <w:sz w:val="17"/>
@@ -4063,7 +4062,7 @@
             </w:pPr>
             <w:r>
               <w:rPr>
-                <w:rFonts w:ascii="Taipei Sans TC Beta" w:hAnsi="Taipei Sans TC Beta" w:eastAsia="Taipei Sans TC Beta"/>
+                <w:rFonts w:ascii="Microsoft JhengHei" w:hAnsi="Microsoft JhengHei" w:eastAsia="Microsoft JhengHei"/>
                 <w:b w:val="0"/>
                 <w:color w:val="22272B"/>
                 <w:sz w:val="17"/>
@@ -4090,7 +4089,7 @@
             </w:pPr>
             <w:r>
               <w:rPr>
-                <w:rFonts w:ascii="Taipei Sans TC Beta" w:hAnsi="Taipei Sans TC Beta" w:eastAsia="Taipei Sans TC Beta"/>
+                <w:rFonts w:ascii="Microsoft JhengHei" w:hAnsi="Microsoft JhengHei" w:eastAsia="Microsoft JhengHei"/>
                 <w:b w:val="0"/>
                 <w:color w:val="22272B"/>
                 <w:sz w:val="17"/>
@@ -4115,7 +4114,7 @@
             </w:pPr>
             <w:r>
               <w:rPr>
-                <w:rFonts w:ascii="Taipei Sans TC Beta" w:hAnsi="Taipei Sans TC Beta" w:eastAsia="Taipei Sans TC Beta"/>
+                <w:rFonts w:ascii="Microsoft JhengHei" w:hAnsi="Microsoft JhengHei" w:eastAsia="Microsoft JhengHei"/>
                 <w:b w:val="0"/>
                 <w:color w:val="22272B"/>
                 <w:sz w:val="17"/>
@@ -4140,7 +4139,7 @@
             </w:pPr>
             <w:r>
               <w:rPr>
-                <w:rFonts w:ascii="Taipei Sans TC Beta" w:hAnsi="Taipei Sans TC Beta" w:eastAsia="Taipei Sans TC Beta"/>
+                <w:rFonts w:ascii="Microsoft JhengHei" w:hAnsi="Microsoft JhengHei" w:eastAsia="Microsoft JhengHei"/>
                 <w:b w:val="0"/>
                 <w:color w:val="22272B"/>
                 <w:sz w:val="17"/>
@@ -4165,7 +4164,7 @@
             </w:pPr>
             <w:r>
               <w:rPr>
-                <w:rFonts w:ascii="Taipei Sans TC Beta" w:hAnsi="Taipei Sans TC Beta" w:eastAsia="Taipei Sans TC Beta"/>
+                <w:rFonts w:ascii="Microsoft JhengHei" w:hAnsi="Microsoft JhengHei" w:eastAsia="Microsoft JhengHei"/>
                 <w:b w:val="0"/>
                 <w:color w:val="22272B"/>
                 <w:sz w:val="17"/>
@@ -4193,7 +4192,7 @@
             </w:pPr>
             <w:r>
               <w:rPr>
-                <w:rFonts w:ascii="Taipei Sans TC Beta" w:hAnsi="Taipei Sans TC Beta" w:eastAsia="Taipei Sans TC Beta"/>
+                <w:rFonts w:ascii="Microsoft JhengHei" w:hAnsi="Microsoft JhengHei" w:eastAsia="Microsoft JhengHei"/>
                 <w:b w:val="0"/>
                 <w:color w:val="22272B"/>
                 <w:sz w:val="17"/>
@@ -4219,7 +4218,7 @@
             </w:pPr>
             <w:r>
               <w:rPr>
-                <w:rFonts w:ascii="Taipei Sans TC Beta" w:hAnsi="Taipei Sans TC Beta" w:eastAsia="Taipei Sans TC Beta"/>
+                <w:rFonts w:ascii="Microsoft JhengHei" w:hAnsi="Microsoft JhengHei" w:eastAsia="Microsoft JhengHei"/>
                 <w:b w:val="0"/>
                 <w:color w:val="22272B"/>
                 <w:sz w:val="17"/>
@@ -4245,7 +4244,7 @@
             </w:pPr>
             <w:r>
               <w:rPr>
-                <w:rFonts w:ascii="Taipei Sans TC Beta" w:hAnsi="Taipei Sans TC Beta" w:eastAsia="Taipei Sans TC Beta"/>
+                <w:rFonts w:ascii="Microsoft JhengHei" w:hAnsi="Microsoft JhengHei" w:eastAsia="Microsoft JhengHei"/>
                 <w:b w:val="0"/>
                 <w:color w:val="22272B"/>
                 <w:sz w:val="17"/>
@@ -4271,7 +4270,7 @@
             </w:pPr>
             <w:r>
               <w:rPr>
-                <w:rFonts w:ascii="Taipei Sans TC Beta" w:hAnsi="Taipei Sans TC Beta" w:eastAsia="Taipei Sans TC Beta"/>
+                <w:rFonts w:ascii="Microsoft JhengHei" w:hAnsi="Microsoft JhengHei" w:eastAsia="Microsoft JhengHei"/>
                 <w:b w:val="0"/>
                 <w:color w:val="22272B"/>
                 <w:sz w:val="17"/>
@@ -4346,7 +4345,7 @@
             </w:pPr>
             <w:r>
               <w:rPr>
-                <w:rFonts w:ascii="Taipei Sans TC Beta" w:hAnsi="Taipei Sans TC Beta" w:eastAsia="Taipei Sans TC Beta"/>
+                <w:rFonts w:ascii="Microsoft JhengHei" w:hAnsi="Microsoft JhengHei" w:eastAsia="Microsoft JhengHei"/>
                 <w:b/>
                 <w:color w:val="FFFFFF"/>
                 <w:sz w:val="18"/>
@@ -4373,7 +4372,7 @@
             </w:pPr>
             <w:r>
               <w:rPr>
-                <w:rFonts w:ascii="Taipei Sans TC Beta" w:hAnsi="Taipei Sans TC Beta" w:eastAsia="Taipei Sans TC Beta"/>
+                <w:rFonts w:ascii="Microsoft JhengHei" w:hAnsi="Microsoft JhengHei" w:eastAsia="Microsoft JhengHei"/>
                 <w:b/>
                 <w:color w:val="FFFFFF"/>
                 <w:sz w:val="18"/>
@@ -4400,7 +4399,7 @@
             </w:pPr>
             <w:r>
               <w:rPr>
-                <w:rFonts w:ascii="Taipei Sans TC Beta" w:hAnsi="Taipei Sans TC Beta" w:eastAsia="Taipei Sans TC Beta"/>
+                <w:rFonts w:ascii="Microsoft JhengHei" w:hAnsi="Microsoft JhengHei" w:eastAsia="Microsoft JhengHei"/>
                 <w:b/>
                 <w:color w:val="FFFFFF"/>
                 <w:sz w:val="18"/>
@@ -4427,7 +4426,7 @@
             </w:pPr>
             <w:r>
               <w:rPr>
-                <w:rFonts w:ascii="Taipei Sans TC Beta" w:hAnsi="Taipei Sans TC Beta" w:eastAsia="Taipei Sans TC Beta"/>
+                <w:rFonts w:ascii="Microsoft JhengHei" w:hAnsi="Microsoft JhengHei" w:eastAsia="Microsoft JhengHei"/>
                 <w:b w:val="0"/>
                 <w:color w:val="22272B"/>
                 <w:sz w:val="17"/>
@@ -4452,7 +4451,7 @@
             </w:pPr>
             <w:r>
               <w:rPr>
-                <w:rFonts w:ascii="Taipei Sans TC Beta" w:hAnsi="Taipei Sans TC Beta" w:eastAsia="Taipei Sans TC Beta"/>
+                <w:rFonts w:ascii="Microsoft JhengHei" w:hAnsi="Microsoft JhengHei" w:eastAsia="Microsoft JhengHei"/>
                 <w:b w:val="0"/>
                 <w:color w:val="22272B"/>
                 <w:sz w:val="17"/>
@@ -4477,7 +4476,7 @@
             </w:pPr>
             <w:r>
               <w:rPr>
-                <w:rFonts w:ascii="Taipei Sans TC Beta" w:hAnsi="Taipei Sans TC Beta" w:eastAsia="Taipei Sans TC Beta"/>
+                <w:rFonts w:ascii="Microsoft JhengHei" w:hAnsi="Microsoft JhengHei" w:eastAsia="Microsoft JhengHei"/>
                 <w:b w:val="0"/>
                 <w:color w:val="22272B"/>
                 <w:sz w:val="17"/>
@@ -4505,7 +4504,7 @@
             </w:pPr>
             <w:r>
               <w:rPr>
-                <w:rFonts w:ascii="Taipei Sans TC Beta" w:hAnsi="Taipei Sans TC Beta" w:eastAsia="Taipei Sans TC Beta"/>
+                <w:rFonts w:ascii="Microsoft JhengHei" w:hAnsi="Microsoft JhengHei" w:eastAsia="Microsoft JhengHei"/>
                 <w:b w:val="0"/>
                 <w:color w:val="22272B"/>
                 <w:sz w:val="17"/>
@@ -4531,7 +4530,7 @@
             </w:pPr>
             <w:r>
               <w:rPr>
-                <w:rFonts w:ascii="Taipei Sans TC Beta" w:hAnsi="Taipei Sans TC Beta" w:eastAsia="Taipei Sans TC Beta"/>
+                <w:rFonts w:ascii="Microsoft JhengHei" w:hAnsi="Microsoft JhengHei" w:eastAsia="Microsoft JhengHei"/>
                 <w:b w:val="0"/>
                 <w:color w:val="22272B"/>
                 <w:sz w:val="17"/>
@@ -4557,7 +4556,7 @@
             </w:pPr>
             <w:r>
               <w:rPr>
-                <w:rFonts w:ascii="Taipei Sans TC Beta" w:hAnsi="Taipei Sans TC Beta" w:eastAsia="Taipei Sans TC Beta"/>
+                <w:rFonts w:ascii="Microsoft JhengHei" w:hAnsi="Microsoft JhengHei" w:eastAsia="Microsoft JhengHei"/>
                 <w:b w:val="0"/>
                 <w:color w:val="22272B"/>
                 <w:sz w:val="17"/>
@@ -4584,7 +4583,7 @@
             </w:pPr>
             <w:r>
               <w:rPr>
-                <w:rFonts w:ascii="Taipei Sans TC Beta" w:hAnsi="Taipei Sans TC Beta" w:eastAsia="Taipei Sans TC Beta"/>
+                <w:rFonts w:ascii="Microsoft JhengHei" w:hAnsi="Microsoft JhengHei" w:eastAsia="Microsoft JhengHei"/>
                 <w:b w:val="0"/>
                 <w:color w:val="22272B"/>
                 <w:sz w:val="17"/>
@@ -4609,7 +4608,7 @@
             </w:pPr>
             <w:r>
               <w:rPr>
-                <w:rFonts w:ascii="Taipei Sans TC Beta" w:hAnsi="Taipei Sans TC Beta" w:eastAsia="Taipei Sans TC Beta"/>
+                <w:rFonts w:ascii="Microsoft JhengHei" w:hAnsi="Microsoft JhengHei" w:eastAsia="Microsoft JhengHei"/>
                 <w:b w:val="0"/>
                 <w:color w:val="22272B"/>
                 <w:sz w:val="17"/>
@@ -4634,7 +4633,7 @@
             </w:pPr>
             <w:r>
               <w:rPr>
-                <w:rFonts w:ascii="Taipei Sans TC Beta" w:hAnsi="Taipei Sans TC Beta" w:eastAsia="Taipei Sans TC Beta"/>
+                <w:rFonts w:ascii="Microsoft JhengHei" w:hAnsi="Microsoft JhengHei" w:eastAsia="Microsoft JhengHei"/>
                 <w:b w:val="0"/>
                 <w:color w:val="22272B"/>
                 <w:sz w:val="17"/>
@@ -4662,7 +4661,7 @@
             </w:pPr>
             <w:r>
               <w:rPr>
-                <w:rFonts w:ascii="Taipei Sans TC Beta" w:hAnsi="Taipei Sans TC Beta" w:eastAsia="Taipei Sans TC Beta"/>
+                <w:rFonts w:ascii="Microsoft JhengHei" w:hAnsi="Microsoft JhengHei" w:eastAsia="Microsoft JhengHei"/>
                 <w:b w:val="0"/>
                 <w:color w:val="22272B"/>
                 <w:sz w:val="17"/>
@@ -4688,7 +4687,7 @@
             </w:pPr>
             <w:r>
               <w:rPr>
-                <w:rFonts w:ascii="Taipei Sans TC Beta" w:hAnsi="Taipei Sans TC Beta" w:eastAsia="Taipei Sans TC Beta"/>
+                <w:rFonts w:ascii="Microsoft JhengHei" w:hAnsi="Microsoft JhengHei" w:eastAsia="Microsoft JhengHei"/>
                 <w:b w:val="0"/>
                 <w:color w:val="22272B"/>
                 <w:sz w:val="17"/>
@@ -4714,7 +4713,7 @@
             </w:pPr>
             <w:r>
               <w:rPr>
-                <w:rFonts w:ascii="Taipei Sans TC Beta" w:hAnsi="Taipei Sans TC Beta" w:eastAsia="Taipei Sans TC Beta"/>
+                <w:rFonts w:ascii="Microsoft JhengHei" w:hAnsi="Microsoft JhengHei" w:eastAsia="Microsoft JhengHei"/>
                 <w:b w:val="0"/>
                 <w:color w:val="22272B"/>
                 <w:sz w:val="17"/>
@@ -4792,7 +4791,7 @@
             </w:pPr>
             <w:r>
               <w:rPr>
-                <w:rFonts w:ascii="Taipei Sans TC Beta" w:hAnsi="Taipei Sans TC Beta" w:eastAsia="Taipei Sans TC Beta"/>
+                <w:rFonts w:ascii="Microsoft JhengHei" w:hAnsi="Microsoft JhengHei" w:eastAsia="Microsoft JhengHei"/>
                 <w:b/>
                 <w:color w:val="203748"/>
                 <w:sz w:val="21"/>
@@ -4806,7 +4805,7 @@
             </w:pPr>
             <w:r>
               <w:rPr>
-                <w:rFonts w:ascii="Taipei Sans TC Beta" w:hAnsi="Taipei Sans TC Beta" w:eastAsia="Taipei Sans TC Beta"/>
+                <w:rFonts w:ascii="Microsoft JhengHei" w:hAnsi="Microsoft JhengHei" w:eastAsia="Microsoft JhengHei"/>
                 <w:b w:val="0"/>
                 <w:color w:val="22272B"/>
                 <w:sz w:val="20"/>
@@ -4879,7 +4878,7 @@
             </w:pPr>
             <w:r>
               <w:rPr>
-                <w:rFonts w:ascii="Taipei Sans TC Beta" w:hAnsi="Taipei Sans TC Beta" w:eastAsia="Taipei Sans TC Beta"/>
+                <w:rFonts w:ascii="Microsoft JhengHei" w:hAnsi="Microsoft JhengHei" w:eastAsia="Microsoft JhengHei"/>
                 <w:b/>
                 <w:color w:val="FFFFFF"/>
                 <w:sz w:val="18"/>
@@ -4906,7 +4905,7 @@
             </w:pPr>
             <w:r>
               <w:rPr>
-                <w:rFonts w:ascii="Taipei Sans TC Beta" w:hAnsi="Taipei Sans TC Beta" w:eastAsia="Taipei Sans TC Beta"/>
+                <w:rFonts w:ascii="Microsoft JhengHei" w:hAnsi="Microsoft JhengHei" w:eastAsia="Microsoft JhengHei"/>
                 <w:b/>
                 <w:color w:val="FFFFFF"/>
                 <w:sz w:val="18"/>
@@ -4933,7 +4932,7 @@
             </w:pPr>
             <w:r>
               <w:rPr>
-                <w:rFonts w:ascii="Taipei Sans TC Beta" w:hAnsi="Taipei Sans TC Beta" w:eastAsia="Taipei Sans TC Beta"/>
+                <w:rFonts w:ascii="Microsoft JhengHei" w:hAnsi="Microsoft JhengHei" w:eastAsia="Microsoft JhengHei"/>
                 <w:b/>
                 <w:color w:val="FFFFFF"/>
                 <w:sz w:val="18"/>
@@ -4960,7 +4959,7 @@
             </w:pPr>
             <w:r>
               <w:rPr>
-                <w:rFonts w:ascii="Taipei Sans TC Beta" w:hAnsi="Taipei Sans TC Beta" w:eastAsia="Taipei Sans TC Beta"/>
+                <w:rFonts w:ascii="Microsoft JhengHei" w:hAnsi="Microsoft JhengHei" w:eastAsia="Microsoft JhengHei"/>
                 <w:b w:val="0"/>
                 <w:color w:val="22272B"/>
                 <w:sz w:val="17"/>
@@ -4985,7 +4984,7 @@
             </w:pPr>
             <w:r>
               <w:rPr>
-                <w:rFonts w:ascii="Taipei Sans TC Beta" w:hAnsi="Taipei Sans TC Beta" w:eastAsia="Taipei Sans TC Beta"/>
+                <w:rFonts w:ascii="Microsoft JhengHei" w:hAnsi="Microsoft JhengHei" w:eastAsia="Microsoft JhengHei"/>
                 <w:b w:val="0"/>
                 <w:color w:val="22272B"/>
                 <w:sz w:val="17"/>
@@ -5010,7 +5009,7 @@
             </w:pPr>
             <w:r>
               <w:rPr>
-                <w:rFonts w:ascii="Taipei Sans TC Beta" w:hAnsi="Taipei Sans TC Beta" w:eastAsia="Taipei Sans TC Beta"/>
+                <w:rFonts w:ascii="Microsoft JhengHei" w:hAnsi="Microsoft JhengHei" w:eastAsia="Microsoft JhengHei"/>
                 <w:b w:val="0"/>
                 <w:color w:val="22272B"/>
                 <w:sz w:val="17"/>
@@ -5038,7 +5037,7 @@
             </w:pPr>
             <w:r>
               <w:rPr>
-                <w:rFonts w:ascii="Taipei Sans TC Beta" w:hAnsi="Taipei Sans TC Beta" w:eastAsia="Taipei Sans TC Beta"/>
+                <w:rFonts w:ascii="Microsoft JhengHei" w:hAnsi="Microsoft JhengHei" w:eastAsia="Microsoft JhengHei"/>
                 <w:b w:val="0"/>
                 <w:color w:val="22272B"/>
                 <w:sz w:val="17"/>
@@ -5064,7 +5063,7 @@
             </w:pPr>
             <w:r>
               <w:rPr>
-                <w:rFonts w:ascii="Taipei Sans TC Beta" w:hAnsi="Taipei Sans TC Beta" w:eastAsia="Taipei Sans TC Beta"/>
+                <w:rFonts w:ascii="Microsoft JhengHei" w:hAnsi="Microsoft JhengHei" w:eastAsia="Microsoft JhengHei"/>
                 <w:b w:val="0"/>
                 <w:color w:val="22272B"/>
                 <w:sz w:val="17"/>
@@ -5090,7 +5089,7 @@
             </w:pPr>
             <w:r>
               <w:rPr>
-                <w:rFonts w:ascii="Taipei Sans TC Beta" w:hAnsi="Taipei Sans TC Beta" w:eastAsia="Taipei Sans TC Beta"/>
+                <w:rFonts w:ascii="Microsoft JhengHei" w:hAnsi="Microsoft JhengHei" w:eastAsia="Microsoft JhengHei"/>
                 <w:b w:val="0"/>
                 <w:color w:val="22272B"/>
                 <w:sz w:val="17"/>
@@ -5117,7 +5116,7 @@
             </w:pPr>
             <w:r>
               <w:rPr>
-                <w:rFonts w:ascii="Taipei Sans TC Beta" w:hAnsi="Taipei Sans TC Beta" w:eastAsia="Taipei Sans TC Beta"/>
+                <w:rFonts w:ascii="Microsoft JhengHei" w:hAnsi="Microsoft JhengHei" w:eastAsia="Microsoft JhengHei"/>
                 <w:b w:val="0"/>
                 <w:color w:val="22272B"/>
                 <w:sz w:val="17"/>
@@ -5142,7 +5141,7 @@
             </w:pPr>
             <w:r>
               <w:rPr>
-                <w:rFonts w:ascii="Taipei Sans TC Beta" w:hAnsi="Taipei Sans TC Beta" w:eastAsia="Taipei Sans TC Beta"/>
+                <w:rFonts w:ascii="Microsoft JhengHei" w:hAnsi="Microsoft JhengHei" w:eastAsia="Microsoft JhengHei"/>
                 <w:b w:val="0"/>
                 <w:color w:val="22272B"/>
                 <w:sz w:val="17"/>
@@ -5167,7 +5166,7 @@
             </w:pPr>
             <w:r>
               <w:rPr>
-                <w:rFonts w:ascii="Taipei Sans TC Beta" w:hAnsi="Taipei Sans TC Beta" w:eastAsia="Taipei Sans TC Beta"/>
+                <w:rFonts w:ascii="Microsoft JhengHei" w:hAnsi="Microsoft JhengHei" w:eastAsia="Microsoft JhengHei"/>
                 <w:b w:val="0"/>
                 <w:color w:val="22272B"/>
                 <w:sz w:val="17"/>
@@ -5195,7 +5194,7 @@
             </w:pPr>
             <w:r>
               <w:rPr>
-                <w:rFonts w:ascii="Taipei Sans TC Beta" w:hAnsi="Taipei Sans TC Beta" w:eastAsia="Taipei Sans TC Beta"/>
+                <w:rFonts w:ascii="Microsoft JhengHei" w:hAnsi="Microsoft JhengHei" w:eastAsia="Microsoft JhengHei"/>
                 <w:b w:val="0"/>
                 <w:color w:val="22272B"/>
                 <w:sz w:val="17"/>
@@ -5221,7 +5220,7 @@
             </w:pPr>
             <w:r>
               <w:rPr>
-                <w:rFonts w:ascii="Taipei Sans TC Beta" w:hAnsi="Taipei Sans TC Beta" w:eastAsia="Taipei Sans TC Beta"/>
+                <w:rFonts w:ascii="Microsoft JhengHei" w:hAnsi="Microsoft JhengHei" w:eastAsia="Microsoft JhengHei"/>
                 <w:b w:val="0"/>
                 <w:color w:val="22272B"/>
                 <w:sz w:val="17"/>
@@ -5247,7 +5246,7 @@
             </w:pPr>
             <w:r>
               <w:rPr>
-                <w:rFonts w:ascii="Taipei Sans TC Beta" w:hAnsi="Taipei Sans TC Beta" w:eastAsia="Taipei Sans TC Beta"/>
+                <w:rFonts w:ascii="Microsoft JhengHei" w:hAnsi="Microsoft JhengHei" w:eastAsia="Microsoft JhengHei"/>
                 <w:b w:val="0"/>
                 <w:color w:val="22272B"/>
                 <w:sz w:val="17"/>
@@ -5464,7 +5463,7 @@
             </w:pPr>
             <w:r>
               <w:rPr>
-                <w:rFonts w:ascii="Taipei Sans TC Beta" w:hAnsi="Taipei Sans TC Beta" w:eastAsia="Taipei Sans TC Beta"/>
+                <w:rFonts w:ascii="Microsoft JhengHei" w:hAnsi="Microsoft JhengHei" w:eastAsia="Microsoft JhengHei"/>
                 <w:b/>
                 <w:color w:val="FFFFFF"/>
                 <w:sz w:val="18"/>
@@ -5491,7 +5490,7 @@
             </w:pPr>
             <w:r>
               <w:rPr>
-                <w:rFonts w:ascii="Taipei Sans TC Beta" w:hAnsi="Taipei Sans TC Beta" w:eastAsia="Taipei Sans TC Beta"/>
+                <w:rFonts w:ascii="Microsoft JhengHei" w:hAnsi="Microsoft JhengHei" w:eastAsia="Microsoft JhengHei"/>
                 <w:b/>
                 <w:color w:val="FFFFFF"/>
                 <w:sz w:val="18"/>
@@ -5518,7 +5517,7 @@
             </w:pPr>
             <w:r>
               <w:rPr>
-                <w:rFonts w:ascii="Taipei Sans TC Beta" w:hAnsi="Taipei Sans TC Beta" w:eastAsia="Taipei Sans TC Beta"/>
+                <w:rFonts w:ascii="Microsoft JhengHei" w:hAnsi="Microsoft JhengHei" w:eastAsia="Microsoft JhengHei"/>
                 <w:b/>
                 <w:color w:val="FFFFFF"/>
                 <w:sz w:val="18"/>
@@ -5545,7 +5544,7 @@
             </w:pPr>
             <w:r>
               <w:rPr>
-                <w:rFonts w:ascii="Taipei Sans TC Beta" w:hAnsi="Taipei Sans TC Beta" w:eastAsia="Taipei Sans TC Beta"/>
+                <w:rFonts w:ascii="Microsoft JhengHei" w:hAnsi="Microsoft JhengHei" w:eastAsia="Microsoft JhengHei"/>
                 <w:b w:val="0"/>
                 <w:color w:val="22272B"/>
                 <w:sz w:val="17"/>
@@ -5570,7 +5569,7 @@
             </w:pPr>
             <w:r>
               <w:rPr>
-                <w:rFonts w:ascii="Taipei Sans TC Beta" w:hAnsi="Taipei Sans TC Beta" w:eastAsia="Taipei Sans TC Beta"/>
+                <w:rFonts w:ascii="Microsoft JhengHei" w:hAnsi="Microsoft JhengHei" w:eastAsia="Microsoft JhengHei"/>
                 <w:b w:val="0"/>
                 <w:color w:val="22272B"/>
                 <w:sz w:val="17"/>
@@ -5595,7 +5594,7 @@
             </w:pPr>
             <w:r>
               <w:rPr>
-                <w:rFonts w:ascii="Taipei Sans TC Beta" w:hAnsi="Taipei Sans TC Beta" w:eastAsia="Taipei Sans TC Beta"/>
+                <w:rFonts w:ascii="Microsoft JhengHei" w:hAnsi="Microsoft JhengHei" w:eastAsia="Microsoft JhengHei"/>
                 <w:b w:val="0"/>
                 <w:color w:val="22272B"/>
                 <w:sz w:val="17"/>
@@ -5623,7 +5622,7 @@
             </w:pPr>
             <w:r>
               <w:rPr>
-                <w:rFonts w:ascii="Taipei Sans TC Beta" w:hAnsi="Taipei Sans TC Beta" w:eastAsia="Taipei Sans TC Beta"/>
+                <w:rFonts w:ascii="Microsoft JhengHei" w:hAnsi="Microsoft JhengHei" w:eastAsia="Microsoft JhengHei"/>
                 <w:b w:val="0"/>
                 <w:color w:val="22272B"/>
                 <w:sz w:val="17"/>
@@ -5649,7 +5648,7 @@
             </w:pPr>
             <w:r>
               <w:rPr>
-                <w:rFonts w:ascii="Taipei Sans TC Beta" w:hAnsi="Taipei Sans TC Beta" w:eastAsia="Taipei Sans TC Beta"/>
+                <w:rFonts w:ascii="Microsoft JhengHei" w:hAnsi="Microsoft JhengHei" w:eastAsia="Microsoft JhengHei"/>
                 <w:b w:val="0"/>
                 <w:color w:val="22272B"/>
                 <w:sz w:val="17"/>
@@ -5675,7 +5674,7 @@
             </w:pPr>
             <w:r>
               <w:rPr>
-                <w:rFonts w:ascii="Taipei Sans TC Beta" w:hAnsi="Taipei Sans TC Beta" w:eastAsia="Taipei Sans TC Beta"/>
+                <w:rFonts w:ascii="Microsoft JhengHei" w:hAnsi="Microsoft JhengHei" w:eastAsia="Microsoft JhengHei"/>
                 <w:b w:val="0"/>
                 <w:color w:val="22272B"/>
                 <w:sz w:val="17"/>
@@ -5702,7 +5701,7 @@
             </w:pPr>
             <w:r>
               <w:rPr>
-                <w:rFonts w:ascii="Taipei Sans TC Beta" w:hAnsi="Taipei Sans TC Beta" w:eastAsia="Taipei Sans TC Beta"/>
+                <w:rFonts w:ascii="Microsoft JhengHei" w:hAnsi="Microsoft JhengHei" w:eastAsia="Microsoft JhengHei"/>
                 <w:b w:val="0"/>
                 <w:color w:val="22272B"/>
                 <w:sz w:val="17"/>
@@ -5727,7 +5726,7 @@
             </w:pPr>
             <w:r>
               <w:rPr>
-                <w:rFonts w:ascii="Taipei Sans TC Beta" w:hAnsi="Taipei Sans TC Beta" w:eastAsia="Taipei Sans TC Beta"/>
+                <w:rFonts w:ascii="Microsoft JhengHei" w:hAnsi="Microsoft JhengHei" w:eastAsia="Microsoft JhengHei"/>
                 <w:b w:val="0"/>
                 <w:color w:val="22272B"/>
                 <w:sz w:val="17"/>
@@ -5752,7 +5751,7 @@
             </w:pPr>
             <w:r>
               <w:rPr>
-                <w:rFonts w:ascii="Taipei Sans TC Beta" w:hAnsi="Taipei Sans TC Beta" w:eastAsia="Taipei Sans TC Beta"/>
+                <w:rFonts w:ascii="Microsoft JhengHei" w:hAnsi="Microsoft JhengHei" w:eastAsia="Microsoft JhengHei"/>
                 <w:b w:val="0"/>
                 <w:color w:val="22272B"/>
                 <w:sz w:val="17"/>
@@ -5780,7 +5779,7 @@
             </w:pPr>
             <w:r>
               <w:rPr>
-                <w:rFonts w:ascii="Taipei Sans TC Beta" w:hAnsi="Taipei Sans TC Beta" w:eastAsia="Taipei Sans TC Beta"/>
+                <w:rFonts w:ascii="Microsoft JhengHei" w:hAnsi="Microsoft JhengHei" w:eastAsia="Microsoft JhengHei"/>
                 <w:b w:val="0"/>
                 <w:color w:val="22272B"/>
                 <w:sz w:val="17"/>
@@ -5806,7 +5805,7 @@
             </w:pPr>
             <w:r>
               <w:rPr>
-                <w:rFonts w:ascii="Taipei Sans TC Beta" w:hAnsi="Taipei Sans TC Beta" w:eastAsia="Taipei Sans TC Beta"/>
+                <w:rFonts w:ascii="Microsoft JhengHei" w:hAnsi="Microsoft JhengHei" w:eastAsia="Microsoft JhengHei"/>
                 <w:b w:val="0"/>
                 <w:color w:val="22272B"/>
                 <w:sz w:val="17"/>
@@ -5832,7 +5831,7 @@
             </w:pPr>
             <w:r>
               <w:rPr>
-                <w:rFonts w:ascii="Taipei Sans TC Beta" w:hAnsi="Taipei Sans TC Beta" w:eastAsia="Taipei Sans TC Beta"/>
+                <w:rFonts w:ascii="Microsoft JhengHei" w:hAnsi="Microsoft JhengHei" w:eastAsia="Microsoft JhengHei"/>
                 <w:b w:val="0"/>
                 <w:color w:val="22272B"/>
                 <w:sz w:val="17"/>
@@ -5859,7 +5858,7 @@
             </w:pPr>
             <w:r>
               <w:rPr>
-                <w:rFonts w:ascii="Taipei Sans TC Beta" w:hAnsi="Taipei Sans TC Beta" w:eastAsia="Taipei Sans TC Beta"/>
+                <w:rFonts w:ascii="Microsoft JhengHei" w:hAnsi="Microsoft JhengHei" w:eastAsia="Microsoft JhengHei"/>
                 <w:b w:val="0"/>
                 <w:color w:val="22272B"/>
                 <w:sz w:val="17"/>
@@ -5884,7 +5883,7 @@
             </w:pPr>
             <w:r>
               <w:rPr>
-                <w:rFonts w:ascii="Taipei Sans TC Beta" w:hAnsi="Taipei Sans TC Beta" w:eastAsia="Taipei Sans TC Beta"/>
+                <w:rFonts w:ascii="Microsoft JhengHei" w:hAnsi="Microsoft JhengHei" w:eastAsia="Microsoft JhengHei"/>
                 <w:b w:val="0"/>
                 <w:color w:val="22272B"/>
                 <w:sz w:val="17"/>
@@ -5909,7 +5908,7 @@
             </w:pPr>
             <w:r>
               <w:rPr>
-                <w:rFonts w:ascii="Taipei Sans TC Beta" w:hAnsi="Taipei Sans TC Beta" w:eastAsia="Taipei Sans TC Beta"/>
+                <w:rFonts w:ascii="Microsoft JhengHei" w:hAnsi="Microsoft JhengHei" w:eastAsia="Microsoft JhengHei"/>
                 <w:b w:val="0"/>
                 <w:color w:val="22272B"/>
                 <w:sz w:val="17"/>
@@ -5937,7 +5936,7 @@
             </w:pPr>
             <w:r>
               <w:rPr>
-                <w:rFonts w:ascii="Taipei Sans TC Beta" w:hAnsi="Taipei Sans TC Beta" w:eastAsia="Taipei Sans TC Beta"/>
+                <w:rFonts w:ascii="Microsoft JhengHei" w:hAnsi="Microsoft JhengHei" w:eastAsia="Microsoft JhengHei"/>
                 <w:b w:val="0"/>
                 <w:color w:val="22272B"/>
                 <w:sz w:val="17"/>
@@ -5963,7 +5962,7 @@
             </w:pPr>
             <w:r>
               <w:rPr>
-                <w:rFonts w:ascii="Taipei Sans TC Beta" w:hAnsi="Taipei Sans TC Beta" w:eastAsia="Taipei Sans TC Beta"/>
+                <w:rFonts w:ascii="Microsoft JhengHei" w:hAnsi="Microsoft JhengHei" w:eastAsia="Microsoft JhengHei"/>
                 <w:b w:val="0"/>
                 <w:color w:val="22272B"/>
                 <w:sz w:val="17"/>
@@ -5989,7 +5988,7 @@
             </w:pPr>
             <w:r>
               <w:rPr>
-                <w:rFonts w:ascii="Taipei Sans TC Beta" w:hAnsi="Taipei Sans TC Beta" w:eastAsia="Taipei Sans TC Beta"/>
+                <w:rFonts w:ascii="Microsoft JhengHei" w:hAnsi="Microsoft JhengHei" w:eastAsia="Microsoft JhengHei"/>
                 <w:b w:val="0"/>
                 <w:color w:val="22272B"/>
                 <w:sz w:val="17"/>
@@ -6016,7 +6015,7 @@
             </w:pPr>
             <w:r>
               <w:rPr>
-                <w:rFonts w:ascii="Taipei Sans TC Beta" w:hAnsi="Taipei Sans TC Beta" w:eastAsia="Taipei Sans TC Beta"/>
+                <w:rFonts w:ascii="Microsoft JhengHei" w:hAnsi="Microsoft JhengHei" w:eastAsia="Microsoft JhengHei"/>
                 <w:b w:val="0"/>
                 <w:color w:val="22272B"/>
                 <w:sz w:val="17"/>
@@ -6041,7 +6040,7 @@
             </w:pPr>
             <w:r>
               <w:rPr>
-                <w:rFonts w:ascii="Taipei Sans TC Beta" w:hAnsi="Taipei Sans TC Beta" w:eastAsia="Taipei Sans TC Beta"/>
+                <w:rFonts w:ascii="Microsoft JhengHei" w:hAnsi="Microsoft JhengHei" w:eastAsia="Microsoft JhengHei"/>
                 <w:b w:val="0"/>
                 <w:color w:val="22272B"/>
                 <w:sz w:val="17"/>
@@ -6066,7 +6065,7 @@
             </w:pPr>
             <w:r>
               <w:rPr>
-                <w:rFonts w:ascii="Taipei Sans TC Beta" w:hAnsi="Taipei Sans TC Beta" w:eastAsia="Taipei Sans TC Beta"/>
+                <w:rFonts w:ascii="Microsoft JhengHei" w:hAnsi="Microsoft JhengHei" w:eastAsia="Microsoft JhengHei"/>
                 <w:b w:val="0"/>
                 <w:color w:val="22272B"/>
                 <w:sz w:val="17"/>
@@ -6094,7 +6093,7 @@
             </w:pPr>
             <w:r>
               <w:rPr>
-                <w:rFonts w:ascii="Taipei Sans TC Beta" w:hAnsi="Taipei Sans TC Beta" w:eastAsia="Taipei Sans TC Beta"/>
+                <w:rFonts w:ascii="Microsoft JhengHei" w:hAnsi="Microsoft JhengHei" w:eastAsia="Microsoft JhengHei"/>
                 <w:b w:val="0"/>
                 <w:color w:val="22272B"/>
                 <w:sz w:val="17"/>
@@ -6120,7 +6119,7 @@
             </w:pPr>
             <w:r>
               <w:rPr>
-                <w:rFonts w:ascii="Taipei Sans TC Beta" w:hAnsi="Taipei Sans TC Beta" w:eastAsia="Taipei Sans TC Beta"/>
+                <w:rFonts w:ascii="Microsoft JhengHei" w:hAnsi="Microsoft JhengHei" w:eastAsia="Microsoft JhengHei"/>
                 <w:b w:val="0"/>
                 <w:color w:val="22272B"/>
                 <w:sz w:val="17"/>
@@ -6146,7 +6145,7 @@
             </w:pPr>
             <w:r>
               <w:rPr>
-                <w:rFonts w:ascii="Taipei Sans TC Beta" w:hAnsi="Taipei Sans TC Beta" w:eastAsia="Taipei Sans TC Beta"/>
+                <w:rFonts w:ascii="Microsoft JhengHei" w:hAnsi="Microsoft JhengHei" w:eastAsia="Microsoft JhengHei"/>
                 <w:b w:val="0"/>
                 <w:color w:val="22272B"/>
                 <w:sz w:val="17"/>
@@ -6229,6 +6228,14 @@
       </w:r>
     </w:p>
     <w:p>
+      <w:r>
+        <w:rPr>
+          <w:rFonts w:ascii="Microsoft JhengHei" w:hAnsi="Microsoft JhengHei" w:eastAsia="Microsoft JhengHei"/>
+        </w:rPr>
+        <w:t>版本判定（2026-08-31）：LOC Canon 2.0 為現行穩定 Canon，且已實際運行。LOC 3.0 正在形成中；其主要成立門檻不是新增網站或重建資料管線，而是「音樂愛情故事」能否完成並成形，成為 LOC3 可承載完整時間、角色、情感與敘事結構的代表作品。</w:t>
+      </w:r>
+    </w:p>
+    <w:p>
       <w:pPr>
         <w:pStyle w:val="Heading2"/>
       </w:pPr>
@@ -6277,7 +6284,7 @@
             </w:pPr>
             <w:r>
               <w:rPr>
-                <w:rFonts w:ascii="Taipei Sans TC Beta" w:hAnsi="Taipei Sans TC Beta" w:eastAsia="Taipei Sans TC Beta"/>
+                <w:rFonts w:ascii="Microsoft JhengHei" w:hAnsi="Microsoft JhengHei" w:eastAsia="Microsoft JhengHei"/>
                 <w:b/>
                 <w:color w:val="FFFFFF"/>
                 <w:sz w:val="18"/>
@@ -6304,7 +6311,7 @@
             </w:pPr>
             <w:r>
               <w:rPr>
-                <w:rFonts w:ascii="Taipei Sans TC Beta" w:hAnsi="Taipei Sans TC Beta" w:eastAsia="Taipei Sans TC Beta"/>
+                <w:rFonts w:ascii="Microsoft JhengHei" w:hAnsi="Microsoft JhengHei" w:eastAsia="Microsoft JhengHei"/>
                 <w:b/>
                 <w:color w:val="FFFFFF"/>
                 <w:sz w:val="18"/>
@@ -6331,7 +6338,7 @@
             </w:pPr>
             <w:r>
               <w:rPr>
-                <w:rFonts w:ascii="Taipei Sans TC Beta" w:hAnsi="Taipei Sans TC Beta" w:eastAsia="Taipei Sans TC Beta"/>
+                <w:rFonts w:ascii="Microsoft JhengHei" w:hAnsi="Microsoft JhengHei" w:eastAsia="Microsoft JhengHei"/>
                 <w:b/>
                 <w:color w:val="FFFFFF"/>
                 <w:sz w:val="18"/>
@@ -6358,7 +6365,7 @@
             </w:pPr>
             <w:r>
               <w:rPr>
-                <w:rFonts w:ascii="Taipei Sans TC Beta" w:hAnsi="Taipei Sans TC Beta" w:eastAsia="Taipei Sans TC Beta"/>
+                <w:rFonts w:ascii="Microsoft JhengHei" w:hAnsi="Microsoft JhengHei" w:eastAsia="Microsoft JhengHei"/>
                 <w:b w:val="0"/>
                 <w:color w:val="22272B"/>
                 <w:sz w:val="17"/>
@@ -6383,7 +6390,7 @@
             </w:pPr>
             <w:r>
               <w:rPr>
-                <w:rFonts w:ascii="Taipei Sans TC Beta" w:hAnsi="Taipei Sans TC Beta" w:eastAsia="Taipei Sans TC Beta"/>
+                <w:rFonts w:ascii="Microsoft JhengHei" w:hAnsi="Microsoft JhengHei" w:eastAsia="Microsoft JhengHei"/>
                 <w:b w:val="0"/>
                 <w:color w:val="22272B"/>
                 <w:sz w:val="17"/>
@@ -6408,7 +6415,7 @@
             </w:pPr>
             <w:r>
               <w:rPr>
-                <w:rFonts w:ascii="Taipei Sans TC Beta" w:hAnsi="Taipei Sans TC Beta" w:eastAsia="Taipei Sans TC Beta"/>
+                <w:rFonts w:ascii="Microsoft JhengHei" w:hAnsi="Microsoft JhengHei" w:eastAsia="Microsoft JhengHei"/>
                 <w:b w:val="0"/>
                 <w:color w:val="22272B"/>
                 <w:sz w:val="17"/>
@@ -6436,7 +6443,7 @@
             </w:pPr>
             <w:r>
               <w:rPr>
-                <w:rFonts w:ascii="Taipei Sans TC Beta" w:hAnsi="Taipei Sans TC Beta" w:eastAsia="Taipei Sans TC Beta"/>
+                <w:rFonts w:ascii="Microsoft JhengHei" w:hAnsi="Microsoft JhengHei" w:eastAsia="Microsoft JhengHei"/>
                 <w:b w:val="0"/>
                 <w:color w:val="22272B"/>
                 <w:sz w:val="17"/>
@@ -6462,7 +6469,7 @@
             </w:pPr>
             <w:r>
               <w:rPr>
-                <w:rFonts w:ascii="Taipei Sans TC Beta" w:hAnsi="Taipei Sans TC Beta" w:eastAsia="Taipei Sans TC Beta"/>
+                <w:rFonts w:ascii="Microsoft JhengHei" w:hAnsi="Microsoft JhengHei" w:eastAsia="Microsoft JhengHei"/>
                 <w:b w:val="0"/>
                 <w:color w:val="22272B"/>
                 <w:sz w:val="17"/>
@@ -6488,7 +6495,7 @@
             </w:pPr>
             <w:r>
               <w:rPr>
-                <w:rFonts w:ascii="Taipei Sans TC Beta" w:hAnsi="Taipei Sans TC Beta" w:eastAsia="Taipei Sans TC Beta"/>
+                <w:rFonts w:ascii="Microsoft JhengHei" w:hAnsi="Microsoft JhengHei" w:eastAsia="Microsoft JhengHei"/>
                 <w:b w:val="0"/>
                 <w:color w:val="22272B"/>
                 <w:sz w:val="17"/>
@@ -6515,7 +6522,7 @@
             </w:pPr>
             <w:r>
               <w:rPr>
-                <w:rFonts w:ascii="Taipei Sans TC Beta" w:hAnsi="Taipei Sans TC Beta" w:eastAsia="Taipei Sans TC Beta"/>
+                <w:rFonts w:ascii="Microsoft JhengHei" w:hAnsi="Microsoft JhengHei" w:eastAsia="Microsoft JhengHei"/>
                 <w:b w:val="0"/>
                 <w:color w:val="22272B"/>
                 <w:sz w:val="17"/>
@@ -6540,7 +6547,7 @@
             </w:pPr>
             <w:r>
               <w:rPr>
-                <w:rFonts w:ascii="Taipei Sans TC Beta" w:hAnsi="Taipei Sans TC Beta" w:eastAsia="Taipei Sans TC Beta"/>
+                <w:rFonts w:ascii="Microsoft JhengHei" w:hAnsi="Microsoft JhengHei" w:eastAsia="Microsoft JhengHei"/>
                 <w:b w:val="0"/>
                 <w:color w:val="22272B"/>
                 <w:sz w:val="17"/>
@@ -6565,7 +6572,7 @@
             </w:pPr>
             <w:r>
               <w:rPr>
-                <w:rFonts w:ascii="Taipei Sans TC Beta" w:hAnsi="Taipei Sans TC Beta" w:eastAsia="Taipei Sans TC Beta"/>
+                <w:rFonts w:ascii="Microsoft JhengHei" w:hAnsi="Microsoft JhengHei" w:eastAsia="Microsoft JhengHei"/>
                 <w:b w:val="0"/>
                 <w:color w:val="22272B"/>
                 <w:sz w:val="17"/>
@@ -6618,6 +6625,14 @@
       </w:r>
     </w:p>
     <w:p>
+      <w:r>
+        <w:rPr>
+          <w:rFonts w:ascii="Microsoft JhengHei" w:hAnsi="Microsoft JhengHei" w:eastAsia="Microsoft JhengHei"/>
+        </w:rPr>
+        <w:t>現行補充：這套 Excel 母資料→衍生資料→網站／應用的工作方式早已存在，不列為後續待辦。靈魂咒語、儀式、神話故事等欄位保留於 Luna Codex 的 Lore／歷史資料層，目前屬低頻內容，需要時再調出、校訂或轉譯，不作為日常核心輸出。</w:t>
+      </w:r>
+    </w:p>
+    <w:p>
       <w:pPr>
         <w:pStyle w:val="Heading2"/>
       </w:pPr>
@@ -6665,7 +6680,7 @@
             </w:pPr>
             <w:r>
               <w:rPr>
-                <w:rFonts w:ascii="Taipei Sans TC Beta" w:hAnsi="Taipei Sans TC Beta" w:eastAsia="Taipei Sans TC Beta"/>
+                <w:rFonts w:ascii="Microsoft JhengHei" w:hAnsi="Microsoft JhengHei" w:eastAsia="Microsoft JhengHei"/>
                 <w:b/>
                 <w:color w:val="FFFFFF"/>
                 <w:sz w:val="18"/>
@@ -6692,7 +6707,7 @@
             </w:pPr>
             <w:r>
               <w:rPr>
-                <w:rFonts w:ascii="Taipei Sans TC Beta" w:hAnsi="Taipei Sans TC Beta" w:eastAsia="Taipei Sans TC Beta"/>
+                <w:rFonts w:ascii="Microsoft JhengHei" w:hAnsi="Microsoft JhengHei" w:eastAsia="Microsoft JhengHei"/>
                 <w:b/>
                 <w:color w:val="FFFFFF"/>
                 <w:sz w:val="18"/>
@@ -6719,7 +6734,7 @@
             </w:pPr>
             <w:r>
               <w:rPr>
-                <w:rFonts w:ascii="Taipei Sans TC Beta" w:hAnsi="Taipei Sans TC Beta" w:eastAsia="Taipei Sans TC Beta"/>
+                <w:rFonts w:ascii="Microsoft JhengHei" w:hAnsi="Microsoft JhengHei" w:eastAsia="Microsoft JhengHei"/>
                 <w:b w:val="0"/>
                 <w:color w:val="22272B"/>
                 <w:sz w:val="17"/>
@@ -6744,7 +6759,7 @@
             </w:pPr>
             <w:r>
               <w:rPr>
-                <w:rFonts w:ascii="Taipei Sans TC Beta" w:hAnsi="Taipei Sans TC Beta" w:eastAsia="Taipei Sans TC Beta"/>
+                <w:rFonts w:ascii="Microsoft JhengHei" w:hAnsi="Microsoft JhengHei" w:eastAsia="Microsoft JhengHei"/>
                 <w:b w:val="0"/>
                 <w:color w:val="22272B"/>
                 <w:sz w:val="17"/>
@@ -6772,7 +6787,7 @@
             </w:pPr>
             <w:r>
               <w:rPr>
-                <w:rFonts w:ascii="Taipei Sans TC Beta" w:hAnsi="Taipei Sans TC Beta" w:eastAsia="Taipei Sans TC Beta"/>
+                <w:rFonts w:ascii="Microsoft JhengHei" w:hAnsi="Microsoft JhengHei" w:eastAsia="Microsoft JhengHei"/>
                 <w:b w:val="0"/>
                 <w:color w:val="22272B"/>
                 <w:sz w:val="17"/>
@@ -6798,7 +6813,7 @@
             </w:pPr>
             <w:r>
               <w:rPr>
-                <w:rFonts w:ascii="Taipei Sans TC Beta" w:hAnsi="Taipei Sans TC Beta" w:eastAsia="Taipei Sans TC Beta"/>
+                <w:rFonts w:ascii="Microsoft JhengHei" w:hAnsi="Microsoft JhengHei" w:eastAsia="Microsoft JhengHei"/>
                 <w:b w:val="0"/>
                 <w:color w:val="22272B"/>
                 <w:sz w:val="17"/>
@@ -6825,7 +6840,7 @@
             </w:pPr>
             <w:r>
               <w:rPr>
-                <w:rFonts w:ascii="Taipei Sans TC Beta" w:hAnsi="Taipei Sans TC Beta" w:eastAsia="Taipei Sans TC Beta"/>
+                <w:rFonts w:ascii="Microsoft JhengHei" w:hAnsi="Microsoft JhengHei" w:eastAsia="Microsoft JhengHei"/>
                 <w:b w:val="0"/>
                 <w:color w:val="22272B"/>
                 <w:sz w:val="17"/>
@@ -6850,7 +6865,7 @@
             </w:pPr>
             <w:r>
               <w:rPr>
-                <w:rFonts w:ascii="Taipei Sans TC Beta" w:hAnsi="Taipei Sans TC Beta" w:eastAsia="Taipei Sans TC Beta"/>
+                <w:rFonts w:ascii="Microsoft JhengHei" w:hAnsi="Microsoft JhengHei" w:eastAsia="Microsoft JhengHei"/>
                 <w:b w:val="0"/>
                 <w:color w:val="22272B"/>
                 <w:sz w:val="17"/>
@@ -6878,7 +6893,7 @@
             </w:pPr>
             <w:r>
               <w:rPr>
-                <w:rFonts w:ascii="Taipei Sans TC Beta" w:hAnsi="Taipei Sans TC Beta" w:eastAsia="Taipei Sans TC Beta"/>
+                <w:rFonts w:ascii="Microsoft JhengHei" w:hAnsi="Microsoft JhengHei" w:eastAsia="Microsoft JhengHei"/>
                 <w:b w:val="0"/>
                 <w:color w:val="22272B"/>
                 <w:sz w:val="17"/>
@@ -6904,7 +6919,7 @@
             </w:pPr>
             <w:r>
               <w:rPr>
-                <w:rFonts w:ascii="Taipei Sans TC Beta" w:hAnsi="Taipei Sans TC Beta" w:eastAsia="Taipei Sans TC Beta"/>
+                <w:rFonts w:ascii="Microsoft JhengHei" w:hAnsi="Microsoft JhengHei" w:eastAsia="Microsoft JhengHei"/>
                 <w:b w:val="0"/>
                 <w:color w:val="22272B"/>
                 <w:sz w:val="17"/>
@@ -6931,7 +6946,7 @@
             </w:pPr>
             <w:r>
               <w:rPr>
-                <w:rFonts w:ascii="Taipei Sans TC Beta" w:hAnsi="Taipei Sans TC Beta" w:eastAsia="Taipei Sans TC Beta"/>
+                <w:rFonts w:ascii="Microsoft JhengHei" w:hAnsi="Microsoft JhengHei" w:eastAsia="Microsoft JhengHei"/>
                 <w:b w:val="0"/>
                 <w:color w:val="22272B"/>
                 <w:sz w:val="17"/>
@@ -6956,7 +6971,7 @@
             </w:pPr>
             <w:r>
               <w:rPr>
-                <w:rFonts w:ascii="Taipei Sans TC Beta" w:hAnsi="Taipei Sans TC Beta" w:eastAsia="Taipei Sans TC Beta"/>
+                <w:rFonts w:ascii="Microsoft JhengHei" w:hAnsi="Microsoft JhengHei" w:eastAsia="Microsoft JhengHei"/>
                 <w:b w:val="0"/>
                 <w:color w:val="22272B"/>
                 <w:sz w:val="17"/>
@@ -6984,7 +6999,7 @@
             </w:pPr>
             <w:r>
               <w:rPr>
-                <w:rFonts w:ascii="Taipei Sans TC Beta" w:hAnsi="Taipei Sans TC Beta" w:eastAsia="Taipei Sans TC Beta"/>
+                <w:rFonts w:ascii="Microsoft JhengHei" w:hAnsi="Microsoft JhengHei" w:eastAsia="Microsoft JhengHei"/>
                 <w:b w:val="0"/>
                 <w:color w:val="22272B"/>
                 <w:sz w:val="17"/>
@@ -7010,7 +7025,7 @@
             </w:pPr>
             <w:r>
               <w:rPr>
-                <w:rFonts w:ascii="Taipei Sans TC Beta" w:hAnsi="Taipei Sans TC Beta" w:eastAsia="Taipei Sans TC Beta"/>
+                <w:rFonts w:ascii="Microsoft JhengHei" w:hAnsi="Microsoft JhengHei" w:eastAsia="Microsoft JhengHei"/>
                 <w:b w:val="0"/>
                 <w:color w:val="22272B"/>
                 <w:sz w:val="17"/>
@@ -7037,7 +7052,7 @@
             </w:pPr>
             <w:r>
               <w:rPr>
-                <w:rFonts w:ascii="Taipei Sans TC Beta" w:hAnsi="Taipei Sans TC Beta" w:eastAsia="Taipei Sans TC Beta"/>
+                <w:rFonts w:ascii="Microsoft JhengHei" w:hAnsi="Microsoft JhengHei" w:eastAsia="Microsoft JhengHei"/>
                 <w:b w:val="0"/>
                 <w:color w:val="22272B"/>
                 <w:sz w:val="17"/>
@@ -7062,7 +7077,7 @@
             </w:pPr>
             <w:r>
               <w:rPr>
-                <w:rFonts w:ascii="Taipei Sans TC Beta" w:hAnsi="Taipei Sans TC Beta" w:eastAsia="Taipei Sans TC Beta"/>
+                <w:rFonts w:ascii="Microsoft JhengHei" w:hAnsi="Microsoft JhengHei" w:eastAsia="Microsoft JhengHei"/>
                 <w:b w:val="0"/>
                 <w:color w:val="22272B"/>
                 <w:sz w:val="17"/>
@@ -7090,7 +7105,7 @@
             </w:pPr>
             <w:r>
               <w:rPr>
-                <w:rFonts w:ascii="Taipei Sans TC Beta" w:hAnsi="Taipei Sans TC Beta" w:eastAsia="Taipei Sans TC Beta"/>
+                <w:rFonts w:ascii="Microsoft JhengHei" w:hAnsi="Microsoft JhengHei" w:eastAsia="Microsoft JhengHei"/>
                 <w:b w:val="0"/>
                 <w:color w:val="22272B"/>
                 <w:sz w:val="17"/>
@@ -7116,7 +7131,7 @@
             </w:pPr>
             <w:r>
               <w:rPr>
-                <w:rFonts w:ascii="Taipei Sans TC Beta" w:hAnsi="Taipei Sans TC Beta" w:eastAsia="Taipei Sans TC Beta"/>
+                <w:rFonts w:ascii="Microsoft JhengHei" w:hAnsi="Microsoft JhengHei" w:eastAsia="Microsoft JhengHei"/>
                 <w:b w:val="0"/>
                 <w:color w:val="22272B"/>
                 <w:sz w:val="17"/>
@@ -7257,7 +7272,7 @@
             </w:pPr>
             <w:r>
               <w:rPr>
-                <w:rFonts w:ascii="Taipei Sans TC Beta" w:hAnsi="Taipei Sans TC Beta" w:eastAsia="Taipei Sans TC Beta"/>
+                <w:rFonts w:ascii="Microsoft JhengHei" w:hAnsi="Microsoft JhengHei" w:eastAsia="Microsoft JhengHei"/>
                 <w:b/>
                 <w:color w:val="203748"/>
                 <w:sz w:val="21"/>
@@ -7271,7 +7286,7 @@
             </w:pPr>
             <w:r>
               <w:rPr>
-                <w:rFonts w:ascii="Taipei Sans TC Beta" w:hAnsi="Taipei Sans TC Beta" w:eastAsia="Taipei Sans TC Beta"/>
+                <w:rFonts w:ascii="Microsoft JhengHei" w:hAnsi="Microsoft JhengHei" w:eastAsia="Microsoft JhengHei"/>
                 <w:b w:val="0"/>
                 <w:color w:val="22272B"/>
                 <w:sz w:val="20"/>
@@ -7366,7 +7381,7 @@
             </w:pPr>
             <w:r>
               <w:rPr>
-                <w:rFonts w:ascii="Taipei Sans TC Beta" w:hAnsi="Taipei Sans TC Beta" w:eastAsia="Taipei Sans TC Beta"/>
+                <w:rFonts w:ascii="Microsoft JhengHei" w:hAnsi="Microsoft JhengHei" w:eastAsia="Microsoft JhengHei"/>
                 <w:b/>
                 <w:color w:val="FFFFFF"/>
                 <w:sz w:val="18"/>
@@ -7393,7 +7408,7 @@
             </w:pPr>
             <w:r>
               <w:rPr>
-                <w:rFonts w:ascii="Taipei Sans TC Beta" w:hAnsi="Taipei Sans TC Beta" w:eastAsia="Taipei Sans TC Beta"/>
+                <w:rFonts w:ascii="Microsoft JhengHei" w:hAnsi="Microsoft JhengHei" w:eastAsia="Microsoft JhengHei"/>
                 <w:b/>
                 <w:color w:val="FFFFFF"/>
                 <w:sz w:val="18"/>
@@ -7420,7 +7435,7 @@
             </w:pPr>
             <w:r>
               <w:rPr>
-                <w:rFonts w:ascii="Taipei Sans TC Beta" w:hAnsi="Taipei Sans TC Beta" w:eastAsia="Taipei Sans TC Beta"/>
+                <w:rFonts w:ascii="Microsoft JhengHei" w:hAnsi="Microsoft JhengHei" w:eastAsia="Microsoft JhengHei"/>
                 <w:b w:val="0"/>
                 <w:color w:val="22272B"/>
                 <w:sz w:val="17"/>
@@ -7445,7 +7460,7 @@
             </w:pPr>
             <w:r>
               <w:rPr>
-                <w:rFonts w:ascii="Taipei Sans TC Beta" w:hAnsi="Taipei Sans TC Beta" w:eastAsia="Taipei Sans TC Beta"/>
+                <w:rFonts w:ascii="Microsoft JhengHei" w:hAnsi="Microsoft JhengHei" w:eastAsia="Microsoft JhengHei"/>
                 <w:b w:val="0"/>
                 <w:color w:val="22272B"/>
                 <w:sz w:val="17"/>
@@ -7473,7 +7488,7 @@
             </w:pPr>
             <w:r>
               <w:rPr>
-                <w:rFonts w:ascii="Taipei Sans TC Beta" w:hAnsi="Taipei Sans TC Beta" w:eastAsia="Taipei Sans TC Beta"/>
+                <w:rFonts w:ascii="Microsoft JhengHei" w:hAnsi="Microsoft JhengHei" w:eastAsia="Microsoft JhengHei"/>
                 <w:b w:val="0"/>
                 <w:color w:val="22272B"/>
                 <w:sz w:val="17"/>
@@ -7499,7 +7514,7 @@
             </w:pPr>
             <w:r>
               <w:rPr>
-                <w:rFonts w:ascii="Taipei Sans TC Beta" w:hAnsi="Taipei Sans TC Beta" w:eastAsia="Taipei Sans TC Beta"/>
+                <w:rFonts w:ascii="Microsoft JhengHei" w:hAnsi="Microsoft JhengHei" w:eastAsia="Microsoft JhengHei"/>
                 <w:b w:val="0"/>
                 <w:color w:val="22272B"/>
                 <w:sz w:val="17"/>
@@ -7526,7 +7541,7 @@
             </w:pPr>
             <w:r>
               <w:rPr>
-                <w:rFonts w:ascii="Taipei Sans TC Beta" w:hAnsi="Taipei Sans TC Beta" w:eastAsia="Taipei Sans TC Beta"/>
+                <w:rFonts w:ascii="Microsoft JhengHei" w:hAnsi="Microsoft JhengHei" w:eastAsia="Microsoft JhengHei"/>
                 <w:b w:val="0"/>
                 <w:color w:val="22272B"/>
                 <w:sz w:val="17"/>
@@ -7551,7 +7566,7 @@
             </w:pPr>
             <w:r>
               <w:rPr>
-                <w:rFonts w:ascii="Taipei Sans TC Beta" w:hAnsi="Taipei Sans TC Beta" w:eastAsia="Taipei Sans TC Beta"/>
+                <w:rFonts w:ascii="Microsoft JhengHei" w:hAnsi="Microsoft JhengHei" w:eastAsia="Microsoft JhengHei"/>
                 <w:b w:val="0"/>
                 <w:color w:val="22272B"/>
                 <w:sz w:val="17"/>
@@ -7579,7 +7594,7 @@
             </w:pPr>
             <w:r>
               <w:rPr>
-                <w:rFonts w:ascii="Taipei Sans TC Beta" w:hAnsi="Taipei Sans TC Beta" w:eastAsia="Taipei Sans TC Beta"/>
+                <w:rFonts w:ascii="Microsoft JhengHei" w:hAnsi="Microsoft JhengHei" w:eastAsia="Microsoft JhengHei"/>
                 <w:b w:val="0"/>
                 <w:color w:val="22272B"/>
                 <w:sz w:val="17"/>
@@ -7605,7 +7620,7 @@
             </w:pPr>
             <w:r>
               <w:rPr>
-                <w:rFonts w:ascii="Taipei Sans TC Beta" w:hAnsi="Taipei Sans TC Beta" w:eastAsia="Taipei Sans TC Beta"/>
+                <w:rFonts w:ascii="Microsoft JhengHei" w:hAnsi="Microsoft JhengHei" w:eastAsia="Microsoft JhengHei"/>
                 <w:b w:val="0"/>
                 <w:color w:val="22272B"/>
                 <w:sz w:val="17"/>
@@ -7632,7 +7647,7 @@
             </w:pPr>
             <w:r>
               <w:rPr>
-                <w:rFonts w:ascii="Taipei Sans TC Beta" w:hAnsi="Taipei Sans TC Beta" w:eastAsia="Taipei Sans TC Beta"/>
+                <w:rFonts w:ascii="Microsoft JhengHei" w:hAnsi="Microsoft JhengHei" w:eastAsia="Microsoft JhengHei"/>
                 <w:b w:val="0"/>
                 <w:color w:val="22272B"/>
                 <w:sz w:val="17"/>
@@ -7657,7 +7672,7 @@
             </w:pPr>
             <w:r>
               <w:rPr>
-                <w:rFonts w:ascii="Taipei Sans TC Beta" w:hAnsi="Taipei Sans TC Beta" w:eastAsia="Taipei Sans TC Beta"/>
+                <w:rFonts w:ascii="Microsoft JhengHei" w:hAnsi="Microsoft JhengHei" w:eastAsia="Microsoft JhengHei"/>
                 <w:b w:val="0"/>
                 <w:color w:val="22272B"/>
                 <w:sz w:val="17"/>
@@ -7685,7 +7700,7 @@
             </w:pPr>
             <w:r>
               <w:rPr>
-                <w:rFonts w:ascii="Taipei Sans TC Beta" w:hAnsi="Taipei Sans TC Beta" w:eastAsia="Taipei Sans TC Beta"/>
+                <w:rFonts w:ascii="Microsoft JhengHei" w:hAnsi="Microsoft JhengHei" w:eastAsia="Microsoft JhengHei"/>
                 <w:b w:val="0"/>
                 <w:color w:val="22272B"/>
                 <w:sz w:val="17"/>
@@ -7711,7 +7726,7 @@
             </w:pPr>
             <w:r>
               <w:rPr>
-                <w:rFonts w:ascii="Taipei Sans TC Beta" w:hAnsi="Taipei Sans TC Beta" w:eastAsia="Taipei Sans TC Beta"/>
+                <w:rFonts w:ascii="Microsoft JhengHei" w:hAnsi="Microsoft JhengHei" w:eastAsia="Microsoft JhengHei"/>
                 <w:b w:val="0"/>
                 <w:color w:val="22272B"/>
                 <w:sz w:val="17"/>
@@ -7947,7 +7962,7 @@
             </w:pPr>
             <w:r>
               <w:rPr>
-                <w:rFonts w:ascii="Taipei Sans TC Beta" w:hAnsi="Taipei Sans TC Beta" w:eastAsia="Taipei Sans TC Beta"/>
+                <w:rFonts w:ascii="Microsoft JhengHei" w:hAnsi="Microsoft JhengHei" w:eastAsia="Microsoft JhengHei"/>
                 <w:b/>
                 <w:color w:val="FFFFFF"/>
                 <w:sz w:val="18"/>
@@ -7974,7 +7989,7 @@
             </w:pPr>
             <w:r>
               <w:rPr>
-                <w:rFonts w:ascii="Taipei Sans TC Beta" w:hAnsi="Taipei Sans TC Beta" w:eastAsia="Taipei Sans TC Beta"/>
+                <w:rFonts w:ascii="Microsoft JhengHei" w:hAnsi="Microsoft JhengHei" w:eastAsia="Microsoft JhengHei"/>
                 <w:b/>
                 <w:color w:val="FFFFFF"/>
                 <w:sz w:val="18"/>
@@ -8001,7 +8016,7 @@
             </w:pPr>
             <w:r>
               <w:rPr>
-                <w:rFonts w:ascii="Taipei Sans TC Beta" w:hAnsi="Taipei Sans TC Beta" w:eastAsia="Taipei Sans TC Beta"/>
+                <w:rFonts w:ascii="Microsoft JhengHei" w:hAnsi="Microsoft JhengHei" w:eastAsia="Microsoft JhengHei"/>
                 <w:b w:val="0"/>
                 <w:color w:val="22272B"/>
                 <w:sz w:val="17"/>
@@ -8026,7 +8041,7 @@
             </w:pPr>
             <w:r>
               <w:rPr>
-                <w:rFonts w:ascii="Taipei Sans TC Beta" w:hAnsi="Taipei Sans TC Beta" w:eastAsia="Taipei Sans TC Beta"/>
+                <w:rFonts w:ascii="Microsoft JhengHei" w:hAnsi="Microsoft JhengHei" w:eastAsia="Microsoft JhengHei"/>
                 <w:b w:val="0"/>
                 <w:color w:val="22272B"/>
                 <w:sz w:val="17"/>
@@ -8054,7 +8069,7 @@
             </w:pPr>
             <w:r>
               <w:rPr>
-                <w:rFonts w:ascii="Taipei Sans TC Beta" w:hAnsi="Taipei Sans TC Beta" w:eastAsia="Taipei Sans TC Beta"/>
+                <w:rFonts w:ascii="Microsoft JhengHei" w:hAnsi="Microsoft JhengHei" w:eastAsia="Microsoft JhengHei"/>
                 <w:b w:val="0"/>
                 <w:color w:val="22272B"/>
                 <w:sz w:val="17"/>
@@ -8080,7 +8095,7 @@
             </w:pPr>
             <w:r>
               <w:rPr>
-                <w:rFonts w:ascii="Taipei Sans TC Beta" w:hAnsi="Taipei Sans TC Beta" w:eastAsia="Taipei Sans TC Beta"/>
+                <w:rFonts w:ascii="Microsoft JhengHei" w:hAnsi="Microsoft JhengHei" w:eastAsia="Microsoft JhengHei"/>
                 <w:b w:val="0"/>
                 <w:color w:val="22272B"/>
                 <w:sz w:val="17"/>
@@ -8107,7 +8122,7 @@
             </w:pPr>
             <w:r>
               <w:rPr>
-                <w:rFonts w:ascii="Taipei Sans TC Beta" w:hAnsi="Taipei Sans TC Beta" w:eastAsia="Taipei Sans TC Beta"/>
+                <w:rFonts w:ascii="Microsoft JhengHei" w:hAnsi="Microsoft JhengHei" w:eastAsia="Microsoft JhengHei"/>
                 <w:b w:val="0"/>
                 <w:color w:val="22272B"/>
                 <w:sz w:val="17"/>
@@ -8132,7 +8147,7 @@
             </w:pPr>
             <w:r>
               <w:rPr>
-                <w:rFonts w:ascii="Taipei Sans TC Beta" w:hAnsi="Taipei Sans TC Beta" w:eastAsia="Taipei Sans TC Beta"/>
+                <w:rFonts w:ascii="Microsoft JhengHei" w:hAnsi="Microsoft JhengHei" w:eastAsia="Microsoft JhengHei"/>
                 <w:b w:val="0"/>
                 <w:color w:val="22272B"/>
                 <w:sz w:val="17"/>
@@ -8160,7 +8175,7 @@
             </w:pPr>
             <w:r>
               <w:rPr>
-                <w:rFonts w:ascii="Taipei Sans TC Beta" w:hAnsi="Taipei Sans TC Beta" w:eastAsia="Taipei Sans TC Beta"/>
+                <w:rFonts w:ascii="Microsoft JhengHei" w:hAnsi="Microsoft JhengHei" w:eastAsia="Microsoft JhengHei"/>
                 <w:b w:val="0"/>
                 <w:color w:val="22272B"/>
                 <w:sz w:val="17"/>
@@ -8186,7 +8201,7 @@
             </w:pPr>
             <w:r>
               <w:rPr>
-                <w:rFonts w:ascii="Taipei Sans TC Beta" w:hAnsi="Taipei Sans TC Beta" w:eastAsia="Taipei Sans TC Beta"/>
+                <w:rFonts w:ascii="Microsoft JhengHei" w:hAnsi="Microsoft JhengHei" w:eastAsia="Microsoft JhengHei"/>
                 <w:b w:val="0"/>
                 <w:color w:val="22272B"/>
                 <w:sz w:val="17"/>
@@ -8213,7 +8228,7 @@
             </w:pPr>
             <w:r>
               <w:rPr>
-                <w:rFonts w:ascii="Taipei Sans TC Beta" w:hAnsi="Taipei Sans TC Beta" w:eastAsia="Taipei Sans TC Beta"/>
+                <w:rFonts w:ascii="Microsoft JhengHei" w:hAnsi="Microsoft JhengHei" w:eastAsia="Microsoft JhengHei"/>
                 <w:b w:val="0"/>
                 <w:color w:val="22272B"/>
                 <w:sz w:val="17"/>
@@ -8238,7 +8253,7 @@
             </w:pPr>
             <w:r>
               <w:rPr>
-                <w:rFonts w:ascii="Taipei Sans TC Beta" w:hAnsi="Taipei Sans TC Beta" w:eastAsia="Taipei Sans TC Beta"/>
+                <w:rFonts w:ascii="Microsoft JhengHei" w:hAnsi="Microsoft JhengHei" w:eastAsia="Microsoft JhengHei"/>
                 <w:b w:val="0"/>
                 <w:color w:val="22272B"/>
                 <w:sz w:val="17"/>
@@ -8266,7 +8281,7 @@
             </w:pPr>
             <w:r>
               <w:rPr>
-                <w:rFonts w:ascii="Taipei Sans TC Beta" w:hAnsi="Taipei Sans TC Beta" w:eastAsia="Taipei Sans TC Beta"/>
+                <w:rFonts w:ascii="Microsoft JhengHei" w:hAnsi="Microsoft JhengHei" w:eastAsia="Microsoft JhengHei"/>
                 <w:b w:val="0"/>
                 <w:color w:val="22272B"/>
                 <w:sz w:val="17"/>
@@ -8292,7 +8307,7 @@
             </w:pPr>
             <w:r>
               <w:rPr>
-                <w:rFonts w:ascii="Taipei Sans TC Beta" w:hAnsi="Taipei Sans TC Beta" w:eastAsia="Taipei Sans TC Beta"/>
+                <w:rFonts w:ascii="Microsoft JhengHei" w:hAnsi="Microsoft JhengHei" w:eastAsia="Microsoft JhengHei"/>
                 <w:b w:val="0"/>
                 <w:color w:val="22272B"/>
                 <w:sz w:val="17"/>
@@ -8319,7 +8334,7 @@
             </w:pPr>
             <w:r>
               <w:rPr>
-                <w:rFonts w:ascii="Taipei Sans TC Beta" w:hAnsi="Taipei Sans TC Beta" w:eastAsia="Taipei Sans TC Beta"/>
+                <w:rFonts w:ascii="Microsoft JhengHei" w:hAnsi="Microsoft JhengHei" w:eastAsia="Microsoft JhengHei"/>
                 <w:b w:val="0"/>
                 <w:color w:val="22272B"/>
                 <w:sz w:val="17"/>
@@ -8344,7 +8359,7 @@
             </w:pPr>
             <w:r>
               <w:rPr>
-                <w:rFonts w:ascii="Taipei Sans TC Beta" w:hAnsi="Taipei Sans TC Beta" w:eastAsia="Taipei Sans TC Beta"/>
+                <w:rFonts w:ascii="Microsoft JhengHei" w:hAnsi="Microsoft JhengHei" w:eastAsia="Microsoft JhengHei"/>
                 <w:b w:val="0"/>
                 <w:color w:val="22272B"/>
                 <w:sz w:val="17"/>
@@ -8372,7 +8387,7 @@
             </w:pPr>
             <w:r>
               <w:rPr>
-                <w:rFonts w:ascii="Taipei Sans TC Beta" w:hAnsi="Taipei Sans TC Beta" w:eastAsia="Taipei Sans TC Beta"/>
+                <w:rFonts w:ascii="Microsoft JhengHei" w:hAnsi="Microsoft JhengHei" w:eastAsia="Microsoft JhengHei"/>
                 <w:b w:val="0"/>
                 <w:color w:val="22272B"/>
                 <w:sz w:val="17"/>
@@ -8398,7 +8413,7 @@
             </w:pPr>
             <w:r>
               <w:rPr>
-                <w:rFonts w:ascii="Taipei Sans TC Beta" w:hAnsi="Taipei Sans TC Beta" w:eastAsia="Taipei Sans TC Beta"/>
+                <w:rFonts w:ascii="Microsoft JhengHei" w:hAnsi="Microsoft JhengHei" w:eastAsia="Microsoft JhengHei"/>
                 <w:b w:val="0"/>
                 <w:color w:val="22272B"/>
                 <w:sz w:val="17"/>
@@ -8425,7 +8440,7 @@
             </w:pPr>
             <w:r>
               <w:rPr>
-                <w:rFonts w:ascii="Taipei Sans TC Beta" w:hAnsi="Taipei Sans TC Beta" w:eastAsia="Taipei Sans TC Beta"/>
+                <w:rFonts w:ascii="Microsoft JhengHei" w:hAnsi="Microsoft JhengHei" w:eastAsia="Microsoft JhengHei"/>
                 <w:b w:val="0"/>
                 <w:color w:val="22272B"/>
                 <w:sz w:val="17"/>
@@ -8450,7 +8465,7 @@
             </w:pPr>
             <w:r>
               <w:rPr>
-                <w:rFonts w:ascii="Taipei Sans TC Beta" w:hAnsi="Taipei Sans TC Beta" w:eastAsia="Taipei Sans TC Beta"/>
+                <w:rFonts w:ascii="Microsoft JhengHei" w:hAnsi="Microsoft JhengHei" w:eastAsia="Microsoft JhengHei"/>
                 <w:b w:val="0"/>
                 <w:color w:val="22272B"/>
                 <w:sz w:val="17"/>
@@ -8478,7 +8493,7 @@
             </w:pPr>
             <w:r>
               <w:rPr>
-                <w:rFonts w:ascii="Taipei Sans TC Beta" w:hAnsi="Taipei Sans TC Beta" w:eastAsia="Taipei Sans TC Beta"/>
+                <w:rFonts w:ascii="Microsoft JhengHei" w:hAnsi="Microsoft JhengHei" w:eastAsia="Microsoft JhengHei"/>
                 <w:b w:val="0"/>
                 <w:color w:val="22272B"/>
                 <w:sz w:val="17"/>
@@ -8504,7 +8519,7 @@
             </w:pPr>
             <w:r>
               <w:rPr>
-                <w:rFonts w:ascii="Taipei Sans TC Beta" w:hAnsi="Taipei Sans TC Beta" w:eastAsia="Taipei Sans TC Beta"/>
+                <w:rFonts w:ascii="Microsoft JhengHei" w:hAnsi="Microsoft JhengHei" w:eastAsia="Microsoft JhengHei"/>
                 <w:b w:val="0"/>
                 <w:color w:val="22272B"/>
                 <w:sz w:val="17"/>
@@ -8531,7 +8546,7 @@
             </w:pPr>
             <w:r>
               <w:rPr>
-                <w:rFonts w:ascii="Taipei Sans TC Beta" w:hAnsi="Taipei Sans TC Beta" w:eastAsia="Taipei Sans TC Beta"/>
+                <w:rFonts w:ascii="Microsoft JhengHei" w:hAnsi="Microsoft JhengHei" w:eastAsia="Microsoft JhengHei"/>
                 <w:b w:val="0"/>
                 <w:color w:val="22272B"/>
                 <w:sz w:val="17"/>
@@ -8556,7 +8571,7 @@
             </w:pPr>
             <w:r>
               <w:rPr>
-                <w:rFonts w:ascii="Taipei Sans TC Beta" w:hAnsi="Taipei Sans TC Beta" w:eastAsia="Taipei Sans TC Beta"/>
+                <w:rFonts w:ascii="Microsoft JhengHei" w:hAnsi="Microsoft JhengHei" w:eastAsia="Microsoft JhengHei"/>
                 <w:b w:val="0"/>
                 <w:color w:val="22272B"/>
                 <w:sz w:val="17"/>
@@ -8647,7 +8662,85 @@
     </w:p>
     <w:p>
       <w:r>
+        <w:rPr>
+          <w:rFonts w:ascii="Microsoft JhengHei" w:hAnsi="Microsoft JhengHei" w:eastAsia="Microsoft JhengHei"/>
+        </w:rPr>
         <w:br w:type="page"/>
+      </w:r>
+    </w:p>
+    <w:p>
+      <w:pPr>
+        <w:pStyle w:val="Heading1"/>
+      </w:pPr>
+      <w:r>
+        <w:rPr>
+          <w:rFonts w:ascii="Microsoft JhengHei" w:hAnsi="Microsoft JhengHei" w:eastAsia="Microsoft JhengHei"/>
+        </w:rPr>
+        <w:t>2026-08-31 Canon 2.0 最新整合補記</w:t>
+      </w:r>
+    </w:p>
+    <w:p>
+      <w:r>
+        <w:rPr>
+          <w:rFonts w:ascii="Microsoft JhengHei" w:hAnsi="Microsoft JhengHei" w:eastAsia="Microsoft JhengHei"/>
+        </w:rPr>
+        <w:t>本次整合不刪減原《LOC_2026》的完整系統介紹，而以增量方式合併最新 Canon。</w:t>
+      </w:r>
+    </w:p>
+    <w:p>
+      <w:r>
+        <w:rPr>
+          <w:rFonts w:ascii="Microsoft JhengHei" w:hAnsi="Microsoft JhengHei" w:eastAsia="Microsoft JhengHei"/>
+        </w:rPr>
+        <w:t>• 氣固定為 breath：呼吸、吐納、生命節律與氣息流動；不得再寫成 air／空氣。</w:t>
+      </w:r>
+    </w:p>
+    <w:p>
+      <w:r>
+        <w:rPr>
+          <w:rFonts w:ascii="Microsoft JhengHei" w:hAnsi="Microsoft JhengHei" w:eastAsia="Microsoft JhengHei"/>
+        </w:rPr>
+        <w:t>• 65＝玄＝chaos；66＝命＝fate；先玄後命。</w:t>
+      </w:r>
+    </w:p>
+    <w:p>
+      <w:r>
+        <w:rPr>
+          <w:rFonts w:ascii="Microsoft JhengHei" w:hAnsi="Microsoft JhengHei" w:eastAsia="Microsoft JhengHei"/>
+        </w:rPr>
+        <w:t>• 1–64 每個八符文組內，四種固有月相各兩枚；以 LunaRune64.xlsx 母資料與此平衡原則校正衍生資料。</w:t>
+      </w:r>
+    </w:p>
+    <w:p>
+      <w:r>
+        <w:rPr>
+          <w:rFonts w:ascii="Microsoft JhengHei" w:hAnsi="Microsoft JhengHei" w:eastAsia="Microsoft JhengHei"/>
+        </w:rPr>
+        <w:t>• 玄、命的完整方向／月相運行規格延後補充。</w:t>
+      </w:r>
+    </w:p>
+    <w:p>
+      <w:r>
+        <w:rPr>
+          <w:rFonts w:ascii="Microsoft JhengHei" w:hAnsi="Microsoft JhengHei" w:eastAsia="Microsoft JhengHei"/>
+        </w:rPr>
+        <w:t>• 靈魂咒語、儀式、神話故事等 Lore 保留但低頻，需要時再調用。</w:t>
+      </w:r>
+    </w:p>
+    <w:p>
+      <w:r>
+        <w:rPr>
+          <w:rFonts w:ascii="Microsoft JhengHei" w:hAnsi="Microsoft JhengHei" w:eastAsia="Microsoft JhengHei"/>
+        </w:rPr>
+        <w:t>• 網站與 Excel 母資料工作方式均已存在；不再列為未完成事項。</w:t>
+      </w:r>
+    </w:p>
+    <w:p>
+      <w:r>
+        <w:rPr>
+          <w:rFonts w:ascii="Microsoft JhengHei" w:hAnsi="Microsoft JhengHei" w:eastAsia="Microsoft JhengHei"/>
+        </w:rPr>
+        <w:t>• LOC Canon 2.0 為現行穩定版；LOC 3.0 的主要成立門檻為「音樂愛情故事」能否完成並成形。</w:t>
       </w:r>
     </w:p>
     <w:p>
@@ -8703,7 +8796,7 @@
             </w:pPr>
             <w:r>
               <w:rPr>
-                <w:rFonts w:ascii="Taipei Sans TC Beta" w:hAnsi="Taipei Sans TC Beta" w:eastAsia="Taipei Sans TC Beta"/>
+                <w:rFonts w:ascii="Microsoft JhengHei" w:hAnsi="Microsoft JhengHei" w:eastAsia="Microsoft JhengHei"/>
                 <w:b/>
                 <w:color w:val="FFFFFF"/>
                 <w:sz w:val="18"/>
@@ -8730,7 +8823,7 @@
             </w:pPr>
             <w:r>
               <w:rPr>
-                <w:rFonts w:ascii="Taipei Sans TC Beta" w:hAnsi="Taipei Sans TC Beta" w:eastAsia="Taipei Sans TC Beta"/>
+                <w:rFonts w:ascii="Microsoft JhengHei" w:hAnsi="Microsoft JhengHei" w:eastAsia="Microsoft JhengHei"/>
                 <w:b/>
                 <w:color w:val="FFFFFF"/>
                 <w:sz w:val="18"/>
@@ -8757,7 +8850,7 @@
             </w:pPr>
             <w:r>
               <w:rPr>
-                <w:rFonts w:ascii="Taipei Sans TC Beta" w:hAnsi="Taipei Sans TC Beta" w:eastAsia="Taipei Sans TC Beta"/>
+                <w:rFonts w:ascii="Microsoft JhengHei" w:hAnsi="Microsoft JhengHei" w:eastAsia="Microsoft JhengHei"/>
                 <w:b/>
                 <w:color w:val="FFFFFF"/>
                 <w:sz w:val="18"/>
@@ -8784,7 +8877,7 @@
             </w:pPr>
             <w:r>
               <w:rPr>
-                <w:rFonts w:ascii="Taipei Sans TC Beta" w:hAnsi="Taipei Sans TC Beta" w:eastAsia="Taipei Sans TC Beta"/>
+                <w:rFonts w:ascii="Microsoft JhengHei" w:hAnsi="Microsoft JhengHei" w:eastAsia="Microsoft JhengHei"/>
                 <w:b/>
                 <w:color w:val="FFFFFF"/>
                 <w:sz w:val="18"/>
@@ -8811,7 +8904,7 @@
             </w:pPr>
             <w:r>
               <w:rPr>
-                <w:rFonts w:ascii="Taipei Sans TC Beta" w:hAnsi="Taipei Sans TC Beta" w:eastAsia="Taipei Sans TC Beta"/>
+                <w:rFonts w:ascii="Microsoft JhengHei" w:hAnsi="Microsoft JhengHei" w:eastAsia="Microsoft JhengHei"/>
                 <w:b/>
                 <w:color w:val="FFFFFF"/>
                 <w:sz w:val="18"/>
@@ -8838,7 +8931,7 @@
             </w:pPr>
             <w:r>
               <w:rPr>
-                <w:rFonts w:ascii="Taipei Sans TC Beta" w:hAnsi="Taipei Sans TC Beta" w:eastAsia="Taipei Sans TC Beta"/>
+                <w:rFonts w:ascii="Microsoft JhengHei" w:hAnsi="Microsoft JhengHei" w:eastAsia="Microsoft JhengHei"/>
                 <w:b/>
                 <w:color w:val="FFFFFF"/>
                 <w:sz w:val="18"/>
@@ -8865,7 +8958,7 @@
             </w:pPr>
             <w:r>
               <w:rPr>
-                <w:rFonts w:ascii="Taipei Sans TC Beta" w:hAnsi="Taipei Sans TC Beta" w:eastAsia="Taipei Sans TC Beta"/>
+                <w:rFonts w:ascii="Microsoft JhengHei" w:hAnsi="Microsoft JhengHei" w:eastAsia="Microsoft JhengHei"/>
                 <w:b/>
                 <w:color w:val="FFFFFF"/>
                 <w:sz w:val="18"/>
@@ -8892,7 +8985,7 @@
             </w:pPr>
             <w:r>
               <w:rPr>
-                <w:rFonts w:ascii="Taipei Sans TC Beta" w:hAnsi="Taipei Sans TC Beta" w:eastAsia="Taipei Sans TC Beta"/>
+                <w:rFonts w:ascii="Microsoft JhengHei" w:hAnsi="Microsoft JhengHei" w:eastAsia="Microsoft JhengHei"/>
                 <w:b w:val="0"/>
                 <w:color w:val="22272B"/>
                 <w:sz w:val="17"/>
@@ -8917,7 +9010,7 @@
             </w:pPr>
             <w:r>
               <w:rPr>
-                <w:rFonts w:ascii="Taipei Sans TC Beta" w:hAnsi="Taipei Sans TC Beta" w:eastAsia="Taipei Sans TC Beta"/>
+                <w:rFonts w:ascii="Microsoft JhengHei" w:hAnsi="Microsoft JhengHei" w:eastAsia="Microsoft JhengHei"/>
                 <w:b w:val="0"/>
                 <w:color w:val="22272B"/>
                 <w:sz w:val="17"/>
@@ -8942,7 +9035,7 @@
             </w:pPr>
             <w:r>
               <w:rPr>
-                <w:rFonts w:ascii="Taipei Sans TC Beta" w:hAnsi="Taipei Sans TC Beta" w:eastAsia="Taipei Sans TC Beta"/>
+                <w:rFonts w:ascii="Microsoft JhengHei" w:hAnsi="Microsoft JhengHei" w:eastAsia="Microsoft JhengHei"/>
                 <w:b w:val="0"/>
                 <w:color w:val="22272B"/>
                 <w:sz w:val="17"/>
@@ -8967,7 +9060,7 @@
             </w:pPr>
             <w:r>
               <w:rPr>
-                <w:rFonts w:ascii="Taipei Sans TC Beta" w:hAnsi="Taipei Sans TC Beta" w:eastAsia="Taipei Sans TC Beta"/>
+                <w:rFonts w:ascii="Microsoft JhengHei" w:hAnsi="Microsoft JhengHei" w:eastAsia="Microsoft JhengHei"/>
                 <w:b w:val="0"/>
                 <w:color w:val="22272B"/>
                 <w:sz w:val="17"/>
@@ -8992,7 +9085,7 @@
             </w:pPr>
             <w:r>
               <w:rPr>
-                <w:rFonts w:ascii="Taipei Sans TC Beta" w:hAnsi="Taipei Sans TC Beta" w:eastAsia="Taipei Sans TC Beta"/>
+                <w:rFonts w:ascii="Microsoft JhengHei" w:hAnsi="Microsoft JhengHei" w:eastAsia="Microsoft JhengHei"/>
                 <w:b w:val="0"/>
                 <w:color w:val="22272B"/>
                 <w:sz w:val="17"/>
@@ -9017,7 +9110,7 @@
             </w:pPr>
             <w:r>
               <w:rPr>
-                <w:rFonts w:ascii="Taipei Sans TC Beta" w:hAnsi="Taipei Sans TC Beta" w:eastAsia="Taipei Sans TC Beta"/>
+                <w:rFonts w:ascii="Microsoft JhengHei" w:hAnsi="Microsoft JhengHei" w:eastAsia="Microsoft JhengHei"/>
                 <w:b w:val="0"/>
                 <w:color w:val="22272B"/>
                 <w:sz w:val="17"/>
@@ -9042,7 +9135,7 @@
             </w:pPr>
             <w:r>
               <w:rPr>
-                <w:rFonts w:ascii="Taipei Sans TC Beta" w:hAnsi="Taipei Sans TC Beta" w:eastAsia="Taipei Sans TC Beta"/>
+                <w:rFonts w:ascii="Microsoft JhengHei" w:hAnsi="Microsoft JhengHei" w:eastAsia="Microsoft JhengHei"/>
                 <w:b w:val="0"/>
                 <w:color w:val="22272B"/>
                 <w:sz w:val="17"/>
@@ -9070,7 +9163,7 @@
             </w:pPr>
             <w:r>
               <w:rPr>
-                <w:rFonts w:ascii="Taipei Sans TC Beta" w:hAnsi="Taipei Sans TC Beta" w:eastAsia="Taipei Sans TC Beta"/>
+                <w:rFonts w:ascii="Microsoft JhengHei" w:hAnsi="Microsoft JhengHei" w:eastAsia="Microsoft JhengHei"/>
                 <w:b w:val="0"/>
                 <w:color w:val="22272B"/>
                 <w:sz w:val="17"/>
@@ -9096,7 +9189,7 @@
             </w:pPr>
             <w:r>
               <w:rPr>
-                <w:rFonts w:ascii="Taipei Sans TC Beta" w:hAnsi="Taipei Sans TC Beta" w:eastAsia="Taipei Sans TC Beta"/>
+                <w:rFonts w:ascii="Microsoft JhengHei" w:hAnsi="Microsoft JhengHei" w:eastAsia="Microsoft JhengHei"/>
                 <w:b w:val="0"/>
                 <w:color w:val="22272B"/>
                 <w:sz w:val="17"/>
@@ -9122,7 +9215,7 @@
             </w:pPr>
             <w:r>
               <w:rPr>
-                <w:rFonts w:ascii="Taipei Sans TC Beta" w:hAnsi="Taipei Sans TC Beta" w:eastAsia="Taipei Sans TC Beta"/>
+                <w:rFonts w:ascii="Microsoft JhengHei" w:hAnsi="Microsoft JhengHei" w:eastAsia="Microsoft JhengHei"/>
                 <w:b w:val="0"/>
                 <w:color w:val="22272B"/>
                 <w:sz w:val="17"/>
@@ -9148,7 +9241,7 @@
             </w:pPr>
             <w:r>
               <w:rPr>
-                <w:rFonts w:ascii="Taipei Sans TC Beta" w:hAnsi="Taipei Sans TC Beta" w:eastAsia="Taipei Sans TC Beta"/>
+                <w:rFonts w:ascii="Microsoft JhengHei" w:hAnsi="Microsoft JhengHei" w:eastAsia="Microsoft JhengHei"/>
                 <w:b w:val="0"/>
                 <w:color w:val="22272B"/>
                 <w:sz w:val="17"/>
@@ -9174,7 +9267,7 @@
             </w:pPr>
             <w:r>
               <w:rPr>
-                <w:rFonts w:ascii="Taipei Sans TC Beta" w:hAnsi="Taipei Sans TC Beta" w:eastAsia="Taipei Sans TC Beta"/>
+                <w:rFonts w:ascii="Microsoft JhengHei" w:hAnsi="Microsoft JhengHei" w:eastAsia="Microsoft JhengHei"/>
                 <w:b w:val="0"/>
                 <w:color w:val="22272B"/>
                 <w:sz w:val="17"/>
@@ -9200,7 +9293,7 @@
             </w:pPr>
             <w:r>
               <w:rPr>
-                <w:rFonts w:ascii="Taipei Sans TC Beta" w:hAnsi="Taipei Sans TC Beta" w:eastAsia="Taipei Sans TC Beta"/>
+                <w:rFonts w:ascii="Microsoft JhengHei" w:hAnsi="Microsoft JhengHei" w:eastAsia="Microsoft JhengHei"/>
                 <w:b w:val="0"/>
                 <w:color w:val="22272B"/>
                 <w:sz w:val="17"/>
@@ -9226,7 +9319,7 @@
             </w:pPr>
             <w:r>
               <w:rPr>
-                <w:rFonts w:ascii="Taipei Sans TC Beta" w:hAnsi="Taipei Sans TC Beta" w:eastAsia="Taipei Sans TC Beta"/>
+                <w:rFonts w:ascii="Microsoft JhengHei" w:hAnsi="Microsoft JhengHei" w:eastAsia="Microsoft JhengHei"/>
                 <w:b w:val="0"/>
                 <w:color w:val="22272B"/>
                 <w:sz w:val="17"/>
@@ -9253,7 +9346,7 @@
             </w:pPr>
             <w:r>
               <w:rPr>
-                <w:rFonts w:ascii="Taipei Sans TC Beta" w:hAnsi="Taipei Sans TC Beta" w:eastAsia="Taipei Sans TC Beta"/>
+                <w:rFonts w:ascii="Microsoft JhengHei" w:hAnsi="Microsoft JhengHei" w:eastAsia="Microsoft JhengHei"/>
                 <w:b w:val="0"/>
                 <w:color w:val="22272B"/>
                 <w:sz w:val="17"/>
@@ -9278,7 +9371,7 @@
             </w:pPr>
             <w:r>
               <w:rPr>
-                <w:rFonts w:ascii="Taipei Sans TC Beta" w:hAnsi="Taipei Sans TC Beta" w:eastAsia="Taipei Sans TC Beta"/>
+                <w:rFonts w:ascii="Microsoft JhengHei" w:hAnsi="Microsoft JhengHei" w:eastAsia="Microsoft JhengHei"/>
                 <w:b w:val="0"/>
                 <w:color w:val="22272B"/>
                 <w:sz w:val="17"/>
@@ -9303,7 +9396,7 @@
             </w:pPr>
             <w:r>
               <w:rPr>
-                <w:rFonts w:ascii="Taipei Sans TC Beta" w:hAnsi="Taipei Sans TC Beta" w:eastAsia="Taipei Sans TC Beta"/>
+                <w:rFonts w:ascii="Microsoft JhengHei" w:hAnsi="Microsoft JhengHei" w:eastAsia="Microsoft JhengHei"/>
                 <w:b w:val="0"/>
                 <w:color w:val="22272B"/>
                 <w:sz w:val="17"/>
@@ -9328,7 +9421,7 @@
             </w:pPr>
             <w:r>
               <w:rPr>
-                <w:rFonts w:ascii="Taipei Sans TC Beta" w:hAnsi="Taipei Sans TC Beta" w:eastAsia="Taipei Sans TC Beta"/>
+                <w:rFonts w:ascii="Microsoft JhengHei" w:hAnsi="Microsoft JhengHei" w:eastAsia="Microsoft JhengHei"/>
                 <w:b w:val="0"/>
                 <w:color w:val="22272B"/>
                 <w:sz w:val="17"/>
@@ -9353,7 +9446,7 @@
             </w:pPr>
             <w:r>
               <w:rPr>
-                <w:rFonts w:ascii="Taipei Sans TC Beta" w:hAnsi="Taipei Sans TC Beta" w:eastAsia="Taipei Sans TC Beta"/>
+                <w:rFonts w:ascii="Microsoft JhengHei" w:hAnsi="Microsoft JhengHei" w:eastAsia="Microsoft JhengHei"/>
                 <w:b w:val="0"/>
                 <w:color w:val="22272B"/>
                 <w:sz w:val="17"/>
@@ -9378,7 +9471,7 @@
             </w:pPr>
             <w:r>
               <w:rPr>
-                <w:rFonts w:ascii="Taipei Sans TC Beta" w:hAnsi="Taipei Sans TC Beta" w:eastAsia="Taipei Sans TC Beta"/>
+                <w:rFonts w:ascii="Microsoft JhengHei" w:hAnsi="Microsoft JhengHei" w:eastAsia="Microsoft JhengHei"/>
                 <w:b w:val="0"/>
                 <w:color w:val="22272B"/>
                 <w:sz w:val="17"/>
@@ -9403,7 +9496,7 @@
             </w:pPr>
             <w:r>
               <w:rPr>
-                <w:rFonts w:ascii="Taipei Sans TC Beta" w:hAnsi="Taipei Sans TC Beta" w:eastAsia="Taipei Sans TC Beta"/>
+                <w:rFonts w:ascii="Microsoft JhengHei" w:hAnsi="Microsoft JhengHei" w:eastAsia="Microsoft JhengHei"/>
                 <w:b w:val="0"/>
                 <w:color w:val="22272B"/>
                 <w:sz w:val="17"/>
@@ -9431,7 +9524,7 @@
             </w:pPr>
             <w:r>
               <w:rPr>
-                <w:rFonts w:ascii="Taipei Sans TC Beta" w:hAnsi="Taipei Sans TC Beta" w:eastAsia="Taipei Sans TC Beta"/>
+                <w:rFonts w:ascii="Microsoft JhengHei" w:hAnsi="Microsoft JhengHei" w:eastAsia="Microsoft JhengHei"/>
                 <w:b w:val="0"/>
                 <w:color w:val="22272B"/>
                 <w:sz w:val="17"/>
@@ -9457,7 +9550,7 @@
             </w:pPr>
             <w:r>
               <w:rPr>
-                <w:rFonts w:ascii="Taipei Sans TC Beta" w:hAnsi="Taipei Sans TC Beta" w:eastAsia="Taipei Sans TC Beta"/>
+                <w:rFonts w:ascii="Microsoft JhengHei" w:hAnsi="Microsoft JhengHei" w:eastAsia="Microsoft JhengHei"/>
                 <w:b w:val="0"/>
                 <w:color w:val="22272B"/>
                 <w:sz w:val="17"/>
@@ -9483,7 +9576,7 @@
             </w:pPr>
             <w:r>
               <w:rPr>
-                <w:rFonts w:ascii="Taipei Sans TC Beta" w:hAnsi="Taipei Sans TC Beta" w:eastAsia="Taipei Sans TC Beta"/>
+                <w:rFonts w:ascii="Microsoft JhengHei" w:hAnsi="Microsoft JhengHei" w:eastAsia="Microsoft JhengHei"/>
                 <w:b w:val="0"/>
                 <w:color w:val="22272B"/>
                 <w:sz w:val="17"/>
@@ -9509,7 +9602,7 @@
             </w:pPr>
             <w:r>
               <w:rPr>
-                <w:rFonts w:ascii="Taipei Sans TC Beta" w:hAnsi="Taipei Sans TC Beta" w:eastAsia="Taipei Sans TC Beta"/>
+                <w:rFonts w:ascii="Microsoft JhengHei" w:hAnsi="Microsoft JhengHei" w:eastAsia="Microsoft JhengHei"/>
                 <w:b w:val="0"/>
                 <w:color w:val="22272B"/>
                 <w:sz w:val="17"/>
@@ -9535,7 +9628,7 @@
             </w:pPr>
             <w:r>
               <w:rPr>
-                <w:rFonts w:ascii="Taipei Sans TC Beta" w:hAnsi="Taipei Sans TC Beta" w:eastAsia="Taipei Sans TC Beta"/>
+                <w:rFonts w:ascii="Microsoft JhengHei" w:hAnsi="Microsoft JhengHei" w:eastAsia="Microsoft JhengHei"/>
                 <w:b w:val="0"/>
                 <w:color w:val="22272B"/>
                 <w:sz w:val="17"/>
@@ -9561,7 +9654,7 @@
             </w:pPr>
             <w:r>
               <w:rPr>
-                <w:rFonts w:ascii="Taipei Sans TC Beta" w:hAnsi="Taipei Sans TC Beta" w:eastAsia="Taipei Sans TC Beta"/>
+                <w:rFonts w:ascii="Microsoft JhengHei" w:hAnsi="Microsoft JhengHei" w:eastAsia="Microsoft JhengHei"/>
                 <w:b w:val="0"/>
                 <w:color w:val="22272B"/>
                 <w:sz w:val="17"/>
@@ -9587,7 +9680,7 @@
             </w:pPr>
             <w:r>
               <w:rPr>
-                <w:rFonts w:ascii="Taipei Sans TC Beta" w:hAnsi="Taipei Sans TC Beta" w:eastAsia="Taipei Sans TC Beta"/>
+                <w:rFonts w:ascii="Microsoft JhengHei" w:hAnsi="Microsoft JhengHei" w:eastAsia="Microsoft JhengHei"/>
                 <w:b w:val="0"/>
                 <w:color w:val="22272B"/>
                 <w:sz w:val="17"/>
@@ -9614,7 +9707,7 @@
             </w:pPr>
             <w:r>
               <w:rPr>
-                <w:rFonts w:ascii="Taipei Sans TC Beta" w:hAnsi="Taipei Sans TC Beta" w:eastAsia="Taipei Sans TC Beta"/>
+                <w:rFonts w:ascii="Microsoft JhengHei" w:hAnsi="Microsoft JhengHei" w:eastAsia="Microsoft JhengHei"/>
                 <w:b w:val="0"/>
                 <w:color w:val="22272B"/>
                 <w:sz w:val="17"/>
@@ -9639,7 +9732,7 @@
             </w:pPr>
             <w:r>
               <w:rPr>
-                <w:rFonts w:ascii="Taipei Sans TC Beta" w:hAnsi="Taipei Sans TC Beta" w:eastAsia="Taipei Sans TC Beta"/>
+                <w:rFonts w:ascii="Microsoft JhengHei" w:hAnsi="Microsoft JhengHei" w:eastAsia="Microsoft JhengHei"/>
                 <w:b w:val="0"/>
                 <w:color w:val="22272B"/>
                 <w:sz w:val="17"/>
@@ -9664,7 +9757,7 @@
             </w:pPr>
             <w:r>
               <w:rPr>
-                <w:rFonts w:ascii="Taipei Sans TC Beta" w:hAnsi="Taipei Sans TC Beta" w:eastAsia="Taipei Sans TC Beta"/>
+                <w:rFonts w:ascii="Microsoft JhengHei" w:hAnsi="Microsoft JhengHei" w:eastAsia="Microsoft JhengHei"/>
                 <w:b w:val="0"/>
                 <w:color w:val="22272B"/>
                 <w:sz w:val="17"/>
@@ -9689,7 +9782,7 @@
             </w:pPr>
             <w:r>
               <w:rPr>
-                <w:rFonts w:ascii="Taipei Sans TC Beta" w:hAnsi="Taipei Sans TC Beta" w:eastAsia="Taipei Sans TC Beta"/>
+                <w:rFonts w:ascii="Microsoft JhengHei" w:hAnsi="Microsoft JhengHei" w:eastAsia="Microsoft JhengHei"/>
                 <w:b w:val="0"/>
                 <w:color w:val="22272B"/>
                 <w:sz w:val="17"/>
@@ -9714,7 +9807,7 @@
             </w:pPr>
             <w:r>
               <w:rPr>
-                <w:rFonts w:ascii="Taipei Sans TC Beta" w:hAnsi="Taipei Sans TC Beta" w:eastAsia="Taipei Sans TC Beta"/>
+                <w:rFonts w:ascii="Microsoft JhengHei" w:hAnsi="Microsoft JhengHei" w:eastAsia="Microsoft JhengHei"/>
                 <w:b w:val="0"/>
                 <w:color w:val="22272B"/>
                 <w:sz w:val="17"/>
@@ -9739,7 +9832,7 @@
             </w:pPr>
             <w:r>
               <w:rPr>
-                <w:rFonts w:ascii="Taipei Sans TC Beta" w:hAnsi="Taipei Sans TC Beta" w:eastAsia="Taipei Sans TC Beta"/>
+                <w:rFonts w:ascii="Microsoft JhengHei" w:hAnsi="Microsoft JhengHei" w:eastAsia="Microsoft JhengHei"/>
                 <w:b w:val="0"/>
                 <w:color w:val="22272B"/>
                 <w:sz w:val="17"/>
@@ -9764,7 +9857,7 @@
             </w:pPr>
             <w:r>
               <w:rPr>
-                <w:rFonts w:ascii="Taipei Sans TC Beta" w:hAnsi="Taipei Sans TC Beta" w:eastAsia="Taipei Sans TC Beta"/>
+                <w:rFonts w:ascii="Microsoft JhengHei" w:hAnsi="Microsoft JhengHei" w:eastAsia="Microsoft JhengHei"/>
                 <w:b w:val="0"/>
                 <w:color w:val="22272B"/>
                 <w:sz w:val="17"/>
@@ -9792,7 +9885,7 @@
             </w:pPr>
             <w:r>
               <w:rPr>
-                <w:rFonts w:ascii="Taipei Sans TC Beta" w:hAnsi="Taipei Sans TC Beta" w:eastAsia="Taipei Sans TC Beta"/>
+                <w:rFonts w:ascii="Microsoft JhengHei" w:hAnsi="Microsoft JhengHei" w:eastAsia="Microsoft JhengHei"/>
                 <w:b w:val="0"/>
                 <w:color w:val="22272B"/>
                 <w:sz w:val="17"/>
@@ -9818,7 +9911,7 @@
             </w:pPr>
             <w:r>
               <w:rPr>
-                <w:rFonts w:ascii="Taipei Sans TC Beta" w:hAnsi="Taipei Sans TC Beta" w:eastAsia="Taipei Sans TC Beta"/>
+                <w:rFonts w:ascii="Microsoft JhengHei" w:hAnsi="Microsoft JhengHei" w:eastAsia="Microsoft JhengHei"/>
                 <w:b w:val="0"/>
                 <w:color w:val="22272B"/>
                 <w:sz w:val="17"/>
@@ -9844,7 +9937,7 @@
             </w:pPr>
             <w:r>
               <w:rPr>
-                <w:rFonts w:ascii="Taipei Sans TC Beta" w:hAnsi="Taipei Sans TC Beta" w:eastAsia="Taipei Sans TC Beta"/>
+                <w:rFonts w:ascii="Microsoft JhengHei" w:hAnsi="Microsoft JhengHei" w:eastAsia="Microsoft JhengHei"/>
                 <w:b w:val="0"/>
                 <w:color w:val="22272B"/>
                 <w:sz w:val="17"/>
@@ -9870,7 +9963,7 @@
             </w:pPr>
             <w:r>
               <w:rPr>
-                <w:rFonts w:ascii="Taipei Sans TC Beta" w:hAnsi="Taipei Sans TC Beta" w:eastAsia="Taipei Sans TC Beta"/>
+                <w:rFonts w:ascii="Microsoft JhengHei" w:hAnsi="Microsoft JhengHei" w:eastAsia="Microsoft JhengHei"/>
                 <w:b w:val="0"/>
                 <w:color w:val="22272B"/>
                 <w:sz w:val="17"/>
@@ -9896,7 +9989,7 @@
             </w:pPr>
             <w:r>
               <w:rPr>
-                <w:rFonts w:ascii="Taipei Sans TC Beta" w:hAnsi="Taipei Sans TC Beta" w:eastAsia="Taipei Sans TC Beta"/>
+                <w:rFonts w:ascii="Microsoft JhengHei" w:hAnsi="Microsoft JhengHei" w:eastAsia="Microsoft JhengHei"/>
                 <w:b w:val="0"/>
                 <w:color w:val="22272B"/>
                 <w:sz w:val="17"/>
@@ -9922,7 +10015,7 @@
             </w:pPr>
             <w:r>
               <w:rPr>
-                <w:rFonts w:ascii="Taipei Sans TC Beta" w:hAnsi="Taipei Sans TC Beta" w:eastAsia="Taipei Sans TC Beta"/>
+                <w:rFonts w:ascii="Microsoft JhengHei" w:hAnsi="Microsoft JhengHei" w:eastAsia="Microsoft JhengHei"/>
                 <w:b w:val="0"/>
                 <w:color w:val="22272B"/>
                 <w:sz w:val="17"/>
@@ -9948,7 +10041,7 @@
             </w:pPr>
             <w:r>
               <w:rPr>
-                <w:rFonts w:ascii="Taipei Sans TC Beta" w:hAnsi="Taipei Sans TC Beta" w:eastAsia="Taipei Sans TC Beta"/>
+                <w:rFonts w:ascii="Microsoft JhengHei" w:hAnsi="Microsoft JhengHei" w:eastAsia="Microsoft JhengHei"/>
                 <w:b w:val="0"/>
                 <w:color w:val="22272B"/>
                 <w:sz w:val="17"/>
@@ -9975,7 +10068,7 @@
             </w:pPr>
             <w:r>
               <w:rPr>
-                <w:rFonts w:ascii="Taipei Sans TC Beta" w:hAnsi="Taipei Sans TC Beta" w:eastAsia="Taipei Sans TC Beta"/>
+                <w:rFonts w:ascii="Microsoft JhengHei" w:hAnsi="Microsoft JhengHei" w:eastAsia="Microsoft JhengHei"/>
                 <w:b w:val="0"/>
                 <w:color w:val="22272B"/>
                 <w:sz w:val="17"/>
@@ -10000,7 +10093,7 @@
             </w:pPr>
             <w:r>
               <w:rPr>
-                <w:rFonts w:ascii="Taipei Sans TC Beta" w:hAnsi="Taipei Sans TC Beta" w:eastAsia="Taipei Sans TC Beta"/>
+                <w:rFonts w:ascii="Microsoft JhengHei" w:hAnsi="Microsoft JhengHei" w:eastAsia="Microsoft JhengHei"/>
                 <w:b w:val="0"/>
                 <w:color w:val="22272B"/>
                 <w:sz w:val="17"/>
@@ -10025,7 +10118,7 @@
             </w:pPr>
             <w:r>
               <w:rPr>
-                <w:rFonts w:ascii="Taipei Sans TC Beta" w:hAnsi="Taipei Sans TC Beta" w:eastAsia="Taipei Sans TC Beta"/>
+                <w:rFonts w:ascii="Microsoft JhengHei" w:hAnsi="Microsoft JhengHei" w:eastAsia="Microsoft JhengHei"/>
                 <w:b w:val="0"/>
                 <w:color w:val="22272B"/>
                 <w:sz w:val="17"/>
@@ -10050,7 +10143,7 @@
             </w:pPr>
             <w:r>
               <w:rPr>
-                <w:rFonts w:ascii="Taipei Sans TC Beta" w:hAnsi="Taipei Sans TC Beta" w:eastAsia="Taipei Sans TC Beta"/>
+                <w:rFonts w:ascii="Microsoft JhengHei" w:hAnsi="Microsoft JhengHei" w:eastAsia="Microsoft JhengHei"/>
                 <w:b w:val="0"/>
                 <w:color w:val="22272B"/>
                 <w:sz w:val="17"/>
@@ -10075,7 +10168,7 @@
             </w:pPr>
             <w:r>
               <w:rPr>
-                <w:rFonts w:ascii="Taipei Sans TC Beta" w:hAnsi="Taipei Sans TC Beta" w:eastAsia="Taipei Sans TC Beta"/>
+                <w:rFonts w:ascii="Microsoft JhengHei" w:hAnsi="Microsoft JhengHei" w:eastAsia="Microsoft JhengHei"/>
                 <w:b w:val="0"/>
                 <w:color w:val="22272B"/>
                 <w:sz w:val="17"/>
@@ -10100,7 +10193,7 @@
             </w:pPr>
             <w:r>
               <w:rPr>
-                <w:rFonts w:ascii="Taipei Sans TC Beta" w:hAnsi="Taipei Sans TC Beta" w:eastAsia="Taipei Sans TC Beta"/>
+                <w:rFonts w:ascii="Microsoft JhengHei" w:hAnsi="Microsoft JhengHei" w:eastAsia="Microsoft JhengHei"/>
                 <w:b w:val="0"/>
                 <w:color w:val="22272B"/>
                 <w:sz w:val="17"/>
@@ -10125,7 +10218,7 @@
             </w:pPr>
             <w:r>
               <w:rPr>
-                <w:rFonts w:ascii="Taipei Sans TC Beta" w:hAnsi="Taipei Sans TC Beta" w:eastAsia="Taipei Sans TC Beta"/>
+                <w:rFonts w:ascii="Microsoft JhengHei" w:hAnsi="Microsoft JhengHei" w:eastAsia="Microsoft JhengHei"/>
                 <w:b w:val="0"/>
                 <w:color w:val="22272B"/>
                 <w:sz w:val="17"/>
@@ -10153,7 +10246,7 @@
             </w:pPr>
             <w:r>
               <w:rPr>
-                <w:rFonts w:ascii="Taipei Sans TC Beta" w:hAnsi="Taipei Sans TC Beta" w:eastAsia="Taipei Sans TC Beta"/>
+                <w:rFonts w:ascii="Microsoft JhengHei" w:hAnsi="Microsoft JhengHei" w:eastAsia="Microsoft JhengHei"/>
                 <w:b w:val="0"/>
                 <w:color w:val="22272B"/>
                 <w:sz w:val="17"/>
@@ -10179,7 +10272,7 @@
             </w:pPr>
             <w:r>
               <w:rPr>
-                <w:rFonts w:ascii="Taipei Sans TC Beta" w:hAnsi="Taipei Sans TC Beta" w:eastAsia="Taipei Sans TC Beta"/>
+                <w:rFonts w:ascii="Microsoft JhengHei" w:hAnsi="Microsoft JhengHei" w:eastAsia="Microsoft JhengHei"/>
                 <w:b w:val="0"/>
                 <w:color w:val="22272B"/>
                 <w:sz w:val="17"/>
@@ -10205,7 +10298,7 @@
             </w:pPr>
             <w:r>
               <w:rPr>
-                <w:rFonts w:ascii="Taipei Sans TC Beta" w:hAnsi="Taipei Sans TC Beta" w:eastAsia="Taipei Sans TC Beta"/>
+                <w:rFonts w:ascii="Microsoft JhengHei" w:hAnsi="Microsoft JhengHei" w:eastAsia="Microsoft JhengHei"/>
                 <w:b w:val="0"/>
                 <w:color w:val="22272B"/>
                 <w:sz w:val="17"/>
@@ -10231,7 +10324,7 @@
             </w:pPr>
             <w:r>
               <w:rPr>
-                <w:rFonts w:ascii="Taipei Sans TC Beta" w:hAnsi="Taipei Sans TC Beta" w:eastAsia="Taipei Sans TC Beta"/>
+                <w:rFonts w:ascii="Microsoft JhengHei" w:hAnsi="Microsoft JhengHei" w:eastAsia="Microsoft JhengHei"/>
                 <w:b w:val="0"/>
                 <w:color w:val="22272B"/>
                 <w:sz w:val="17"/>
@@ -10257,7 +10350,7 @@
             </w:pPr>
             <w:r>
               <w:rPr>
-                <w:rFonts w:ascii="Taipei Sans TC Beta" w:hAnsi="Taipei Sans TC Beta" w:eastAsia="Taipei Sans TC Beta"/>
+                <w:rFonts w:ascii="Microsoft JhengHei" w:hAnsi="Microsoft JhengHei" w:eastAsia="Microsoft JhengHei"/>
                 <w:b w:val="0"/>
                 <w:color w:val="22272B"/>
                 <w:sz w:val="17"/>
@@ -10283,7 +10376,7 @@
             </w:pPr>
             <w:r>
               <w:rPr>
-                <w:rFonts w:ascii="Taipei Sans TC Beta" w:hAnsi="Taipei Sans TC Beta" w:eastAsia="Taipei Sans TC Beta"/>
+                <w:rFonts w:ascii="Microsoft JhengHei" w:hAnsi="Microsoft JhengHei" w:eastAsia="Microsoft JhengHei"/>
                 <w:b w:val="0"/>
                 <w:color w:val="22272B"/>
                 <w:sz w:val="17"/>
@@ -10309,7 +10402,7 @@
             </w:pPr>
             <w:r>
               <w:rPr>
-                <w:rFonts w:ascii="Taipei Sans TC Beta" w:hAnsi="Taipei Sans TC Beta" w:eastAsia="Taipei Sans TC Beta"/>
+                <w:rFonts w:ascii="Microsoft JhengHei" w:hAnsi="Microsoft JhengHei" w:eastAsia="Microsoft JhengHei"/>
                 <w:b w:val="0"/>
                 <w:color w:val="22272B"/>
                 <w:sz w:val="17"/>
@@ -10336,7 +10429,7 @@
             </w:pPr>
             <w:r>
               <w:rPr>
-                <w:rFonts w:ascii="Taipei Sans TC Beta" w:hAnsi="Taipei Sans TC Beta" w:eastAsia="Taipei Sans TC Beta"/>
+                <w:rFonts w:ascii="Microsoft JhengHei" w:hAnsi="Microsoft JhengHei" w:eastAsia="Microsoft JhengHei"/>
                 <w:b w:val="0"/>
                 <w:color w:val="22272B"/>
                 <w:sz w:val="17"/>
@@ -10361,7 +10454,7 @@
             </w:pPr>
             <w:r>
               <w:rPr>
-                <w:rFonts w:ascii="Taipei Sans TC Beta" w:hAnsi="Taipei Sans TC Beta" w:eastAsia="Taipei Sans TC Beta"/>
+                <w:rFonts w:ascii="Microsoft JhengHei" w:hAnsi="Microsoft JhengHei" w:eastAsia="Microsoft JhengHei"/>
                 <w:b w:val="0"/>
                 <w:color w:val="22272B"/>
                 <w:sz w:val="17"/>
@@ -10386,7 +10479,7 @@
             </w:pPr>
             <w:r>
               <w:rPr>
-                <w:rFonts w:ascii="Taipei Sans TC Beta" w:hAnsi="Taipei Sans TC Beta" w:eastAsia="Taipei Sans TC Beta"/>
+                <w:rFonts w:ascii="Microsoft JhengHei" w:hAnsi="Microsoft JhengHei" w:eastAsia="Microsoft JhengHei"/>
                 <w:b w:val="0"/>
                 <w:color w:val="22272B"/>
                 <w:sz w:val="17"/>
@@ -10411,7 +10504,7 @@
             </w:pPr>
             <w:r>
               <w:rPr>
-                <w:rFonts w:ascii="Taipei Sans TC Beta" w:hAnsi="Taipei Sans TC Beta" w:eastAsia="Taipei Sans TC Beta"/>
+                <w:rFonts w:ascii="Microsoft JhengHei" w:hAnsi="Microsoft JhengHei" w:eastAsia="Microsoft JhengHei"/>
                 <w:b w:val="0"/>
                 <w:color w:val="22272B"/>
                 <w:sz w:val="17"/>
@@ -10436,7 +10529,7 @@
             </w:pPr>
             <w:r>
               <w:rPr>
-                <w:rFonts w:ascii="Taipei Sans TC Beta" w:hAnsi="Taipei Sans TC Beta" w:eastAsia="Taipei Sans TC Beta"/>
+                <w:rFonts w:ascii="Microsoft JhengHei" w:hAnsi="Microsoft JhengHei" w:eastAsia="Microsoft JhengHei"/>
                 <w:b w:val="0"/>
                 <w:color w:val="22272B"/>
                 <w:sz w:val="17"/>
@@ -10461,7 +10554,7 @@
             </w:pPr>
             <w:r>
               <w:rPr>
-                <w:rFonts w:ascii="Taipei Sans TC Beta" w:hAnsi="Taipei Sans TC Beta" w:eastAsia="Taipei Sans TC Beta"/>
+                <w:rFonts w:ascii="Microsoft JhengHei" w:hAnsi="Microsoft JhengHei" w:eastAsia="Microsoft JhengHei"/>
                 <w:b w:val="0"/>
                 <w:color w:val="22272B"/>
                 <w:sz w:val="17"/>
@@ -10486,7 +10579,7 @@
             </w:pPr>
             <w:r>
               <w:rPr>
-                <w:rFonts w:ascii="Taipei Sans TC Beta" w:hAnsi="Taipei Sans TC Beta" w:eastAsia="Taipei Sans TC Beta"/>
+                <w:rFonts w:ascii="Microsoft JhengHei" w:hAnsi="Microsoft JhengHei" w:eastAsia="Microsoft JhengHei"/>
                 <w:b w:val="0"/>
                 <w:color w:val="22272B"/>
                 <w:sz w:val="17"/>
@@ -10514,7 +10607,7 @@
             </w:pPr>
             <w:r>
               <w:rPr>
-                <w:rFonts w:ascii="Taipei Sans TC Beta" w:hAnsi="Taipei Sans TC Beta" w:eastAsia="Taipei Sans TC Beta"/>
+                <w:rFonts w:ascii="Microsoft JhengHei" w:hAnsi="Microsoft JhengHei" w:eastAsia="Microsoft JhengHei"/>
                 <w:b w:val="0"/>
                 <w:color w:val="22272B"/>
                 <w:sz w:val="17"/>
@@ -10540,7 +10633,7 @@
             </w:pPr>
             <w:r>
               <w:rPr>
-                <w:rFonts w:ascii="Taipei Sans TC Beta" w:hAnsi="Taipei Sans TC Beta" w:eastAsia="Taipei Sans TC Beta"/>
+                <w:rFonts w:ascii="Microsoft JhengHei" w:hAnsi="Microsoft JhengHei" w:eastAsia="Microsoft JhengHei"/>
                 <w:b w:val="0"/>
                 <w:color w:val="22272B"/>
                 <w:sz w:val="17"/>
@@ -10566,7 +10659,7 @@
             </w:pPr>
             <w:r>
               <w:rPr>
-                <w:rFonts w:ascii="Taipei Sans TC Beta" w:hAnsi="Taipei Sans TC Beta" w:eastAsia="Taipei Sans TC Beta"/>
+                <w:rFonts w:ascii="Microsoft JhengHei" w:hAnsi="Microsoft JhengHei" w:eastAsia="Microsoft JhengHei"/>
                 <w:b w:val="0"/>
                 <w:color w:val="22272B"/>
                 <w:sz w:val="17"/>
@@ -10592,7 +10685,7 @@
             </w:pPr>
             <w:r>
               <w:rPr>
-                <w:rFonts w:ascii="Taipei Sans TC Beta" w:hAnsi="Taipei Sans TC Beta" w:eastAsia="Taipei Sans TC Beta"/>
+                <w:rFonts w:ascii="Microsoft JhengHei" w:hAnsi="Microsoft JhengHei" w:eastAsia="Microsoft JhengHei"/>
                 <w:b w:val="0"/>
                 <w:color w:val="22272B"/>
                 <w:sz w:val="17"/>
@@ -10618,7 +10711,7 @@
             </w:pPr>
             <w:r>
               <w:rPr>
-                <w:rFonts w:ascii="Taipei Sans TC Beta" w:hAnsi="Taipei Sans TC Beta" w:eastAsia="Taipei Sans TC Beta"/>
+                <w:rFonts w:ascii="Microsoft JhengHei" w:hAnsi="Microsoft JhengHei" w:eastAsia="Microsoft JhengHei"/>
                 <w:b w:val="0"/>
                 <w:color w:val="22272B"/>
                 <w:sz w:val="17"/>
@@ -10644,7 +10737,7 @@
             </w:pPr>
             <w:r>
               <w:rPr>
-                <w:rFonts w:ascii="Taipei Sans TC Beta" w:hAnsi="Taipei Sans TC Beta" w:eastAsia="Taipei Sans TC Beta"/>
+                <w:rFonts w:ascii="Microsoft JhengHei" w:hAnsi="Microsoft JhengHei" w:eastAsia="Microsoft JhengHei"/>
                 <w:b w:val="0"/>
                 <w:color w:val="22272B"/>
                 <w:sz w:val="17"/>
@@ -10670,7 +10763,7 @@
             </w:pPr>
             <w:r>
               <w:rPr>
-                <w:rFonts w:ascii="Taipei Sans TC Beta" w:hAnsi="Taipei Sans TC Beta" w:eastAsia="Taipei Sans TC Beta"/>
+                <w:rFonts w:ascii="Microsoft JhengHei" w:hAnsi="Microsoft JhengHei" w:eastAsia="Microsoft JhengHei"/>
                 <w:b w:val="0"/>
                 <w:color w:val="22272B"/>
                 <w:sz w:val="17"/>
@@ -10697,7 +10790,7 @@
             </w:pPr>
             <w:r>
               <w:rPr>
-                <w:rFonts w:ascii="Taipei Sans TC Beta" w:hAnsi="Taipei Sans TC Beta" w:eastAsia="Taipei Sans TC Beta"/>
+                <w:rFonts w:ascii="Microsoft JhengHei" w:hAnsi="Microsoft JhengHei" w:eastAsia="Microsoft JhengHei"/>
                 <w:b w:val="0"/>
                 <w:color w:val="22272B"/>
                 <w:sz w:val="17"/>
@@ -10722,7 +10815,7 @@
             </w:pPr>
             <w:r>
               <w:rPr>
-                <w:rFonts w:ascii="Taipei Sans TC Beta" w:hAnsi="Taipei Sans TC Beta" w:eastAsia="Taipei Sans TC Beta"/>
+                <w:rFonts w:ascii="Microsoft JhengHei" w:hAnsi="Microsoft JhengHei" w:eastAsia="Microsoft JhengHei"/>
                 <w:b w:val="0"/>
                 <w:color w:val="22272B"/>
                 <w:sz w:val="17"/>
@@ -10747,7 +10840,7 @@
             </w:pPr>
             <w:r>
               <w:rPr>
-                <w:rFonts w:ascii="Taipei Sans TC Beta" w:hAnsi="Taipei Sans TC Beta" w:eastAsia="Taipei Sans TC Beta"/>
+                <w:rFonts w:ascii="Microsoft JhengHei" w:hAnsi="Microsoft JhengHei" w:eastAsia="Microsoft JhengHei"/>
                 <w:b w:val="0"/>
                 <w:color w:val="22272B"/>
                 <w:sz w:val="17"/>
@@ -10772,7 +10865,7 @@
             </w:pPr>
             <w:r>
               <w:rPr>
-                <w:rFonts w:ascii="Taipei Sans TC Beta" w:hAnsi="Taipei Sans TC Beta" w:eastAsia="Taipei Sans TC Beta"/>
+                <w:rFonts w:ascii="Microsoft JhengHei" w:hAnsi="Microsoft JhengHei" w:eastAsia="Microsoft JhengHei"/>
                 <w:b w:val="0"/>
                 <w:color w:val="22272B"/>
                 <w:sz w:val="17"/>
@@ -10797,7 +10890,7 @@
             </w:pPr>
             <w:r>
               <w:rPr>
-                <w:rFonts w:ascii="Taipei Sans TC Beta" w:hAnsi="Taipei Sans TC Beta" w:eastAsia="Taipei Sans TC Beta"/>
+                <w:rFonts w:ascii="Microsoft JhengHei" w:hAnsi="Microsoft JhengHei" w:eastAsia="Microsoft JhengHei"/>
                 <w:b w:val="0"/>
                 <w:color w:val="22272B"/>
                 <w:sz w:val="17"/>
@@ -10822,7 +10915,7 @@
             </w:pPr>
             <w:r>
               <w:rPr>
-                <w:rFonts w:ascii="Taipei Sans TC Beta" w:hAnsi="Taipei Sans TC Beta" w:eastAsia="Taipei Sans TC Beta"/>
+                <w:rFonts w:ascii="Microsoft JhengHei" w:hAnsi="Microsoft JhengHei" w:eastAsia="Microsoft JhengHei"/>
                 <w:b w:val="0"/>
                 <w:color w:val="22272B"/>
                 <w:sz w:val="17"/>
@@ -10847,7 +10940,7 @@
             </w:pPr>
             <w:r>
               <w:rPr>
-                <w:rFonts w:ascii="Taipei Sans TC Beta" w:hAnsi="Taipei Sans TC Beta" w:eastAsia="Taipei Sans TC Beta"/>
+                <w:rFonts w:ascii="Microsoft JhengHei" w:hAnsi="Microsoft JhengHei" w:eastAsia="Microsoft JhengHei"/>
                 <w:b w:val="0"/>
                 <w:color w:val="22272B"/>
                 <w:sz w:val="17"/>
@@ -10875,7 +10968,7 @@
             </w:pPr>
             <w:r>
               <w:rPr>
-                <w:rFonts w:ascii="Taipei Sans TC Beta" w:hAnsi="Taipei Sans TC Beta" w:eastAsia="Taipei Sans TC Beta"/>
+                <w:rFonts w:ascii="Microsoft JhengHei" w:hAnsi="Microsoft JhengHei" w:eastAsia="Microsoft JhengHei"/>
                 <w:b w:val="0"/>
                 <w:color w:val="22272B"/>
                 <w:sz w:val="17"/>
@@ -10901,7 +10994,7 @@
             </w:pPr>
             <w:r>
               <w:rPr>
-                <w:rFonts w:ascii="Taipei Sans TC Beta" w:hAnsi="Taipei Sans TC Beta" w:eastAsia="Taipei Sans TC Beta"/>
+                <w:rFonts w:ascii="Microsoft JhengHei" w:hAnsi="Microsoft JhengHei" w:eastAsia="Microsoft JhengHei"/>
                 <w:b w:val="0"/>
                 <w:color w:val="22272B"/>
                 <w:sz w:val="17"/>
@@ -10927,7 +11020,7 @@
             </w:pPr>
             <w:r>
               <w:rPr>
-                <w:rFonts w:ascii="Taipei Sans TC Beta" w:hAnsi="Taipei Sans TC Beta" w:eastAsia="Taipei Sans TC Beta"/>
+                <w:rFonts w:ascii="Microsoft JhengHei" w:hAnsi="Microsoft JhengHei" w:eastAsia="Microsoft JhengHei"/>
                 <w:b w:val="0"/>
                 <w:color w:val="22272B"/>
                 <w:sz w:val="17"/>
@@ -10953,7 +11046,7 @@
             </w:pPr>
             <w:r>
               <w:rPr>
-                <w:rFonts w:ascii="Taipei Sans TC Beta" w:hAnsi="Taipei Sans TC Beta" w:eastAsia="Taipei Sans TC Beta"/>
+                <w:rFonts w:ascii="Microsoft JhengHei" w:hAnsi="Microsoft JhengHei" w:eastAsia="Microsoft JhengHei"/>
                 <w:b w:val="0"/>
                 <w:color w:val="22272B"/>
                 <w:sz w:val="17"/>
@@ -10979,7 +11072,7 @@
             </w:pPr>
             <w:r>
               <w:rPr>
-                <w:rFonts w:ascii="Taipei Sans TC Beta" w:hAnsi="Taipei Sans TC Beta" w:eastAsia="Taipei Sans TC Beta"/>
+                <w:rFonts w:ascii="Microsoft JhengHei" w:hAnsi="Microsoft JhengHei" w:eastAsia="Microsoft JhengHei"/>
                 <w:b w:val="0"/>
                 <w:color w:val="22272B"/>
                 <w:sz w:val="17"/>
@@ -11005,7 +11098,7 @@
             </w:pPr>
             <w:r>
               <w:rPr>
-                <w:rFonts w:ascii="Taipei Sans TC Beta" w:hAnsi="Taipei Sans TC Beta" w:eastAsia="Taipei Sans TC Beta"/>
+                <w:rFonts w:ascii="Microsoft JhengHei" w:hAnsi="Microsoft JhengHei" w:eastAsia="Microsoft JhengHei"/>
                 <w:b w:val="0"/>
                 <w:color w:val="22272B"/>
                 <w:sz w:val="17"/>
@@ -11031,7 +11124,7 @@
             </w:pPr>
             <w:r>
               <w:rPr>
-                <w:rFonts w:ascii="Taipei Sans TC Beta" w:hAnsi="Taipei Sans TC Beta" w:eastAsia="Taipei Sans TC Beta"/>
+                <w:rFonts w:ascii="Microsoft JhengHei" w:hAnsi="Microsoft JhengHei" w:eastAsia="Microsoft JhengHei"/>
                 <w:b w:val="0"/>
                 <w:color w:val="22272B"/>
                 <w:sz w:val="17"/>
@@ -11058,7 +11151,7 @@
             </w:pPr>
             <w:r>
               <w:rPr>
-                <w:rFonts w:ascii="Taipei Sans TC Beta" w:hAnsi="Taipei Sans TC Beta" w:eastAsia="Taipei Sans TC Beta"/>
+                <w:rFonts w:ascii="Microsoft JhengHei" w:hAnsi="Microsoft JhengHei" w:eastAsia="Microsoft JhengHei"/>
                 <w:b w:val="0"/>
                 <w:color w:val="22272B"/>
                 <w:sz w:val="17"/>
@@ -11083,7 +11176,7 @@
             </w:pPr>
             <w:r>
               <w:rPr>
-                <w:rFonts w:ascii="Taipei Sans TC Beta" w:hAnsi="Taipei Sans TC Beta" w:eastAsia="Taipei Sans TC Beta"/>
+                <w:rFonts w:ascii="Microsoft JhengHei" w:hAnsi="Microsoft JhengHei" w:eastAsia="Microsoft JhengHei"/>
                 <w:b w:val="0"/>
                 <w:color w:val="22272B"/>
                 <w:sz w:val="17"/>
@@ -11108,7 +11201,7 @@
             </w:pPr>
             <w:r>
               <w:rPr>
-                <w:rFonts w:ascii="Taipei Sans TC Beta" w:hAnsi="Taipei Sans TC Beta" w:eastAsia="Taipei Sans TC Beta"/>
+                <w:rFonts w:ascii="Microsoft JhengHei" w:hAnsi="Microsoft JhengHei" w:eastAsia="Microsoft JhengHei"/>
                 <w:b w:val="0"/>
                 <w:color w:val="22272B"/>
                 <w:sz w:val="17"/>
@@ -11133,7 +11226,7 @@
             </w:pPr>
             <w:r>
               <w:rPr>
-                <w:rFonts w:ascii="Taipei Sans TC Beta" w:hAnsi="Taipei Sans TC Beta" w:eastAsia="Taipei Sans TC Beta"/>
+                <w:rFonts w:ascii="Microsoft JhengHei" w:hAnsi="Microsoft JhengHei" w:eastAsia="Microsoft JhengHei"/>
                 <w:b w:val="0"/>
                 <w:color w:val="22272B"/>
                 <w:sz w:val="17"/>
@@ -11158,7 +11251,7 @@
             </w:pPr>
             <w:r>
               <w:rPr>
-                <w:rFonts w:ascii="Taipei Sans TC Beta" w:hAnsi="Taipei Sans TC Beta" w:eastAsia="Taipei Sans TC Beta"/>
+                <w:rFonts w:ascii="Microsoft JhengHei" w:hAnsi="Microsoft JhengHei" w:eastAsia="Microsoft JhengHei"/>
                 <w:b w:val="0"/>
                 <w:color w:val="22272B"/>
                 <w:sz w:val="17"/>
@@ -11183,7 +11276,7 @@
             </w:pPr>
             <w:r>
               <w:rPr>
-                <w:rFonts w:ascii="Taipei Sans TC Beta" w:hAnsi="Taipei Sans TC Beta" w:eastAsia="Taipei Sans TC Beta"/>
+                <w:rFonts w:ascii="Microsoft JhengHei" w:hAnsi="Microsoft JhengHei" w:eastAsia="Microsoft JhengHei"/>
                 <w:b w:val="0"/>
                 <w:color w:val="22272B"/>
                 <w:sz w:val="17"/>
@@ -11208,7 +11301,7 @@
             </w:pPr>
             <w:r>
               <w:rPr>
-                <w:rFonts w:ascii="Taipei Sans TC Beta" w:hAnsi="Taipei Sans TC Beta" w:eastAsia="Taipei Sans TC Beta"/>
+                <w:rFonts w:ascii="Microsoft JhengHei" w:hAnsi="Microsoft JhengHei" w:eastAsia="Microsoft JhengHei"/>
                 <w:b w:val="0"/>
                 <w:color w:val="22272B"/>
                 <w:sz w:val="17"/>
@@ -11236,7 +11329,7 @@
             </w:pPr>
             <w:r>
               <w:rPr>
-                <w:rFonts w:ascii="Taipei Sans TC Beta" w:hAnsi="Taipei Sans TC Beta" w:eastAsia="Taipei Sans TC Beta"/>
+                <w:rFonts w:ascii="Microsoft JhengHei" w:hAnsi="Microsoft JhengHei" w:eastAsia="Microsoft JhengHei"/>
                 <w:b w:val="0"/>
                 <w:color w:val="22272B"/>
                 <w:sz w:val="17"/>
@@ -11262,7 +11355,7 @@
             </w:pPr>
             <w:r>
               <w:rPr>
-                <w:rFonts w:ascii="Taipei Sans TC Beta" w:hAnsi="Taipei Sans TC Beta" w:eastAsia="Taipei Sans TC Beta"/>
+                <w:rFonts w:ascii="Microsoft JhengHei" w:hAnsi="Microsoft JhengHei" w:eastAsia="Microsoft JhengHei"/>
                 <w:b w:val="0"/>
                 <w:color w:val="22272B"/>
                 <w:sz w:val="17"/>
@@ -11288,7 +11381,7 @@
             </w:pPr>
             <w:r>
               <w:rPr>
-                <w:rFonts w:ascii="Taipei Sans TC Beta" w:hAnsi="Taipei Sans TC Beta" w:eastAsia="Taipei Sans TC Beta"/>
+                <w:rFonts w:ascii="Microsoft JhengHei" w:hAnsi="Microsoft JhengHei" w:eastAsia="Microsoft JhengHei"/>
                 <w:b w:val="0"/>
                 <w:color w:val="22272B"/>
                 <w:sz w:val="17"/>
@@ -11314,7 +11407,7 @@
             </w:pPr>
             <w:r>
               <w:rPr>
-                <w:rFonts w:ascii="Taipei Sans TC Beta" w:hAnsi="Taipei Sans TC Beta" w:eastAsia="Taipei Sans TC Beta"/>
+                <w:rFonts w:ascii="Microsoft JhengHei" w:hAnsi="Microsoft JhengHei" w:eastAsia="Microsoft JhengHei"/>
                 <w:b w:val="0"/>
                 <w:color w:val="22272B"/>
                 <w:sz w:val="17"/>
@@ -11340,7 +11433,7 @@
             </w:pPr>
             <w:r>
               <w:rPr>
-                <w:rFonts w:ascii="Taipei Sans TC Beta" w:hAnsi="Taipei Sans TC Beta" w:eastAsia="Taipei Sans TC Beta"/>
+                <w:rFonts w:ascii="Microsoft JhengHei" w:hAnsi="Microsoft JhengHei" w:eastAsia="Microsoft JhengHei"/>
                 <w:b w:val="0"/>
                 <w:color w:val="22272B"/>
                 <w:sz w:val="17"/>
@@ -11366,7 +11459,7 @@
             </w:pPr>
             <w:r>
               <w:rPr>
-                <w:rFonts w:ascii="Taipei Sans TC Beta" w:hAnsi="Taipei Sans TC Beta" w:eastAsia="Taipei Sans TC Beta"/>
+                <w:rFonts w:ascii="Microsoft JhengHei" w:hAnsi="Microsoft JhengHei" w:eastAsia="Microsoft JhengHei"/>
                 <w:b w:val="0"/>
                 <w:color w:val="22272B"/>
                 <w:sz w:val="17"/>
@@ -11392,7 +11485,7 @@
             </w:pPr>
             <w:r>
               <w:rPr>
-                <w:rFonts w:ascii="Taipei Sans TC Beta" w:hAnsi="Taipei Sans TC Beta" w:eastAsia="Taipei Sans TC Beta"/>
+                <w:rFonts w:ascii="Microsoft JhengHei" w:hAnsi="Microsoft JhengHei" w:eastAsia="Microsoft JhengHei"/>
                 <w:b w:val="0"/>
                 <w:color w:val="22272B"/>
                 <w:sz w:val="17"/>
@@ -11419,7 +11512,7 @@
             </w:pPr>
             <w:r>
               <w:rPr>
-                <w:rFonts w:ascii="Taipei Sans TC Beta" w:hAnsi="Taipei Sans TC Beta" w:eastAsia="Taipei Sans TC Beta"/>
+                <w:rFonts w:ascii="Microsoft JhengHei" w:hAnsi="Microsoft JhengHei" w:eastAsia="Microsoft JhengHei"/>
                 <w:b w:val="0"/>
                 <w:color w:val="22272B"/>
                 <w:sz w:val="17"/>
@@ -11444,7 +11537,7 @@
             </w:pPr>
             <w:r>
               <w:rPr>
-                <w:rFonts w:ascii="Taipei Sans TC Beta" w:hAnsi="Taipei Sans TC Beta" w:eastAsia="Taipei Sans TC Beta"/>
+                <w:rFonts w:ascii="Microsoft JhengHei" w:hAnsi="Microsoft JhengHei" w:eastAsia="Microsoft JhengHei"/>
                 <w:b w:val="0"/>
                 <w:color w:val="22272B"/>
                 <w:sz w:val="17"/>
@@ -11469,7 +11562,7 @@
             </w:pPr>
             <w:r>
               <w:rPr>
-                <w:rFonts w:ascii="Taipei Sans TC Beta" w:hAnsi="Taipei Sans TC Beta" w:eastAsia="Taipei Sans TC Beta"/>
+                <w:rFonts w:ascii="Microsoft JhengHei" w:hAnsi="Microsoft JhengHei" w:eastAsia="Microsoft JhengHei"/>
                 <w:b w:val="0"/>
                 <w:color w:val="22272B"/>
                 <w:sz w:val="17"/>
@@ -11494,7 +11587,7 @@
             </w:pPr>
             <w:r>
               <w:rPr>
-                <w:rFonts w:ascii="Taipei Sans TC Beta" w:hAnsi="Taipei Sans TC Beta" w:eastAsia="Taipei Sans TC Beta"/>
+                <w:rFonts w:ascii="Microsoft JhengHei" w:hAnsi="Microsoft JhengHei" w:eastAsia="Microsoft JhengHei"/>
                 <w:b w:val="0"/>
                 <w:color w:val="22272B"/>
                 <w:sz w:val="17"/>
@@ -11519,7 +11612,7 @@
             </w:pPr>
             <w:r>
               <w:rPr>
-                <w:rFonts w:ascii="Taipei Sans TC Beta" w:hAnsi="Taipei Sans TC Beta" w:eastAsia="Taipei Sans TC Beta"/>
+                <w:rFonts w:ascii="Microsoft JhengHei" w:hAnsi="Microsoft JhengHei" w:eastAsia="Microsoft JhengHei"/>
                 <w:b w:val="0"/>
                 <w:color w:val="22272B"/>
                 <w:sz w:val="17"/>
@@ -11544,7 +11637,7 @@
             </w:pPr>
             <w:r>
               <w:rPr>
-                <w:rFonts w:ascii="Taipei Sans TC Beta" w:hAnsi="Taipei Sans TC Beta" w:eastAsia="Taipei Sans TC Beta"/>
+                <w:rFonts w:ascii="Microsoft JhengHei" w:hAnsi="Microsoft JhengHei" w:eastAsia="Microsoft JhengHei"/>
                 <w:b w:val="0"/>
                 <w:color w:val="22272B"/>
                 <w:sz w:val="17"/>
@@ -11569,7 +11662,7 @@
             </w:pPr>
             <w:r>
               <w:rPr>
-                <w:rFonts w:ascii="Taipei Sans TC Beta" w:hAnsi="Taipei Sans TC Beta" w:eastAsia="Taipei Sans TC Beta"/>
+                <w:rFonts w:ascii="Microsoft JhengHei" w:hAnsi="Microsoft JhengHei" w:eastAsia="Microsoft JhengHei"/>
                 <w:b w:val="0"/>
                 <w:color w:val="22272B"/>
                 <w:sz w:val="17"/>
@@ -11597,7 +11690,7 @@
             </w:pPr>
             <w:r>
               <w:rPr>
-                <w:rFonts w:ascii="Taipei Sans TC Beta" w:hAnsi="Taipei Sans TC Beta" w:eastAsia="Taipei Sans TC Beta"/>
+                <w:rFonts w:ascii="Microsoft JhengHei" w:hAnsi="Microsoft JhengHei" w:eastAsia="Microsoft JhengHei"/>
                 <w:b w:val="0"/>
                 <w:color w:val="22272B"/>
                 <w:sz w:val="17"/>
@@ -11623,7 +11716,7 @@
             </w:pPr>
             <w:r>
               <w:rPr>
-                <w:rFonts w:ascii="Taipei Sans TC Beta" w:hAnsi="Taipei Sans TC Beta" w:eastAsia="Taipei Sans TC Beta"/>
+                <w:rFonts w:ascii="Microsoft JhengHei" w:hAnsi="Microsoft JhengHei" w:eastAsia="Microsoft JhengHei"/>
                 <w:b w:val="0"/>
                 <w:color w:val="22272B"/>
                 <w:sz w:val="17"/>
@@ -11649,7 +11742,7 @@
             </w:pPr>
             <w:r>
               <w:rPr>
-                <w:rFonts w:ascii="Taipei Sans TC Beta" w:hAnsi="Taipei Sans TC Beta" w:eastAsia="Taipei Sans TC Beta"/>
+                <w:rFonts w:ascii="Microsoft JhengHei" w:hAnsi="Microsoft JhengHei" w:eastAsia="Microsoft JhengHei"/>
                 <w:b w:val="0"/>
                 <w:color w:val="22272B"/>
                 <w:sz w:val="17"/>
@@ -11675,7 +11768,7 @@
             </w:pPr>
             <w:r>
               <w:rPr>
-                <w:rFonts w:ascii="Taipei Sans TC Beta" w:hAnsi="Taipei Sans TC Beta" w:eastAsia="Taipei Sans TC Beta"/>
+                <w:rFonts w:ascii="Microsoft JhengHei" w:hAnsi="Microsoft JhengHei" w:eastAsia="Microsoft JhengHei"/>
                 <w:b w:val="0"/>
                 <w:color w:val="22272B"/>
                 <w:sz w:val="17"/>
@@ -11701,7 +11794,7 @@
             </w:pPr>
             <w:r>
               <w:rPr>
-                <w:rFonts w:ascii="Taipei Sans TC Beta" w:hAnsi="Taipei Sans TC Beta" w:eastAsia="Taipei Sans TC Beta"/>
+                <w:rFonts w:ascii="Microsoft JhengHei" w:hAnsi="Microsoft JhengHei" w:eastAsia="Microsoft JhengHei"/>
                 <w:b w:val="0"/>
                 <w:color w:val="22272B"/>
                 <w:sz w:val="17"/>
@@ -11727,7 +11820,7 @@
             </w:pPr>
             <w:r>
               <w:rPr>
-                <w:rFonts w:ascii="Taipei Sans TC Beta" w:hAnsi="Taipei Sans TC Beta" w:eastAsia="Taipei Sans TC Beta"/>
+                <w:rFonts w:ascii="Microsoft JhengHei" w:hAnsi="Microsoft JhengHei" w:eastAsia="Microsoft JhengHei"/>
                 <w:b w:val="0"/>
                 <w:color w:val="22272B"/>
                 <w:sz w:val="17"/>
@@ -11753,7 +11846,7 @@
             </w:pPr>
             <w:r>
               <w:rPr>
-                <w:rFonts w:ascii="Taipei Sans TC Beta" w:hAnsi="Taipei Sans TC Beta" w:eastAsia="Taipei Sans TC Beta"/>
+                <w:rFonts w:ascii="Microsoft JhengHei" w:hAnsi="Microsoft JhengHei" w:eastAsia="Microsoft JhengHei"/>
                 <w:b w:val="0"/>
                 <w:color w:val="22272B"/>
                 <w:sz w:val="17"/>
@@ -11780,7 +11873,7 @@
             </w:pPr>
             <w:r>
               <w:rPr>
-                <w:rFonts w:ascii="Taipei Sans TC Beta" w:hAnsi="Taipei Sans TC Beta" w:eastAsia="Taipei Sans TC Beta"/>
+                <w:rFonts w:ascii="Microsoft JhengHei" w:hAnsi="Microsoft JhengHei" w:eastAsia="Microsoft JhengHei"/>
                 <w:b w:val="0"/>
                 <w:color w:val="22272B"/>
                 <w:sz w:val="17"/>
@@ -11805,7 +11898,7 @@
             </w:pPr>
             <w:r>
               <w:rPr>
-                <w:rFonts w:ascii="Taipei Sans TC Beta" w:hAnsi="Taipei Sans TC Beta" w:eastAsia="Taipei Sans TC Beta"/>
+                <w:rFonts w:ascii="Microsoft JhengHei" w:hAnsi="Microsoft JhengHei" w:eastAsia="Microsoft JhengHei"/>
                 <w:b w:val="0"/>
                 <w:color w:val="22272B"/>
                 <w:sz w:val="17"/>
@@ -11830,7 +11923,7 @@
             </w:pPr>
             <w:r>
               <w:rPr>
-                <w:rFonts w:ascii="Taipei Sans TC Beta" w:hAnsi="Taipei Sans TC Beta" w:eastAsia="Taipei Sans TC Beta"/>
+                <w:rFonts w:ascii="Microsoft JhengHei" w:hAnsi="Microsoft JhengHei" w:eastAsia="Microsoft JhengHei"/>
                 <w:b w:val="0"/>
                 <w:color w:val="22272B"/>
                 <w:sz w:val="17"/>
@@ -11855,7 +11948,7 @@
             </w:pPr>
             <w:r>
               <w:rPr>
-                <w:rFonts w:ascii="Taipei Sans TC Beta" w:hAnsi="Taipei Sans TC Beta" w:eastAsia="Taipei Sans TC Beta"/>
+                <w:rFonts w:ascii="Microsoft JhengHei" w:hAnsi="Microsoft JhengHei" w:eastAsia="Microsoft JhengHei"/>
                 <w:b w:val="0"/>
                 <w:color w:val="22272B"/>
                 <w:sz w:val="17"/>
@@ -11880,7 +11973,7 @@
             </w:pPr>
             <w:r>
               <w:rPr>
-                <w:rFonts w:ascii="Taipei Sans TC Beta" w:hAnsi="Taipei Sans TC Beta" w:eastAsia="Taipei Sans TC Beta"/>
+                <w:rFonts w:ascii="Microsoft JhengHei" w:hAnsi="Microsoft JhengHei" w:eastAsia="Microsoft JhengHei"/>
                 <w:b w:val="0"/>
                 <w:color w:val="22272B"/>
                 <w:sz w:val="17"/>
@@ -11905,7 +11998,7 @@
             </w:pPr>
             <w:r>
               <w:rPr>
-                <w:rFonts w:ascii="Taipei Sans TC Beta" w:hAnsi="Taipei Sans TC Beta" w:eastAsia="Taipei Sans TC Beta"/>
+                <w:rFonts w:ascii="Microsoft JhengHei" w:hAnsi="Microsoft JhengHei" w:eastAsia="Microsoft JhengHei"/>
                 <w:b w:val="0"/>
                 <w:color w:val="22272B"/>
                 <w:sz w:val="17"/>
@@ -11930,7 +12023,7 @@
             </w:pPr>
             <w:r>
               <w:rPr>
-                <w:rFonts w:ascii="Taipei Sans TC Beta" w:hAnsi="Taipei Sans TC Beta" w:eastAsia="Taipei Sans TC Beta"/>
+                <w:rFonts w:ascii="Microsoft JhengHei" w:hAnsi="Microsoft JhengHei" w:eastAsia="Microsoft JhengHei"/>
                 <w:b w:val="0"/>
                 <w:color w:val="22272B"/>
                 <w:sz w:val="17"/>
@@ -11958,7 +12051,7 @@
             </w:pPr>
             <w:r>
               <w:rPr>
-                <w:rFonts w:ascii="Taipei Sans TC Beta" w:hAnsi="Taipei Sans TC Beta" w:eastAsia="Taipei Sans TC Beta"/>
+                <w:rFonts w:ascii="Microsoft JhengHei" w:hAnsi="Microsoft JhengHei" w:eastAsia="Microsoft JhengHei"/>
                 <w:b w:val="0"/>
                 <w:color w:val="22272B"/>
                 <w:sz w:val="17"/>
@@ -11984,7 +12077,7 @@
             </w:pPr>
             <w:r>
               <w:rPr>
-                <w:rFonts w:ascii="Taipei Sans TC Beta" w:hAnsi="Taipei Sans TC Beta" w:eastAsia="Taipei Sans TC Beta"/>
+                <w:rFonts w:ascii="Microsoft JhengHei" w:hAnsi="Microsoft JhengHei" w:eastAsia="Microsoft JhengHei"/>
                 <w:b w:val="0"/>
                 <w:color w:val="22272B"/>
                 <w:sz w:val="17"/>
@@ -12010,7 +12103,7 @@
             </w:pPr>
             <w:r>
               <w:rPr>
-                <w:rFonts w:ascii="Taipei Sans TC Beta" w:hAnsi="Taipei Sans TC Beta" w:eastAsia="Taipei Sans TC Beta"/>
+                <w:rFonts w:ascii="Microsoft JhengHei" w:hAnsi="Microsoft JhengHei" w:eastAsia="Microsoft JhengHei"/>
                 <w:b w:val="0"/>
                 <w:color w:val="22272B"/>
                 <w:sz w:val="17"/>
@@ -12036,7 +12129,7 @@
             </w:pPr>
             <w:r>
               <w:rPr>
-                <w:rFonts w:ascii="Taipei Sans TC Beta" w:hAnsi="Taipei Sans TC Beta" w:eastAsia="Taipei Sans TC Beta"/>
+                <w:rFonts w:ascii="Microsoft JhengHei" w:hAnsi="Microsoft JhengHei" w:eastAsia="Microsoft JhengHei"/>
                 <w:b w:val="0"/>
                 <w:color w:val="22272B"/>
                 <w:sz w:val="17"/>
@@ -12062,7 +12155,7 @@
             </w:pPr>
             <w:r>
               <w:rPr>
-                <w:rFonts w:ascii="Taipei Sans TC Beta" w:hAnsi="Taipei Sans TC Beta" w:eastAsia="Taipei Sans TC Beta"/>
+                <w:rFonts w:ascii="Microsoft JhengHei" w:hAnsi="Microsoft JhengHei" w:eastAsia="Microsoft JhengHei"/>
                 <w:b w:val="0"/>
                 <w:color w:val="22272B"/>
                 <w:sz w:val="17"/>
@@ -12088,7 +12181,7 @@
             </w:pPr>
             <w:r>
               <w:rPr>
-                <w:rFonts w:ascii="Taipei Sans TC Beta" w:hAnsi="Taipei Sans TC Beta" w:eastAsia="Taipei Sans TC Beta"/>
+                <w:rFonts w:ascii="Microsoft JhengHei" w:hAnsi="Microsoft JhengHei" w:eastAsia="Microsoft JhengHei"/>
                 <w:b w:val="0"/>
                 <w:color w:val="22272B"/>
                 <w:sz w:val="17"/>
@@ -12114,7 +12207,7 @@
             </w:pPr>
             <w:r>
               <w:rPr>
-                <w:rFonts w:ascii="Taipei Sans TC Beta" w:hAnsi="Taipei Sans TC Beta" w:eastAsia="Taipei Sans TC Beta"/>
+                <w:rFonts w:ascii="Microsoft JhengHei" w:hAnsi="Microsoft JhengHei" w:eastAsia="Microsoft JhengHei"/>
                 <w:b w:val="0"/>
                 <w:color w:val="22272B"/>
                 <w:sz w:val="17"/>
@@ -12141,7 +12234,7 @@
             </w:pPr>
             <w:r>
               <w:rPr>
-                <w:rFonts w:ascii="Taipei Sans TC Beta" w:hAnsi="Taipei Sans TC Beta" w:eastAsia="Taipei Sans TC Beta"/>
+                <w:rFonts w:ascii="Microsoft JhengHei" w:hAnsi="Microsoft JhengHei" w:eastAsia="Microsoft JhengHei"/>
                 <w:b w:val="0"/>
                 <w:color w:val="22272B"/>
                 <w:sz w:val="17"/>
@@ -12166,7 +12259,7 @@
             </w:pPr>
             <w:r>
               <w:rPr>
-                <w:rFonts w:ascii="Taipei Sans TC Beta" w:hAnsi="Taipei Sans TC Beta" w:eastAsia="Taipei Sans TC Beta"/>
+                <w:rFonts w:ascii="Microsoft JhengHei" w:hAnsi="Microsoft JhengHei" w:eastAsia="Microsoft JhengHei"/>
                 <w:b w:val="0"/>
                 <w:color w:val="22272B"/>
                 <w:sz w:val="17"/>
@@ -12191,7 +12284,7 @@
             </w:pPr>
             <w:r>
               <w:rPr>
-                <w:rFonts w:ascii="Taipei Sans TC Beta" w:hAnsi="Taipei Sans TC Beta" w:eastAsia="Taipei Sans TC Beta"/>
+                <w:rFonts w:ascii="Microsoft JhengHei" w:hAnsi="Microsoft JhengHei" w:eastAsia="Microsoft JhengHei"/>
                 <w:b w:val="0"/>
                 <w:color w:val="22272B"/>
                 <w:sz w:val="17"/>
@@ -12216,7 +12309,7 @@
             </w:pPr>
             <w:r>
               <w:rPr>
-                <w:rFonts w:ascii="Taipei Sans TC Beta" w:hAnsi="Taipei Sans TC Beta" w:eastAsia="Taipei Sans TC Beta"/>
+                <w:rFonts w:ascii="Microsoft JhengHei" w:hAnsi="Microsoft JhengHei" w:eastAsia="Microsoft JhengHei"/>
                 <w:b w:val="0"/>
                 <w:color w:val="22272B"/>
                 <w:sz w:val="17"/>
@@ -12241,7 +12334,7 @@
             </w:pPr>
             <w:r>
               <w:rPr>
-                <w:rFonts w:ascii="Taipei Sans TC Beta" w:hAnsi="Taipei Sans TC Beta" w:eastAsia="Taipei Sans TC Beta"/>
+                <w:rFonts w:ascii="Microsoft JhengHei" w:hAnsi="Microsoft JhengHei" w:eastAsia="Microsoft JhengHei"/>
                 <w:b w:val="0"/>
                 <w:color w:val="22272B"/>
                 <w:sz w:val="17"/>
@@ -12266,7 +12359,7 @@
             </w:pPr>
             <w:r>
               <w:rPr>
-                <w:rFonts w:ascii="Taipei Sans TC Beta" w:hAnsi="Taipei Sans TC Beta" w:eastAsia="Taipei Sans TC Beta"/>
+                <w:rFonts w:ascii="Microsoft JhengHei" w:hAnsi="Microsoft JhengHei" w:eastAsia="Microsoft JhengHei"/>
                 <w:b w:val="0"/>
                 <w:color w:val="22272B"/>
                 <w:sz w:val="17"/>
@@ -12291,7 +12384,7 @@
             </w:pPr>
             <w:r>
               <w:rPr>
-                <w:rFonts w:ascii="Taipei Sans TC Beta" w:hAnsi="Taipei Sans TC Beta" w:eastAsia="Taipei Sans TC Beta"/>
+                <w:rFonts w:ascii="Microsoft JhengHei" w:hAnsi="Microsoft JhengHei" w:eastAsia="Microsoft JhengHei"/>
                 <w:b w:val="0"/>
                 <w:color w:val="22272B"/>
                 <w:sz w:val="17"/>
@@ -12319,7 +12412,7 @@
             </w:pPr>
             <w:r>
               <w:rPr>
-                <w:rFonts w:ascii="Taipei Sans TC Beta" w:hAnsi="Taipei Sans TC Beta" w:eastAsia="Taipei Sans TC Beta"/>
+                <w:rFonts w:ascii="Microsoft JhengHei" w:hAnsi="Microsoft JhengHei" w:eastAsia="Microsoft JhengHei"/>
                 <w:b w:val="0"/>
                 <w:color w:val="22272B"/>
                 <w:sz w:val="17"/>
@@ -12345,7 +12438,7 @@
             </w:pPr>
             <w:r>
               <w:rPr>
-                <w:rFonts w:ascii="Taipei Sans TC Beta" w:hAnsi="Taipei Sans TC Beta" w:eastAsia="Taipei Sans TC Beta"/>
+                <w:rFonts w:ascii="Microsoft JhengHei" w:hAnsi="Microsoft JhengHei" w:eastAsia="Microsoft JhengHei"/>
                 <w:b w:val="0"/>
                 <w:color w:val="22272B"/>
                 <w:sz w:val="17"/>
@@ -12371,7 +12464,7 @@
             </w:pPr>
             <w:r>
               <w:rPr>
-                <w:rFonts w:ascii="Taipei Sans TC Beta" w:hAnsi="Taipei Sans TC Beta" w:eastAsia="Taipei Sans TC Beta"/>
+                <w:rFonts w:ascii="Microsoft JhengHei" w:hAnsi="Microsoft JhengHei" w:eastAsia="Microsoft JhengHei"/>
                 <w:b w:val="0"/>
                 <w:color w:val="22272B"/>
                 <w:sz w:val="17"/>
@@ -12397,7 +12490,7 @@
             </w:pPr>
             <w:r>
               <w:rPr>
-                <w:rFonts w:ascii="Taipei Sans TC Beta" w:hAnsi="Taipei Sans TC Beta" w:eastAsia="Taipei Sans TC Beta"/>
+                <w:rFonts w:ascii="Microsoft JhengHei" w:hAnsi="Microsoft JhengHei" w:eastAsia="Microsoft JhengHei"/>
                 <w:b w:val="0"/>
                 <w:color w:val="22272B"/>
                 <w:sz w:val="17"/>
@@ -12423,7 +12516,7 @@
             </w:pPr>
             <w:r>
               <w:rPr>
-                <w:rFonts w:ascii="Taipei Sans TC Beta" w:hAnsi="Taipei Sans TC Beta" w:eastAsia="Taipei Sans TC Beta"/>
+                <w:rFonts w:ascii="Microsoft JhengHei" w:hAnsi="Microsoft JhengHei" w:eastAsia="Microsoft JhengHei"/>
                 <w:b w:val="0"/>
                 <w:color w:val="22272B"/>
                 <w:sz w:val="17"/>
@@ -12449,7 +12542,7 @@
             </w:pPr>
             <w:r>
               <w:rPr>
-                <w:rFonts w:ascii="Taipei Sans TC Beta" w:hAnsi="Taipei Sans TC Beta" w:eastAsia="Taipei Sans TC Beta"/>
+                <w:rFonts w:ascii="Microsoft JhengHei" w:hAnsi="Microsoft JhengHei" w:eastAsia="Microsoft JhengHei"/>
                 <w:b w:val="0"/>
                 <w:color w:val="22272B"/>
                 <w:sz w:val="17"/>
@@ -12475,7 +12568,7 @@
             </w:pPr>
             <w:r>
               <w:rPr>
-                <w:rFonts w:ascii="Taipei Sans TC Beta" w:hAnsi="Taipei Sans TC Beta" w:eastAsia="Taipei Sans TC Beta"/>
+                <w:rFonts w:ascii="Microsoft JhengHei" w:hAnsi="Microsoft JhengHei" w:eastAsia="Microsoft JhengHei"/>
                 <w:b w:val="0"/>
                 <w:color w:val="22272B"/>
                 <w:sz w:val="17"/>
@@ -12502,7 +12595,7 @@
             </w:pPr>
             <w:r>
               <w:rPr>
-                <w:rFonts w:ascii="Taipei Sans TC Beta" w:hAnsi="Taipei Sans TC Beta" w:eastAsia="Taipei Sans TC Beta"/>
+                <w:rFonts w:ascii="Microsoft JhengHei" w:hAnsi="Microsoft JhengHei" w:eastAsia="Microsoft JhengHei"/>
                 <w:b w:val="0"/>
                 <w:color w:val="22272B"/>
                 <w:sz w:val="17"/>
@@ -12527,7 +12620,7 @@
             </w:pPr>
             <w:r>
               <w:rPr>
-                <w:rFonts w:ascii="Taipei Sans TC Beta" w:hAnsi="Taipei Sans TC Beta" w:eastAsia="Taipei Sans TC Beta"/>
+                <w:rFonts w:ascii="Microsoft JhengHei" w:hAnsi="Microsoft JhengHei" w:eastAsia="Microsoft JhengHei"/>
                 <w:b w:val="0"/>
                 <w:color w:val="22272B"/>
                 <w:sz w:val="17"/>
@@ -12552,7 +12645,7 @@
             </w:pPr>
             <w:r>
               <w:rPr>
-                <w:rFonts w:ascii="Taipei Sans TC Beta" w:hAnsi="Taipei Sans TC Beta" w:eastAsia="Taipei Sans TC Beta"/>
+                <w:rFonts w:ascii="Microsoft JhengHei" w:hAnsi="Microsoft JhengHei" w:eastAsia="Microsoft JhengHei"/>
                 <w:b w:val="0"/>
                 <w:color w:val="22272B"/>
                 <w:sz w:val="17"/>
@@ -12577,7 +12670,7 @@
             </w:pPr>
             <w:r>
               <w:rPr>
-                <w:rFonts w:ascii="Taipei Sans TC Beta" w:hAnsi="Taipei Sans TC Beta" w:eastAsia="Taipei Sans TC Beta"/>
+                <w:rFonts w:ascii="Microsoft JhengHei" w:hAnsi="Microsoft JhengHei" w:eastAsia="Microsoft JhengHei"/>
                 <w:b w:val="0"/>
                 <w:color w:val="22272B"/>
                 <w:sz w:val="17"/>
@@ -12602,7 +12695,7 @@
             </w:pPr>
             <w:r>
               <w:rPr>
-                <w:rFonts w:ascii="Taipei Sans TC Beta" w:hAnsi="Taipei Sans TC Beta" w:eastAsia="Taipei Sans TC Beta"/>
+                <w:rFonts w:ascii="Microsoft JhengHei" w:hAnsi="Microsoft JhengHei" w:eastAsia="Microsoft JhengHei"/>
                 <w:b w:val="0"/>
                 <w:color w:val="22272B"/>
                 <w:sz w:val="17"/>
@@ -12627,7 +12720,7 @@
             </w:pPr>
             <w:r>
               <w:rPr>
-                <w:rFonts w:ascii="Taipei Sans TC Beta" w:hAnsi="Taipei Sans TC Beta" w:eastAsia="Taipei Sans TC Beta"/>
+                <w:rFonts w:ascii="Microsoft JhengHei" w:hAnsi="Microsoft JhengHei" w:eastAsia="Microsoft JhengHei"/>
                 <w:b w:val="0"/>
                 <w:color w:val="22272B"/>
                 <w:sz w:val="17"/>
@@ -12652,7 +12745,7 @@
             </w:pPr>
             <w:r>
               <w:rPr>
-                <w:rFonts w:ascii="Taipei Sans TC Beta" w:hAnsi="Taipei Sans TC Beta" w:eastAsia="Taipei Sans TC Beta"/>
+                <w:rFonts w:ascii="Microsoft JhengHei" w:hAnsi="Microsoft JhengHei" w:eastAsia="Microsoft JhengHei"/>
                 <w:b w:val="0"/>
                 <w:color w:val="22272B"/>
                 <w:sz w:val="17"/>
@@ -12680,7 +12773,7 @@
             </w:pPr>
             <w:r>
               <w:rPr>
-                <w:rFonts w:ascii="Taipei Sans TC Beta" w:hAnsi="Taipei Sans TC Beta" w:eastAsia="Taipei Sans TC Beta"/>
+                <w:rFonts w:ascii="Microsoft JhengHei" w:hAnsi="Microsoft JhengHei" w:eastAsia="Microsoft JhengHei"/>
                 <w:b w:val="0"/>
                 <w:color w:val="22272B"/>
                 <w:sz w:val="17"/>
@@ -12706,7 +12799,7 @@
             </w:pPr>
             <w:r>
               <w:rPr>
-                <w:rFonts w:ascii="Taipei Sans TC Beta" w:hAnsi="Taipei Sans TC Beta" w:eastAsia="Taipei Sans TC Beta"/>
+                <w:rFonts w:ascii="Microsoft JhengHei" w:hAnsi="Microsoft JhengHei" w:eastAsia="Microsoft JhengHei"/>
                 <w:b w:val="0"/>
                 <w:color w:val="22272B"/>
                 <w:sz w:val="17"/>
@@ -12732,7 +12825,7 @@
             </w:pPr>
             <w:r>
               <w:rPr>
-                <w:rFonts w:ascii="Taipei Sans TC Beta" w:hAnsi="Taipei Sans TC Beta" w:eastAsia="Taipei Sans TC Beta"/>
+                <w:rFonts w:ascii="Microsoft JhengHei" w:hAnsi="Microsoft JhengHei" w:eastAsia="Microsoft JhengHei"/>
                 <w:b w:val="0"/>
                 <w:color w:val="22272B"/>
                 <w:sz w:val="17"/>
@@ -12758,7 +12851,7 @@
             </w:pPr>
             <w:r>
               <w:rPr>
-                <w:rFonts w:ascii="Taipei Sans TC Beta" w:hAnsi="Taipei Sans TC Beta" w:eastAsia="Taipei Sans TC Beta"/>
+                <w:rFonts w:ascii="Microsoft JhengHei" w:hAnsi="Microsoft JhengHei" w:eastAsia="Microsoft JhengHei"/>
                 <w:b w:val="0"/>
                 <w:color w:val="22272B"/>
                 <w:sz w:val="17"/>
@@ -12784,7 +12877,7 @@
             </w:pPr>
             <w:r>
               <w:rPr>
-                <w:rFonts w:ascii="Taipei Sans TC Beta" w:hAnsi="Taipei Sans TC Beta" w:eastAsia="Taipei Sans TC Beta"/>
+                <w:rFonts w:ascii="Microsoft JhengHei" w:hAnsi="Microsoft JhengHei" w:eastAsia="Microsoft JhengHei"/>
                 <w:b w:val="0"/>
                 <w:color w:val="22272B"/>
                 <w:sz w:val="17"/>
@@ -12810,7 +12903,7 @@
             </w:pPr>
             <w:r>
               <w:rPr>
-                <w:rFonts w:ascii="Taipei Sans TC Beta" w:hAnsi="Taipei Sans TC Beta" w:eastAsia="Taipei Sans TC Beta"/>
+                <w:rFonts w:ascii="Microsoft JhengHei" w:hAnsi="Microsoft JhengHei" w:eastAsia="Microsoft JhengHei"/>
                 <w:b w:val="0"/>
                 <w:color w:val="22272B"/>
                 <w:sz w:val="17"/>
@@ -12836,7 +12929,7 @@
             </w:pPr>
             <w:r>
               <w:rPr>
-                <w:rFonts w:ascii="Taipei Sans TC Beta" w:hAnsi="Taipei Sans TC Beta" w:eastAsia="Taipei Sans TC Beta"/>
+                <w:rFonts w:ascii="Microsoft JhengHei" w:hAnsi="Microsoft JhengHei" w:eastAsia="Microsoft JhengHei"/>
                 <w:b w:val="0"/>
                 <w:color w:val="22272B"/>
                 <w:sz w:val="17"/>
@@ -12863,7 +12956,7 @@
             </w:pPr>
             <w:r>
               <w:rPr>
-                <w:rFonts w:ascii="Taipei Sans TC Beta" w:hAnsi="Taipei Sans TC Beta" w:eastAsia="Taipei Sans TC Beta"/>
+                <w:rFonts w:ascii="Microsoft JhengHei" w:hAnsi="Microsoft JhengHei" w:eastAsia="Microsoft JhengHei"/>
                 <w:b w:val="0"/>
                 <w:color w:val="22272B"/>
                 <w:sz w:val="17"/>
@@ -12888,7 +12981,7 @@
             </w:pPr>
             <w:r>
               <w:rPr>
-                <w:rFonts w:ascii="Taipei Sans TC Beta" w:hAnsi="Taipei Sans TC Beta" w:eastAsia="Taipei Sans TC Beta"/>
+                <w:rFonts w:ascii="Microsoft JhengHei" w:hAnsi="Microsoft JhengHei" w:eastAsia="Microsoft JhengHei"/>
                 <w:b w:val="0"/>
                 <w:color w:val="22272B"/>
                 <w:sz w:val="17"/>
@@ -12913,7 +13006,7 @@
             </w:pPr>
             <w:r>
               <w:rPr>
-                <w:rFonts w:ascii="Taipei Sans TC Beta" w:hAnsi="Taipei Sans TC Beta" w:eastAsia="Taipei Sans TC Beta"/>
+                <w:rFonts w:ascii="Microsoft JhengHei" w:hAnsi="Microsoft JhengHei" w:eastAsia="Microsoft JhengHei"/>
                 <w:b w:val="0"/>
                 <w:color w:val="22272B"/>
                 <w:sz w:val="17"/>
@@ -12938,7 +13031,7 @@
             </w:pPr>
             <w:r>
               <w:rPr>
-                <w:rFonts w:ascii="Taipei Sans TC Beta" w:hAnsi="Taipei Sans TC Beta" w:eastAsia="Taipei Sans TC Beta"/>
+                <w:rFonts w:ascii="Microsoft JhengHei" w:hAnsi="Microsoft JhengHei" w:eastAsia="Microsoft JhengHei"/>
                 <w:b w:val="0"/>
                 <w:color w:val="22272B"/>
                 <w:sz w:val="17"/>
@@ -12963,7 +13056,7 @@
             </w:pPr>
             <w:r>
               <w:rPr>
-                <w:rFonts w:ascii="Taipei Sans TC Beta" w:hAnsi="Taipei Sans TC Beta" w:eastAsia="Taipei Sans TC Beta"/>
+                <w:rFonts w:ascii="Microsoft JhengHei" w:hAnsi="Microsoft JhengHei" w:eastAsia="Microsoft JhengHei"/>
                 <w:b w:val="0"/>
                 <w:color w:val="22272B"/>
                 <w:sz w:val="17"/>
@@ -12988,7 +13081,7 @@
             </w:pPr>
             <w:r>
               <w:rPr>
-                <w:rFonts w:ascii="Taipei Sans TC Beta" w:hAnsi="Taipei Sans TC Beta" w:eastAsia="Taipei Sans TC Beta"/>
+                <w:rFonts w:ascii="Microsoft JhengHei" w:hAnsi="Microsoft JhengHei" w:eastAsia="Microsoft JhengHei"/>
                 <w:b w:val="0"/>
                 <w:color w:val="22272B"/>
                 <w:sz w:val="17"/>
@@ -13013,7 +13106,7 @@
             </w:pPr>
             <w:r>
               <w:rPr>
-                <w:rFonts w:ascii="Taipei Sans TC Beta" w:hAnsi="Taipei Sans TC Beta" w:eastAsia="Taipei Sans TC Beta"/>
+                <w:rFonts w:ascii="Microsoft JhengHei" w:hAnsi="Microsoft JhengHei" w:eastAsia="Microsoft JhengHei"/>
                 <w:b w:val="0"/>
                 <w:color w:val="22272B"/>
                 <w:sz w:val="17"/>
@@ -13041,7 +13134,7 @@
             </w:pPr>
             <w:r>
               <w:rPr>
-                <w:rFonts w:ascii="Taipei Sans TC Beta" w:hAnsi="Taipei Sans TC Beta" w:eastAsia="Taipei Sans TC Beta"/>
+                <w:rFonts w:ascii="Microsoft JhengHei" w:hAnsi="Microsoft JhengHei" w:eastAsia="Microsoft JhengHei"/>
                 <w:b w:val="0"/>
                 <w:color w:val="22272B"/>
                 <w:sz w:val="17"/>
@@ -13067,7 +13160,7 @@
             </w:pPr>
             <w:r>
               <w:rPr>
-                <w:rFonts w:ascii="Taipei Sans TC Beta" w:hAnsi="Taipei Sans TC Beta" w:eastAsia="Taipei Sans TC Beta"/>
+                <w:rFonts w:ascii="Microsoft JhengHei" w:hAnsi="Microsoft JhengHei" w:eastAsia="Microsoft JhengHei"/>
                 <w:b w:val="0"/>
                 <w:color w:val="22272B"/>
                 <w:sz w:val="17"/>
@@ -13093,7 +13186,7 @@
             </w:pPr>
             <w:r>
               <w:rPr>
-                <w:rFonts w:ascii="Taipei Sans TC Beta" w:hAnsi="Taipei Sans TC Beta" w:eastAsia="Taipei Sans TC Beta"/>
+                <w:rFonts w:ascii="Microsoft JhengHei" w:hAnsi="Microsoft JhengHei" w:eastAsia="Microsoft JhengHei"/>
                 <w:b w:val="0"/>
                 <w:color w:val="22272B"/>
                 <w:sz w:val="17"/>
@@ -13119,7 +13212,7 @@
             </w:pPr>
             <w:r>
               <w:rPr>
-                <w:rFonts w:ascii="Taipei Sans TC Beta" w:hAnsi="Taipei Sans TC Beta" w:eastAsia="Taipei Sans TC Beta"/>
+                <w:rFonts w:ascii="Microsoft JhengHei" w:hAnsi="Microsoft JhengHei" w:eastAsia="Microsoft JhengHei"/>
                 <w:b w:val="0"/>
                 <w:color w:val="22272B"/>
                 <w:sz w:val="17"/>
@@ -13145,7 +13238,7 @@
             </w:pPr>
             <w:r>
               <w:rPr>
-                <w:rFonts w:ascii="Taipei Sans TC Beta" w:hAnsi="Taipei Sans TC Beta" w:eastAsia="Taipei Sans TC Beta"/>
+                <w:rFonts w:ascii="Microsoft JhengHei" w:hAnsi="Microsoft JhengHei" w:eastAsia="Microsoft JhengHei"/>
                 <w:b w:val="0"/>
                 <w:color w:val="22272B"/>
                 <w:sz w:val="17"/>
@@ -13171,7 +13264,7 @@
             </w:pPr>
             <w:r>
               <w:rPr>
-                <w:rFonts w:ascii="Taipei Sans TC Beta" w:hAnsi="Taipei Sans TC Beta" w:eastAsia="Taipei Sans TC Beta"/>
+                <w:rFonts w:ascii="Microsoft JhengHei" w:hAnsi="Microsoft JhengHei" w:eastAsia="Microsoft JhengHei"/>
                 <w:b w:val="0"/>
                 <w:color w:val="22272B"/>
                 <w:sz w:val="17"/>
@@ -13197,7 +13290,7 @@
             </w:pPr>
             <w:r>
               <w:rPr>
-                <w:rFonts w:ascii="Taipei Sans TC Beta" w:hAnsi="Taipei Sans TC Beta" w:eastAsia="Taipei Sans TC Beta"/>
+                <w:rFonts w:ascii="Microsoft JhengHei" w:hAnsi="Microsoft JhengHei" w:eastAsia="Microsoft JhengHei"/>
                 <w:b w:val="0"/>
                 <w:color w:val="22272B"/>
                 <w:sz w:val="17"/>
@@ -13224,7 +13317,7 @@
             </w:pPr>
             <w:r>
               <w:rPr>
-                <w:rFonts w:ascii="Taipei Sans TC Beta" w:hAnsi="Taipei Sans TC Beta" w:eastAsia="Taipei Sans TC Beta"/>
+                <w:rFonts w:ascii="Microsoft JhengHei" w:hAnsi="Microsoft JhengHei" w:eastAsia="Microsoft JhengHei"/>
                 <w:b w:val="0"/>
                 <w:color w:val="22272B"/>
                 <w:sz w:val="17"/>
@@ -13249,7 +13342,7 @@
             </w:pPr>
             <w:r>
               <w:rPr>
-                <w:rFonts w:ascii="Taipei Sans TC Beta" w:hAnsi="Taipei Sans TC Beta" w:eastAsia="Taipei Sans TC Beta"/>
+                <w:rFonts w:ascii="Microsoft JhengHei" w:hAnsi="Microsoft JhengHei" w:eastAsia="Microsoft JhengHei"/>
                 <w:b w:val="0"/>
                 <w:color w:val="22272B"/>
                 <w:sz w:val="17"/>
@@ -13274,7 +13367,7 @@
             </w:pPr>
             <w:r>
               <w:rPr>
-                <w:rFonts w:ascii="Taipei Sans TC Beta" w:hAnsi="Taipei Sans TC Beta" w:eastAsia="Taipei Sans TC Beta"/>
+                <w:rFonts w:ascii="Microsoft JhengHei" w:hAnsi="Microsoft JhengHei" w:eastAsia="Microsoft JhengHei"/>
                 <w:b w:val="0"/>
                 <w:color w:val="22272B"/>
                 <w:sz w:val="17"/>
@@ -13299,7 +13392,7 @@
             </w:pPr>
             <w:r>
               <w:rPr>
-                <w:rFonts w:ascii="Taipei Sans TC Beta" w:hAnsi="Taipei Sans TC Beta" w:eastAsia="Taipei Sans TC Beta"/>
+                <w:rFonts w:ascii="Microsoft JhengHei" w:hAnsi="Microsoft JhengHei" w:eastAsia="Microsoft JhengHei"/>
                 <w:b w:val="0"/>
                 <w:color w:val="22272B"/>
                 <w:sz w:val="17"/>
@@ -13324,7 +13417,7 @@
             </w:pPr>
             <w:r>
               <w:rPr>
-                <w:rFonts w:ascii="Taipei Sans TC Beta" w:hAnsi="Taipei Sans TC Beta" w:eastAsia="Taipei Sans TC Beta"/>
+                <w:rFonts w:ascii="Microsoft JhengHei" w:hAnsi="Microsoft JhengHei" w:eastAsia="Microsoft JhengHei"/>
                 <w:b w:val="0"/>
                 <w:color w:val="22272B"/>
                 <w:sz w:val="17"/>
@@ -13349,7 +13442,7 @@
             </w:pPr>
             <w:r>
               <w:rPr>
-                <w:rFonts w:ascii="Taipei Sans TC Beta" w:hAnsi="Taipei Sans TC Beta" w:eastAsia="Taipei Sans TC Beta"/>
+                <w:rFonts w:ascii="Microsoft JhengHei" w:hAnsi="Microsoft JhengHei" w:eastAsia="Microsoft JhengHei"/>
                 <w:b w:val="0"/>
                 <w:color w:val="22272B"/>
                 <w:sz w:val="17"/>
@@ -13374,7 +13467,7 @@
             </w:pPr>
             <w:r>
               <w:rPr>
-                <w:rFonts w:ascii="Taipei Sans TC Beta" w:hAnsi="Taipei Sans TC Beta" w:eastAsia="Taipei Sans TC Beta"/>
+                <w:rFonts w:ascii="Microsoft JhengHei" w:hAnsi="Microsoft JhengHei" w:eastAsia="Microsoft JhengHei"/>
                 <w:b w:val="0"/>
                 <w:color w:val="22272B"/>
                 <w:sz w:val="17"/>
@@ -13402,7 +13495,7 @@
             </w:pPr>
             <w:r>
               <w:rPr>
-                <w:rFonts w:ascii="Taipei Sans TC Beta" w:hAnsi="Taipei Sans TC Beta" w:eastAsia="Taipei Sans TC Beta"/>
+                <w:rFonts w:ascii="Microsoft JhengHei" w:hAnsi="Microsoft JhengHei" w:eastAsia="Microsoft JhengHei"/>
                 <w:b w:val="0"/>
                 <w:color w:val="22272B"/>
                 <w:sz w:val="17"/>
@@ -13428,7 +13521,7 @@
             </w:pPr>
             <w:r>
               <w:rPr>
-                <w:rFonts w:ascii="Taipei Sans TC Beta" w:hAnsi="Taipei Sans TC Beta" w:eastAsia="Taipei Sans TC Beta"/>
+                <w:rFonts w:ascii="Microsoft JhengHei" w:hAnsi="Microsoft JhengHei" w:eastAsia="Microsoft JhengHei"/>
                 <w:b w:val="0"/>
                 <w:color w:val="22272B"/>
                 <w:sz w:val="17"/>
@@ -13454,7 +13547,7 @@
             </w:pPr>
             <w:r>
               <w:rPr>
-                <w:rFonts w:ascii="Taipei Sans TC Beta" w:hAnsi="Taipei Sans TC Beta" w:eastAsia="Taipei Sans TC Beta"/>
+                <w:rFonts w:ascii="Microsoft JhengHei" w:hAnsi="Microsoft JhengHei" w:eastAsia="Microsoft JhengHei"/>
                 <w:b w:val="0"/>
                 <w:color w:val="22272B"/>
                 <w:sz w:val="17"/>
@@ -13480,7 +13573,7 @@
             </w:pPr>
             <w:r>
               <w:rPr>
-                <w:rFonts w:ascii="Taipei Sans TC Beta" w:hAnsi="Taipei Sans TC Beta" w:eastAsia="Taipei Sans TC Beta"/>
+                <w:rFonts w:ascii="Microsoft JhengHei" w:hAnsi="Microsoft JhengHei" w:eastAsia="Microsoft JhengHei"/>
                 <w:b w:val="0"/>
                 <w:color w:val="22272B"/>
                 <w:sz w:val="17"/>
@@ -13506,7 +13599,7 @@
             </w:pPr>
             <w:r>
               <w:rPr>
-                <w:rFonts w:ascii="Taipei Sans TC Beta" w:hAnsi="Taipei Sans TC Beta" w:eastAsia="Taipei Sans TC Beta"/>
+                <w:rFonts w:ascii="Microsoft JhengHei" w:hAnsi="Microsoft JhengHei" w:eastAsia="Microsoft JhengHei"/>
                 <w:b w:val="0"/>
                 <w:color w:val="22272B"/>
                 <w:sz w:val="17"/>
@@ -13532,7 +13625,7 @@
             </w:pPr>
             <w:r>
               <w:rPr>
-                <w:rFonts w:ascii="Taipei Sans TC Beta" w:hAnsi="Taipei Sans TC Beta" w:eastAsia="Taipei Sans TC Beta"/>
+                <w:rFonts w:ascii="Microsoft JhengHei" w:hAnsi="Microsoft JhengHei" w:eastAsia="Microsoft JhengHei"/>
                 <w:b w:val="0"/>
                 <w:color w:val="22272B"/>
                 <w:sz w:val="17"/>
@@ -13558,7 +13651,7 @@
             </w:pPr>
             <w:r>
               <w:rPr>
-                <w:rFonts w:ascii="Taipei Sans TC Beta" w:hAnsi="Taipei Sans TC Beta" w:eastAsia="Taipei Sans TC Beta"/>
+                <w:rFonts w:ascii="Microsoft JhengHei" w:hAnsi="Microsoft JhengHei" w:eastAsia="Microsoft JhengHei"/>
                 <w:b w:val="0"/>
                 <w:color w:val="22272B"/>
                 <w:sz w:val="17"/>
@@ -13585,7 +13678,7 @@
             </w:pPr>
             <w:r>
               <w:rPr>
-                <w:rFonts w:ascii="Taipei Sans TC Beta" w:hAnsi="Taipei Sans TC Beta" w:eastAsia="Taipei Sans TC Beta"/>
+                <w:rFonts w:ascii="Microsoft JhengHei" w:hAnsi="Microsoft JhengHei" w:eastAsia="Microsoft JhengHei"/>
                 <w:b w:val="0"/>
                 <w:color w:val="22272B"/>
                 <w:sz w:val="17"/>
@@ -13610,7 +13703,7 @@
             </w:pPr>
             <w:r>
               <w:rPr>
-                <w:rFonts w:ascii="Taipei Sans TC Beta" w:hAnsi="Taipei Sans TC Beta" w:eastAsia="Taipei Sans TC Beta"/>
+                <w:rFonts w:ascii="Microsoft JhengHei" w:hAnsi="Microsoft JhengHei" w:eastAsia="Microsoft JhengHei"/>
                 <w:b w:val="0"/>
                 <w:color w:val="22272B"/>
                 <w:sz w:val="17"/>
@@ -13635,7 +13728,7 @@
             </w:pPr>
             <w:r>
               <w:rPr>
-                <w:rFonts w:ascii="Taipei Sans TC Beta" w:hAnsi="Taipei Sans TC Beta" w:eastAsia="Taipei Sans TC Beta"/>
+                <w:rFonts w:ascii="Microsoft JhengHei" w:hAnsi="Microsoft JhengHei" w:eastAsia="Microsoft JhengHei"/>
                 <w:b w:val="0"/>
                 <w:color w:val="22272B"/>
                 <w:sz w:val="17"/>
@@ -13660,7 +13753,7 @@
             </w:pPr>
             <w:r>
               <w:rPr>
-                <w:rFonts w:ascii="Taipei Sans TC Beta" w:hAnsi="Taipei Sans TC Beta" w:eastAsia="Taipei Sans TC Beta"/>
+                <w:rFonts w:ascii="Microsoft JhengHei" w:hAnsi="Microsoft JhengHei" w:eastAsia="Microsoft JhengHei"/>
                 <w:b w:val="0"/>
                 <w:color w:val="22272B"/>
                 <w:sz w:val="17"/>
@@ -13685,7 +13778,7 @@
             </w:pPr>
             <w:r>
               <w:rPr>
-                <w:rFonts w:ascii="Taipei Sans TC Beta" w:hAnsi="Taipei Sans TC Beta" w:eastAsia="Taipei Sans TC Beta"/>
+                <w:rFonts w:ascii="Microsoft JhengHei" w:hAnsi="Microsoft JhengHei" w:eastAsia="Microsoft JhengHei"/>
                 <w:b w:val="0"/>
                 <w:color w:val="22272B"/>
                 <w:sz w:val="17"/>
@@ -13710,7 +13803,7 @@
             </w:pPr>
             <w:r>
               <w:rPr>
-                <w:rFonts w:ascii="Taipei Sans TC Beta" w:hAnsi="Taipei Sans TC Beta" w:eastAsia="Taipei Sans TC Beta"/>
+                <w:rFonts w:ascii="Microsoft JhengHei" w:hAnsi="Microsoft JhengHei" w:eastAsia="Microsoft JhengHei"/>
                 <w:b w:val="0"/>
                 <w:color w:val="22272B"/>
                 <w:sz w:val="17"/>
@@ -13735,7 +13828,7 @@
             </w:pPr>
             <w:r>
               <w:rPr>
-                <w:rFonts w:ascii="Taipei Sans TC Beta" w:hAnsi="Taipei Sans TC Beta" w:eastAsia="Taipei Sans TC Beta"/>
+                <w:rFonts w:ascii="Microsoft JhengHei" w:hAnsi="Microsoft JhengHei" w:eastAsia="Microsoft JhengHei"/>
                 <w:b w:val="0"/>
                 <w:color w:val="22272B"/>
                 <w:sz w:val="17"/>
@@ -13763,7 +13856,7 @@
             </w:pPr>
             <w:r>
               <w:rPr>
-                <w:rFonts w:ascii="Taipei Sans TC Beta" w:hAnsi="Taipei Sans TC Beta" w:eastAsia="Taipei Sans TC Beta"/>
+                <w:rFonts w:ascii="Microsoft JhengHei" w:hAnsi="Microsoft JhengHei" w:eastAsia="Microsoft JhengHei"/>
                 <w:b w:val="0"/>
                 <w:color w:val="22272B"/>
                 <w:sz w:val="17"/>
@@ -13789,7 +13882,7 @@
             </w:pPr>
             <w:r>
               <w:rPr>
-                <w:rFonts w:ascii="Taipei Sans TC Beta" w:hAnsi="Taipei Sans TC Beta" w:eastAsia="Taipei Sans TC Beta"/>
+                <w:rFonts w:ascii="Microsoft JhengHei" w:hAnsi="Microsoft JhengHei" w:eastAsia="Microsoft JhengHei"/>
                 <w:b w:val="0"/>
                 <w:color w:val="22272B"/>
                 <w:sz w:val="17"/>
@@ -13815,7 +13908,7 @@
             </w:pPr>
             <w:r>
               <w:rPr>
-                <w:rFonts w:ascii="Taipei Sans TC Beta" w:hAnsi="Taipei Sans TC Beta" w:eastAsia="Taipei Sans TC Beta"/>
+                <w:rFonts w:ascii="Microsoft JhengHei" w:hAnsi="Microsoft JhengHei" w:eastAsia="Microsoft JhengHei"/>
                 <w:b w:val="0"/>
                 <w:color w:val="22272B"/>
                 <w:sz w:val="17"/>
@@ -13841,7 +13934,7 @@
             </w:pPr>
             <w:r>
               <w:rPr>
-                <w:rFonts w:ascii="Taipei Sans TC Beta" w:hAnsi="Taipei Sans TC Beta" w:eastAsia="Taipei Sans TC Beta"/>
+                <w:rFonts w:ascii="Microsoft JhengHei" w:hAnsi="Microsoft JhengHei" w:eastAsia="Microsoft JhengHei"/>
                 <w:b w:val="0"/>
                 <w:color w:val="22272B"/>
                 <w:sz w:val="17"/>
@@ -13867,7 +13960,7 @@
             </w:pPr>
             <w:r>
               <w:rPr>
-                <w:rFonts w:ascii="Taipei Sans TC Beta" w:hAnsi="Taipei Sans TC Beta" w:eastAsia="Taipei Sans TC Beta"/>
+                <w:rFonts w:ascii="Microsoft JhengHei" w:hAnsi="Microsoft JhengHei" w:eastAsia="Microsoft JhengHei"/>
                 <w:b w:val="0"/>
                 <w:color w:val="22272B"/>
                 <w:sz w:val="17"/>
@@ -13893,7 +13986,7 @@
             </w:pPr>
             <w:r>
               <w:rPr>
-                <w:rFonts w:ascii="Taipei Sans TC Beta" w:hAnsi="Taipei Sans TC Beta" w:eastAsia="Taipei Sans TC Beta"/>
+                <w:rFonts w:ascii="Microsoft JhengHei" w:hAnsi="Microsoft JhengHei" w:eastAsia="Microsoft JhengHei"/>
                 <w:b w:val="0"/>
                 <w:color w:val="22272B"/>
                 <w:sz w:val="17"/>
@@ -13919,7 +14012,7 @@
             </w:pPr>
             <w:r>
               <w:rPr>
-                <w:rFonts w:ascii="Taipei Sans TC Beta" w:hAnsi="Taipei Sans TC Beta" w:eastAsia="Taipei Sans TC Beta"/>
+                <w:rFonts w:ascii="Microsoft JhengHei" w:hAnsi="Microsoft JhengHei" w:eastAsia="Microsoft JhengHei"/>
                 <w:b w:val="0"/>
                 <w:color w:val="22272B"/>
                 <w:sz w:val="17"/>
@@ -13946,7 +14039,7 @@
             </w:pPr>
             <w:r>
               <w:rPr>
-                <w:rFonts w:ascii="Taipei Sans TC Beta" w:hAnsi="Taipei Sans TC Beta" w:eastAsia="Taipei Sans TC Beta"/>
+                <w:rFonts w:ascii="Microsoft JhengHei" w:hAnsi="Microsoft JhengHei" w:eastAsia="Microsoft JhengHei"/>
                 <w:b w:val="0"/>
                 <w:color w:val="22272B"/>
                 <w:sz w:val="17"/>
@@ -13971,7 +14064,7 @@
             </w:pPr>
             <w:r>
               <w:rPr>
-                <w:rFonts w:ascii="Taipei Sans TC Beta" w:hAnsi="Taipei Sans TC Beta" w:eastAsia="Taipei Sans TC Beta"/>
+                <w:rFonts w:ascii="Microsoft JhengHei" w:hAnsi="Microsoft JhengHei" w:eastAsia="Microsoft JhengHei"/>
                 <w:b w:val="0"/>
                 <w:color w:val="22272B"/>
                 <w:sz w:val="17"/>
@@ -13996,7 +14089,7 @@
             </w:pPr>
             <w:r>
               <w:rPr>
-                <w:rFonts w:ascii="Taipei Sans TC Beta" w:hAnsi="Taipei Sans TC Beta" w:eastAsia="Taipei Sans TC Beta"/>
+                <w:rFonts w:ascii="Microsoft JhengHei" w:hAnsi="Microsoft JhengHei" w:eastAsia="Microsoft JhengHei"/>
                 <w:b w:val="0"/>
                 <w:color w:val="22272B"/>
                 <w:sz w:val="17"/>
@@ -14021,7 +14114,7 @@
             </w:pPr>
             <w:r>
               <w:rPr>
-                <w:rFonts w:ascii="Taipei Sans TC Beta" w:hAnsi="Taipei Sans TC Beta" w:eastAsia="Taipei Sans TC Beta"/>
+                <w:rFonts w:ascii="Microsoft JhengHei" w:hAnsi="Microsoft JhengHei" w:eastAsia="Microsoft JhengHei"/>
                 <w:b w:val="0"/>
                 <w:color w:val="22272B"/>
                 <w:sz w:val="17"/>
@@ -14046,7 +14139,7 @@
             </w:pPr>
             <w:r>
               <w:rPr>
-                <w:rFonts w:ascii="Taipei Sans TC Beta" w:hAnsi="Taipei Sans TC Beta" w:eastAsia="Taipei Sans TC Beta"/>
+                <w:rFonts w:ascii="Microsoft JhengHei" w:hAnsi="Microsoft JhengHei" w:eastAsia="Microsoft JhengHei"/>
                 <w:b w:val="0"/>
                 <w:color w:val="22272B"/>
                 <w:sz w:val="17"/>
@@ -14071,7 +14164,7 @@
             </w:pPr>
             <w:r>
               <w:rPr>
-                <w:rFonts w:ascii="Taipei Sans TC Beta" w:hAnsi="Taipei Sans TC Beta" w:eastAsia="Taipei Sans TC Beta"/>
+                <w:rFonts w:ascii="Microsoft JhengHei" w:hAnsi="Microsoft JhengHei" w:eastAsia="Microsoft JhengHei"/>
                 <w:b w:val="0"/>
                 <w:color w:val="22272B"/>
                 <w:sz w:val="17"/>
@@ -14096,7 +14189,7 @@
             </w:pPr>
             <w:r>
               <w:rPr>
-                <w:rFonts w:ascii="Taipei Sans TC Beta" w:hAnsi="Taipei Sans TC Beta" w:eastAsia="Taipei Sans TC Beta"/>
+                <w:rFonts w:ascii="Microsoft JhengHei" w:hAnsi="Microsoft JhengHei" w:eastAsia="Microsoft JhengHei"/>
                 <w:b w:val="0"/>
                 <w:color w:val="22272B"/>
                 <w:sz w:val="17"/>
@@ -14124,7 +14217,7 @@
             </w:pPr>
             <w:r>
               <w:rPr>
-                <w:rFonts w:ascii="Taipei Sans TC Beta" w:hAnsi="Taipei Sans TC Beta" w:eastAsia="Taipei Sans TC Beta"/>
+                <w:rFonts w:ascii="Microsoft JhengHei" w:hAnsi="Microsoft JhengHei" w:eastAsia="Microsoft JhengHei"/>
                 <w:b w:val="0"/>
                 <w:color w:val="22272B"/>
                 <w:sz w:val="17"/>
@@ -14150,7 +14243,7 @@
             </w:pPr>
             <w:r>
               <w:rPr>
-                <w:rFonts w:ascii="Taipei Sans TC Beta" w:hAnsi="Taipei Sans TC Beta" w:eastAsia="Taipei Sans TC Beta"/>
+                <w:rFonts w:ascii="Microsoft JhengHei" w:hAnsi="Microsoft JhengHei" w:eastAsia="Microsoft JhengHei"/>
                 <w:b w:val="0"/>
                 <w:color w:val="22272B"/>
                 <w:sz w:val="17"/>
@@ -14176,7 +14269,7 @@
             </w:pPr>
             <w:r>
               <w:rPr>
-                <w:rFonts w:ascii="Taipei Sans TC Beta" w:hAnsi="Taipei Sans TC Beta" w:eastAsia="Taipei Sans TC Beta"/>
+                <w:rFonts w:ascii="Microsoft JhengHei" w:hAnsi="Microsoft JhengHei" w:eastAsia="Microsoft JhengHei"/>
                 <w:b w:val="0"/>
                 <w:color w:val="22272B"/>
                 <w:sz w:val="17"/>
@@ -14202,7 +14295,7 @@
             </w:pPr>
             <w:r>
               <w:rPr>
-                <w:rFonts w:ascii="Taipei Sans TC Beta" w:hAnsi="Taipei Sans TC Beta" w:eastAsia="Taipei Sans TC Beta"/>
+                <w:rFonts w:ascii="Microsoft JhengHei" w:hAnsi="Microsoft JhengHei" w:eastAsia="Microsoft JhengHei"/>
                 <w:b w:val="0"/>
                 <w:color w:val="22272B"/>
                 <w:sz w:val="17"/>
@@ -14228,7 +14321,7 @@
             </w:pPr>
             <w:r>
               <w:rPr>
-                <w:rFonts w:ascii="Taipei Sans TC Beta" w:hAnsi="Taipei Sans TC Beta" w:eastAsia="Taipei Sans TC Beta"/>
+                <w:rFonts w:ascii="Microsoft JhengHei" w:hAnsi="Microsoft JhengHei" w:eastAsia="Microsoft JhengHei"/>
                 <w:b w:val="0"/>
                 <w:color w:val="22272B"/>
                 <w:sz w:val="17"/>
@@ -14254,7 +14347,7 @@
             </w:pPr>
             <w:r>
               <w:rPr>
-                <w:rFonts w:ascii="Taipei Sans TC Beta" w:hAnsi="Taipei Sans TC Beta" w:eastAsia="Taipei Sans TC Beta"/>
+                <w:rFonts w:ascii="Microsoft JhengHei" w:hAnsi="Microsoft JhengHei" w:eastAsia="Microsoft JhengHei"/>
                 <w:b w:val="0"/>
                 <w:color w:val="22272B"/>
                 <w:sz w:val="17"/>
@@ -14280,7 +14373,7 @@
             </w:pPr>
             <w:r>
               <w:rPr>
-                <w:rFonts w:ascii="Taipei Sans TC Beta" w:hAnsi="Taipei Sans TC Beta" w:eastAsia="Taipei Sans TC Beta"/>
+                <w:rFonts w:ascii="Microsoft JhengHei" w:hAnsi="Microsoft JhengHei" w:eastAsia="Microsoft JhengHei"/>
                 <w:b w:val="0"/>
                 <w:color w:val="22272B"/>
                 <w:sz w:val="17"/>
@@ -14307,7 +14400,7 @@
             </w:pPr>
             <w:r>
               <w:rPr>
-                <w:rFonts w:ascii="Taipei Sans TC Beta" w:hAnsi="Taipei Sans TC Beta" w:eastAsia="Taipei Sans TC Beta"/>
+                <w:rFonts w:ascii="Microsoft JhengHei" w:hAnsi="Microsoft JhengHei" w:eastAsia="Microsoft JhengHei"/>
                 <w:b w:val="0"/>
                 <w:color w:val="22272B"/>
                 <w:sz w:val="17"/>
@@ -14332,7 +14425,7 @@
             </w:pPr>
             <w:r>
               <w:rPr>
-                <w:rFonts w:ascii="Taipei Sans TC Beta" w:hAnsi="Taipei Sans TC Beta" w:eastAsia="Taipei Sans TC Beta"/>
+                <w:rFonts w:ascii="Microsoft JhengHei" w:hAnsi="Microsoft JhengHei" w:eastAsia="Microsoft JhengHei"/>
                 <w:b w:val="0"/>
                 <w:color w:val="22272B"/>
                 <w:sz w:val="17"/>
@@ -14357,7 +14450,7 @@
             </w:pPr>
             <w:r>
               <w:rPr>
-                <w:rFonts w:ascii="Taipei Sans TC Beta" w:hAnsi="Taipei Sans TC Beta" w:eastAsia="Taipei Sans TC Beta"/>
+                <w:rFonts w:ascii="Microsoft JhengHei" w:hAnsi="Microsoft JhengHei" w:eastAsia="Microsoft JhengHei"/>
                 <w:b w:val="0"/>
                 <w:color w:val="22272B"/>
                 <w:sz w:val="17"/>
@@ -14382,7 +14475,7 @@
             </w:pPr>
             <w:r>
               <w:rPr>
-                <w:rFonts w:ascii="Taipei Sans TC Beta" w:hAnsi="Taipei Sans TC Beta" w:eastAsia="Taipei Sans TC Beta"/>
+                <w:rFonts w:ascii="Microsoft JhengHei" w:hAnsi="Microsoft JhengHei" w:eastAsia="Microsoft JhengHei"/>
                 <w:b w:val="0"/>
                 <w:color w:val="22272B"/>
                 <w:sz w:val="17"/>
@@ -14407,7 +14500,7 @@
             </w:pPr>
             <w:r>
               <w:rPr>
-                <w:rFonts w:ascii="Taipei Sans TC Beta" w:hAnsi="Taipei Sans TC Beta" w:eastAsia="Taipei Sans TC Beta"/>
+                <w:rFonts w:ascii="Microsoft JhengHei" w:hAnsi="Microsoft JhengHei" w:eastAsia="Microsoft JhengHei"/>
                 <w:b w:val="0"/>
                 <w:color w:val="22272B"/>
                 <w:sz w:val="17"/>
@@ -14432,7 +14525,7 @@
             </w:pPr>
             <w:r>
               <w:rPr>
-                <w:rFonts w:ascii="Taipei Sans TC Beta" w:hAnsi="Taipei Sans TC Beta" w:eastAsia="Taipei Sans TC Beta"/>
+                <w:rFonts w:ascii="Microsoft JhengHei" w:hAnsi="Microsoft JhengHei" w:eastAsia="Microsoft JhengHei"/>
                 <w:b w:val="0"/>
                 <w:color w:val="22272B"/>
                 <w:sz w:val="17"/>
@@ -14457,7 +14550,7 @@
             </w:pPr>
             <w:r>
               <w:rPr>
-                <w:rFonts w:ascii="Taipei Sans TC Beta" w:hAnsi="Taipei Sans TC Beta" w:eastAsia="Taipei Sans TC Beta"/>
+                <w:rFonts w:ascii="Microsoft JhengHei" w:hAnsi="Microsoft JhengHei" w:eastAsia="Microsoft JhengHei"/>
                 <w:b w:val="0"/>
                 <w:color w:val="22272B"/>
                 <w:sz w:val="17"/>
@@ -14485,7 +14578,7 @@
             </w:pPr>
             <w:r>
               <w:rPr>
-                <w:rFonts w:ascii="Taipei Sans TC Beta" w:hAnsi="Taipei Sans TC Beta" w:eastAsia="Taipei Sans TC Beta"/>
+                <w:rFonts w:ascii="Microsoft JhengHei" w:hAnsi="Microsoft JhengHei" w:eastAsia="Microsoft JhengHei"/>
                 <w:b w:val="0"/>
                 <w:color w:val="22272B"/>
                 <w:sz w:val="17"/>
@@ -14511,7 +14604,7 @@
             </w:pPr>
             <w:r>
               <w:rPr>
-                <w:rFonts w:ascii="Taipei Sans TC Beta" w:hAnsi="Taipei Sans TC Beta" w:eastAsia="Taipei Sans TC Beta"/>
+                <w:rFonts w:ascii="Microsoft JhengHei" w:hAnsi="Microsoft JhengHei" w:eastAsia="Microsoft JhengHei"/>
                 <w:b w:val="0"/>
                 <w:color w:val="22272B"/>
                 <w:sz w:val="17"/>
@@ -14537,7 +14630,7 @@
             </w:pPr>
             <w:r>
               <w:rPr>
-                <w:rFonts w:ascii="Taipei Sans TC Beta" w:hAnsi="Taipei Sans TC Beta" w:eastAsia="Taipei Sans TC Beta"/>
+                <w:rFonts w:ascii="Microsoft JhengHei" w:hAnsi="Microsoft JhengHei" w:eastAsia="Microsoft JhengHei"/>
                 <w:b w:val="0"/>
                 <w:color w:val="22272B"/>
                 <w:sz w:val="17"/>
@@ -14563,7 +14656,7 @@
             </w:pPr>
             <w:r>
               <w:rPr>
-                <w:rFonts w:ascii="Taipei Sans TC Beta" w:hAnsi="Taipei Sans TC Beta" w:eastAsia="Taipei Sans TC Beta"/>
+                <w:rFonts w:ascii="Microsoft JhengHei" w:hAnsi="Microsoft JhengHei" w:eastAsia="Microsoft JhengHei"/>
                 <w:b w:val="0"/>
                 <w:color w:val="22272B"/>
                 <w:sz w:val="17"/>
@@ -14589,7 +14682,7 @@
             </w:pPr>
             <w:r>
               <w:rPr>
-                <w:rFonts w:ascii="Taipei Sans TC Beta" w:hAnsi="Taipei Sans TC Beta" w:eastAsia="Taipei Sans TC Beta"/>
+                <w:rFonts w:ascii="Microsoft JhengHei" w:hAnsi="Microsoft JhengHei" w:eastAsia="Microsoft JhengHei"/>
                 <w:b w:val="0"/>
                 <w:color w:val="22272B"/>
                 <w:sz w:val="17"/>
@@ -14615,7 +14708,7 @@
             </w:pPr>
             <w:r>
               <w:rPr>
-                <w:rFonts w:ascii="Taipei Sans TC Beta" w:hAnsi="Taipei Sans TC Beta" w:eastAsia="Taipei Sans TC Beta"/>
+                <w:rFonts w:ascii="Microsoft JhengHei" w:hAnsi="Microsoft JhengHei" w:eastAsia="Microsoft JhengHei"/>
                 <w:b w:val="0"/>
                 <w:color w:val="22272B"/>
                 <w:sz w:val="17"/>
@@ -14641,7 +14734,7 @@
             </w:pPr>
             <w:r>
               <w:rPr>
-                <w:rFonts w:ascii="Taipei Sans TC Beta" w:hAnsi="Taipei Sans TC Beta" w:eastAsia="Taipei Sans TC Beta"/>
+                <w:rFonts w:ascii="Microsoft JhengHei" w:hAnsi="Microsoft JhengHei" w:eastAsia="Microsoft JhengHei"/>
                 <w:b w:val="0"/>
                 <w:color w:val="22272B"/>
                 <w:sz w:val="17"/>
@@ -14668,7 +14761,7 @@
             </w:pPr>
             <w:r>
               <w:rPr>
-                <w:rFonts w:ascii="Taipei Sans TC Beta" w:hAnsi="Taipei Sans TC Beta" w:eastAsia="Taipei Sans TC Beta"/>
+                <w:rFonts w:ascii="Microsoft JhengHei" w:hAnsi="Microsoft JhengHei" w:eastAsia="Microsoft JhengHei"/>
                 <w:b w:val="0"/>
                 <w:color w:val="22272B"/>
                 <w:sz w:val="17"/>
@@ -14693,7 +14786,7 @@
             </w:pPr>
             <w:r>
               <w:rPr>
-                <w:rFonts w:ascii="Taipei Sans TC Beta" w:hAnsi="Taipei Sans TC Beta" w:eastAsia="Taipei Sans TC Beta"/>
+                <w:rFonts w:ascii="Microsoft JhengHei" w:hAnsi="Microsoft JhengHei" w:eastAsia="Microsoft JhengHei"/>
                 <w:b w:val="0"/>
                 <w:color w:val="22272B"/>
                 <w:sz w:val="17"/>
@@ -14718,7 +14811,7 @@
             </w:pPr>
             <w:r>
               <w:rPr>
-                <w:rFonts w:ascii="Taipei Sans TC Beta" w:hAnsi="Taipei Sans TC Beta" w:eastAsia="Taipei Sans TC Beta"/>
+                <w:rFonts w:ascii="Microsoft JhengHei" w:hAnsi="Microsoft JhengHei" w:eastAsia="Microsoft JhengHei"/>
                 <w:b w:val="0"/>
                 <w:color w:val="22272B"/>
                 <w:sz w:val="17"/>
@@ -14743,7 +14836,7 @@
             </w:pPr>
             <w:r>
               <w:rPr>
-                <w:rFonts w:ascii="Taipei Sans TC Beta" w:hAnsi="Taipei Sans TC Beta" w:eastAsia="Taipei Sans TC Beta"/>
+                <w:rFonts w:ascii="Microsoft JhengHei" w:hAnsi="Microsoft JhengHei" w:eastAsia="Microsoft JhengHei"/>
                 <w:b w:val="0"/>
                 <w:color w:val="22272B"/>
                 <w:sz w:val="17"/>
@@ -14768,7 +14861,7 @@
             </w:pPr>
             <w:r>
               <w:rPr>
-                <w:rFonts w:ascii="Taipei Sans TC Beta" w:hAnsi="Taipei Sans TC Beta" w:eastAsia="Taipei Sans TC Beta"/>
+                <w:rFonts w:ascii="Microsoft JhengHei" w:hAnsi="Microsoft JhengHei" w:eastAsia="Microsoft JhengHei"/>
                 <w:b w:val="0"/>
                 <w:color w:val="22272B"/>
                 <w:sz w:val="17"/>
@@ -14793,7 +14886,7 @@
             </w:pPr>
             <w:r>
               <w:rPr>
-                <w:rFonts w:ascii="Taipei Sans TC Beta" w:hAnsi="Taipei Sans TC Beta" w:eastAsia="Taipei Sans TC Beta"/>
+                <w:rFonts w:ascii="Microsoft JhengHei" w:hAnsi="Microsoft JhengHei" w:eastAsia="Microsoft JhengHei"/>
                 <w:b w:val="0"/>
                 <w:color w:val="22272B"/>
                 <w:sz w:val="17"/>
@@ -14818,7 +14911,7 @@
             </w:pPr>
             <w:r>
               <w:rPr>
-                <w:rFonts w:ascii="Taipei Sans TC Beta" w:hAnsi="Taipei Sans TC Beta" w:eastAsia="Taipei Sans TC Beta"/>
+                <w:rFonts w:ascii="Microsoft JhengHei" w:hAnsi="Microsoft JhengHei" w:eastAsia="Microsoft JhengHei"/>
                 <w:b w:val="0"/>
                 <w:color w:val="22272B"/>
                 <w:sz w:val="17"/>
@@ -14846,7 +14939,7 @@
             </w:pPr>
             <w:r>
               <w:rPr>
-                <w:rFonts w:ascii="Taipei Sans TC Beta" w:hAnsi="Taipei Sans TC Beta" w:eastAsia="Taipei Sans TC Beta"/>
+                <w:rFonts w:ascii="Microsoft JhengHei" w:hAnsi="Microsoft JhengHei" w:eastAsia="Microsoft JhengHei"/>
                 <w:b w:val="0"/>
                 <w:color w:val="22272B"/>
                 <w:sz w:val="17"/>
@@ -14872,7 +14965,7 @@
             </w:pPr>
             <w:r>
               <w:rPr>
-                <w:rFonts w:ascii="Taipei Sans TC Beta" w:hAnsi="Taipei Sans TC Beta" w:eastAsia="Taipei Sans TC Beta"/>
+                <w:rFonts w:ascii="Microsoft JhengHei" w:hAnsi="Microsoft JhengHei" w:eastAsia="Microsoft JhengHei"/>
                 <w:b w:val="0"/>
                 <w:color w:val="22272B"/>
                 <w:sz w:val="17"/>
@@ -14898,7 +14991,7 @@
             </w:pPr>
             <w:r>
               <w:rPr>
-                <w:rFonts w:ascii="Taipei Sans TC Beta" w:hAnsi="Taipei Sans TC Beta" w:eastAsia="Taipei Sans TC Beta"/>
+                <w:rFonts w:ascii="Microsoft JhengHei" w:hAnsi="Microsoft JhengHei" w:eastAsia="Microsoft JhengHei"/>
                 <w:b w:val="0"/>
                 <w:color w:val="22272B"/>
                 <w:sz w:val="17"/>
@@ -14924,7 +15017,7 @@
             </w:pPr>
             <w:r>
               <w:rPr>
-                <w:rFonts w:ascii="Taipei Sans TC Beta" w:hAnsi="Taipei Sans TC Beta" w:eastAsia="Taipei Sans TC Beta"/>
+                <w:rFonts w:ascii="Microsoft JhengHei" w:hAnsi="Microsoft JhengHei" w:eastAsia="Microsoft JhengHei"/>
                 <w:b w:val="0"/>
                 <w:color w:val="22272B"/>
                 <w:sz w:val="17"/>
@@ -14950,7 +15043,7 @@
             </w:pPr>
             <w:r>
               <w:rPr>
-                <w:rFonts w:ascii="Taipei Sans TC Beta" w:hAnsi="Taipei Sans TC Beta" w:eastAsia="Taipei Sans TC Beta"/>
+                <w:rFonts w:ascii="Microsoft JhengHei" w:hAnsi="Microsoft JhengHei" w:eastAsia="Microsoft JhengHei"/>
                 <w:b w:val="0"/>
                 <w:color w:val="22272B"/>
                 <w:sz w:val="17"/>
@@ -14976,7 +15069,7 @@
             </w:pPr>
             <w:r>
               <w:rPr>
-                <w:rFonts w:ascii="Taipei Sans TC Beta" w:hAnsi="Taipei Sans TC Beta" w:eastAsia="Taipei Sans TC Beta"/>
+                <w:rFonts w:ascii="Microsoft JhengHei" w:hAnsi="Microsoft JhengHei" w:eastAsia="Microsoft JhengHei"/>
                 <w:b w:val="0"/>
                 <w:color w:val="22272B"/>
                 <w:sz w:val="17"/>
@@ -15002,7 +15095,7 @@
             </w:pPr>
             <w:r>
               <w:rPr>
-                <w:rFonts w:ascii="Taipei Sans TC Beta" w:hAnsi="Taipei Sans TC Beta" w:eastAsia="Taipei Sans TC Beta"/>
+                <w:rFonts w:ascii="Microsoft JhengHei" w:hAnsi="Microsoft JhengHei" w:eastAsia="Microsoft JhengHei"/>
                 <w:b w:val="0"/>
                 <w:color w:val="22272B"/>
                 <w:sz w:val="17"/>
@@ -15029,7 +15122,7 @@
             </w:pPr>
             <w:r>
               <w:rPr>
-                <w:rFonts w:ascii="Taipei Sans TC Beta" w:hAnsi="Taipei Sans TC Beta" w:eastAsia="Taipei Sans TC Beta"/>
+                <w:rFonts w:ascii="Microsoft JhengHei" w:hAnsi="Microsoft JhengHei" w:eastAsia="Microsoft JhengHei"/>
                 <w:b w:val="0"/>
                 <w:color w:val="22272B"/>
                 <w:sz w:val="17"/>
@@ -15054,7 +15147,7 @@
             </w:pPr>
             <w:r>
               <w:rPr>
-                <w:rFonts w:ascii="Taipei Sans TC Beta" w:hAnsi="Taipei Sans TC Beta" w:eastAsia="Taipei Sans TC Beta"/>
+                <w:rFonts w:ascii="Microsoft JhengHei" w:hAnsi="Microsoft JhengHei" w:eastAsia="Microsoft JhengHei"/>
                 <w:b w:val="0"/>
                 <w:color w:val="22272B"/>
                 <w:sz w:val="17"/>
@@ -15079,7 +15172,7 @@
             </w:pPr>
             <w:r>
               <w:rPr>
-                <w:rFonts w:ascii="Taipei Sans TC Beta" w:hAnsi="Taipei Sans TC Beta" w:eastAsia="Taipei Sans TC Beta"/>
+                <w:rFonts w:ascii="Microsoft JhengHei" w:hAnsi="Microsoft JhengHei" w:eastAsia="Microsoft JhengHei"/>
                 <w:b w:val="0"/>
                 <w:color w:val="22272B"/>
                 <w:sz w:val="17"/>
@@ -15104,7 +15197,7 @@
             </w:pPr>
             <w:r>
               <w:rPr>
-                <w:rFonts w:ascii="Taipei Sans TC Beta" w:hAnsi="Taipei Sans TC Beta" w:eastAsia="Taipei Sans TC Beta"/>
+                <w:rFonts w:ascii="Microsoft JhengHei" w:hAnsi="Microsoft JhengHei" w:eastAsia="Microsoft JhengHei"/>
                 <w:b w:val="0"/>
                 <w:color w:val="22272B"/>
                 <w:sz w:val="17"/>
@@ -15129,7 +15222,7 @@
             </w:pPr>
             <w:r>
               <w:rPr>
-                <w:rFonts w:ascii="Taipei Sans TC Beta" w:hAnsi="Taipei Sans TC Beta" w:eastAsia="Taipei Sans TC Beta"/>
+                <w:rFonts w:ascii="Microsoft JhengHei" w:hAnsi="Microsoft JhengHei" w:eastAsia="Microsoft JhengHei"/>
                 <w:b w:val="0"/>
                 <w:color w:val="22272B"/>
                 <w:sz w:val="17"/>
@@ -15154,7 +15247,7 @@
             </w:pPr>
             <w:r>
               <w:rPr>
-                <w:rFonts w:ascii="Taipei Sans TC Beta" w:hAnsi="Taipei Sans TC Beta" w:eastAsia="Taipei Sans TC Beta"/>
+                <w:rFonts w:ascii="Microsoft JhengHei" w:hAnsi="Microsoft JhengHei" w:eastAsia="Microsoft JhengHei"/>
                 <w:b w:val="0"/>
                 <w:color w:val="22272B"/>
                 <w:sz w:val="17"/>
@@ -15179,7 +15272,7 @@
             </w:pPr>
             <w:r>
               <w:rPr>
-                <w:rFonts w:ascii="Taipei Sans TC Beta" w:hAnsi="Taipei Sans TC Beta" w:eastAsia="Taipei Sans TC Beta"/>
+                <w:rFonts w:ascii="Microsoft JhengHei" w:hAnsi="Microsoft JhengHei" w:eastAsia="Microsoft JhengHei"/>
                 <w:b w:val="0"/>
                 <w:color w:val="22272B"/>
                 <w:sz w:val="17"/>
@@ -15207,7 +15300,7 @@
             </w:pPr>
             <w:r>
               <w:rPr>
-                <w:rFonts w:ascii="Taipei Sans TC Beta" w:hAnsi="Taipei Sans TC Beta" w:eastAsia="Taipei Sans TC Beta"/>
+                <w:rFonts w:ascii="Microsoft JhengHei" w:hAnsi="Microsoft JhengHei" w:eastAsia="Microsoft JhengHei"/>
                 <w:b w:val="0"/>
                 <w:color w:val="22272B"/>
                 <w:sz w:val="17"/>
@@ -15233,7 +15326,7 @@
             </w:pPr>
             <w:r>
               <w:rPr>
-                <w:rFonts w:ascii="Taipei Sans TC Beta" w:hAnsi="Taipei Sans TC Beta" w:eastAsia="Taipei Sans TC Beta"/>
+                <w:rFonts w:ascii="Microsoft JhengHei" w:hAnsi="Microsoft JhengHei" w:eastAsia="Microsoft JhengHei"/>
                 <w:b w:val="0"/>
                 <w:color w:val="22272B"/>
                 <w:sz w:val="17"/>
@@ -15259,7 +15352,7 @@
             </w:pPr>
             <w:r>
               <w:rPr>
-                <w:rFonts w:ascii="Taipei Sans TC Beta" w:hAnsi="Taipei Sans TC Beta" w:eastAsia="Taipei Sans TC Beta"/>
+                <w:rFonts w:ascii="Microsoft JhengHei" w:hAnsi="Microsoft JhengHei" w:eastAsia="Microsoft JhengHei"/>
                 <w:b w:val="0"/>
                 <w:color w:val="22272B"/>
                 <w:sz w:val="17"/>
@@ -15285,7 +15378,7 @@
             </w:pPr>
             <w:r>
               <w:rPr>
-                <w:rFonts w:ascii="Taipei Sans TC Beta" w:hAnsi="Taipei Sans TC Beta" w:eastAsia="Taipei Sans TC Beta"/>
+                <w:rFonts w:ascii="Microsoft JhengHei" w:hAnsi="Microsoft JhengHei" w:eastAsia="Microsoft JhengHei"/>
                 <w:b w:val="0"/>
                 <w:color w:val="22272B"/>
                 <w:sz w:val="17"/>
@@ -15311,7 +15404,7 @@
             </w:pPr>
             <w:r>
               <w:rPr>
-                <w:rFonts w:ascii="Taipei Sans TC Beta" w:hAnsi="Taipei Sans TC Beta" w:eastAsia="Taipei Sans TC Beta"/>
+                <w:rFonts w:ascii="Microsoft JhengHei" w:hAnsi="Microsoft JhengHei" w:eastAsia="Microsoft JhengHei"/>
                 <w:b w:val="0"/>
                 <w:color w:val="22272B"/>
                 <w:sz w:val="17"/>
@@ -15337,7 +15430,7 @@
             </w:pPr>
             <w:r>
               <w:rPr>
-                <w:rFonts w:ascii="Taipei Sans TC Beta" w:hAnsi="Taipei Sans TC Beta" w:eastAsia="Taipei Sans TC Beta"/>
+                <w:rFonts w:ascii="Microsoft JhengHei" w:hAnsi="Microsoft JhengHei" w:eastAsia="Microsoft JhengHei"/>
                 <w:b w:val="0"/>
                 <w:color w:val="22272B"/>
                 <w:sz w:val="17"/>
@@ -15363,7 +15456,7 @@
             </w:pPr>
             <w:r>
               <w:rPr>
-                <w:rFonts w:ascii="Taipei Sans TC Beta" w:hAnsi="Taipei Sans TC Beta" w:eastAsia="Taipei Sans TC Beta"/>
+                <w:rFonts w:ascii="Microsoft JhengHei" w:hAnsi="Microsoft JhengHei" w:eastAsia="Microsoft JhengHei"/>
                 <w:b w:val="0"/>
                 <w:color w:val="22272B"/>
                 <w:sz w:val="17"/>
@@ -15390,7 +15483,7 @@
             </w:pPr>
             <w:r>
               <w:rPr>
-                <w:rFonts w:ascii="Taipei Sans TC Beta" w:hAnsi="Taipei Sans TC Beta" w:eastAsia="Taipei Sans TC Beta"/>
+                <w:rFonts w:ascii="Microsoft JhengHei" w:hAnsi="Microsoft JhengHei" w:eastAsia="Microsoft JhengHei"/>
                 <w:b w:val="0"/>
                 <w:color w:val="22272B"/>
                 <w:sz w:val="17"/>
@@ -15415,7 +15508,7 @@
             </w:pPr>
             <w:r>
               <w:rPr>
-                <w:rFonts w:ascii="Taipei Sans TC Beta" w:hAnsi="Taipei Sans TC Beta" w:eastAsia="Taipei Sans TC Beta"/>
+                <w:rFonts w:ascii="Microsoft JhengHei" w:hAnsi="Microsoft JhengHei" w:eastAsia="Microsoft JhengHei"/>
                 <w:b w:val="0"/>
                 <w:color w:val="22272B"/>
                 <w:sz w:val="17"/>
@@ -15440,7 +15533,7 @@
             </w:pPr>
             <w:r>
               <w:rPr>
-                <w:rFonts w:ascii="Taipei Sans TC Beta" w:hAnsi="Taipei Sans TC Beta" w:eastAsia="Taipei Sans TC Beta"/>
+                <w:rFonts w:ascii="Microsoft JhengHei" w:hAnsi="Microsoft JhengHei" w:eastAsia="Microsoft JhengHei"/>
                 <w:b w:val="0"/>
                 <w:color w:val="22272B"/>
                 <w:sz w:val="17"/>
@@ -15465,7 +15558,7 @@
             </w:pPr>
             <w:r>
               <w:rPr>
-                <w:rFonts w:ascii="Taipei Sans TC Beta" w:hAnsi="Taipei Sans TC Beta" w:eastAsia="Taipei Sans TC Beta"/>
+                <w:rFonts w:ascii="Microsoft JhengHei" w:hAnsi="Microsoft JhengHei" w:eastAsia="Microsoft JhengHei"/>
                 <w:b w:val="0"/>
                 <w:color w:val="22272B"/>
                 <w:sz w:val="17"/>
@@ -15490,7 +15583,7 @@
             </w:pPr>
             <w:r>
               <w:rPr>
-                <w:rFonts w:ascii="Taipei Sans TC Beta" w:hAnsi="Taipei Sans TC Beta" w:eastAsia="Taipei Sans TC Beta"/>
+                <w:rFonts w:ascii="Microsoft JhengHei" w:hAnsi="Microsoft JhengHei" w:eastAsia="Microsoft JhengHei"/>
                 <w:b w:val="0"/>
                 <w:color w:val="22272B"/>
                 <w:sz w:val="17"/>
@@ -15515,7 +15608,7 @@
             </w:pPr>
             <w:r>
               <w:rPr>
-                <w:rFonts w:ascii="Taipei Sans TC Beta" w:hAnsi="Taipei Sans TC Beta" w:eastAsia="Taipei Sans TC Beta"/>
+                <w:rFonts w:ascii="Microsoft JhengHei" w:hAnsi="Microsoft JhengHei" w:eastAsia="Microsoft JhengHei"/>
                 <w:b w:val="0"/>
                 <w:color w:val="22272B"/>
                 <w:sz w:val="17"/>
@@ -15540,7 +15633,7 @@
             </w:pPr>
             <w:r>
               <w:rPr>
-                <w:rFonts w:ascii="Taipei Sans TC Beta" w:hAnsi="Taipei Sans TC Beta" w:eastAsia="Taipei Sans TC Beta"/>
+                <w:rFonts w:ascii="Microsoft JhengHei" w:hAnsi="Microsoft JhengHei" w:eastAsia="Microsoft JhengHei"/>
                 <w:b w:val="0"/>
                 <w:color w:val="22272B"/>
                 <w:sz w:val="17"/>
@@ -15568,7 +15661,7 @@
             </w:pPr>
             <w:r>
               <w:rPr>
-                <w:rFonts w:ascii="Taipei Sans TC Beta" w:hAnsi="Taipei Sans TC Beta" w:eastAsia="Taipei Sans TC Beta"/>
+                <w:rFonts w:ascii="Microsoft JhengHei" w:hAnsi="Microsoft JhengHei" w:eastAsia="Microsoft JhengHei"/>
                 <w:b w:val="0"/>
                 <w:color w:val="22272B"/>
                 <w:sz w:val="17"/>
@@ -15594,7 +15687,7 @@
             </w:pPr>
             <w:r>
               <w:rPr>
-                <w:rFonts w:ascii="Taipei Sans TC Beta" w:hAnsi="Taipei Sans TC Beta" w:eastAsia="Taipei Sans TC Beta"/>
+                <w:rFonts w:ascii="Microsoft JhengHei" w:hAnsi="Microsoft JhengHei" w:eastAsia="Microsoft JhengHei"/>
                 <w:b w:val="0"/>
                 <w:color w:val="22272B"/>
                 <w:sz w:val="17"/>
@@ -15620,7 +15713,7 @@
             </w:pPr>
             <w:r>
               <w:rPr>
-                <w:rFonts w:ascii="Taipei Sans TC Beta" w:hAnsi="Taipei Sans TC Beta" w:eastAsia="Taipei Sans TC Beta"/>
+                <w:rFonts w:ascii="Microsoft JhengHei" w:hAnsi="Microsoft JhengHei" w:eastAsia="Microsoft JhengHei"/>
                 <w:b w:val="0"/>
                 <w:color w:val="22272B"/>
                 <w:sz w:val="17"/>
@@ -15646,7 +15739,7 @@
             </w:pPr>
             <w:r>
               <w:rPr>
-                <w:rFonts w:ascii="Taipei Sans TC Beta" w:hAnsi="Taipei Sans TC Beta" w:eastAsia="Taipei Sans TC Beta"/>
+                <w:rFonts w:ascii="Microsoft JhengHei" w:hAnsi="Microsoft JhengHei" w:eastAsia="Microsoft JhengHei"/>
                 <w:b w:val="0"/>
                 <w:color w:val="22272B"/>
                 <w:sz w:val="17"/>
@@ -15672,7 +15765,7 @@
             </w:pPr>
             <w:r>
               <w:rPr>
-                <w:rFonts w:ascii="Taipei Sans TC Beta" w:hAnsi="Taipei Sans TC Beta" w:eastAsia="Taipei Sans TC Beta"/>
+                <w:rFonts w:ascii="Microsoft JhengHei" w:hAnsi="Microsoft JhengHei" w:eastAsia="Microsoft JhengHei"/>
                 <w:b w:val="0"/>
                 <w:color w:val="22272B"/>
                 <w:sz w:val="17"/>
@@ -15698,7 +15791,7 @@
             </w:pPr>
             <w:r>
               <w:rPr>
-                <w:rFonts w:ascii="Taipei Sans TC Beta" w:hAnsi="Taipei Sans TC Beta" w:eastAsia="Taipei Sans TC Beta"/>
+                <w:rFonts w:ascii="Microsoft JhengHei" w:hAnsi="Microsoft JhengHei" w:eastAsia="Microsoft JhengHei"/>
                 <w:b w:val="0"/>
                 <w:color w:val="22272B"/>
                 <w:sz w:val="17"/>
@@ -15724,7 +15817,7 @@
             </w:pPr>
             <w:r>
               <w:rPr>
-                <w:rFonts w:ascii="Taipei Sans TC Beta" w:hAnsi="Taipei Sans TC Beta" w:eastAsia="Taipei Sans TC Beta"/>
+                <w:rFonts w:ascii="Microsoft JhengHei" w:hAnsi="Microsoft JhengHei" w:eastAsia="Microsoft JhengHei"/>
                 <w:b w:val="0"/>
                 <w:color w:val="22272B"/>
                 <w:sz w:val="17"/>
@@ -15751,7 +15844,7 @@
             </w:pPr>
             <w:r>
               <w:rPr>
-                <w:rFonts w:ascii="Taipei Sans TC Beta" w:hAnsi="Taipei Sans TC Beta" w:eastAsia="Taipei Sans TC Beta"/>
+                <w:rFonts w:ascii="Microsoft JhengHei" w:hAnsi="Microsoft JhengHei" w:eastAsia="Microsoft JhengHei"/>
                 <w:b w:val="0"/>
                 <w:color w:val="22272B"/>
                 <w:sz w:val="17"/>
@@ -15776,7 +15869,7 @@
             </w:pPr>
             <w:r>
               <w:rPr>
-                <w:rFonts w:ascii="Taipei Sans TC Beta" w:hAnsi="Taipei Sans TC Beta" w:eastAsia="Taipei Sans TC Beta"/>
+                <w:rFonts w:ascii="Microsoft JhengHei" w:hAnsi="Microsoft JhengHei" w:eastAsia="Microsoft JhengHei"/>
                 <w:b w:val="0"/>
                 <w:color w:val="22272B"/>
                 <w:sz w:val="17"/>
@@ -15801,7 +15894,7 @@
             </w:pPr>
             <w:r>
               <w:rPr>
-                <w:rFonts w:ascii="Taipei Sans TC Beta" w:hAnsi="Taipei Sans TC Beta" w:eastAsia="Taipei Sans TC Beta"/>
+                <w:rFonts w:ascii="Microsoft JhengHei" w:hAnsi="Microsoft JhengHei" w:eastAsia="Microsoft JhengHei"/>
                 <w:b w:val="0"/>
                 <w:color w:val="22272B"/>
                 <w:sz w:val="17"/>
@@ -15826,7 +15919,7 @@
             </w:pPr>
             <w:r>
               <w:rPr>
-                <w:rFonts w:ascii="Taipei Sans TC Beta" w:hAnsi="Taipei Sans TC Beta" w:eastAsia="Taipei Sans TC Beta"/>
+                <w:rFonts w:ascii="Microsoft JhengHei" w:hAnsi="Microsoft JhengHei" w:eastAsia="Microsoft JhengHei"/>
                 <w:b w:val="0"/>
                 <w:color w:val="22272B"/>
                 <w:sz w:val="17"/>
@@ -15851,7 +15944,7 @@
             </w:pPr>
             <w:r>
               <w:rPr>
-                <w:rFonts w:ascii="Taipei Sans TC Beta" w:hAnsi="Taipei Sans TC Beta" w:eastAsia="Taipei Sans TC Beta"/>
+                <w:rFonts w:ascii="Microsoft JhengHei" w:hAnsi="Microsoft JhengHei" w:eastAsia="Microsoft JhengHei"/>
                 <w:b w:val="0"/>
                 <w:color w:val="22272B"/>
                 <w:sz w:val="17"/>
@@ -15876,7 +15969,7 @@
             </w:pPr>
             <w:r>
               <w:rPr>
-                <w:rFonts w:ascii="Taipei Sans TC Beta" w:hAnsi="Taipei Sans TC Beta" w:eastAsia="Taipei Sans TC Beta"/>
+                <w:rFonts w:ascii="Microsoft JhengHei" w:hAnsi="Microsoft JhengHei" w:eastAsia="Microsoft JhengHei"/>
                 <w:b w:val="0"/>
                 <w:color w:val="22272B"/>
                 <w:sz w:val="17"/>
@@ -15901,7 +15994,7 @@
             </w:pPr>
             <w:r>
               <w:rPr>
-                <w:rFonts w:ascii="Taipei Sans TC Beta" w:hAnsi="Taipei Sans TC Beta" w:eastAsia="Taipei Sans TC Beta"/>
+                <w:rFonts w:ascii="Microsoft JhengHei" w:hAnsi="Microsoft JhengHei" w:eastAsia="Microsoft JhengHei"/>
                 <w:b w:val="0"/>
                 <w:color w:val="22272B"/>
                 <w:sz w:val="17"/>
@@ -15929,7 +16022,7 @@
             </w:pPr>
             <w:r>
               <w:rPr>
-                <w:rFonts w:ascii="Taipei Sans TC Beta" w:hAnsi="Taipei Sans TC Beta" w:eastAsia="Taipei Sans TC Beta"/>
+                <w:rFonts w:ascii="Microsoft JhengHei" w:hAnsi="Microsoft JhengHei" w:eastAsia="Microsoft JhengHei"/>
                 <w:b w:val="0"/>
                 <w:color w:val="22272B"/>
                 <w:sz w:val="17"/>
@@ -15955,7 +16048,7 @@
             </w:pPr>
             <w:r>
               <w:rPr>
-                <w:rFonts w:ascii="Taipei Sans TC Beta" w:hAnsi="Taipei Sans TC Beta" w:eastAsia="Taipei Sans TC Beta"/>
+                <w:rFonts w:ascii="Microsoft JhengHei" w:hAnsi="Microsoft JhengHei" w:eastAsia="Microsoft JhengHei"/>
                 <w:b w:val="0"/>
                 <w:color w:val="22272B"/>
                 <w:sz w:val="17"/>
@@ -15981,7 +16074,7 @@
             </w:pPr>
             <w:r>
               <w:rPr>
-                <w:rFonts w:ascii="Taipei Sans TC Beta" w:hAnsi="Taipei Sans TC Beta" w:eastAsia="Taipei Sans TC Beta"/>
+                <w:rFonts w:ascii="Microsoft JhengHei" w:hAnsi="Microsoft JhengHei" w:eastAsia="Microsoft JhengHei"/>
                 <w:b w:val="0"/>
                 <w:color w:val="22272B"/>
                 <w:sz w:val="17"/>
@@ -16007,7 +16100,7 @@
             </w:pPr>
             <w:r>
               <w:rPr>
-                <w:rFonts w:ascii="Taipei Sans TC Beta" w:hAnsi="Taipei Sans TC Beta" w:eastAsia="Taipei Sans TC Beta"/>
+                <w:rFonts w:ascii="Microsoft JhengHei" w:hAnsi="Microsoft JhengHei" w:eastAsia="Microsoft JhengHei"/>
                 <w:b w:val="0"/>
                 <w:color w:val="22272B"/>
                 <w:sz w:val="17"/>
@@ -16033,7 +16126,7 @@
             </w:pPr>
             <w:r>
               <w:rPr>
-                <w:rFonts w:ascii="Taipei Sans TC Beta" w:hAnsi="Taipei Sans TC Beta" w:eastAsia="Taipei Sans TC Beta"/>
+                <w:rFonts w:ascii="Microsoft JhengHei" w:hAnsi="Microsoft JhengHei" w:eastAsia="Microsoft JhengHei"/>
                 <w:b w:val="0"/>
                 <w:color w:val="22272B"/>
                 <w:sz w:val="17"/>
@@ -16059,7 +16152,7 @@
             </w:pPr>
             <w:r>
               <w:rPr>
-                <w:rFonts w:ascii="Taipei Sans TC Beta" w:hAnsi="Taipei Sans TC Beta" w:eastAsia="Taipei Sans TC Beta"/>
+                <w:rFonts w:ascii="Microsoft JhengHei" w:hAnsi="Microsoft JhengHei" w:eastAsia="Microsoft JhengHei"/>
                 <w:b w:val="0"/>
                 <w:color w:val="22272B"/>
                 <w:sz w:val="17"/>
@@ -16085,7 +16178,7 @@
             </w:pPr>
             <w:r>
               <w:rPr>
-                <w:rFonts w:ascii="Taipei Sans TC Beta" w:hAnsi="Taipei Sans TC Beta" w:eastAsia="Taipei Sans TC Beta"/>
+                <w:rFonts w:ascii="Microsoft JhengHei" w:hAnsi="Microsoft JhengHei" w:eastAsia="Microsoft JhengHei"/>
                 <w:b w:val="0"/>
                 <w:color w:val="22272B"/>
                 <w:sz w:val="17"/>
@@ -16112,7 +16205,7 @@
             </w:pPr>
             <w:r>
               <w:rPr>
-                <w:rFonts w:ascii="Taipei Sans TC Beta" w:hAnsi="Taipei Sans TC Beta" w:eastAsia="Taipei Sans TC Beta"/>
+                <w:rFonts w:ascii="Microsoft JhengHei" w:hAnsi="Microsoft JhengHei" w:eastAsia="Microsoft JhengHei"/>
                 <w:b w:val="0"/>
                 <w:color w:val="22272B"/>
                 <w:sz w:val="17"/>
@@ -16137,7 +16230,7 @@
             </w:pPr>
             <w:r>
               <w:rPr>
-                <w:rFonts w:ascii="Taipei Sans TC Beta" w:hAnsi="Taipei Sans TC Beta" w:eastAsia="Taipei Sans TC Beta"/>
+                <w:rFonts w:ascii="Microsoft JhengHei" w:hAnsi="Microsoft JhengHei" w:eastAsia="Microsoft JhengHei"/>
                 <w:b w:val="0"/>
                 <w:color w:val="22272B"/>
                 <w:sz w:val="17"/>
@@ -16162,7 +16255,7 @@
             </w:pPr>
             <w:r>
               <w:rPr>
-                <w:rFonts w:ascii="Taipei Sans TC Beta" w:hAnsi="Taipei Sans TC Beta" w:eastAsia="Taipei Sans TC Beta"/>
+                <w:rFonts w:ascii="Microsoft JhengHei" w:hAnsi="Microsoft JhengHei" w:eastAsia="Microsoft JhengHei"/>
                 <w:b w:val="0"/>
                 <w:color w:val="22272B"/>
                 <w:sz w:val="17"/>
@@ -16187,7 +16280,7 @@
             </w:pPr>
             <w:r>
               <w:rPr>
-                <w:rFonts w:ascii="Taipei Sans TC Beta" w:hAnsi="Taipei Sans TC Beta" w:eastAsia="Taipei Sans TC Beta"/>
+                <w:rFonts w:ascii="Microsoft JhengHei" w:hAnsi="Microsoft JhengHei" w:eastAsia="Microsoft JhengHei"/>
                 <w:b w:val="0"/>
                 <w:color w:val="22272B"/>
                 <w:sz w:val="17"/>
@@ -16212,7 +16305,7 @@
             </w:pPr>
             <w:r>
               <w:rPr>
-                <w:rFonts w:ascii="Taipei Sans TC Beta" w:hAnsi="Taipei Sans TC Beta" w:eastAsia="Taipei Sans TC Beta"/>
+                <w:rFonts w:ascii="Microsoft JhengHei" w:hAnsi="Microsoft JhengHei" w:eastAsia="Microsoft JhengHei"/>
                 <w:b w:val="0"/>
                 <w:color w:val="22272B"/>
                 <w:sz w:val="17"/>
@@ -16237,7 +16330,7 @@
             </w:pPr>
             <w:r>
               <w:rPr>
-                <w:rFonts w:ascii="Taipei Sans TC Beta" w:hAnsi="Taipei Sans TC Beta" w:eastAsia="Taipei Sans TC Beta"/>
+                <w:rFonts w:ascii="Microsoft JhengHei" w:hAnsi="Microsoft JhengHei" w:eastAsia="Microsoft JhengHei"/>
                 <w:b w:val="0"/>
                 <w:color w:val="22272B"/>
                 <w:sz w:val="17"/>
@@ -16262,7 +16355,7 @@
             </w:pPr>
             <w:r>
               <w:rPr>
-                <w:rFonts w:ascii="Taipei Sans TC Beta" w:hAnsi="Taipei Sans TC Beta" w:eastAsia="Taipei Sans TC Beta"/>
+                <w:rFonts w:ascii="Microsoft JhengHei" w:hAnsi="Microsoft JhengHei" w:eastAsia="Microsoft JhengHei"/>
                 <w:b w:val="0"/>
                 <w:color w:val="22272B"/>
                 <w:sz w:val="17"/>
@@ -16290,7 +16383,7 @@
             </w:pPr>
             <w:r>
               <w:rPr>
-                <w:rFonts w:ascii="Taipei Sans TC Beta" w:hAnsi="Taipei Sans TC Beta" w:eastAsia="Taipei Sans TC Beta"/>
+                <w:rFonts w:ascii="Microsoft JhengHei" w:hAnsi="Microsoft JhengHei" w:eastAsia="Microsoft JhengHei"/>
                 <w:b w:val="0"/>
                 <w:color w:val="22272B"/>
                 <w:sz w:val="17"/>
@@ -16316,7 +16409,7 @@
             </w:pPr>
             <w:r>
               <w:rPr>
-                <w:rFonts w:ascii="Taipei Sans TC Beta" w:hAnsi="Taipei Sans TC Beta" w:eastAsia="Taipei Sans TC Beta"/>
+                <w:rFonts w:ascii="Microsoft JhengHei" w:hAnsi="Microsoft JhengHei" w:eastAsia="Microsoft JhengHei"/>
                 <w:b w:val="0"/>
                 <w:color w:val="22272B"/>
                 <w:sz w:val="17"/>
@@ -16342,7 +16435,7 @@
             </w:pPr>
             <w:r>
               <w:rPr>
-                <w:rFonts w:ascii="Taipei Sans TC Beta" w:hAnsi="Taipei Sans TC Beta" w:eastAsia="Taipei Sans TC Beta"/>
+                <w:rFonts w:ascii="Microsoft JhengHei" w:hAnsi="Microsoft JhengHei" w:eastAsia="Microsoft JhengHei"/>
                 <w:b w:val="0"/>
                 <w:color w:val="22272B"/>
                 <w:sz w:val="17"/>
@@ -16368,7 +16461,7 @@
             </w:pPr>
             <w:r>
               <w:rPr>
-                <w:rFonts w:ascii="Taipei Sans TC Beta" w:hAnsi="Taipei Sans TC Beta" w:eastAsia="Taipei Sans TC Beta"/>
+                <w:rFonts w:ascii="Microsoft JhengHei" w:hAnsi="Microsoft JhengHei" w:eastAsia="Microsoft JhengHei"/>
                 <w:b w:val="0"/>
                 <w:color w:val="22272B"/>
                 <w:sz w:val="17"/>
@@ -16394,7 +16487,7 @@
             </w:pPr>
             <w:r>
               <w:rPr>
-                <w:rFonts w:ascii="Taipei Sans TC Beta" w:hAnsi="Taipei Sans TC Beta" w:eastAsia="Taipei Sans TC Beta"/>
+                <w:rFonts w:ascii="Microsoft JhengHei" w:hAnsi="Microsoft JhengHei" w:eastAsia="Microsoft JhengHei"/>
                 <w:b w:val="0"/>
                 <w:color w:val="22272B"/>
                 <w:sz w:val="17"/>
@@ -16420,7 +16513,7 @@
             </w:pPr>
             <w:r>
               <w:rPr>
-                <w:rFonts w:ascii="Taipei Sans TC Beta" w:hAnsi="Taipei Sans TC Beta" w:eastAsia="Taipei Sans TC Beta"/>
+                <w:rFonts w:ascii="Microsoft JhengHei" w:hAnsi="Microsoft JhengHei" w:eastAsia="Microsoft JhengHei"/>
                 <w:b w:val="0"/>
                 <w:color w:val="22272B"/>
                 <w:sz w:val="17"/>
@@ -16446,7 +16539,7 @@
             </w:pPr>
             <w:r>
               <w:rPr>
-                <w:rFonts w:ascii="Taipei Sans TC Beta" w:hAnsi="Taipei Sans TC Beta" w:eastAsia="Taipei Sans TC Beta"/>
+                <w:rFonts w:ascii="Microsoft JhengHei" w:hAnsi="Microsoft JhengHei" w:eastAsia="Microsoft JhengHei"/>
                 <w:b w:val="0"/>
                 <w:color w:val="22272B"/>
                 <w:sz w:val="17"/>
@@ -16473,7 +16566,7 @@
             </w:pPr>
             <w:r>
               <w:rPr>
-                <w:rFonts w:ascii="Taipei Sans TC Beta" w:hAnsi="Taipei Sans TC Beta" w:eastAsia="Taipei Sans TC Beta"/>
+                <w:rFonts w:ascii="Microsoft JhengHei" w:hAnsi="Microsoft JhengHei" w:eastAsia="Microsoft JhengHei"/>
                 <w:b w:val="0"/>
                 <w:color w:val="22272B"/>
                 <w:sz w:val="17"/>
@@ -16498,7 +16591,7 @@
             </w:pPr>
             <w:r>
               <w:rPr>
-                <w:rFonts w:ascii="Taipei Sans TC Beta" w:hAnsi="Taipei Sans TC Beta" w:eastAsia="Taipei Sans TC Beta"/>
+                <w:rFonts w:ascii="Microsoft JhengHei" w:hAnsi="Microsoft JhengHei" w:eastAsia="Microsoft JhengHei"/>
                 <w:b w:val="0"/>
                 <w:color w:val="22272B"/>
                 <w:sz w:val="17"/>
@@ -16523,7 +16616,7 @@
             </w:pPr>
             <w:r>
               <w:rPr>
-                <w:rFonts w:ascii="Taipei Sans TC Beta" w:hAnsi="Taipei Sans TC Beta" w:eastAsia="Taipei Sans TC Beta"/>
+                <w:rFonts w:ascii="Microsoft JhengHei" w:hAnsi="Microsoft JhengHei" w:eastAsia="Microsoft JhengHei"/>
                 <w:b w:val="0"/>
                 <w:color w:val="22272B"/>
                 <w:sz w:val="17"/>
@@ -16548,7 +16641,7 @@
             </w:pPr>
             <w:r>
               <w:rPr>
-                <w:rFonts w:ascii="Taipei Sans TC Beta" w:hAnsi="Taipei Sans TC Beta" w:eastAsia="Taipei Sans TC Beta"/>
+                <w:rFonts w:ascii="Microsoft JhengHei" w:hAnsi="Microsoft JhengHei" w:eastAsia="Microsoft JhengHei"/>
                 <w:b w:val="0"/>
                 <w:color w:val="22272B"/>
                 <w:sz w:val="17"/>
@@ -16573,7 +16666,7 @@
             </w:pPr>
             <w:r>
               <w:rPr>
-                <w:rFonts w:ascii="Taipei Sans TC Beta" w:hAnsi="Taipei Sans TC Beta" w:eastAsia="Taipei Sans TC Beta"/>
+                <w:rFonts w:ascii="Microsoft JhengHei" w:hAnsi="Microsoft JhengHei" w:eastAsia="Microsoft JhengHei"/>
                 <w:b w:val="0"/>
                 <w:color w:val="22272B"/>
                 <w:sz w:val="17"/>
@@ -16598,7 +16691,7 @@
             </w:pPr>
             <w:r>
               <w:rPr>
-                <w:rFonts w:ascii="Taipei Sans TC Beta" w:hAnsi="Taipei Sans TC Beta" w:eastAsia="Taipei Sans TC Beta"/>
+                <w:rFonts w:ascii="Microsoft JhengHei" w:hAnsi="Microsoft JhengHei" w:eastAsia="Microsoft JhengHei"/>
                 <w:b w:val="0"/>
                 <w:color w:val="22272B"/>
                 <w:sz w:val="17"/>
@@ -16623,7 +16716,7 @@
             </w:pPr>
             <w:r>
               <w:rPr>
-                <w:rFonts w:ascii="Taipei Sans TC Beta" w:hAnsi="Taipei Sans TC Beta" w:eastAsia="Taipei Sans TC Beta"/>
+                <w:rFonts w:ascii="Microsoft JhengHei" w:hAnsi="Microsoft JhengHei" w:eastAsia="Microsoft JhengHei"/>
                 <w:b w:val="0"/>
                 <w:color w:val="22272B"/>
                 <w:sz w:val="17"/>
@@ -16651,7 +16744,7 @@
             </w:pPr>
             <w:r>
               <w:rPr>
-                <w:rFonts w:ascii="Taipei Sans TC Beta" w:hAnsi="Taipei Sans TC Beta" w:eastAsia="Taipei Sans TC Beta"/>
+                <w:rFonts w:ascii="Microsoft JhengHei" w:hAnsi="Microsoft JhengHei" w:eastAsia="Microsoft JhengHei"/>
                 <w:b w:val="0"/>
                 <w:color w:val="22272B"/>
                 <w:sz w:val="17"/>
@@ -16677,7 +16770,7 @@
             </w:pPr>
             <w:r>
               <w:rPr>
-                <w:rFonts w:ascii="Taipei Sans TC Beta" w:hAnsi="Taipei Sans TC Beta" w:eastAsia="Taipei Sans TC Beta"/>
+                <w:rFonts w:ascii="Microsoft JhengHei" w:hAnsi="Microsoft JhengHei" w:eastAsia="Microsoft JhengHei"/>
                 <w:b w:val="0"/>
                 <w:color w:val="22272B"/>
                 <w:sz w:val="17"/>
@@ -16703,7 +16796,7 @@
             </w:pPr>
             <w:r>
               <w:rPr>
-                <w:rFonts w:ascii="Taipei Sans TC Beta" w:hAnsi="Taipei Sans TC Beta" w:eastAsia="Taipei Sans TC Beta"/>
+                <w:rFonts w:ascii="Microsoft JhengHei" w:hAnsi="Microsoft JhengHei" w:eastAsia="Microsoft JhengHei"/>
                 <w:b w:val="0"/>
                 <w:color w:val="22272B"/>
                 <w:sz w:val="17"/>
@@ -16729,7 +16822,7 @@
             </w:pPr>
             <w:r>
               <w:rPr>
-                <w:rFonts w:ascii="Taipei Sans TC Beta" w:hAnsi="Taipei Sans TC Beta" w:eastAsia="Taipei Sans TC Beta"/>
+                <w:rFonts w:ascii="Microsoft JhengHei" w:hAnsi="Microsoft JhengHei" w:eastAsia="Microsoft JhengHei"/>
                 <w:b w:val="0"/>
                 <w:color w:val="22272B"/>
                 <w:sz w:val="17"/>
@@ -16755,7 +16848,7 @@
             </w:pPr>
             <w:r>
               <w:rPr>
-                <w:rFonts w:ascii="Taipei Sans TC Beta" w:hAnsi="Taipei Sans TC Beta" w:eastAsia="Taipei Sans TC Beta"/>
+                <w:rFonts w:ascii="Microsoft JhengHei" w:hAnsi="Microsoft JhengHei" w:eastAsia="Microsoft JhengHei"/>
                 <w:b w:val="0"/>
                 <w:color w:val="22272B"/>
                 <w:sz w:val="17"/>
@@ -16781,7 +16874,7 @@
             </w:pPr>
             <w:r>
               <w:rPr>
-                <w:rFonts w:ascii="Taipei Sans TC Beta" w:hAnsi="Taipei Sans TC Beta" w:eastAsia="Taipei Sans TC Beta"/>
+                <w:rFonts w:ascii="Microsoft JhengHei" w:hAnsi="Microsoft JhengHei" w:eastAsia="Microsoft JhengHei"/>
                 <w:b w:val="0"/>
                 <w:color w:val="22272B"/>
                 <w:sz w:val="17"/>
@@ -16807,7 +16900,7 @@
             </w:pPr>
             <w:r>
               <w:rPr>
-                <w:rFonts w:ascii="Taipei Sans TC Beta" w:hAnsi="Taipei Sans TC Beta" w:eastAsia="Taipei Sans TC Beta"/>
+                <w:rFonts w:ascii="Microsoft JhengHei" w:hAnsi="Microsoft JhengHei" w:eastAsia="Microsoft JhengHei"/>
                 <w:b w:val="0"/>
                 <w:color w:val="22272B"/>
                 <w:sz w:val="17"/>
@@ -16834,7 +16927,7 @@
             </w:pPr>
             <w:r>
               <w:rPr>
-                <w:rFonts w:ascii="Taipei Sans TC Beta" w:hAnsi="Taipei Sans TC Beta" w:eastAsia="Taipei Sans TC Beta"/>
+                <w:rFonts w:ascii="Microsoft JhengHei" w:hAnsi="Microsoft JhengHei" w:eastAsia="Microsoft JhengHei"/>
                 <w:b w:val="0"/>
                 <w:color w:val="22272B"/>
                 <w:sz w:val="17"/>
@@ -16859,7 +16952,7 @@
             </w:pPr>
             <w:r>
               <w:rPr>
-                <w:rFonts w:ascii="Taipei Sans TC Beta" w:hAnsi="Taipei Sans TC Beta" w:eastAsia="Taipei Sans TC Beta"/>
+                <w:rFonts w:ascii="Microsoft JhengHei" w:hAnsi="Microsoft JhengHei" w:eastAsia="Microsoft JhengHei"/>
                 <w:b w:val="0"/>
                 <w:color w:val="22272B"/>
                 <w:sz w:val="17"/>
@@ -16884,7 +16977,7 @@
             </w:pPr>
             <w:r>
               <w:rPr>
-                <w:rFonts w:ascii="Taipei Sans TC Beta" w:hAnsi="Taipei Sans TC Beta" w:eastAsia="Taipei Sans TC Beta"/>
+                <w:rFonts w:ascii="Microsoft JhengHei" w:hAnsi="Microsoft JhengHei" w:eastAsia="Microsoft JhengHei"/>
                 <w:b w:val="0"/>
                 <w:color w:val="22272B"/>
                 <w:sz w:val="17"/>
@@ -16909,7 +17002,7 @@
             </w:pPr>
             <w:r>
               <w:rPr>
-                <w:rFonts w:ascii="Taipei Sans TC Beta" w:hAnsi="Taipei Sans TC Beta" w:eastAsia="Taipei Sans TC Beta"/>
+                <w:rFonts w:ascii="Microsoft JhengHei" w:hAnsi="Microsoft JhengHei" w:eastAsia="Microsoft JhengHei"/>
                 <w:b w:val="0"/>
                 <w:color w:val="22272B"/>
                 <w:sz w:val="17"/>
@@ -16934,7 +17027,7 @@
             </w:pPr>
             <w:r>
               <w:rPr>
-                <w:rFonts w:ascii="Taipei Sans TC Beta" w:hAnsi="Taipei Sans TC Beta" w:eastAsia="Taipei Sans TC Beta"/>
+                <w:rFonts w:ascii="Microsoft JhengHei" w:hAnsi="Microsoft JhengHei" w:eastAsia="Microsoft JhengHei"/>
                 <w:b w:val="0"/>
                 <w:color w:val="22272B"/>
                 <w:sz w:val="17"/>
@@ -16959,7 +17052,7 @@
             </w:pPr>
             <w:r>
               <w:rPr>
-                <w:rFonts w:ascii="Taipei Sans TC Beta" w:hAnsi="Taipei Sans TC Beta" w:eastAsia="Taipei Sans TC Beta"/>
+                <w:rFonts w:ascii="Microsoft JhengHei" w:hAnsi="Microsoft JhengHei" w:eastAsia="Microsoft JhengHei"/>
                 <w:b w:val="0"/>
                 <w:color w:val="22272B"/>
                 <w:sz w:val="17"/>
@@ -16984,7 +17077,7 @@
             </w:pPr>
             <w:r>
               <w:rPr>
-                <w:rFonts w:ascii="Taipei Sans TC Beta" w:hAnsi="Taipei Sans TC Beta" w:eastAsia="Taipei Sans TC Beta"/>
+                <w:rFonts w:ascii="Microsoft JhengHei" w:hAnsi="Microsoft JhengHei" w:eastAsia="Microsoft JhengHei"/>
                 <w:b w:val="0"/>
                 <w:color w:val="22272B"/>
                 <w:sz w:val="17"/>
@@ -17012,7 +17105,7 @@
             </w:pPr>
             <w:r>
               <w:rPr>
-                <w:rFonts w:ascii="Taipei Sans TC Beta" w:hAnsi="Taipei Sans TC Beta" w:eastAsia="Taipei Sans TC Beta"/>
+                <w:rFonts w:ascii="Microsoft JhengHei" w:hAnsi="Microsoft JhengHei" w:eastAsia="Microsoft JhengHei"/>
                 <w:b w:val="0"/>
                 <w:color w:val="22272B"/>
                 <w:sz w:val="17"/>
@@ -17038,7 +17131,7 @@
             </w:pPr>
             <w:r>
               <w:rPr>
-                <w:rFonts w:ascii="Taipei Sans TC Beta" w:hAnsi="Taipei Sans TC Beta" w:eastAsia="Taipei Sans TC Beta"/>
+                <w:rFonts w:ascii="Microsoft JhengHei" w:hAnsi="Microsoft JhengHei" w:eastAsia="Microsoft JhengHei"/>
                 <w:b w:val="0"/>
                 <w:color w:val="22272B"/>
                 <w:sz w:val="17"/>
@@ -17064,7 +17157,7 @@
             </w:pPr>
             <w:r>
               <w:rPr>
-                <w:rFonts w:ascii="Taipei Sans TC Beta" w:hAnsi="Taipei Sans TC Beta" w:eastAsia="Taipei Sans TC Beta"/>
+                <w:rFonts w:ascii="Microsoft JhengHei" w:hAnsi="Microsoft JhengHei" w:eastAsia="Microsoft JhengHei"/>
                 <w:b w:val="0"/>
                 <w:color w:val="22272B"/>
                 <w:sz w:val="17"/>
@@ -17090,7 +17183,7 @@
             </w:pPr>
             <w:r>
               <w:rPr>
-                <w:rFonts w:ascii="Taipei Sans TC Beta" w:hAnsi="Taipei Sans TC Beta" w:eastAsia="Taipei Sans TC Beta"/>
+                <w:rFonts w:ascii="Microsoft JhengHei" w:hAnsi="Microsoft JhengHei" w:eastAsia="Microsoft JhengHei"/>
                 <w:b w:val="0"/>
                 <w:color w:val="22272B"/>
                 <w:sz w:val="17"/>
@@ -17116,7 +17209,7 @@
             </w:pPr>
             <w:r>
               <w:rPr>
-                <w:rFonts w:ascii="Taipei Sans TC Beta" w:hAnsi="Taipei Sans TC Beta" w:eastAsia="Taipei Sans TC Beta"/>
+                <w:rFonts w:ascii="Microsoft JhengHei" w:hAnsi="Microsoft JhengHei" w:eastAsia="Microsoft JhengHei"/>
                 <w:b w:val="0"/>
                 <w:color w:val="22272B"/>
                 <w:sz w:val="17"/>
@@ -17142,7 +17235,7 @@
             </w:pPr>
             <w:r>
               <w:rPr>
-                <w:rFonts w:ascii="Taipei Sans TC Beta" w:hAnsi="Taipei Sans TC Beta" w:eastAsia="Taipei Sans TC Beta"/>
+                <w:rFonts w:ascii="Microsoft JhengHei" w:hAnsi="Microsoft JhengHei" w:eastAsia="Microsoft JhengHei"/>
                 <w:b w:val="0"/>
                 <w:color w:val="22272B"/>
                 <w:sz w:val="17"/>
@@ -17168,7 +17261,7 @@
             </w:pPr>
             <w:r>
               <w:rPr>
-                <w:rFonts w:ascii="Taipei Sans TC Beta" w:hAnsi="Taipei Sans TC Beta" w:eastAsia="Taipei Sans TC Beta"/>
+                <w:rFonts w:ascii="Microsoft JhengHei" w:hAnsi="Microsoft JhengHei" w:eastAsia="Microsoft JhengHei"/>
                 <w:b w:val="0"/>
                 <w:color w:val="22272B"/>
                 <w:sz w:val="17"/>
@@ -17195,7 +17288,7 @@
             </w:pPr>
             <w:r>
               <w:rPr>
-                <w:rFonts w:ascii="Taipei Sans TC Beta" w:hAnsi="Taipei Sans TC Beta" w:eastAsia="Taipei Sans TC Beta"/>
+                <w:rFonts w:ascii="Microsoft JhengHei" w:hAnsi="Microsoft JhengHei" w:eastAsia="Microsoft JhengHei"/>
                 <w:b w:val="0"/>
                 <w:color w:val="22272B"/>
                 <w:sz w:val="17"/>
@@ -17220,7 +17313,7 @@
             </w:pPr>
             <w:r>
               <w:rPr>
-                <w:rFonts w:ascii="Taipei Sans TC Beta" w:hAnsi="Taipei Sans TC Beta" w:eastAsia="Taipei Sans TC Beta"/>
+                <w:rFonts w:ascii="Microsoft JhengHei" w:hAnsi="Microsoft JhengHei" w:eastAsia="Microsoft JhengHei"/>
                 <w:b w:val="0"/>
                 <w:color w:val="22272B"/>
                 <w:sz w:val="17"/>
@@ -17245,7 +17338,7 @@
             </w:pPr>
             <w:r>
               <w:rPr>
-                <w:rFonts w:ascii="Taipei Sans TC Beta" w:hAnsi="Taipei Sans TC Beta" w:eastAsia="Taipei Sans TC Beta"/>
+                <w:rFonts w:ascii="Microsoft JhengHei" w:hAnsi="Microsoft JhengHei" w:eastAsia="Microsoft JhengHei"/>
                 <w:b w:val="0"/>
                 <w:color w:val="22272B"/>
                 <w:sz w:val="17"/>
@@ -17270,7 +17363,7 @@
             </w:pPr>
             <w:r>
               <w:rPr>
-                <w:rFonts w:ascii="Taipei Sans TC Beta" w:hAnsi="Taipei Sans TC Beta" w:eastAsia="Taipei Sans TC Beta"/>
+                <w:rFonts w:ascii="Microsoft JhengHei" w:hAnsi="Microsoft JhengHei" w:eastAsia="Microsoft JhengHei"/>
                 <w:b w:val="0"/>
                 <w:color w:val="22272B"/>
                 <w:sz w:val="17"/>
@@ -17295,7 +17388,7 @@
             </w:pPr>
             <w:r>
               <w:rPr>
-                <w:rFonts w:ascii="Taipei Sans TC Beta" w:hAnsi="Taipei Sans TC Beta" w:eastAsia="Taipei Sans TC Beta"/>
+                <w:rFonts w:ascii="Microsoft JhengHei" w:hAnsi="Microsoft JhengHei" w:eastAsia="Microsoft JhengHei"/>
                 <w:b w:val="0"/>
                 <w:color w:val="22272B"/>
                 <w:sz w:val="17"/>
@@ -17320,7 +17413,7 @@
             </w:pPr>
             <w:r>
               <w:rPr>
-                <w:rFonts w:ascii="Taipei Sans TC Beta" w:hAnsi="Taipei Sans TC Beta" w:eastAsia="Taipei Sans TC Beta"/>
+                <w:rFonts w:ascii="Microsoft JhengHei" w:hAnsi="Microsoft JhengHei" w:eastAsia="Microsoft JhengHei"/>
                 <w:b w:val="0"/>
                 <w:color w:val="22272B"/>
                 <w:sz w:val="17"/>
@@ -17345,7 +17438,7 @@
             </w:pPr>
             <w:r>
               <w:rPr>
-                <w:rFonts w:ascii="Taipei Sans TC Beta" w:hAnsi="Taipei Sans TC Beta" w:eastAsia="Taipei Sans TC Beta"/>
+                <w:rFonts w:ascii="Microsoft JhengHei" w:hAnsi="Microsoft JhengHei" w:eastAsia="Microsoft JhengHei"/>
                 <w:b w:val="0"/>
                 <w:color w:val="22272B"/>
                 <w:sz w:val="17"/>
@@ -17373,7 +17466,7 @@
             </w:pPr>
             <w:r>
               <w:rPr>
-                <w:rFonts w:ascii="Taipei Sans TC Beta" w:hAnsi="Taipei Sans TC Beta" w:eastAsia="Taipei Sans TC Beta"/>
+                <w:rFonts w:ascii="Microsoft JhengHei" w:hAnsi="Microsoft JhengHei" w:eastAsia="Microsoft JhengHei"/>
                 <w:b w:val="0"/>
                 <w:color w:val="22272B"/>
                 <w:sz w:val="17"/>
@@ -17399,7 +17492,7 @@
             </w:pPr>
             <w:r>
               <w:rPr>
-                <w:rFonts w:ascii="Taipei Sans TC Beta" w:hAnsi="Taipei Sans TC Beta" w:eastAsia="Taipei Sans TC Beta"/>
+                <w:rFonts w:ascii="Microsoft JhengHei" w:hAnsi="Microsoft JhengHei" w:eastAsia="Microsoft JhengHei"/>
                 <w:b w:val="0"/>
                 <w:color w:val="22272B"/>
                 <w:sz w:val="17"/>
@@ -17425,7 +17518,7 @@
             </w:pPr>
             <w:r>
               <w:rPr>
-                <w:rFonts w:ascii="Taipei Sans TC Beta" w:hAnsi="Taipei Sans TC Beta" w:eastAsia="Taipei Sans TC Beta"/>
+                <w:rFonts w:ascii="Microsoft JhengHei" w:hAnsi="Microsoft JhengHei" w:eastAsia="Microsoft JhengHei"/>
                 <w:b w:val="0"/>
                 <w:color w:val="22272B"/>
                 <w:sz w:val="17"/>
@@ -17451,7 +17544,7 @@
             </w:pPr>
             <w:r>
               <w:rPr>
-                <w:rFonts w:ascii="Taipei Sans TC Beta" w:hAnsi="Taipei Sans TC Beta" w:eastAsia="Taipei Sans TC Beta"/>
+                <w:rFonts w:ascii="Microsoft JhengHei" w:hAnsi="Microsoft JhengHei" w:eastAsia="Microsoft JhengHei"/>
                 <w:b w:val="0"/>
                 <w:color w:val="22272B"/>
                 <w:sz w:val="17"/>
@@ -17477,7 +17570,7 @@
             </w:pPr>
             <w:r>
               <w:rPr>
-                <w:rFonts w:ascii="Taipei Sans TC Beta" w:hAnsi="Taipei Sans TC Beta" w:eastAsia="Taipei Sans TC Beta"/>
+                <w:rFonts w:ascii="Microsoft JhengHei" w:hAnsi="Microsoft JhengHei" w:eastAsia="Microsoft JhengHei"/>
                 <w:b w:val="0"/>
                 <w:color w:val="22272B"/>
                 <w:sz w:val="17"/>
@@ -17503,7 +17596,7 @@
             </w:pPr>
             <w:r>
               <w:rPr>
-                <w:rFonts w:ascii="Taipei Sans TC Beta" w:hAnsi="Taipei Sans TC Beta" w:eastAsia="Taipei Sans TC Beta"/>
+                <w:rFonts w:ascii="Microsoft JhengHei" w:hAnsi="Microsoft JhengHei" w:eastAsia="Microsoft JhengHei"/>
                 <w:b w:val="0"/>
                 <w:color w:val="22272B"/>
                 <w:sz w:val="17"/>
@@ -17529,7 +17622,7 @@
             </w:pPr>
             <w:r>
               <w:rPr>
-                <w:rFonts w:ascii="Taipei Sans TC Beta" w:hAnsi="Taipei Sans TC Beta" w:eastAsia="Taipei Sans TC Beta"/>
+                <w:rFonts w:ascii="Microsoft JhengHei" w:hAnsi="Microsoft JhengHei" w:eastAsia="Microsoft JhengHei"/>
                 <w:b w:val="0"/>
                 <w:color w:val="22272B"/>
                 <w:sz w:val="17"/>
@@ -17556,7 +17649,7 @@
             </w:pPr>
             <w:r>
               <w:rPr>
-                <w:rFonts w:ascii="Taipei Sans TC Beta" w:hAnsi="Taipei Sans TC Beta" w:eastAsia="Taipei Sans TC Beta"/>
+                <w:rFonts w:ascii="Microsoft JhengHei" w:hAnsi="Microsoft JhengHei" w:eastAsia="Microsoft JhengHei"/>
                 <w:b w:val="0"/>
                 <w:color w:val="22272B"/>
                 <w:sz w:val="17"/>
@@ -17581,7 +17674,7 @@
             </w:pPr>
             <w:r>
               <w:rPr>
-                <w:rFonts w:ascii="Taipei Sans TC Beta" w:hAnsi="Taipei Sans TC Beta" w:eastAsia="Taipei Sans TC Beta"/>
+                <w:rFonts w:ascii="Microsoft JhengHei" w:hAnsi="Microsoft JhengHei" w:eastAsia="Microsoft JhengHei"/>
                 <w:b w:val="0"/>
                 <w:color w:val="22272B"/>
                 <w:sz w:val="17"/>
@@ -17606,7 +17699,7 @@
             </w:pPr>
             <w:r>
               <w:rPr>
-                <w:rFonts w:ascii="Taipei Sans TC Beta" w:hAnsi="Taipei Sans TC Beta" w:eastAsia="Taipei Sans TC Beta"/>
+                <w:rFonts w:ascii="Microsoft JhengHei" w:hAnsi="Microsoft JhengHei" w:eastAsia="Microsoft JhengHei"/>
                 <w:b w:val="0"/>
                 <w:color w:val="22272B"/>
                 <w:sz w:val="17"/>
@@ -17631,7 +17724,7 @@
             </w:pPr>
             <w:r>
               <w:rPr>
-                <w:rFonts w:ascii="Taipei Sans TC Beta" w:hAnsi="Taipei Sans TC Beta" w:eastAsia="Taipei Sans TC Beta"/>
+                <w:rFonts w:ascii="Microsoft JhengHei" w:hAnsi="Microsoft JhengHei" w:eastAsia="Microsoft JhengHei"/>
                 <w:b w:val="0"/>
                 <w:color w:val="22272B"/>
                 <w:sz w:val="17"/>
@@ -17656,7 +17749,7 @@
             </w:pPr>
             <w:r>
               <w:rPr>
-                <w:rFonts w:ascii="Taipei Sans TC Beta" w:hAnsi="Taipei Sans TC Beta" w:eastAsia="Taipei Sans TC Beta"/>
+                <w:rFonts w:ascii="Microsoft JhengHei" w:hAnsi="Microsoft JhengHei" w:eastAsia="Microsoft JhengHei"/>
                 <w:b w:val="0"/>
                 <w:color w:val="22272B"/>
                 <w:sz w:val="17"/>
@@ -17681,7 +17774,7 @@
             </w:pPr>
             <w:r>
               <w:rPr>
-                <w:rFonts w:ascii="Taipei Sans TC Beta" w:hAnsi="Taipei Sans TC Beta" w:eastAsia="Taipei Sans TC Beta"/>
+                <w:rFonts w:ascii="Microsoft JhengHei" w:hAnsi="Microsoft JhengHei" w:eastAsia="Microsoft JhengHei"/>
                 <w:b w:val="0"/>
                 <w:color w:val="22272B"/>
                 <w:sz w:val="17"/>
@@ -17706,7 +17799,7 @@
             </w:pPr>
             <w:r>
               <w:rPr>
-                <w:rFonts w:ascii="Taipei Sans TC Beta" w:hAnsi="Taipei Sans TC Beta" w:eastAsia="Taipei Sans TC Beta"/>
+                <w:rFonts w:ascii="Microsoft JhengHei" w:hAnsi="Microsoft JhengHei" w:eastAsia="Microsoft JhengHei"/>
                 <w:b w:val="0"/>
                 <w:color w:val="22272B"/>
                 <w:sz w:val="17"/>
@@ -17734,7 +17827,7 @@
             </w:pPr>
             <w:r>
               <w:rPr>
-                <w:rFonts w:ascii="Taipei Sans TC Beta" w:hAnsi="Taipei Sans TC Beta" w:eastAsia="Taipei Sans TC Beta"/>
+                <w:rFonts w:ascii="Microsoft JhengHei" w:hAnsi="Microsoft JhengHei" w:eastAsia="Microsoft JhengHei"/>
                 <w:b w:val="0"/>
                 <w:color w:val="22272B"/>
                 <w:sz w:val="17"/>
@@ -17760,7 +17853,7 @@
             </w:pPr>
             <w:r>
               <w:rPr>
-                <w:rFonts w:ascii="Taipei Sans TC Beta" w:hAnsi="Taipei Sans TC Beta" w:eastAsia="Taipei Sans TC Beta"/>
+                <w:rFonts w:ascii="Microsoft JhengHei" w:hAnsi="Microsoft JhengHei" w:eastAsia="Microsoft JhengHei"/>
                 <w:b w:val="0"/>
                 <w:color w:val="22272B"/>
                 <w:sz w:val="17"/>
@@ -17786,7 +17879,7 @@
             </w:pPr>
             <w:r>
               <w:rPr>
-                <w:rFonts w:ascii="Taipei Sans TC Beta" w:hAnsi="Taipei Sans TC Beta" w:eastAsia="Taipei Sans TC Beta"/>
+                <w:rFonts w:ascii="Microsoft JhengHei" w:hAnsi="Microsoft JhengHei" w:eastAsia="Microsoft JhengHei"/>
                 <w:b w:val="0"/>
                 <w:color w:val="22272B"/>
                 <w:sz w:val="17"/>
@@ -17812,7 +17905,7 @@
             </w:pPr>
             <w:r>
               <w:rPr>
-                <w:rFonts w:ascii="Taipei Sans TC Beta" w:hAnsi="Taipei Sans TC Beta" w:eastAsia="Taipei Sans TC Beta"/>
+                <w:rFonts w:ascii="Microsoft JhengHei" w:hAnsi="Microsoft JhengHei" w:eastAsia="Microsoft JhengHei"/>
                 <w:b w:val="0"/>
                 <w:color w:val="22272B"/>
                 <w:sz w:val="17"/>
@@ -17838,7 +17931,7 @@
             </w:pPr>
             <w:r>
               <w:rPr>
-                <w:rFonts w:ascii="Taipei Sans TC Beta" w:hAnsi="Taipei Sans TC Beta" w:eastAsia="Taipei Sans TC Beta"/>
+                <w:rFonts w:ascii="Microsoft JhengHei" w:hAnsi="Microsoft JhengHei" w:eastAsia="Microsoft JhengHei"/>
                 <w:b w:val="0"/>
                 <w:color w:val="22272B"/>
                 <w:sz w:val="17"/>
@@ -17864,7 +17957,7 @@
             </w:pPr>
             <w:r>
               <w:rPr>
-                <w:rFonts w:ascii="Taipei Sans TC Beta" w:hAnsi="Taipei Sans TC Beta" w:eastAsia="Taipei Sans TC Beta"/>
+                <w:rFonts w:ascii="Microsoft JhengHei" w:hAnsi="Microsoft JhengHei" w:eastAsia="Microsoft JhengHei"/>
                 <w:b w:val="0"/>
                 <w:color w:val="22272B"/>
                 <w:sz w:val="17"/>
@@ -17890,7 +17983,7 @@
             </w:pPr>
             <w:r>
               <w:rPr>
-                <w:rFonts w:ascii="Taipei Sans TC Beta" w:hAnsi="Taipei Sans TC Beta" w:eastAsia="Taipei Sans TC Beta"/>
+                <w:rFonts w:ascii="Microsoft JhengHei" w:hAnsi="Microsoft JhengHei" w:eastAsia="Microsoft JhengHei"/>
                 <w:b w:val="0"/>
                 <w:color w:val="22272B"/>
                 <w:sz w:val="17"/>
@@ -17917,7 +18010,7 @@
             </w:pPr>
             <w:r>
               <w:rPr>
-                <w:rFonts w:ascii="Taipei Sans TC Beta" w:hAnsi="Taipei Sans TC Beta" w:eastAsia="Taipei Sans TC Beta"/>
+                <w:rFonts w:ascii="Microsoft JhengHei" w:hAnsi="Microsoft JhengHei" w:eastAsia="Microsoft JhengHei"/>
                 <w:b w:val="0"/>
                 <w:color w:val="22272B"/>
                 <w:sz w:val="17"/>
@@ -17942,7 +18035,7 @@
             </w:pPr>
             <w:r>
               <w:rPr>
-                <w:rFonts w:ascii="Taipei Sans TC Beta" w:hAnsi="Taipei Sans TC Beta" w:eastAsia="Taipei Sans TC Beta"/>
+                <w:rFonts w:ascii="Microsoft JhengHei" w:hAnsi="Microsoft JhengHei" w:eastAsia="Microsoft JhengHei"/>
                 <w:b w:val="0"/>
                 <w:color w:val="22272B"/>
                 <w:sz w:val="17"/>
@@ -17967,7 +18060,7 @@
             </w:pPr>
             <w:r>
               <w:rPr>
-                <w:rFonts w:ascii="Taipei Sans TC Beta" w:hAnsi="Taipei Sans TC Beta" w:eastAsia="Taipei Sans TC Beta"/>
+                <w:rFonts w:ascii="Microsoft JhengHei" w:hAnsi="Microsoft JhengHei" w:eastAsia="Microsoft JhengHei"/>
                 <w:b w:val="0"/>
                 <w:color w:val="22272B"/>
                 <w:sz w:val="17"/>
@@ -17992,7 +18085,7 @@
             </w:pPr>
             <w:r>
               <w:rPr>
-                <w:rFonts w:ascii="Taipei Sans TC Beta" w:hAnsi="Taipei Sans TC Beta" w:eastAsia="Taipei Sans TC Beta"/>
+                <w:rFonts w:ascii="Microsoft JhengHei" w:hAnsi="Microsoft JhengHei" w:eastAsia="Microsoft JhengHei"/>
                 <w:b w:val="0"/>
                 <w:color w:val="22272B"/>
                 <w:sz w:val="17"/>
@@ -18017,7 +18110,7 @@
             </w:pPr>
             <w:r>
               <w:rPr>
-                <w:rFonts w:ascii="Taipei Sans TC Beta" w:hAnsi="Taipei Sans TC Beta" w:eastAsia="Taipei Sans TC Beta"/>
+                <w:rFonts w:ascii="Microsoft JhengHei" w:hAnsi="Microsoft JhengHei" w:eastAsia="Microsoft JhengHei"/>
                 <w:b w:val="0"/>
                 <w:color w:val="22272B"/>
                 <w:sz w:val="17"/>
@@ -18042,7 +18135,7 @@
             </w:pPr>
             <w:r>
               <w:rPr>
-                <w:rFonts w:ascii="Taipei Sans TC Beta" w:hAnsi="Taipei Sans TC Beta" w:eastAsia="Taipei Sans TC Beta"/>
+                <w:rFonts w:ascii="Microsoft JhengHei" w:hAnsi="Microsoft JhengHei" w:eastAsia="Microsoft JhengHei"/>
                 <w:b w:val="0"/>
                 <w:color w:val="22272B"/>
                 <w:sz w:val="17"/>
@@ -18067,7 +18160,7 @@
             </w:pPr>
             <w:r>
               <w:rPr>
-                <w:rFonts w:ascii="Taipei Sans TC Beta" w:hAnsi="Taipei Sans TC Beta" w:eastAsia="Taipei Sans TC Beta"/>
+                <w:rFonts w:ascii="Microsoft JhengHei" w:hAnsi="Microsoft JhengHei" w:eastAsia="Microsoft JhengHei"/>
                 <w:b w:val="0"/>
                 <w:color w:val="22272B"/>
                 <w:sz w:val="17"/>
@@ -18095,7 +18188,7 @@
             </w:pPr>
             <w:r>
               <w:rPr>
-                <w:rFonts w:ascii="Taipei Sans TC Beta" w:hAnsi="Taipei Sans TC Beta" w:eastAsia="Taipei Sans TC Beta"/>
+                <w:rFonts w:ascii="Microsoft JhengHei" w:hAnsi="Microsoft JhengHei" w:eastAsia="Microsoft JhengHei"/>
                 <w:b w:val="0"/>
                 <w:color w:val="22272B"/>
                 <w:sz w:val="17"/>
@@ -18121,7 +18214,7 @@
             </w:pPr>
             <w:r>
               <w:rPr>
-                <w:rFonts w:ascii="Taipei Sans TC Beta" w:hAnsi="Taipei Sans TC Beta" w:eastAsia="Taipei Sans TC Beta"/>
+                <w:rFonts w:ascii="Microsoft JhengHei" w:hAnsi="Microsoft JhengHei" w:eastAsia="Microsoft JhengHei"/>
                 <w:b w:val="0"/>
                 <w:color w:val="22272B"/>
                 <w:sz w:val="17"/>
@@ -18147,7 +18240,7 @@
             </w:pPr>
             <w:r>
               <w:rPr>
-                <w:rFonts w:ascii="Taipei Sans TC Beta" w:hAnsi="Taipei Sans TC Beta" w:eastAsia="Taipei Sans TC Beta"/>
+                <w:rFonts w:ascii="Microsoft JhengHei" w:hAnsi="Microsoft JhengHei" w:eastAsia="Microsoft JhengHei"/>
                 <w:b w:val="0"/>
                 <w:color w:val="22272B"/>
                 <w:sz w:val="17"/>
@@ -18173,7 +18266,7 @@
             </w:pPr>
             <w:r>
               <w:rPr>
-                <w:rFonts w:ascii="Taipei Sans TC Beta" w:hAnsi="Taipei Sans TC Beta" w:eastAsia="Taipei Sans TC Beta"/>
+                <w:rFonts w:ascii="Microsoft JhengHei" w:hAnsi="Microsoft JhengHei" w:eastAsia="Microsoft JhengHei"/>
                 <w:b w:val="0"/>
                 <w:color w:val="22272B"/>
                 <w:sz w:val="17"/>
@@ -18199,7 +18292,7 @@
             </w:pPr>
             <w:r>
               <w:rPr>
-                <w:rFonts w:ascii="Taipei Sans TC Beta" w:hAnsi="Taipei Sans TC Beta" w:eastAsia="Taipei Sans TC Beta"/>
+                <w:rFonts w:ascii="Microsoft JhengHei" w:hAnsi="Microsoft JhengHei" w:eastAsia="Microsoft JhengHei"/>
                 <w:b w:val="0"/>
                 <w:color w:val="22272B"/>
                 <w:sz w:val="17"/>
@@ -18225,7 +18318,7 @@
             </w:pPr>
             <w:r>
               <w:rPr>
-                <w:rFonts w:ascii="Taipei Sans TC Beta" w:hAnsi="Taipei Sans TC Beta" w:eastAsia="Taipei Sans TC Beta"/>
+                <w:rFonts w:ascii="Microsoft JhengHei" w:hAnsi="Microsoft JhengHei" w:eastAsia="Microsoft JhengHei"/>
                 <w:b w:val="0"/>
                 <w:color w:val="22272B"/>
                 <w:sz w:val="17"/>
@@ -18251,7 +18344,7 @@
             </w:pPr>
             <w:r>
               <w:rPr>
-                <w:rFonts w:ascii="Taipei Sans TC Beta" w:hAnsi="Taipei Sans TC Beta" w:eastAsia="Taipei Sans TC Beta"/>
+                <w:rFonts w:ascii="Microsoft JhengHei" w:hAnsi="Microsoft JhengHei" w:eastAsia="Microsoft JhengHei"/>
                 <w:b w:val="0"/>
                 <w:color w:val="22272B"/>
                 <w:sz w:val="17"/>
@@ -18278,7 +18371,7 @@
             </w:pPr>
             <w:r>
               <w:rPr>
-                <w:rFonts w:ascii="Taipei Sans TC Beta" w:hAnsi="Taipei Sans TC Beta" w:eastAsia="Taipei Sans TC Beta"/>
+                <w:rFonts w:ascii="Microsoft JhengHei" w:hAnsi="Microsoft JhengHei" w:eastAsia="Microsoft JhengHei"/>
                 <w:b w:val="0"/>
                 <w:color w:val="22272B"/>
                 <w:sz w:val="17"/>
@@ -18303,7 +18396,7 @@
             </w:pPr>
             <w:r>
               <w:rPr>
-                <w:rFonts w:ascii="Taipei Sans TC Beta" w:hAnsi="Taipei Sans TC Beta" w:eastAsia="Taipei Sans TC Beta"/>
+                <w:rFonts w:ascii="Microsoft JhengHei" w:hAnsi="Microsoft JhengHei" w:eastAsia="Microsoft JhengHei"/>
                 <w:b w:val="0"/>
                 <w:color w:val="22272B"/>
                 <w:sz w:val="17"/>
@@ -18328,7 +18421,7 @@
             </w:pPr>
             <w:r>
               <w:rPr>
-                <w:rFonts w:ascii="Taipei Sans TC Beta" w:hAnsi="Taipei Sans TC Beta" w:eastAsia="Taipei Sans TC Beta"/>
+                <w:rFonts w:ascii="Microsoft JhengHei" w:hAnsi="Microsoft JhengHei" w:eastAsia="Microsoft JhengHei"/>
                 <w:b w:val="0"/>
                 <w:color w:val="22272B"/>
                 <w:sz w:val="17"/>
@@ -18353,7 +18446,7 @@
             </w:pPr>
             <w:r>
               <w:rPr>
-                <w:rFonts w:ascii="Taipei Sans TC Beta" w:hAnsi="Taipei Sans TC Beta" w:eastAsia="Taipei Sans TC Beta"/>
+                <w:rFonts w:ascii="Microsoft JhengHei" w:hAnsi="Microsoft JhengHei" w:eastAsia="Microsoft JhengHei"/>
                 <w:b w:val="0"/>
                 <w:color w:val="22272B"/>
                 <w:sz w:val="17"/>
@@ -18378,7 +18471,7 @@
             </w:pPr>
             <w:r>
               <w:rPr>
-                <w:rFonts w:ascii="Taipei Sans TC Beta" w:hAnsi="Taipei Sans TC Beta" w:eastAsia="Taipei Sans TC Beta"/>
+                <w:rFonts w:ascii="Microsoft JhengHei" w:hAnsi="Microsoft JhengHei" w:eastAsia="Microsoft JhengHei"/>
                 <w:b w:val="0"/>
                 <w:color w:val="22272B"/>
                 <w:sz w:val="17"/>
@@ -18403,7 +18496,7 @@
             </w:pPr>
             <w:r>
               <w:rPr>
-                <w:rFonts w:ascii="Taipei Sans TC Beta" w:hAnsi="Taipei Sans TC Beta" w:eastAsia="Taipei Sans TC Beta"/>
+                <w:rFonts w:ascii="Microsoft JhengHei" w:hAnsi="Microsoft JhengHei" w:eastAsia="Microsoft JhengHei"/>
                 <w:b w:val="0"/>
                 <w:color w:val="22272B"/>
                 <w:sz w:val="17"/>
@@ -18428,7 +18521,7 @@
             </w:pPr>
             <w:r>
               <w:rPr>
-                <w:rFonts w:ascii="Taipei Sans TC Beta" w:hAnsi="Taipei Sans TC Beta" w:eastAsia="Taipei Sans TC Beta"/>
+                <w:rFonts w:ascii="Microsoft JhengHei" w:hAnsi="Microsoft JhengHei" w:eastAsia="Microsoft JhengHei"/>
                 <w:b w:val="0"/>
                 <w:color w:val="22272B"/>
                 <w:sz w:val="17"/>
@@ -18456,7 +18549,7 @@
             </w:pPr>
             <w:r>
               <w:rPr>
-                <w:rFonts w:ascii="Taipei Sans TC Beta" w:hAnsi="Taipei Sans TC Beta" w:eastAsia="Taipei Sans TC Beta"/>
+                <w:rFonts w:ascii="Microsoft JhengHei" w:hAnsi="Microsoft JhengHei" w:eastAsia="Microsoft JhengHei"/>
                 <w:b w:val="0"/>
                 <w:color w:val="22272B"/>
                 <w:sz w:val="17"/>
@@ -18482,7 +18575,7 @@
             </w:pPr>
             <w:r>
               <w:rPr>
-                <w:rFonts w:ascii="Taipei Sans TC Beta" w:hAnsi="Taipei Sans TC Beta" w:eastAsia="Taipei Sans TC Beta"/>
+                <w:rFonts w:ascii="Microsoft JhengHei" w:hAnsi="Microsoft JhengHei" w:eastAsia="Microsoft JhengHei"/>
                 <w:b w:val="0"/>
                 <w:color w:val="22272B"/>
                 <w:sz w:val="17"/>
@@ -18508,7 +18601,7 @@
             </w:pPr>
             <w:r>
               <w:rPr>
-                <w:rFonts w:ascii="Taipei Sans TC Beta" w:hAnsi="Taipei Sans TC Beta" w:eastAsia="Taipei Sans TC Beta"/>
+                <w:rFonts w:ascii="Microsoft JhengHei" w:hAnsi="Microsoft JhengHei" w:eastAsia="Microsoft JhengHei"/>
                 <w:b w:val="0"/>
                 <w:color w:val="22272B"/>
                 <w:sz w:val="17"/>
@@ -18534,7 +18627,7 @@
             </w:pPr>
             <w:r>
               <w:rPr>
-                <w:rFonts w:ascii="Taipei Sans TC Beta" w:hAnsi="Taipei Sans TC Beta" w:eastAsia="Taipei Sans TC Beta"/>
+                <w:rFonts w:ascii="Microsoft JhengHei" w:hAnsi="Microsoft JhengHei" w:eastAsia="Microsoft JhengHei"/>
                 <w:b w:val="0"/>
                 <w:color w:val="22272B"/>
                 <w:sz w:val="17"/>
@@ -18560,7 +18653,7 @@
             </w:pPr>
             <w:r>
               <w:rPr>
-                <w:rFonts w:ascii="Taipei Sans TC Beta" w:hAnsi="Taipei Sans TC Beta" w:eastAsia="Taipei Sans TC Beta"/>
+                <w:rFonts w:ascii="Microsoft JhengHei" w:hAnsi="Microsoft JhengHei" w:eastAsia="Microsoft JhengHei"/>
                 <w:b w:val="0"/>
                 <w:color w:val="22272B"/>
                 <w:sz w:val="17"/>
@@ -18586,7 +18679,7 @@
             </w:pPr>
             <w:r>
               <w:rPr>
-                <w:rFonts w:ascii="Taipei Sans TC Beta" w:hAnsi="Taipei Sans TC Beta" w:eastAsia="Taipei Sans TC Beta"/>
+                <w:rFonts w:ascii="Microsoft JhengHei" w:hAnsi="Microsoft JhengHei" w:eastAsia="Microsoft JhengHei"/>
                 <w:b w:val="0"/>
                 <w:color w:val="22272B"/>
                 <w:sz w:val="17"/>
@@ -18612,7 +18705,7 @@
             </w:pPr>
             <w:r>
               <w:rPr>
-                <w:rFonts w:ascii="Taipei Sans TC Beta" w:hAnsi="Taipei Sans TC Beta" w:eastAsia="Taipei Sans TC Beta"/>
+                <w:rFonts w:ascii="Microsoft JhengHei" w:hAnsi="Microsoft JhengHei" w:eastAsia="Microsoft JhengHei"/>
                 <w:b w:val="0"/>
                 <w:color w:val="22272B"/>
                 <w:sz w:val="17"/>
@@ -18639,7 +18732,7 @@
             </w:pPr>
             <w:r>
               <w:rPr>
-                <w:rFonts w:ascii="Taipei Sans TC Beta" w:hAnsi="Taipei Sans TC Beta" w:eastAsia="Taipei Sans TC Beta"/>
+                <w:rFonts w:ascii="Microsoft JhengHei" w:hAnsi="Microsoft JhengHei" w:eastAsia="Microsoft JhengHei"/>
                 <w:b w:val="0"/>
                 <w:color w:val="22272B"/>
                 <w:sz w:val="17"/>
@@ -18664,7 +18757,7 @@
             </w:pPr>
             <w:r>
               <w:rPr>
-                <w:rFonts w:ascii="Taipei Sans TC Beta" w:hAnsi="Taipei Sans TC Beta" w:eastAsia="Taipei Sans TC Beta"/>
+                <w:rFonts w:ascii="Microsoft JhengHei" w:hAnsi="Microsoft JhengHei" w:eastAsia="Microsoft JhengHei"/>
                 <w:b w:val="0"/>
                 <w:color w:val="22272B"/>
                 <w:sz w:val="17"/>
@@ -18689,7 +18782,7 @@
             </w:pPr>
             <w:r>
               <w:rPr>
-                <w:rFonts w:ascii="Taipei Sans TC Beta" w:hAnsi="Taipei Sans TC Beta" w:eastAsia="Taipei Sans TC Beta"/>
+                <w:rFonts w:ascii="Microsoft JhengHei" w:hAnsi="Microsoft JhengHei" w:eastAsia="Microsoft JhengHei"/>
                 <w:b w:val="0"/>
                 <w:color w:val="22272B"/>
                 <w:sz w:val="17"/>
@@ -18714,7 +18807,7 @@
             </w:pPr>
             <w:r>
               <w:rPr>
-                <w:rFonts w:ascii="Taipei Sans TC Beta" w:hAnsi="Taipei Sans TC Beta" w:eastAsia="Taipei Sans TC Beta"/>
+                <w:rFonts w:ascii="Microsoft JhengHei" w:hAnsi="Microsoft JhengHei" w:eastAsia="Microsoft JhengHei"/>
                 <w:b w:val="0"/>
                 <w:color w:val="22272B"/>
                 <w:sz w:val="17"/>
@@ -18739,7 +18832,7 @@
             </w:pPr>
             <w:r>
               <w:rPr>
-                <w:rFonts w:ascii="Taipei Sans TC Beta" w:hAnsi="Taipei Sans TC Beta" w:eastAsia="Taipei Sans TC Beta"/>
+                <w:rFonts w:ascii="Microsoft JhengHei" w:hAnsi="Microsoft JhengHei" w:eastAsia="Microsoft JhengHei"/>
                 <w:b w:val="0"/>
                 <w:color w:val="22272B"/>
                 <w:sz w:val="17"/>
@@ -18764,7 +18857,7 @@
             </w:pPr>
             <w:r>
               <w:rPr>
-                <w:rFonts w:ascii="Taipei Sans TC Beta" w:hAnsi="Taipei Sans TC Beta" w:eastAsia="Taipei Sans TC Beta"/>
+                <w:rFonts w:ascii="Microsoft JhengHei" w:hAnsi="Microsoft JhengHei" w:eastAsia="Microsoft JhengHei"/>
                 <w:b w:val="0"/>
                 <w:color w:val="22272B"/>
                 <w:sz w:val="17"/>
@@ -18789,7 +18882,7 @@
             </w:pPr>
             <w:r>
               <w:rPr>
-                <w:rFonts w:ascii="Taipei Sans TC Beta" w:hAnsi="Taipei Sans TC Beta" w:eastAsia="Taipei Sans TC Beta"/>
+                <w:rFonts w:ascii="Microsoft JhengHei" w:hAnsi="Microsoft JhengHei" w:eastAsia="Microsoft JhengHei"/>
                 <w:b w:val="0"/>
                 <w:color w:val="22272B"/>
                 <w:sz w:val="17"/>
@@ -18817,7 +18910,7 @@
             </w:pPr>
             <w:r>
               <w:rPr>
-                <w:rFonts w:ascii="Taipei Sans TC Beta" w:hAnsi="Taipei Sans TC Beta" w:eastAsia="Taipei Sans TC Beta"/>
+                <w:rFonts w:ascii="Microsoft JhengHei" w:hAnsi="Microsoft JhengHei" w:eastAsia="Microsoft JhengHei"/>
                 <w:b w:val="0"/>
                 <w:color w:val="22272B"/>
                 <w:sz w:val="17"/>
@@ -18843,7 +18936,7 @@
             </w:pPr>
             <w:r>
               <w:rPr>
-                <w:rFonts w:ascii="Taipei Sans TC Beta" w:hAnsi="Taipei Sans TC Beta" w:eastAsia="Taipei Sans TC Beta"/>
+                <w:rFonts w:ascii="Microsoft JhengHei" w:hAnsi="Microsoft JhengHei" w:eastAsia="Microsoft JhengHei"/>
                 <w:b w:val="0"/>
                 <w:color w:val="22272B"/>
                 <w:sz w:val="17"/>
@@ -18869,7 +18962,7 @@
             </w:pPr>
             <w:r>
               <w:rPr>
-                <w:rFonts w:ascii="Taipei Sans TC Beta" w:hAnsi="Taipei Sans TC Beta" w:eastAsia="Taipei Sans TC Beta"/>
+                <w:rFonts w:ascii="Microsoft JhengHei" w:hAnsi="Microsoft JhengHei" w:eastAsia="Microsoft JhengHei"/>
                 <w:b w:val="0"/>
                 <w:color w:val="22272B"/>
                 <w:sz w:val="17"/>
@@ -18895,7 +18988,7 @@
             </w:pPr>
             <w:r>
               <w:rPr>
-                <w:rFonts w:ascii="Taipei Sans TC Beta" w:hAnsi="Taipei Sans TC Beta" w:eastAsia="Taipei Sans TC Beta"/>
+                <w:rFonts w:ascii="Microsoft JhengHei" w:hAnsi="Microsoft JhengHei" w:eastAsia="Microsoft JhengHei"/>
                 <w:b w:val="0"/>
                 <w:color w:val="22272B"/>
                 <w:sz w:val="17"/>
@@ -18921,7 +19014,7 @@
             </w:pPr>
             <w:r>
               <w:rPr>
-                <w:rFonts w:ascii="Taipei Sans TC Beta" w:hAnsi="Taipei Sans TC Beta" w:eastAsia="Taipei Sans TC Beta"/>
+                <w:rFonts w:ascii="Microsoft JhengHei" w:hAnsi="Microsoft JhengHei" w:eastAsia="Microsoft JhengHei"/>
                 <w:b w:val="0"/>
                 <w:color w:val="22272B"/>
                 <w:sz w:val="17"/>
@@ -18947,7 +19040,7 @@
             </w:pPr>
             <w:r>
               <w:rPr>
-                <w:rFonts w:ascii="Taipei Sans TC Beta" w:hAnsi="Taipei Sans TC Beta" w:eastAsia="Taipei Sans TC Beta"/>
+                <w:rFonts w:ascii="Microsoft JhengHei" w:hAnsi="Microsoft JhengHei" w:eastAsia="Microsoft JhengHei"/>
                 <w:b w:val="0"/>
                 <w:color w:val="22272B"/>
                 <w:sz w:val="17"/>
@@ -18973,7 +19066,7 @@
             </w:pPr>
             <w:r>
               <w:rPr>
-                <w:rFonts w:ascii="Taipei Sans TC Beta" w:hAnsi="Taipei Sans TC Beta" w:eastAsia="Taipei Sans TC Beta"/>
+                <w:rFonts w:ascii="Microsoft JhengHei" w:hAnsi="Microsoft JhengHei" w:eastAsia="Microsoft JhengHei"/>
                 <w:b w:val="0"/>
                 <w:color w:val="22272B"/>
                 <w:sz w:val="17"/>
@@ -19000,7 +19093,7 @@
             </w:pPr>
             <w:r>
               <w:rPr>
-                <w:rFonts w:ascii="Taipei Sans TC Beta" w:hAnsi="Taipei Sans TC Beta" w:eastAsia="Taipei Sans TC Beta"/>
+                <w:rFonts w:ascii="Microsoft JhengHei" w:hAnsi="Microsoft JhengHei" w:eastAsia="Microsoft JhengHei"/>
                 <w:b w:val="0"/>
                 <w:color w:val="22272B"/>
                 <w:sz w:val="17"/>
@@ -19025,7 +19118,7 @@
             </w:pPr>
             <w:r>
               <w:rPr>
-                <w:rFonts w:ascii="Taipei Sans TC Beta" w:hAnsi="Taipei Sans TC Beta" w:eastAsia="Taipei Sans TC Beta"/>
+                <w:rFonts w:ascii="Microsoft JhengHei" w:hAnsi="Microsoft JhengHei" w:eastAsia="Microsoft JhengHei"/>
                 <w:b w:val="0"/>
                 <w:color w:val="22272B"/>
                 <w:sz w:val="17"/>
@@ -19050,7 +19143,7 @@
             </w:pPr>
             <w:r>
               <w:rPr>
-                <w:rFonts w:ascii="Taipei Sans TC Beta" w:hAnsi="Taipei Sans TC Beta" w:eastAsia="Taipei Sans TC Beta"/>
+                <w:rFonts w:ascii="Microsoft JhengHei" w:hAnsi="Microsoft JhengHei" w:eastAsia="Microsoft JhengHei"/>
                 <w:b w:val="0"/>
                 <w:color w:val="22272B"/>
                 <w:sz w:val="17"/>
@@ -19075,7 +19168,7 @@
             </w:pPr>
             <w:r>
               <w:rPr>
-                <w:rFonts w:ascii="Taipei Sans TC Beta" w:hAnsi="Taipei Sans TC Beta" w:eastAsia="Taipei Sans TC Beta"/>
+                <w:rFonts w:ascii="Microsoft JhengHei" w:hAnsi="Microsoft JhengHei" w:eastAsia="Microsoft JhengHei"/>
                 <w:b w:val="0"/>
                 <w:color w:val="22272B"/>
                 <w:sz w:val="17"/>
@@ -19100,7 +19193,7 @@
             </w:pPr>
             <w:r>
               <w:rPr>
-                <w:rFonts w:ascii="Taipei Sans TC Beta" w:hAnsi="Taipei Sans TC Beta" w:eastAsia="Taipei Sans TC Beta"/>
+                <w:rFonts w:ascii="Microsoft JhengHei" w:hAnsi="Microsoft JhengHei" w:eastAsia="Microsoft JhengHei"/>
                 <w:b w:val="0"/>
                 <w:color w:val="22272B"/>
                 <w:sz w:val="17"/>
@@ -19125,7 +19218,7 @@
             </w:pPr>
             <w:r>
               <w:rPr>
-                <w:rFonts w:ascii="Taipei Sans TC Beta" w:hAnsi="Taipei Sans TC Beta" w:eastAsia="Taipei Sans TC Beta"/>
+                <w:rFonts w:ascii="Microsoft JhengHei" w:hAnsi="Microsoft JhengHei" w:eastAsia="Microsoft JhengHei"/>
                 <w:b w:val="0"/>
                 <w:color w:val="22272B"/>
                 <w:sz w:val="17"/>
@@ -19150,7 +19243,7 @@
             </w:pPr>
             <w:r>
               <w:rPr>
-                <w:rFonts w:ascii="Taipei Sans TC Beta" w:hAnsi="Taipei Sans TC Beta" w:eastAsia="Taipei Sans TC Beta"/>
+                <w:rFonts w:ascii="Microsoft JhengHei" w:hAnsi="Microsoft JhengHei" w:eastAsia="Microsoft JhengHei"/>
                 <w:b w:val="0"/>
                 <w:color w:val="22272B"/>
                 <w:sz w:val="17"/>
@@ -19178,7 +19271,7 @@
             </w:pPr>
             <w:r>
               <w:rPr>
-                <w:rFonts w:ascii="Taipei Sans TC Beta" w:hAnsi="Taipei Sans TC Beta" w:eastAsia="Taipei Sans TC Beta"/>
+                <w:rFonts w:ascii="Microsoft JhengHei" w:hAnsi="Microsoft JhengHei" w:eastAsia="Microsoft JhengHei"/>
                 <w:b w:val="0"/>
                 <w:color w:val="22272B"/>
                 <w:sz w:val="17"/>
@@ -19204,7 +19297,7 @@
             </w:pPr>
             <w:r>
               <w:rPr>
-                <w:rFonts w:ascii="Taipei Sans TC Beta" w:hAnsi="Taipei Sans TC Beta" w:eastAsia="Taipei Sans TC Beta"/>
+                <w:rFonts w:ascii="Microsoft JhengHei" w:hAnsi="Microsoft JhengHei" w:eastAsia="Microsoft JhengHei"/>
                 <w:b w:val="0"/>
                 <w:color w:val="22272B"/>
                 <w:sz w:val="17"/>
@@ -19230,7 +19323,7 @@
             </w:pPr>
             <w:r>
               <w:rPr>
-                <w:rFonts w:ascii="Taipei Sans TC Beta" w:hAnsi="Taipei Sans TC Beta" w:eastAsia="Taipei Sans TC Beta"/>
+                <w:rFonts w:ascii="Microsoft JhengHei" w:hAnsi="Microsoft JhengHei" w:eastAsia="Microsoft JhengHei"/>
                 <w:b w:val="0"/>
                 <w:color w:val="22272B"/>
                 <w:sz w:val="17"/>
@@ -19256,7 +19349,7 @@
             </w:pPr>
             <w:r>
               <w:rPr>
-                <w:rFonts w:ascii="Taipei Sans TC Beta" w:hAnsi="Taipei Sans TC Beta" w:eastAsia="Taipei Sans TC Beta"/>
+                <w:rFonts w:ascii="Microsoft JhengHei" w:hAnsi="Microsoft JhengHei" w:eastAsia="Microsoft JhengHei"/>
                 <w:b w:val="0"/>
                 <w:color w:val="22272B"/>
                 <w:sz w:val="17"/>
@@ -19282,7 +19375,7 @@
             </w:pPr>
             <w:r>
               <w:rPr>
-                <w:rFonts w:ascii="Taipei Sans TC Beta" w:hAnsi="Taipei Sans TC Beta" w:eastAsia="Taipei Sans TC Beta"/>
+                <w:rFonts w:ascii="Microsoft JhengHei" w:hAnsi="Microsoft JhengHei" w:eastAsia="Microsoft JhengHei"/>
                 <w:b w:val="0"/>
                 <w:color w:val="22272B"/>
                 <w:sz w:val="17"/>
@@ -19308,7 +19401,7 @@
             </w:pPr>
             <w:r>
               <w:rPr>
-                <w:rFonts w:ascii="Taipei Sans TC Beta" w:hAnsi="Taipei Sans TC Beta" w:eastAsia="Taipei Sans TC Beta"/>
+                <w:rFonts w:ascii="Microsoft JhengHei" w:hAnsi="Microsoft JhengHei" w:eastAsia="Microsoft JhengHei"/>
                 <w:b w:val="0"/>
                 <w:color w:val="22272B"/>
                 <w:sz w:val="17"/>
@@ -19334,7 +19427,7 @@
             </w:pPr>
             <w:r>
               <w:rPr>
-                <w:rFonts w:ascii="Taipei Sans TC Beta" w:hAnsi="Taipei Sans TC Beta" w:eastAsia="Taipei Sans TC Beta"/>
+                <w:rFonts w:ascii="Microsoft JhengHei" w:hAnsi="Microsoft JhengHei" w:eastAsia="Microsoft JhengHei"/>
                 <w:b w:val="0"/>
                 <w:color w:val="22272B"/>
                 <w:sz w:val="17"/>
@@ -19361,7 +19454,7 @@
             </w:pPr>
             <w:r>
               <w:rPr>
-                <w:rFonts w:ascii="Taipei Sans TC Beta" w:hAnsi="Taipei Sans TC Beta" w:eastAsia="Taipei Sans TC Beta"/>
+                <w:rFonts w:ascii="Microsoft JhengHei" w:hAnsi="Microsoft JhengHei" w:eastAsia="Microsoft JhengHei"/>
                 <w:b w:val="0"/>
                 <w:color w:val="22272B"/>
                 <w:sz w:val="17"/>
@@ -19386,7 +19479,7 @@
             </w:pPr>
             <w:r>
               <w:rPr>
-                <w:rFonts w:ascii="Taipei Sans TC Beta" w:hAnsi="Taipei Sans TC Beta" w:eastAsia="Taipei Sans TC Beta"/>
+                <w:rFonts w:ascii="Microsoft JhengHei" w:hAnsi="Microsoft JhengHei" w:eastAsia="Microsoft JhengHei"/>
                 <w:b w:val="0"/>
                 <w:color w:val="22272B"/>
                 <w:sz w:val="17"/>
@@ -19411,7 +19504,7 @@
             </w:pPr>
             <w:r>
               <w:rPr>
-                <w:rFonts w:ascii="Taipei Sans TC Beta" w:hAnsi="Taipei Sans TC Beta" w:eastAsia="Taipei Sans TC Beta"/>
+                <w:rFonts w:ascii="Microsoft JhengHei" w:hAnsi="Microsoft JhengHei" w:eastAsia="Microsoft JhengHei"/>
                 <w:b w:val="0"/>
                 <w:color w:val="22272B"/>
                 <w:sz w:val="17"/>
@@ -19436,7 +19529,7 @@
             </w:pPr>
             <w:r>
               <w:rPr>
-                <w:rFonts w:ascii="Taipei Sans TC Beta" w:hAnsi="Taipei Sans TC Beta" w:eastAsia="Taipei Sans TC Beta"/>
+                <w:rFonts w:ascii="Microsoft JhengHei" w:hAnsi="Microsoft JhengHei" w:eastAsia="Microsoft JhengHei"/>
                 <w:b w:val="0"/>
                 <w:color w:val="22272B"/>
                 <w:sz w:val="17"/>
@@ -19461,7 +19554,7 @@
             </w:pPr>
             <w:r>
               <w:rPr>
-                <w:rFonts w:ascii="Taipei Sans TC Beta" w:hAnsi="Taipei Sans TC Beta" w:eastAsia="Taipei Sans TC Beta"/>
+                <w:rFonts w:ascii="Microsoft JhengHei" w:hAnsi="Microsoft JhengHei" w:eastAsia="Microsoft JhengHei"/>
                 <w:b w:val="0"/>
                 <w:color w:val="22272B"/>
                 <w:sz w:val="17"/>
@@ -19486,7 +19579,7 @@
             </w:pPr>
             <w:r>
               <w:rPr>
-                <w:rFonts w:ascii="Taipei Sans TC Beta" w:hAnsi="Taipei Sans TC Beta" w:eastAsia="Taipei Sans TC Beta"/>
+                <w:rFonts w:ascii="Microsoft JhengHei" w:hAnsi="Microsoft JhengHei" w:eastAsia="Microsoft JhengHei"/>
                 <w:b w:val="0"/>
                 <w:color w:val="22272B"/>
                 <w:sz w:val="17"/>
@@ -19511,7 +19604,7 @@
             </w:pPr>
             <w:r>
               <w:rPr>
-                <w:rFonts w:ascii="Taipei Sans TC Beta" w:hAnsi="Taipei Sans TC Beta" w:eastAsia="Taipei Sans TC Beta"/>
+                <w:rFonts w:ascii="Microsoft JhengHei" w:hAnsi="Microsoft JhengHei" w:eastAsia="Microsoft JhengHei"/>
                 <w:b w:val="0"/>
                 <w:color w:val="22272B"/>
                 <w:sz w:val="17"/>
@@ -19539,7 +19632,7 @@
             </w:pPr>
             <w:r>
               <w:rPr>
-                <w:rFonts w:ascii="Taipei Sans TC Beta" w:hAnsi="Taipei Sans TC Beta" w:eastAsia="Taipei Sans TC Beta"/>
+                <w:rFonts w:ascii="Microsoft JhengHei" w:hAnsi="Microsoft JhengHei" w:eastAsia="Microsoft JhengHei"/>
                 <w:b w:val="0"/>
                 <w:color w:val="22272B"/>
                 <w:sz w:val="17"/>
@@ -19565,7 +19658,7 @@
             </w:pPr>
             <w:r>
               <w:rPr>
-                <w:rFonts w:ascii="Taipei Sans TC Beta" w:hAnsi="Taipei Sans TC Beta" w:eastAsia="Taipei Sans TC Beta"/>
+                <w:rFonts w:ascii="Microsoft JhengHei" w:hAnsi="Microsoft JhengHei" w:eastAsia="Microsoft JhengHei"/>
                 <w:b w:val="0"/>
                 <w:color w:val="22272B"/>
                 <w:sz w:val="17"/>
@@ -19591,7 +19684,7 @@
             </w:pPr>
             <w:r>
               <w:rPr>
-                <w:rFonts w:ascii="Taipei Sans TC Beta" w:hAnsi="Taipei Sans TC Beta" w:eastAsia="Taipei Sans TC Beta"/>
+                <w:rFonts w:ascii="Microsoft JhengHei" w:hAnsi="Microsoft JhengHei" w:eastAsia="Microsoft JhengHei"/>
                 <w:b w:val="0"/>
                 <w:color w:val="22272B"/>
                 <w:sz w:val="17"/>
@@ -19617,7 +19710,7 @@
             </w:pPr>
             <w:r>
               <w:rPr>
-                <w:rFonts w:ascii="Taipei Sans TC Beta" w:hAnsi="Taipei Sans TC Beta" w:eastAsia="Taipei Sans TC Beta"/>
+                <w:rFonts w:ascii="Microsoft JhengHei" w:hAnsi="Microsoft JhengHei" w:eastAsia="Microsoft JhengHei"/>
                 <w:b w:val="0"/>
                 <w:color w:val="22272B"/>
                 <w:sz w:val="17"/>
@@ -19643,7 +19736,7 @@
             </w:pPr>
             <w:r>
               <w:rPr>
-                <w:rFonts w:ascii="Taipei Sans TC Beta" w:hAnsi="Taipei Sans TC Beta" w:eastAsia="Taipei Sans TC Beta"/>
+                <w:rFonts w:ascii="Microsoft JhengHei" w:hAnsi="Microsoft JhengHei" w:eastAsia="Microsoft JhengHei"/>
                 <w:b w:val="0"/>
                 <w:color w:val="22272B"/>
                 <w:sz w:val="17"/>
@@ -19669,7 +19762,7 @@
             </w:pPr>
             <w:r>
               <w:rPr>
-                <w:rFonts w:ascii="Taipei Sans TC Beta" w:hAnsi="Taipei Sans TC Beta" w:eastAsia="Taipei Sans TC Beta"/>
+                <w:rFonts w:ascii="Microsoft JhengHei" w:hAnsi="Microsoft JhengHei" w:eastAsia="Microsoft JhengHei"/>
                 <w:b w:val="0"/>
                 <w:color w:val="22272B"/>
                 <w:sz w:val="17"/>
@@ -19695,7 +19788,7 @@
             </w:pPr>
             <w:r>
               <w:rPr>
-                <w:rFonts w:ascii="Taipei Sans TC Beta" w:hAnsi="Taipei Sans TC Beta" w:eastAsia="Taipei Sans TC Beta"/>
+                <w:rFonts w:ascii="Microsoft JhengHei" w:hAnsi="Microsoft JhengHei" w:eastAsia="Microsoft JhengHei"/>
                 <w:b w:val="0"/>
                 <w:color w:val="22272B"/>
                 <w:sz w:val="17"/>
@@ -19722,7 +19815,7 @@
             </w:pPr>
             <w:r>
               <w:rPr>
-                <w:rFonts w:ascii="Taipei Sans TC Beta" w:hAnsi="Taipei Sans TC Beta" w:eastAsia="Taipei Sans TC Beta"/>
+                <w:rFonts w:ascii="Microsoft JhengHei" w:hAnsi="Microsoft JhengHei" w:eastAsia="Microsoft JhengHei"/>
                 <w:b w:val="0"/>
                 <w:color w:val="22272B"/>
                 <w:sz w:val="17"/>
@@ -19747,7 +19840,7 @@
             </w:pPr>
             <w:r>
               <w:rPr>
-                <w:rFonts w:ascii="Taipei Sans TC Beta" w:hAnsi="Taipei Sans TC Beta" w:eastAsia="Taipei Sans TC Beta"/>
+                <w:rFonts w:ascii="Microsoft JhengHei" w:hAnsi="Microsoft JhengHei" w:eastAsia="Microsoft JhengHei"/>
                 <w:b w:val="0"/>
                 <w:color w:val="22272B"/>
                 <w:sz w:val="17"/>
@@ -19772,7 +19865,7 @@
             </w:pPr>
             <w:r>
               <w:rPr>
-                <w:rFonts w:ascii="Taipei Sans TC Beta" w:hAnsi="Taipei Sans TC Beta" w:eastAsia="Taipei Sans TC Beta"/>
+                <w:rFonts w:ascii="Microsoft JhengHei" w:hAnsi="Microsoft JhengHei" w:eastAsia="Microsoft JhengHei"/>
                 <w:b w:val="0"/>
                 <w:color w:val="22272B"/>
                 <w:sz w:val="17"/>
@@ -19797,7 +19890,7 @@
             </w:pPr>
             <w:r>
               <w:rPr>
-                <w:rFonts w:ascii="Taipei Sans TC Beta" w:hAnsi="Taipei Sans TC Beta" w:eastAsia="Taipei Sans TC Beta"/>
+                <w:rFonts w:ascii="Microsoft JhengHei" w:hAnsi="Microsoft JhengHei" w:eastAsia="Microsoft JhengHei"/>
                 <w:b w:val="0"/>
                 <w:color w:val="22272B"/>
                 <w:sz w:val="17"/>
@@ -19822,7 +19915,7 @@
             </w:pPr>
             <w:r>
               <w:rPr>
-                <w:rFonts w:ascii="Taipei Sans TC Beta" w:hAnsi="Taipei Sans TC Beta" w:eastAsia="Taipei Sans TC Beta"/>
+                <w:rFonts w:ascii="Microsoft JhengHei" w:hAnsi="Microsoft JhengHei" w:eastAsia="Microsoft JhengHei"/>
                 <w:b w:val="0"/>
                 <w:color w:val="22272B"/>
                 <w:sz w:val="17"/>
@@ -19847,7 +19940,7 @@
             </w:pPr>
             <w:r>
               <w:rPr>
-                <w:rFonts w:ascii="Taipei Sans TC Beta" w:hAnsi="Taipei Sans TC Beta" w:eastAsia="Taipei Sans TC Beta"/>
+                <w:rFonts w:ascii="Microsoft JhengHei" w:hAnsi="Microsoft JhengHei" w:eastAsia="Microsoft JhengHei"/>
                 <w:b w:val="0"/>
                 <w:color w:val="22272B"/>
                 <w:sz w:val="17"/>
@@ -19872,7 +19965,7 @@
             </w:pPr>
             <w:r>
               <w:rPr>
-                <w:rFonts w:ascii="Taipei Sans TC Beta" w:hAnsi="Taipei Sans TC Beta" w:eastAsia="Taipei Sans TC Beta"/>
+                <w:rFonts w:ascii="Microsoft JhengHei" w:hAnsi="Microsoft JhengHei" w:eastAsia="Microsoft JhengHei"/>
                 <w:b w:val="0"/>
                 <w:color w:val="22272B"/>
                 <w:sz w:val="17"/>
@@ -19900,7 +19993,7 @@
             </w:pPr>
             <w:r>
               <w:rPr>
-                <w:rFonts w:ascii="Taipei Sans TC Beta" w:hAnsi="Taipei Sans TC Beta" w:eastAsia="Taipei Sans TC Beta"/>
+                <w:rFonts w:ascii="Microsoft JhengHei" w:hAnsi="Microsoft JhengHei" w:eastAsia="Microsoft JhengHei"/>
                 <w:b w:val="0"/>
                 <w:color w:val="22272B"/>
                 <w:sz w:val="17"/>
@@ -19926,7 +20019,7 @@
             </w:pPr>
             <w:r>
               <w:rPr>
-                <w:rFonts w:ascii="Taipei Sans TC Beta" w:hAnsi="Taipei Sans TC Beta" w:eastAsia="Taipei Sans TC Beta"/>
+                <w:rFonts w:ascii="Microsoft JhengHei" w:hAnsi="Microsoft JhengHei" w:eastAsia="Microsoft JhengHei"/>
                 <w:b w:val="0"/>
                 <w:color w:val="22272B"/>
                 <w:sz w:val="17"/>
@@ -19952,7 +20045,7 @@
             </w:pPr>
             <w:r>
               <w:rPr>
-                <w:rFonts w:ascii="Taipei Sans TC Beta" w:hAnsi="Taipei Sans TC Beta" w:eastAsia="Taipei Sans TC Beta"/>
+                <w:rFonts w:ascii="Microsoft JhengHei" w:hAnsi="Microsoft JhengHei" w:eastAsia="Microsoft JhengHei"/>
                 <w:b w:val="0"/>
                 <w:color w:val="22272B"/>
                 <w:sz w:val="17"/>
@@ -19978,7 +20071,7 @@
             </w:pPr>
             <w:r>
               <w:rPr>
-                <w:rFonts w:ascii="Taipei Sans TC Beta" w:hAnsi="Taipei Sans TC Beta" w:eastAsia="Taipei Sans TC Beta"/>
+                <w:rFonts w:ascii="Microsoft JhengHei" w:hAnsi="Microsoft JhengHei" w:eastAsia="Microsoft JhengHei"/>
                 <w:b w:val="0"/>
                 <w:color w:val="22272B"/>
                 <w:sz w:val="17"/>
@@ -20004,7 +20097,7 @@
             </w:pPr>
             <w:r>
               <w:rPr>
-                <w:rFonts w:ascii="Taipei Sans TC Beta" w:hAnsi="Taipei Sans TC Beta" w:eastAsia="Taipei Sans TC Beta"/>
+                <w:rFonts w:ascii="Microsoft JhengHei" w:hAnsi="Microsoft JhengHei" w:eastAsia="Microsoft JhengHei"/>
                 <w:b w:val="0"/>
                 <w:color w:val="22272B"/>
                 <w:sz w:val="17"/>
@@ -20030,7 +20123,7 @@
             </w:pPr>
             <w:r>
               <w:rPr>
-                <w:rFonts w:ascii="Taipei Sans TC Beta" w:hAnsi="Taipei Sans TC Beta" w:eastAsia="Taipei Sans TC Beta"/>
+                <w:rFonts w:ascii="Microsoft JhengHei" w:hAnsi="Microsoft JhengHei" w:eastAsia="Microsoft JhengHei"/>
                 <w:b w:val="0"/>
                 <w:color w:val="22272B"/>
                 <w:sz w:val="17"/>
@@ -20056,7 +20149,7 @@
             </w:pPr>
             <w:r>
               <w:rPr>
-                <w:rFonts w:ascii="Taipei Sans TC Beta" w:hAnsi="Taipei Sans TC Beta" w:eastAsia="Taipei Sans TC Beta"/>
+                <w:rFonts w:ascii="Microsoft JhengHei" w:hAnsi="Microsoft JhengHei" w:eastAsia="Microsoft JhengHei"/>
                 <w:b w:val="0"/>
                 <w:color w:val="22272B"/>
                 <w:sz w:val="17"/>
@@ -20083,7 +20176,7 @@
             </w:pPr>
             <w:r>
               <w:rPr>
-                <w:rFonts w:ascii="Taipei Sans TC Beta" w:hAnsi="Taipei Sans TC Beta" w:eastAsia="Taipei Sans TC Beta"/>
+                <w:rFonts w:ascii="Microsoft JhengHei" w:hAnsi="Microsoft JhengHei" w:eastAsia="Microsoft JhengHei"/>
                 <w:b w:val="0"/>
                 <w:color w:val="22272B"/>
                 <w:sz w:val="17"/>
@@ -20108,7 +20201,7 @@
             </w:pPr>
             <w:r>
               <w:rPr>
-                <w:rFonts w:ascii="Taipei Sans TC Beta" w:hAnsi="Taipei Sans TC Beta" w:eastAsia="Taipei Sans TC Beta"/>
+                <w:rFonts w:ascii="Microsoft JhengHei" w:hAnsi="Microsoft JhengHei" w:eastAsia="Microsoft JhengHei"/>
                 <w:b w:val="0"/>
                 <w:color w:val="22272B"/>
                 <w:sz w:val="17"/>
@@ -20133,7 +20226,7 @@
             </w:pPr>
             <w:r>
               <w:rPr>
-                <w:rFonts w:ascii="Taipei Sans TC Beta" w:hAnsi="Taipei Sans TC Beta" w:eastAsia="Taipei Sans TC Beta"/>
+                <w:rFonts w:ascii="Microsoft JhengHei" w:hAnsi="Microsoft JhengHei" w:eastAsia="Microsoft JhengHei"/>
                 <w:b w:val="0"/>
                 <w:color w:val="22272B"/>
                 <w:sz w:val="17"/>
@@ -20158,7 +20251,7 @@
             </w:pPr>
             <w:r>
               <w:rPr>
-                <w:rFonts w:ascii="Taipei Sans TC Beta" w:hAnsi="Taipei Sans TC Beta" w:eastAsia="Taipei Sans TC Beta"/>
+                <w:rFonts w:ascii="Microsoft JhengHei" w:hAnsi="Microsoft JhengHei" w:eastAsia="Microsoft JhengHei"/>
                 <w:b w:val="0"/>
                 <w:color w:val="22272B"/>
                 <w:sz w:val="17"/>
@@ -20183,7 +20276,7 @@
             </w:pPr>
             <w:r>
               <w:rPr>
-                <w:rFonts w:ascii="Taipei Sans TC Beta" w:hAnsi="Taipei Sans TC Beta" w:eastAsia="Taipei Sans TC Beta"/>
+                <w:rFonts w:ascii="Microsoft JhengHei" w:hAnsi="Microsoft JhengHei" w:eastAsia="Microsoft JhengHei"/>
                 <w:b w:val="0"/>
                 <w:color w:val="22272B"/>
                 <w:sz w:val="17"/>
@@ -20208,7 +20301,7 @@
             </w:pPr>
             <w:r>
               <w:rPr>
-                <w:rFonts w:ascii="Taipei Sans TC Beta" w:hAnsi="Taipei Sans TC Beta" w:eastAsia="Taipei Sans TC Beta"/>
+                <w:rFonts w:ascii="Microsoft JhengHei" w:hAnsi="Microsoft JhengHei" w:eastAsia="Microsoft JhengHei"/>
                 <w:b w:val="0"/>
                 <w:color w:val="22272B"/>
                 <w:sz w:val="17"/>
@@ -20233,7 +20326,7 @@
             </w:pPr>
             <w:r>
               <w:rPr>
-                <w:rFonts w:ascii="Taipei Sans TC Beta" w:hAnsi="Taipei Sans TC Beta" w:eastAsia="Taipei Sans TC Beta"/>
+                <w:rFonts w:ascii="Microsoft JhengHei" w:hAnsi="Microsoft JhengHei" w:eastAsia="Microsoft JhengHei"/>
                 <w:b w:val="0"/>
                 <w:color w:val="22272B"/>
                 <w:sz w:val="17"/>
@@ -20261,7 +20354,7 @@
             </w:pPr>
             <w:r>
               <w:rPr>
-                <w:rFonts w:ascii="Taipei Sans TC Beta" w:hAnsi="Taipei Sans TC Beta" w:eastAsia="Taipei Sans TC Beta"/>
+                <w:rFonts w:ascii="Microsoft JhengHei" w:hAnsi="Microsoft JhengHei" w:eastAsia="Microsoft JhengHei"/>
                 <w:b w:val="0"/>
                 <w:color w:val="22272B"/>
                 <w:sz w:val="17"/>
@@ -20287,7 +20380,7 @@
             </w:pPr>
             <w:r>
               <w:rPr>
-                <w:rFonts w:ascii="Taipei Sans TC Beta" w:hAnsi="Taipei Sans TC Beta" w:eastAsia="Taipei Sans TC Beta"/>
+                <w:rFonts w:ascii="Microsoft JhengHei" w:hAnsi="Microsoft JhengHei" w:eastAsia="Microsoft JhengHei"/>
                 <w:b w:val="0"/>
                 <w:color w:val="22272B"/>
                 <w:sz w:val="17"/>
@@ -20313,7 +20406,7 @@
             </w:pPr>
             <w:r>
               <w:rPr>
-                <w:rFonts w:ascii="Taipei Sans TC Beta" w:hAnsi="Taipei Sans TC Beta" w:eastAsia="Taipei Sans TC Beta"/>
+                <w:rFonts w:ascii="Microsoft JhengHei" w:hAnsi="Microsoft JhengHei" w:eastAsia="Microsoft JhengHei"/>
                 <w:b w:val="0"/>
                 <w:color w:val="22272B"/>
                 <w:sz w:val="17"/>
@@ -20339,7 +20432,7 @@
             </w:pPr>
             <w:r>
               <w:rPr>
-                <w:rFonts w:ascii="Taipei Sans TC Beta" w:hAnsi="Taipei Sans TC Beta" w:eastAsia="Taipei Sans TC Beta"/>
+                <w:rFonts w:ascii="Microsoft JhengHei" w:hAnsi="Microsoft JhengHei" w:eastAsia="Microsoft JhengHei"/>
                 <w:b w:val="0"/>
                 <w:color w:val="22272B"/>
                 <w:sz w:val="17"/>
@@ -20365,7 +20458,7 @@
             </w:pPr>
             <w:r>
               <w:rPr>
-                <w:rFonts w:ascii="Taipei Sans TC Beta" w:hAnsi="Taipei Sans TC Beta" w:eastAsia="Taipei Sans TC Beta"/>
+                <w:rFonts w:ascii="Microsoft JhengHei" w:hAnsi="Microsoft JhengHei" w:eastAsia="Microsoft JhengHei"/>
                 <w:b w:val="0"/>
                 <w:color w:val="22272B"/>
                 <w:sz w:val="17"/>
@@ -20391,7 +20484,7 @@
             </w:pPr>
             <w:r>
               <w:rPr>
-                <w:rFonts w:ascii="Taipei Sans TC Beta" w:hAnsi="Taipei Sans TC Beta" w:eastAsia="Taipei Sans TC Beta"/>
+                <w:rFonts w:ascii="Microsoft JhengHei" w:hAnsi="Microsoft JhengHei" w:eastAsia="Microsoft JhengHei"/>
                 <w:b w:val="0"/>
                 <w:color w:val="22272B"/>
                 <w:sz w:val="17"/>
@@ -20417,7 +20510,7 @@
             </w:pPr>
             <w:r>
               <w:rPr>
-                <w:rFonts w:ascii="Taipei Sans TC Beta" w:hAnsi="Taipei Sans TC Beta" w:eastAsia="Taipei Sans TC Beta"/>
+                <w:rFonts w:ascii="Microsoft JhengHei" w:hAnsi="Microsoft JhengHei" w:eastAsia="Microsoft JhengHei"/>
                 <w:b w:val="0"/>
                 <w:color w:val="22272B"/>
                 <w:sz w:val="17"/>
@@ -20482,7 +20575,7 @@
             </w:pPr>
             <w:r>
               <w:rPr>
-                <w:rFonts w:ascii="Taipei Sans TC Beta" w:hAnsi="Taipei Sans TC Beta" w:eastAsia="Taipei Sans TC Beta"/>
+                <w:rFonts w:ascii="Microsoft JhengHei" w:hAnsi="Microsoft JhengHei" w:eastAsia="Microsoft JhengHei"/>
                 <w:b/>
                 <w:color w:val="FFFFFF"/>
                 <w:sz w:val="18"/>
@@ -20509,7 +20602,7 @@
             </w:pPr>
             <w:r>
               <w:rPr>
-                <w:rFonts w:ascii="Taipei Sans TC Beta" w:hAnsi="Taipei Sans TC Beta" w:eastAsia="Taipei Sans TC Beta"/>
+                <w:rFonts w:ascii="Microsoft JhengHei" w:hAnsi="Microsoft JhengHei" w:eastAsia="Microsoft JhengHei"/>
                 <w:b/>
                 <w:color w:val="FFFFFF"/>
                 <w:sz w:val="18"/>
@@ -20536,7 +20629,7 @@
             </w:pPr>
             <w:r>
               <w:rPr>
-                <w:rFonts w:ascii="Taipei Sans TC Beta" w:hAnsi="Taipei Sans TC Beta" w:eastAsia="Taipei Sans TC Beta"/>
+                <w:rFonts w:ascii="Microsoft JhengHei" w:hAnsi="Microsoft JhengHei" w:eastAsia="Microsoft JhengHei"/>
                 <w:b/>
                 <w:color w:val="FFFFFF"/>
                 <w:sz w:val="18"/>
@@ -20563,7 +20656,7 @@
             </w:pPr>
             <w:r>
               <w:rPr>
-                <w:rFonts w:ascii="Taipei Sans TC Beta" w:hAnsi="Taipei Sans TC Beta" w:eastAsia="Taipei Sans TC Beta"/>
+                <w:rFonts w:ascii="Microsoft JhengHei" w:hAnsi="Microsoft JhengHei" w:eastAsia="Microsoft JhengHei"/>
                 <w:b w:val="0"/>
                 <w:color w:val="22272B"/>
                 <w:sz w:val="17"/>
@@ -20588,7 +20681,7 @@
             </w:pPr>
             <w:r>
               <w:rPr>
-                <w:rFonts w:ascii="Taipei Sans TC Beta" w:hAnsi="Taipei Sans TC Beta" w:eastAsia="Taipei Sans TC Beta"/>
+                <w:rFonts w:ascii="Microsoft JhengHei" w:hAnsi="Microsoft JhengHei" w:eastAsia="Microsoft JhengHei"/>
                 <w:b w:val="0"/>
                 <w:color w:val="22272B"/>
                 <w:sz w:val="17"/>
@@ -20613,7 +20706,7 @@
             </w:pPr>
             <w:r>
               <w:rPr>
-                <w:rFonts w:ascii="Taipei Sans TC Beta" w:hAnsi="Taipei Sans TC Beta" w:eastAsia="Taipei Sans TC Beta"/>
+                <w:rFonts w:ascii="Microsoft JhengHei" w:hAnsi="Microsoft JhengHei" w:eastAsia="Microsoft JhengHei"/>
                 <w:b w:val="0"/>
                 <w:color w:val="22272B"/>
                 <w:sz w:val="17"/>
@@ -20641,7 +20734,7 @@
             </w:pPr>
             <w:r>
               <w:rPr>
-                <w:rFonts w:ascii="Taipei Sans TC Beta" w:hAnsi="Taipei Sans TC Beta" w:eastAsia="Taipei Sans TC Beta"/>
+                <w:rFonts w:ascii="Microsoft JhengHei" w:hAnsi="Microsoft JhengHei" w:eastAsia="Microsoft JhengHei"/>
                 <w:b w:val="0"/>
                 <w:color w:val="22272B"/>
                 <w:sz w:val="17"/>
@@ -20667,7 +20760,7 @@
             </w:pPr>
             <w:r>
               <w:rPr>
-                <w:rFonts w:ascii="Taipei Sans TC Beta" w:hAnsi="Taipei Sans TC Beta" w:eastAsia="Taipei Sans TC Beta"/>
+                <w:rFonts w:ascii="Microsoft JhengHei" w:hAnsi="Microsoft JhengHei" w:eastAsia="Microsoft JhengHei"/>
                 <w:b w:val="0"/>
                 <w:color w:val="22272B"/>
                 <w:sz w:val="17"/>
@@ -20693,7 +20786,7 @@
             </w:pPr>
             <w:r>
               <w:rPr>
-                <w:rFonts w:ascii="Taipei Sans TC Beta" w:hAnsi="Taipei Sans TC Beta" w:eastAsia="Taipei Sans TC Beta"/>
+                <w:rFonts w:ascii="Microsoft JhengHei" w:hAnsi="Microsoft JhengHei" w:eastAsia="Microsoft JhengHei"/>
                 <w:b w:val="0"/>
                 <w:color w:val="22272B"/>
                 <w:sz w:val="17"/>
@@ -20720,7 +20813,7 @@
             </w:pPr>
             <w:r>
               <w:rPr>
-                <w:rFonts w:ascii="Taipei Sans TC Beta" w:hAnsi="Taipei Sans TC Beta" w:eastAsia="Taipei Sans TC Beta"/>
+                <w:rFonts w:ascii="Microsoft JhengHei" w:hAnsi="Microsoft JhengHei" w:eastAsia="Microsoft JhengHei"/>
                 <w:b w:val="0"/>
                 <w:color w:val="22272B"/>
                 <w:sz w:val="17"/>
@@ -20745,7 +20838,7 @@
             </w:pPr>
             <w:r>
               <w:rPr>
-                <w:rFonts w:ascii="Taipei Sans TC Beta" w:hAnsi="Taipei Sans TC Beta" w:eastAsia="Taipei Sans TC Beta"/>
+                <w:rFonts w:ascii="Microsoft JhengHei" w:hAnsi="Microsoft JhengHei" w:eastAsia="Microsoft JhengHei"/>
                 <w:b w:val="0"/>
                 <w:color w:val="22272B"/>
                 <w:sz w:val="17"/>
@@ -20770,7 +20863,7 @@
             </w:pPr>
             <w:r>
               <w:rPr>
-                <w:rFonts w:ascii="Taipei Sans TC Beta" w:hAnsi="Taipei Sans TC Beta" w:eastAsia="Taipei Sans TC Beta"/>
+                <w:rFonts w:ascii="Microsoft JhengHei" w:hAnsi="Microsoft JhengHei" w:eastAsia="Microsoft JhengHei"/>
                 <w:b w:val="0"/>
                 <w:color w:val="22272B"/>
                 <w:sz w:val="17"/>
@@ -20798,7 +20891,7 @@
             </w:pPr>
             <w:r>
               <w:rPr>
-                <w:rFonts w:ascii="Taipei Sans TC Beta" w:hAnsi="Taipei Sans TC Beta" w:eastAsia="Taipei Sans TC Beta"/>
+                <w:rFonts w:ascii="Microsoft JhengHei" w:hAnsi="Microsoft JhengHei" w:eastAsia="Microsoft JhengHei"/>
                 <w:b w:val="0"/>
                 <w:color w:val="22272B"/>
                 <w:sz w:val="17"/>
@@ -20824,7 +20917,7 @@
             </w:pPr>
             <w:r>
               <w:rPr>
-                <w:rFonts w:ascii="Taipei Sans TC Beta" w:hAnsi="Taipei Sans TC Beta" w:eastAsia="Taipei Sans TC Beta"/>
+                <w:rFonts w:ascii="Microsoft JhengHei" w:hAnsi="Microsoft JhengHei" w:eastAsia="Microsoft JhengHei"/>
                 <w:b w:val="0"/>
                 <w:color w:val="22272B"/>
                 <w:sz w:val="17"/>
@@ -20850,7 +20943,7 @@
             </w:pPr>
             <w:r>
               <w:rPr>
-                <w:rFonts w:ascii="Taipei Sans TC Beta" w:hAnsi="Taipei Sans TC Beta" w:eastAsia="Taipei Sans TC Beta"/>
+                <w:rFonts w:ascii="Microsoft JhengHei" w:hAnsi="Microsoft JhengHei" w:eastAsia="Microsoft JhengHei"/>
                 <w:b w:val="0"/>
                 <w:color w:val="22272B"/>
                 <w:sz w:val="17"/>
@@ -20877,7 +20970,7 @@
             </w:pPr>
             <w:r>
               <w:rPr>
-                <w:rFonts w:ascii="Taipei Sans TC Beta" w:hAnsi="Taipei Sans TC Beta" w:eastAsia="Taipei Sans TC Beta"/>
+                <w:rFonts w:ascii="Microsoft JhengHei" w:hAnsi="Microsoft JhengHei" w:eastAsia="Microsoft JhengHei"/>
                 <w:b w:val="0"/>
                 <w:color w:val="22272B"/>
                 <w:sz w:val="17"/>
@@ -20902,7 +20995,7 @@
             </w:pPr>
             <w:r>
               <w:rPr>
-                <w:rFonts w:ascii="Taipei Sans TC Beta" w:hAnsi="Taipei Sans TC Beta" w:eastAsia="Taipei Sans TC Beta"/>
+                <w:rFonts w:ascii="Microsoft JhengHei" w:hAnsi="Microsoft JhengHei" w:eastAsia="Microsoft JhengHei"/>
                 <w:b w:val="0"/>
                 <w:color w:val="22272B"/>
                 <w:sz w:val="17"/>
@@ -20927,7 +21020,7 @@
             </w:pPr>
             <w:r>
               <w:rPr>
-                <w:rFonts w:ascii="Taipei Sans TC Beta" w:hAnsi="Taipei Sans TC Beta" w:eastAsia="Taipei Sans TC Beta"/>
+                <w:rFonts w:ascii="Microsoft JhengHei" w:hAnsi="Microsoft JhengHei" w:eastAsia="Microsoft JhengHei"/>
                 <w:b w:val="0"/>
                 <w:color w:val="22272B"/>
                 <w:sz w:val="17"/>
@@ -20955,7 +21048,7 @@
             </w:pPr>
             <w:r>
               <w:rPr>
-                <w:rFonts w:ascii="Taipei Sans TC Beta" w:hAnsi="Taipei Sans TC Beta" w:eastAsia="Taipei Sans TC Beta"/>
+                <w:rFonts w:ascii="Microsoft JhengHei" w:hAnsi="Microsoft JhengHei" w:eastAsia="Microsoft JhengHei"/>
                 <w:b w:val="0"/>
                 <w:color w:val="22272B"/>
                 <w:sz w:val="17"/>
@@ -20981,7 +21074,7 @@
             </w:pPr>
             <w:r>
               <w:rPr>
-                <w:rFonts w:ascii="Taipei Sans TC Beta" w:hAnsi="Taipei Sans TC Beta" w:eastAsia="Taipei Sans TC Beta"/>
+                <w:rFonts w:ascii="Microsoft JhengHei" w:hAnsi="Microsoft JhengHei" w:eastAsia="Microsoft JhengHei"/>
                 <w:b w:val="0"/>
                 <w:color w:val="22272B"/>
                 <w:sz w:val="17"/>
@@ -21007,7 +21100,7 @@
             </w:pPr>
             <w:r>
               <w:rPr>
-                <w:rFonts w:ascii="Taipei Sans TC Beta" w:hAnsi="Taipei Sans TC Beta" w:eastAsia="Taipei Sans TC Beta"/>
+                <w:rFonts w:ascii="Microsoft JhengHei" w:hAnsi="Microsoft JhengHei" w:eastAsia="Microsoft JhengHei"/>
                 <w:b w:val="0"/>
                 <w:color w:val="22272B"/>
                 <w:sz w:val="17"/>
